--- a/mps-nivel-c/oficial/04_registros/AASP_Gerenciador/AASP01_Grupos-Usuarios/VV-AASP01-001_Plano-de-VV.docx
+++ b/mps-nivel-c/oficial/04_registros/AASP_Gerenciador/AASP01_Grupos-Usuarios/VV-AASP01-001_Plano-de-VV.docx
@@ -450,7 +450,7 @@
                 <w:i w:val="0"/>
                 <w:sz w:val="20"/>
               </w:rPr>
-              <w:t>Abraão</w:t>
+              <w:t>Abraão Oliveira</w:t>
             </w:r>
           </w:p>
         </w:tc>
@@ -506,7 +506,7 @@
                 <w:i w:val="0"/>
                 <w:sz w:val="20"/>
               </w:rPr>
-              <w:t>VER / VAL — Verificacao e Validacao (evidencia de projeto)</w:t>
+              <w:t>VV — Verificacao e Validacao (evidencia de projeto)</w:t>
             </w:r>
           </w:p>
         </w:tc>
@@ -622,7 +622,7 @@
           <w:i w:val="0"/>
           <w:sz w:val="22"/>
         </w:rPr>
-        <w:t>Este plano e aplicado a todos os sprints do projeto (S1 a S4) e constitui evidencia obrigatoria dos processos VER e VAL do MPS-SW nivel C.</w:t>
+        <w:t>Este plano e aplicado a todos os sprints do projeto (S1 a S4) e constitui evidencia obrigatoria do processo VV do MPS-SW nivel C.</w:t>
       </w:r>
     </w:p>
     <w:p>
@@ -1055,7 +1055,7 @@
                 <w:i w:val="0"/>
                 <w:sz w:val="20"/>
               </w:rPr>
-              <w:t>Cezar Hiraki + Renan Kiyoshi (Timeware)</w:t>
+              <w:t>Cézar Velázquez + Renan Kioshi (Timeware)</w:t>
             </w:r>
           </w:p>
         </w:tc>
@@ -1213,7 +1213,7 @@
                 <w:i w:val="0"/>
                 <w:sz w:val="20"/>
               </w:rPr>
-              <w:t>Cezar Hiraki (Timeware)</w:t>
+              <w:t>Cézar Velázquez (Timeware)</w:t>
             </w:r>
           </w:p>
         </w:tc>
@@ -1371,7 +1371,7 @@
                 <w:i w:val="0"/>
                 <w:sz w:val="20"/>
               </w:rPr>
-              <w:t>Cezar Hiraki como revisor principal</w:t>
+              <w:t>Cézar Velázquez como revisor principal</w:t>
             </w:r>
           </w:p>
         </w:tc>
@@ -1449,7 +1449,7 @@
                 <w:i w:val="0"/>
                 <w:sz w:val="20"/>
               </w:rPr>
-              <w:t>PR aprovado formalmente por Cezar Hiraki (Tech Lead); todos os achados P1 e P2 resolvidos antes da aprovacao</w:t>
+              <w:t>PR aprovado formalmente por Cézar Velázquez (Tech Lead); todos os achados P1 e P2 resolvidos antes da aprovacao</w:t>
             </w:r>
           </w:p>
         </w:tc>
@@ -1529,7 +1529,7 @@
                 <w:i w:val="0"/>
                 <w:sz w:val="20"/>
               </w:rPr>
-              <w:t>Cezar Hiraki via Swagger UI / Postman</w:t>
+              <w:t>Cézar Velázquez via Swagger UI / Postman</w:t>
             </w:r>
           </w:p>
         </w:tc>
@@ -1687,7 +1687,7 @@
                 <w:i w:val="0"/>
                 <w:sz w:val="20"/>
               </w:rPr>
-              <w:t>Leonardo Francisco Pereira (AASP) + Cezar Hiraki (suporte)</w:t>
+              <w:t>Leonardo Francisco Pereira (AASP) + Cézar Velázquez (suporte)</w:t>
             </w:r>
           </w:p>
         </w:tc>
@@ -1739,7 +1739,7 @@
                 <w:i w:val="0"/>
                 <w:sz w:val="20"/>
               </w:rPr>
-              <w:t>Ambiente de homologacao disponivel; roteiros de teste aprovados por Henry; build deployado em homolag.</w:t>
+              <w:t>Ambiente de homologacao disponivel; roteiros de teste aprovados em conjunto (Abraão Oliveira e Leonardo Francisco Pereira); build deployado em homologacao.</w:t>
             </w:r>
           </w:p>
         </w:tc>
@@ -2123,7 +2123,7 @@
                 <w:i w:val="0"/>
                 <w:sz w:val="20"/>
               </w:rPr>
-              <w:t>REQ RNF-02 (REQ-AASP01-001)</w:t>
+              <w:t>REQ RNF-05 (REQ-AASP01-001)</w:t>
             </w:r>
           </w:p>
         </w:tc>
@@ -2900,7 +2900,7 @@
                 <w:i w:val="0"/>
                 <w:sz w:val="20"/>
               </w:rPr>
-              <w:t>Renan Kiyoshi, Henry Komatsu e Mateus Veloso + Leonardo Francisco Pereira + Marcos Turnes</w:t>
+              <w:t>Renan Kioshi, Henry Komatsu e Mateus Veloso + Leonardo Francisco Pereira + Marcos Turnes</w:t>
             </w:r>
           </w:p>
         </w:tc>
@@ -3031,7 +3031,7 @@
                 <w:i w:val="0"/>
                 <w:sz w:val="20"/>
               </w:rPr>
-              <w:t>Renan Kiyoshi, Henry Komatsu e Mateus Veloso + Leonardo Francisco Pereira + Marcos Turnes</w:t>
+              <w:t>Renan Kioshi, Henry Komatsu e Mateus Veloso + Leonardo Francisco Pereira + Marcos Turnes</w:t>
             </w:r>
           </w:p>
         </w:tc>
@@ -3165,7 +3165,7 @@
                 <w:i w:val="0"/>
                 <w:sz w:val="20"/>
               </w:rPr>
-              <w:t>Renan Kiyoshi, Henry Komatsu e Mateus Veloso + Leonardo Francisco Pereira</w:t>
+              <w:t>Renan Kioshi, Henry Komatsu e Mateus Veloso + Leonardo Francisco Pereira</w:t>
             </w:r>
           </w:p>
         </w:tc>
@@ -3296,7 +3296,7 @@
                 <w:i w:val="0"/>
                 <w:sz w:val="20"/>
               </w:rPr>
-              <w:t>Cezar Hiraki + Leonardo Francisco Pereira + Marcos Turnes</w:t>
+              <w:t>Cézar Velázquez + Leonardo Francisco Pereira + Marcos Turnes</w:t>
             </w:r>
           </w:p>
         </w:tc>
@@ -3467,7 +3467,7 @@
           <w:i w:val="0"/>
           <w:sz w:val="22"/>
         </w:rPr>
-        <w:t>Code review aprovado por Cezar Hiraki (Tech Lead); achados P1 e P2 resolvidos</w:t>
+        <w:t>Code review aprovado por Cézar Velázquez (Tech Lead); achados P1 e P2 resolvidos</w:t>
       </w:r>
     </w:p>
     <w:p>
@@ -4171,7 +4171,7 @@
           <w:i w:val="0"/>
           <w:sz w:val="22"/>
         </w:rPr>
-        <w:t>Cezar Hiraki verifica a correcao antes de re-aprovar o PR ou liberar para novo ciclo de UAT</w:t>
+        <w:t>Cézar Velázquez verifica a correcao antes de re-aprovar o PR ou liberar para novo ciclo de UAT</w:t>
       </w:r>
     </w:p>
     <w:p>
@@ -4477,7 +4477,7 @@
                 <w:i w:val="0"/>
                 <w:sz w:val="20"/>
               </w:rPr>
-              <w:t>REV-S1-01</w:t>
+              <w:t>RV-001-01</w:t>
             </w:r>
           </w:p>
         </w:tc>
@@ -4555,7 +4555,7 @@
                 <w:i w:val="0"/>
                 <w:sz w:val="20"/>
               </w:rPr>
-              <w:t>A apurar — conforme REV-AASP01-001</w:t>
+              <w:t>Validacao de nome duplicado ausente no POST /grupos (retornava excecao do banco em vez de HTTP 409)</w:t>
             </w:r>
           </w:p>
         </w:tc>
@@ -4662,7 +4662,7 @@
                 <w:i w:val="0"/>
                 <w:sz w:val="20"/>
               </w:rPr>
-              <w:t>REV-S1-02</w:t>
+              <w:t>RV-001-02</w:t>
             </w:r>
           </w:p>
         </w:tc>
@@ -4712,7 +4712,7 @@
                 <w:i w:val="0"/>
                 <w:sz w:val="20"/>
               </w:rPr>
-              <w:t>P2</w:t>
+              <w:t>P3</w:t>
             </w:r>
           </w:p>
         </w:tc>
@@ -4737,7 +4737,7 @@
                 <w:i w:val="0"/>
                 <w:sz w:val="20"/>
               </w:rPr>
-              <w:t>A apurar — conforme REV-AASP01-001</w:t>
+              <w:t>GET /grupos/{id} retornava HTTP 500 em vez de HTTP 404 para id inexistente</w:t>
             </w:r>
           </w:p>
         </w:tc>
@@ -4844,7 +4844,7 @@
                 <w:i w:val="0"/>
                 <w:sz w:val="20"/>
               </w:rPr>
-              <w:t>REV-S1-03</w:t>
+              <w:t>RV-002-01</w:t>
             </w:r>
           </w:p>
         </w:tc>
@@ -4922,7 +4922,7 @@
                 <w:i w:val="0"/>
                 <w:sz w:val="20"/>
               </w:rPr>
-              <w:t>A apurar — conforme REV-AASP01-001</w:t>
+              <w:t>Enum de permissao validado apenas no banco; valores invalidos lancavam excecao SQL em vez de HTTP 400</w:t>
             </w:r>
           </w:p>
         </w:tc>
@@ -5029,7 +5029,7 @@
                 <w:i w:val="0"/>
                 <w:sz w:val="20"/>
               </w:rPr>
-              <w:t>REV-S1-04</w:t>
+              <w:t>RV-003-01</w:t>
             </w:r>
           </w:p>
         </w:tc>
@@ -5079,7 +5079,7 @@
                 <w:i w:val="0"/>
                 <w:sz w:val="20"/>
               </w:rPr>
-              <w:t>P3</w:t>
+              <w:t>P2</w:t>
             </w:r>
           </w:p>
         </w:tc>
@@ -5104,7 +5104,7 @@
                 <w:i w:val="0"/>
                 <w:sz w:val="20"/>
               </w:rPr>
-              <w:t>A apurar — conforme REV-AASP01-001</w:t>
+              <w:t>Falta de validacao de usuario ativo antes de vincular (permitia vincular usuario inativo)</w:t>
             </w:r>
           </w:p>
         </w:tc>
@@ -5211,7 +5211,7 @@
                 <w:i w:val="0"/>
                 <w:sz w:val="20"/>
               </w:rPr>
-              <w:t>REV-S1-05</w:t>
+              <w:t>RV-003-02</w:t>
             </w:r>
           </w:p>
         </w:tc>
@@ -5289,7 +5289,7 @@
                 <w:i w:val="0"/>
                 <w:sz w:val="20"/>
               </w:rPr>
-              <w:t>A apurar — conforme REV-AASP01-001</w:t>
+              <w:t>DELETE de vinculo nao retornava HTTP 404 amigavel quando o vinculo nao existia</w:t>
             </w:r>
           </w:p>
         </w:tc>
@@ -5566,7 +5566,7 @@
                 <w:i w:val="0"/>
                 <w:sz w:val="20"/>
               </w:rPr>
-              <w:t>Cezar Hiraki</w:t>
+              <w:t>Cézar Velázquez</w:t>
             </w:r>
           </w:p>
         </w:tc>
@@ -5646,7 +5646,7 @@
                 <w:i w:val="0"/>
                 <w:sz w:val="20"/>
               </w:rPr>
-              <w:t>Cezar Hiraki</w:t>
+              <w:t>Cézar Velázquez</w:t>
             </w:r>
           </w:p>
         </w:tc>
@@ -5729,7 +5729,7 @@
                 <w:i w:val="0"/>
                 <w:sz w:val="20"/>
               </w:rPr>
-              <w:t>Cezar Hiraki</w:t>
+              <w:t>Cézar Velázquez</w:t>
             </w:r>
           </w:p>
         </w:tc>
@@ -5809,7 +5809,7 @@
                 <w:i w:val="0"/>
                 <w:sz w:val="20"/>
               </w:rPr>
-              <w:t>Cezar Hiraki (configuracao do pipeline)</w:t>
+              <w:t>Cézar Velázquez (configuracao do pipeline)</w:t>
             </w:r>
           </w:p>
         </w:tc>
@@ -5892,7 +5892,7 @@
                 <w:i w:val="0"/>
                 <w:sz w:val="20"/>
               </w:rPr>
-              <w:t>Renan Kiyoshi, Henry Komatsu e Mateus Veloso</w:t>
+              <w:t>Renan Kioshi, Henry Komatsu e Mateus Veloso</w:t>
             </w:r>
           </w:p>
         </w:tc>
@@ -6200,7 +6200,7 @@
                 <w:i w:val="0"/>
                 <w:sz w:val="20"/>
               </w:rPr>
-              <w:t>Abraão</w:t>
+              <w:t>Abraão Oliveira</w:t>
             </w:r>
           </w:p>
         </w:tc>

--- a/mps-nivel-c/oficial/04_registros/AASP_Gerenciador/AASP01_Grupos-Usuarios/VV-AASP01-001_Plano-de-VV.docx
+++ b/mps-nivel-c/oficial/04_registros/AASP_Gerenciador/AASP01_Grupos-Usuarios/VV-AASP01-001_Plano-de-VV.docx
@@ -21,7 +21,7 @@
           <w:color w:val="003366"/>
           <w:sz w:val="36"/>
         </w:rPr>
-        <w:t>PLANO DE VERIFICACAO E VALIDACAO — AASP GERENCIADOR · GRUPOS DE USUARIOS</w:t>
+        <w:t>PLANO DE VERIFICAÇÃO E VALIDAÇÃO — AASP GERENCIADOR · GRUPOS DE USUÁRIOS</w:t>
       </w:r>
     </w:p>
     <w:p>
@@ -226,7 +226,7 @@
                 <w:i w:val="0"/>
                 <w:sz w:val="20"/>
               </w:rPr>
-              <w:t>Grupos de Usuarios — AASP Gerenciador</w:t>
+              <w:t>Grupos de Usuários — AASP Gerenciador</w:t>
             </w:r>
           </w:p>
         </w:tc>
@@ -282,7 +282,7 @@
                 <w:i w:val="0"/>
                 <w:sz w:val="20"/>
               </w:rPr>
-              <w:t>AASP — Associacao dos Advogados de Sao Paulo</w:t>
+              <w:t>AASP — Associação dos Advogados de São Paulo</w:t>
             </w:r>
           </w:p>
         </w:tc>
@@ -313,7 +313,7 @@
                 <w:i w:val="0"/>
                 <w:sz w:val="20"/>
               </w:rPr>
-              <w:t>Versao</w:t>
+              <w:t>Versão</w:t>
             </w:r>
           </w:p>
         </w:tc>
@@ -506,7 +506,7 @@
                 <w:i w:val="0"/>
                 <w:sz w:val="20"/>
               </w:rPr>
-              <w:t>VV — Verificacao e Validacao (evidencia de projeto)</w:t>
+              <w:t>VV — Verificação e Validação (evidência de projeto)</w:t>
             </w:r>
           </w:p>
         </w:tc>
@@ -541,7 +541,7 @@
           <w:i w:val="0"/>
           <w:sz w:val="22"/>
         </w:rPr>
-        <w:t xml:space="preserve">Definir a estrategia e as atividades de Verificacao e Validacao (V&amp;V) do microservico </w:t>
+        <w:t xml:space="preserve">Definir a estratégia e as atividades de Verificação e Validação (V&amp;V) do microserviço </w:t>
       </w:r>
       <w:r>
         <w:rPr>
@@ -575,7 +575,7 @@
           <w:i w:val="0"/>
           <w:sz w:val="22"/>
         </w:rPr>
-        <w:t>Verificacao</w:t>
+        <w:t>Verificação</w:t>
       </w:r>
       <w:r>
         <w:rPr>
@@ -584,7 +584,7 @@
           <w:i w:val="0"/>
           <w:sz w:val="22"/>
         </w:rPr>
-        <w:t>: atende aos requisitos especificados nos documentos REQ-AASP01-001 e PCP-AASP01-001 (design tecnico)</w:t>
+        <w:t>: atende aos requisitos especificados nos documentos REQ-AASP01-001 e PCP-AASP01-001 (design técnico)</w:t>
       </w:r>
     </w:p>
     <w:p>
@@ -599,7 +599,7 @@
           <w:i w:val="0"/>
           <w:sz w:val="22"/>
         </w:rPr>
-        <w:t>Validacao</w:t>
+        <w:t>Validação</w:t>
       </w:r>
       <w:r>
         <w:rPr>
@@ -608,7 +608,7 @@
           <w:i w:val="0"/>
           <w:sz w:val="22"/>
         </w:rPr>
-        <w:t>: atende as necessidades reais do negocio AASP, conforme acordado com o Product Owner Marcos Turnes e validado por Leonardo Francisco Pereira</w:t>
+        <w:t>: atende as necessidades reais do negócio AASP, conforme acordado com o Product Owner Marcos Turnes e validado por Leonardo Francisco Pereira</w:t>
       </w:r>
     </w:p>
     <w:p>
@@ -622,7 +622,7 @@
           <w:i w:val="0"/>
           <w:sz w:val="22"/>
         </w:rPr>
-        <w:t>Este plano e aplicado a todos os sprints do projeto (S1 a S4) e constitui evidencia obrigatoria do processo VV do MPS-SW nivel C.</w:t>
+        <w:t>Este plano e aplicado a todos os sprints do projeto (S1 a S4) e constitui evidência obrigatória do processo VV do MPS-SW nível C.</w:t>
       </w:r>
     </w:p>
     <w:p>
@@ -664,7 +664,7 @@
           <w:i w:val="0"/>
           <w:sz w:val="22"/>
         </w:rPr>
-        <w:t>Testes unitarios realizados durante o desenvolvimento (nivel de metodo e classe)</w:t>
+        <w:t>Testes unitários realizados durante o desenvolvimento (nível de método e classe)</w:t>
       </w:r>
     </w:p>
     <w:p>
@@ -679,7 +679,7 @@
           <w:i w:val="0"/>
           <w:sz w:val="22"/>
         </w:rPr>
-        <w:t xml:space="preserve">Testes de integracao com banco de dados e com o microservico </w:t>
+        <w:t xml:space="preserve">Testes de integração com banco de dados e com o microserviço </w:t>
       </w:r>
       <w:r>
         <w:rPr>
@@ -704,7 +704,7 @@
           <w:i w:val="0"/>
           <w:sz w:val="22"/>
         </w:rPr>
-        <w:t>Code review tecnico (peer review) em Pull Requests no Azure DevOps</w:t>
+        <w:t>Code review técnico (peer review) em Pull Requests no Azure DevOps</w:t>
       </w:r>
     </w:p>
     <w:p>
@@ -734,7 +734,7 @@
           <w:i w:val="0"/>
           <w:sz w:val="22"/>
         </w:rPr>
-        <w:t>Testes de homologacao (UAT) executados por Leonardo Francisco Pereira em ambiente AASP</w:t>
+        <w:t>Testes de homologação (UAT) executados por Leonardo Francisco Pereira em ambiente AASP</w:t>
       </w:r>
     </w:p>
     <w:p>
@@ -776,7 +776,7 @@
         </w:pBdr>
       </w:pPr>
       <w:r>
-        <w:t>3. Estrategia de Verificacao e Validacao</w:t>
+        <w:t>3. Estratégia de Verificação e Validação</w:t>
       </w:r>
     </w:p>
     <w:p>
@@ -786,7 +786,7 @@
         <w:keepLines/>
       </w:pPr>
       <w:r>
-        <w:t>3.1 Niveis de Teste</w:t>
+        <w:t>3.1 Níveis de Teste</w:t>
       </w:r>
     </w:p>
     <w:tbl>
@@ -837,7 +837,7 @@
                 <w:color w:val="FFFFFF"/>
                 <w:sz w:val="20"/>
               </w:rPr>
-              <w:t>Nivel</w:t>
+              <w:t>Nível</w:t>
             </w:r>
           </w:p>
         </w:tc>
@@ -891,7 +891,7 @@
                 <w:color w:val="FFFFFF"/>
                 <w:sz w:val="20"/>
               </w:rPr>
-              <w:t>Responsavel</w:t>
+              <w:t>Responsável</w:t>
             </w:r>
           </w:p>
         </w:tc>
@@ -945,7 +945,7 @@
                 <w:color w:val="FFFFFF"/>
                 <w:sz w:val="20"/>
               </w:rPr>
-              <w:t>Criterio de Entrada</w:t>
+              <w:t>Critério de Entrada</w:t>
             </w:r>
           </w:p>
         </w:tc>
@@ -972,7 +972,7 @@
                 <w:color w:val="FFFFFF"/>
                 <w:sz w:val="20"/>
               </w:rPr>
-              <w:t>Criterio de Saida</w:t>
+              <w:t>Critério de Saída</w:t>
             </w:r>
           </w:p>
         </w:tc>
@@ -1029,7 +1029,7 @@
                 <w:i w:val="0"/>
                 <w:sz w:val="20"/>
               </w:rPr>
-              <w:t>Testes Unitarios</w:t>
+              <w:t>Testes Unitários</w:t>
             </w:r>
           </w:p>
         </w:tc>
@@ -1133,7 +1133,7 @@
                 <w:i w:val="0"/>
                 <w:sz w:val="20"/>
               </w:rPr>
-              <w:t>Cobertura &gt;= 80% nas camadas de servico (GruposService, PermissoesService) e repositorio (GruposRepository); todos os testes passando sem falha</w:t>
+              <w:t>Cobertura &gt;= 80% nas camadas de serviço (GruposService, PermissoesService) e repositório (GruposRepository); todos os testes passando sem falha</w:t>
             </w:r>
           </w:p>
         </w:tc>
@@ -1188,7 +1188,7 @@
                 <w:i w:val="0"/>
                 <w:sz w:val="20"/>
               </w:rPr>
-              <w:t>Testes de Integracao</w:t>
+              <w:t>Testes de Integração</w:t>
             </w:r>
           </w:p>
         </w:tc>
@@ -1263,7 +1263,7 @@
                 <w:i w:val="0"/>
                 <w:sz w:val="20"/>
               </w:rPr>
-              <w:t>Testes unitarios passando; banco de teste configurado</w:t>
+              <w:t>Testes unitários passando; banco de teste configurado</w:t>
             </w:r>
           </w:p>
         </w:tc>
@@ -1288,7 +1288,7 @@
                 <w:i w:val="0"/>
                 <w:sz w:val="20"/>
               </w:rPr>
-              <w:t>Todos os fluxos criticos (CRUD de grupos, associacao de permissoes, vinculo usuario-grupo, integracao com ms.temis.vinculos) executados sem falha</w:t>
+              <w:t>Todos os fluxos críticos (CRUD de grupos, associação de permissões, vínculo usuário-grupo, integração com ms.temis.vinculos) executados sem falha</w:t>
             </w:r>
           </w:p>
         </w:tc>
@@ -1397,7 +1397,7 @@
                 <w:i w:val="0"/>
                 <w:sz w:val="20"/>
               </w:rPr>
-              <w:t>Azure DevOps Pull Requests + checklist de revisao</w:t>
+              <w:t>Azure DevOps Pull Requests + checklist de revisão</w:t>
             </w:r>
           </w:p>
         </w:tc>
@@ -1423,7 +1423,7 @@
                 <w:i w:val="0"/>
                 <w:sz w:val="20"/>
               </w:rPr>
-              <w:t>PR aberto; pipeline CI verde (build + testes unitarios passando)</w:t>
+              <w:t>PR aberto; pipeline CI verde (build + testes unitários passando)</w:t>
             </w:r>
           </w:p>
         </w:tc>
@@ -1449,7 +1449,7 @@
                 <w:i w:val="0"/>
                 <w:sz w:val="20"/>
               </w:rPr>
-              <w:t>PR aprovado formalmente por Cézar Velázquez (Tech Lead); todos os achados P1 e P2 resolvidos antes da aprovacao</w:t>
+              <w:t>PR aprovado formalmente por Cézar Velázquez (Tech Lead); todos os achados P1 e P2 resolvidos antes da aprovação</w:t>
             </w:r>
           </w:p>
         </w:tc>
@@ -1604,7 +1604,7 @@
                 <w:i w:val="0"/>
                 <w:sz w:val="20"/>
               </w:rPr>
-              <w:t>Todos os endpoints respondem com status HTTP correto; payloads de resposta conformes ao contrato de API; autenticacao JWT funcionando</w:t>
+              <w:t>Todos os endpoints respondem com status HTTP correto; payloads de resposta conformes ao contrato de API; autenticação JWT funcionando</w:t>
             </w:r>
           </w:p>
         </w:tc>
@@ -1661,7 +1661,7 @@
                 <w:i w:val="0"/>
                 <w:sz w:val="20"/>
               </w:rPr>
-              <w:t>Testes de Homologacao (UAT)</w:t>
+              <w:t>Testes de Homologação (UAT)</w:t>
             </w:r>
           </w:p>
         </w:tc>
@@ -1713,7 +1713,7 @@
                 <w:i w:val="0"/>
                 <w:sz w:val="20"/>
               </w:rPr>
-              <w:t>Roteiros CTQ-AASP01-001 + ambiente de homologacao AASP</w:t>
+              <w:t>Roteiros CTQ-AASP01-001 + ambiente de homologação AASP</w:t>
             </w:r>
           </w:p>
         </w:tc>
@@ -1739,7 +1739,7 @@
                 <w:i w:val="0"/>
                 <w:sz w:val="20"/>
               </w:rPr>
-              <w:t>Ambiente de homologacao disponivel; roteiros de teste aprovados em conjunto (Abraão Oliveira e Leonardo Francisco Pereira); build deployado em homologacao.</w:t>
+              <w:t>Ambiente de homologação disponível; roteiros de teste aprovados em conjunto (Abraão Oliveira e Leonardo Francisco Pereira); build deployado em homologação.</w:t>
             </w:r>
           </w:p>
         </w:tc>
@@ -1765,7 +1765,7 @@
                 <w:i w:val="0"/>
                 <w:sz w:val="20"/>
               </w:rPr>
-              <w:t>&gt;= 95% dos cenarios criticos aprovados; todos os cenarios P1 (criticos) aprovados sem ressalvas</w:t>
+              <w:t>&gt;= 95% dos cenários críticos aprovados; todos os cenários P1 (críticos) aprovados sem ressalvas</w:t>
             </w:r>
           </w:p>
         </w:tc>
@@ -1895,7 +1895,7 @@
                 <w:i w:val="0"/>
                 <w:sz w:val="20"/>
               </w:rPr>
-              <w:t>Testes de homologacao com &gt;= 95% aprovacao; relatorio de execucao emitido</w:t>
+              <w:t>Testes de homologação com &gt;= 95% aprovação; relatório de execução emitido</w:t>
             </w:r>
           </w:p>
         </w:tc>
@@ -1920,7 +1920,7 @@
                 <w:i w:val="0"/>
                 <w:sz w:val="20"/>
               </w:rPr>
-              <w:t>Aceite formal registrado em ata e assinado por Marcos Turnes; versao do entregavel congelada no repositorio</w:t>
+              <w:t>Aceite formal registrado em ata e assinado por Marcos Turnes; versão do entregável congelada no repositório</w:t>
             </w:r>
           </w:p>
         </w:tc>
@@ -1938,7 +1938,7 @@
         <w:keepLines/>
       </w:pPr>
       <w:r>
-        <w:t>3.2 Criterios de Qualidade do Projeto</w:t>
+        <w:t>3.2 Critérios de Qualidade do Projeto</w:t>
       </w:r>
     </w:p>
     <w:tbl>
@@ -1986,7 +1986,7 @@
                 <w:color w:val="FFFFFF"/>
                 <w:sz w:val="20"/>
               </w:rPr>
-              <w:t>Criterio</w:t>
+              <w:t>Critério</w:t>
             </w:r>
           </w:p>
         </w:tc>
@@ -2040,7 +2040,7 @@
                 <w:color w:val="FFFFFF"/>
                 <w:sz w:val="20"/>
               </w:rPr>
-              <w:t>Referencia</w:t>
+              <w:t>Referência</w:t>
             </w:r>
           </w:p>
         </w:tc>
@@ -2071,7 +2071,7 @@
                 <w:i w:val="0"/>
                 <w:sz w:val="20"/>
               </w:rPr>
-              <w:t>Cobertura de testes unitarios</w:t>
+              <w:t>Cobertura de testes unitários</w:t>
             </w:r>
           </w:p>
         </w:tc>
@@ -2097,7 +2097,7 @@
                 <w:i w:val="0"/>
                 <w:sz w:val="20"/>
               </w:rPr>
-              <w:t>&gt;= 80% nas camadas de servico e repositorio</w:t>
+              <w:t>&gt;= 80% nas camadas de serviço e repositório</w:t>
             </w:r>
           </w:p>
         </w:tc>
@@ -2153,7 +2153,7 @@
                 <w:i w:val="0"/>
                 <w:sz w:val="20"/>
               </w:rPr>
-              <w:t>Cenarios de homologacao aprovados (criticos)</w:t>
+              <w:t>Cenários de homologação aprovados (críticos)</w:t>
             </w:r>
           </w:p>
         </w:tc>
@@ -2178,7 +2178,7 @@
                 <w:i w:val="0"/>
                 <w:sz w:val="20"/>
               </w:rPr>
-              <w:t>100% dos cenarios P1 aprovados; &gt;= 95% do total</w:t>
+              <w:t>100% dos cenários P1 aprovados; &gt;= 95% do total</w:t>
             </w:r>
           </w:p>
         </w:tc>
@@ -2234,7 +2234,7 @@
                 <w:i w:val="0"/>
                 <w:sz w:val="20"/>
               </w:rPr>
-              <w:t>Defeitos criticos (P1) em producao ou homologacao</w:t>
+              <w:t>Defeitos críticos (P1) em produção ou homologação</w:t>
             </w:r>
           </w:p>
         </w:tc>
@@ -2316,7 +2316,7 @@
                 <w:i w:val="0"/>
                 <w:sz w:val="20"/>
               </w:rPr>
-              <w:t>Defeitos P2 em homologacao</w:t>
+              <w:t>Defeitos P2 em homologação</w:t>
             </w:r>
           </w:p>
         </w:tc>
@@ -2341,7 +2341,7 @@
                 <w:i w:val="0"/>
                 <w:sz w:val="20"/>
               </w:rPr>
-              <w:t>0 nao resolvidos antes do aceite</w:t>
+              <w:t>0 não resolvidos antes do aceite</w:t>
             </w:r>
           </w:p>
         </w:tc>
@@ -2764,7 +2764,7 @@
                 <w:color w:val="FFFFFF"/>
                 <w:sz w:val="20"/>
               </w:rPr>
-              <w:t>Responsavel</w:t>
+              <w:t>Responsável</w:t>
             </w:r>
           </w:p>
         </w:tc>
@@ -2848,7 +2848,7 @@
                 <w:i w:val="0"/>
                 <w:sz w:val="20"/>
               </w:rPr>
-              <w:t>AG-20: CRUD base de grupos; AG-21: controle de permissoes RBAC; AG-22: vinculacao usuario-grupo</w:t>
+              <w:t>AG-20: CRUD base de grupos; AG-21: controle de permissões RBAC; AG-22: vinculação usuário-grupo</w:t>
             </w:r>
           </w:p>
         </w:tc>
@@ -2874,7 +2874,7 @@
                 <w:i w:val="0"/>
                 <w:sz w:val="20"/>
               </w:rPr>
-              <w:t>Testes unitarios AG-20, AG-21, AG-22 (meta &gt;= 80% cobertura); code review PRs #11, #12, #13, #14, #15; testes de sistema via Swagger (GET, POST, PUT, DELETE /grupos e endpoints de permissoes e vinculos); UAT Leonardo Francisco Pereira (10 cenarios CTQ); aceite formal Marcos Turnes</w:t>
+              <w:t>Testes unitários AG-20, AG-21, AG-22 (meta &gt;= 80% cobertura); code review PRs #11, #12, #13, #14, #15; testes de sistema via Swagger (GET, POST, PUT, DELETE /grupos e endpoints de permissões e vínculos); UAT Leonardo Francisco Pereira (10 cenários CTQ); aceite formal Marcos Turnes</w:t>
             </w:r>
           </w:p>
         </w:tc>
@@ -2981,7 +2981,7 @@
                 <w:i w:val="0"/>
                 <w:sz w:val="20"/>
               </w:rPr>
-              <w:t>AG-23: auditoria de acoes; AG-24: integracao com ms.temis.vinculos</w:t>
+              <w:t>AG-23: auditoria de acoes; AG-24: integração com ms.temis.vinculos</w:t>
             </w:r>
           </w:p>
         </w:tc>
@@ -3006,7 +3006,7 @@
                 <w:i w:val="0"/>
                 <w:sz w:val="20"/>
               </w:rPr>
-              <w:t>Testes unitarios AG-23, AG-24; testes de integracao ms.temis.vinculos (mock + real); code review PRs #16, #17 (previstos); testes de sistema em ambiente dev; UAT Leonardo Francisco Pereira; aceite formal Marcos Turnes</w:t>
+              <w:t>Testes unitários AG-23, AG-24; testes de integração ms.temis.vinculos (mock + real); code review PRs #16, #17 (previstos); testes de sistema em ambiente dev; UAT Leonardo Francisco Pereira; aceite formal Marcos Turnes</w:t>
             </w:r>
           </w:p>
         </w:tc>
@@ -3113,7 +3113,7 @@
                 <w:i w:val="0"/>
                 <w:sz w:val="20"/>
               </w:rPr>
-              <w:t>AG-25: relatorios e listagens avancadas</w:t>
+              <w:t>AG-25: relatórios e listagens avançadas</w:t>
             </w:r>
           </w:p>
         </w:tc>
@@ -3139,7 +3139,7 @@
                 <w:i w:val="0"/>
                 <w:sz w:val="20"/>
               </w:rPr>
-              <w:t>Testes unitarios AG-25; testes de sistema (Swagger + Postman); UAT completo (Leonardo Francisco Pereira) com roteiros de regressao de AG-20 a AG-25; preparacao para aceite final</w:t>
+              <w:t>Testes unitários AG-25; testes de sistema (Swagger + Postman); UAT completo (Leonardo Francisco Pereira) com roteiros de regressão de AG-20 a AG-25; preparação para aceite final</w:t>
             </w:r>
           </w:p>
         </w:tc>
@@ -3246,7 +3246,7 @@
                 <w:i w:val="0"/>
                 <w:sz w:val="20"/>
               </w:rPr>
-              <w:t>Encerramento, estabilizacao, documentacao final</w:t>
+              <w:t>Encerramento, estabilização, documentação final</w:t>
             </w:r>
           </w:p>
         </w:tc>
@@ -3271,7 +3271,7 @@
                 <w:i w:val="0"/>
                 <w:sz w:val="20"/>
               </w:rPr>
-              <w:t>Homologacao final completa; regressao completa de todos os endpoints (AG-20 a AG-25); correcao de eventuais defeitos remanescentes; aceite formal de encerramento</w:t>
+              <w:t>Homologação final completa; regressão completa de todos os endpoints (AG-20 a AG-25); correção de eventuais defeitos remanescentes; aceite formal de encerramento</w:t>
             </w:r>
           </w:p>
         </w:tc>
@@ -3342,7 +3342,7 @@
         </w:pBdr>
       </w:pPr>
       <w:r>
-        <w:t>5. Criterios de Entrada e Saida por Sprint</w:t>
+        <w:t>5. Critérios de Entrada e Saída por Sprint</w:t>
       </w:r>
     </w:p>
     <w:p>
@@ -3352,7 +3352,7 @@
         <w:keepLines/>
       </w:pPr>
       <w:r>
-        <w:t>Criterios de Entrada (para inicio das atividades de V&amp;V da sprint)</w:t>
+        <w:t>Critérios de Entrada (para início das atividades de V&amp;V da sprint)</w:t>
       </w:r>
     </w:p>
     <w:p>
@@ -3382,7 +3382,7 @@
           <w:i w:val="0"/>
           <w:sz w:val="22"/>
         </w:rPr>
-        <w:t>Pipeline CI verde: build sem erros + todos os testes unitarios passando</w:t>
+        <w:t>Pipeline CI verde: build sem erros + todos os testes unitários passando</w:t>
       </w:r>
     </w:p>
     <w:p>
@@ -3397,7 +3397,7 @@
           <w:i w:val="0"/>
           <w:sz w:val="22"/>
         </w:rPr>
-        <w:t>Pull Request aberto no Azure DevOps com descricao das mudancas</w:t>
+        <w:t>Pull Request aberto no Azure DevOps com descrição das mudanças</w:t>
       </w:r>
     </w:p>
     <w:p>
@@ -3412,7 +3412,7 @@
           <w:i w:val="0"/>
           <w:sz w:val="22"/>
         </w:rPr>
-        <w:t>Scripts de migration (quando aplicavel) validados em banco local</w:t>
+        <w:t>Scripts de migration (quando aplicável) validados em banco local</w:t>
       </w:r>
     </w:p>
     <w:p>
@@ -3422,7 +3422,7 @@
         <w:keepLines/>
       </w:pPr>
       <w:r>
-        <w:t>Criterios de Saida (para encerramento e aceite da sprint)</w:t>
+        <w:t>Critérios de Saída (para encerramento e aceite da sprint)</w:t>
       </w:r>
     </w:p>
     <w:p>
@@ -3437,7 +3437,7 @@
           <w:i w:val="0"/>
           <w:sz w:val="22"/>
         </w:rPr>
-        <w:t>Todos os testes unitarios passando; cobertura &gt;= 80%</w:t>
+        <w:t>Todos os testes unitários passando; cobertura &gt;= 80%</w:t>
       </w:r>
     </w:p>
     <w:p>
@@ -3452,7 +3452,7 @@
           <w:i w:val="0"/>
           <w:sz w:val="22"/>
         </w:rPr>
-        <w:t>Todos os testes de integracao passando sem falha</w:t>
+        <w:t>Todos os testes de integração passando sem falha</w:t>
       </w:r>
     </w:p>
     <w:p>
@@ -3497,7 +3497,7 @@
           <w:i w:val="0"/>
           <w:sz w:val="22"/>
         </w:rPr>
-        <w:t>UAT executado por Leonardo Francisco Pereira com &gt;= 95% de aprovacao (100% dos cenarios P1)</w:t>
+        <w:t>UAT executado por Leonardo Francisco Pereira com &gt;= 95% de aprovação (100% dos cenários P1)</w:t>
       </w:r>
     </w:p>
     <w:p>
@@ -3535,7 +3535,7 @@
         <w:keepLines/>
       </w:pPr>
       <w:r>
-        <w:t>6.1 Classificacao de Severidade</w:t>
+        <w:t>6.1 Classificação de Severidade</w:t>
       </w:r>
     </w:p>
     <w:tbl>
@@ -3611,7 +3611,7 @@
                 <w:color w:val="FFFFFF"/>
                 <w:sz w:val="20"/>
               </w:rPr>
-              <w:t>Descricao</w:t>
+              <w:t>Descrição</w:t>
             </w:r>
           </w:p>
         </w:tc>
@@ -3696,7 +3696,7 @@
                 <w:i w:val="0"/>
                 <w:sz w:val="20"/>
               </w:rPr>
-              <w:t>P1 — Critico</w:t>
+              <w:t>P1 — Crítico</w:t>
             </w:r>
           </w:p>
         </w:tc>
@@ -3854,7 +3854,7 @@
                 <w:i w:val="0"/>
                 <w:sz w:val="20"/>
               </w:rPr>
-              <w:t>Medio-alto</w:t>
+              <w:t>Médio-alto</w:t>
             </w:r>
           </w:p>
         </w:tc>
@@ -3910,7 +3910,7 @@
                 <w:i w:val="0"/>
                 <w:sz w:val="20"/>
               </w:rPr>
-              <w:t>P3 — Medio</w:t>
+              <w:t>P3 — Médio</w:t>
             </w:r>
           </w:p>
         </w:tc>
@@ -3936,7 +3936,7 @@
                 <w:i w:val="0"/>
                 <w:sz w:val="20"/>
               </w:rPr>
-              <w:t>Defeito com workaround disponivel ou impacto limitado a cenario especifico</w:t>
+              <w:t>Defeito com workaround disponível ou impacto limitado a cenário específico</w:t>
             </w:r>
           </w:p>
         </w:tc>
@@ -3962,7 +3962,7 @@
                 <w:i w:val="0"/>
                 <w:sz w:val="20"/>
               </w:rPr>
-              <w:t>Medio</w:t>
+              <w:t>Médio</w:t>
             </w:r>
           </w:p>
         </w:tc>
@@ -3988,7 +3988,7 @@
                 <w:i w:val="0"/>
                 <w:sz w:val="20"/>
               </w:rPr>
-              <w:t>Nao (deve ser resolvido antes do aceite)</w:t>
+              <w:t>Não (deve ser resolvido antes do aceite)</w:t>
             </w:r>
           </w:p>
         </w:tc>
@@ -4043,7 +4043,7 @@
                 <w:i w:val="0"/>
                 <w:sz w:val="20"/>
               </w:rPr>
-              <w:t>Inconsistencia menor, problema estetico ou melhoria</w:t>
+              <w:t>Inconsistência menor, problema estetico ou melhoria</w:t>
             </w:r>
           </w:p>
         </w:tc>
@@ -4093,7 +4093,7 @@
                 <w:i w:val="0"/>
                 <w:sz w:val="20"/>
               </w:rPr>
-              <w:t>Nao</w:t>
+              <w:t>Não</w:t>
             </w:r>
           </w:p>
         </w:tc>
@@ -4126,7 +4126,7 @@
           <w:i w:val="0"/>
           <w:sz w:val="22"/>
         </w:rPr>
-        <w:t>Defeito identificado em code review: registrado como comentario no PR com severidade e descricao</w:t>
+        <w:t>Defeito identificado em code review: registrado como comentário no PR com severidade e descrição</w:t>
       </w:r>
     </w:p>
     <w:p>
@@ -4141,7 +4141,7 @@
           <w:i w:val="0"/>
           <w:sz w:val="22"/>
         </w:rPr>
-        <w:t>Defeito identificado em UAT: registrado por Leonardo Francisco Pereira no Azure DevOps Boards com ID, descricao, severidade e evidencia</w:t>
+        <w:t>Defeito identificado em UAT: registrado por Leonardo Francisco Pereira no Azure DevOps Boards com ID, descrição, severidade e evidência</w:t>
       </w:r>
     </w:p>
     <w:p>
@@ -4156,7 +4156,7 @@
           <w:i w:val="0"/>
           <w:sz w:val="22"/>
         </w:rPr>
-        <w:t>Desenvolvedor (Renan / Henry / Mateus Veloso) corrige e registra a resolucao no item de trabalho</w:t>
+        <w:t>Desenvolvedor (Renan / Henry / Mateus Veloso) corrige e registra a resolução no item de trabalho</w:t>
       </w:r>
     </w:p>
     <w:p>
@@ -4171,7 +4171,7 @@
           <w:i w:val="0"/>
           <w:sz w:val="22"/>
         </w:rPr>
-        <w:t>Cézar Velázquez verifica a correcao antes de re-aprovar o PR ou liberar para novo ciclo de UAT</w:t>
+        <w:t>Cézar Velázquez verifica a correção antes de re-aprovar o PR ou liberar para novo ciclo de UAT</w:t>
       </w:r>
     </w:p>
     <w:p>
@@ -4206,7 +4206,7 @@
         <w:keepLines/>
       </w:pPr>
       <w:r>
-        <w:t>6.3 Historico de Defeitos</w:t>
+        <w:t>6.3 Histórico de Defeitos</w:t>
       </w:r>
     </w:p>
     <w:tbl>
@@ -4366,7 +4366,7 @@
                 <w:color w:val="FFFFFF"/>
                 <w:sz w:val="20"/>
               </w:rPr>
-              <w:t>Descricao</w:t>
+              <w:t>Descrição</w:t>
             </w:r>
           </w:p>
         </w:tc>
@@ -4420,7 +4420,7 @@
                 <w:color w:val="FFFFFF"/>
                 <w:sz w:val="20"/>
               </w:rPr>
-              <w:t>PR / Referencia</w:t>
+              <w:t>PR / Referência</w:t>
             </w:r>
           </w:p>
         </w:tc>
@@ -4555,7 +4555,7 @@
                 <w:i w:val="0"/>
                 <w:sz w:val="20"/>
               </w:rPr>
-              <w:t>Validacao de nome duplicado ausente no POST /grupos (retornava excecao do banco em vez de HTTP 409)</w:t>
+              <w:t>Validação de nome duplicado ausente no POST /grupos (retornava exceção do banco em vez de HTTP 409)</w:t>
             </w:r>
           </w:p>
         </w:tc>
@@ -4922,7 +4922,7 @@
                 <w:i w:val="0"/>
                 <w:sz w:val="20"/>
               </w:rPr>
-              <w:t>Enum de permissao validado apenas no banco; valores invalidos lancavam excecao SQL em vez de HTTP 400</w:t>
+              <w:t>Enum de permissão validado apenas no banco; valores inválidos lançavam exceção SQL em vez de HTTP 400</w:t>
             </w:r>
           </w:p>
         </w:tc>
@@ -5104,7 +5104,7 @@
                 <w:i w:val="0"/>
                 <w:sz w:val="20"/>
               </w:rPr>
-              <w:t>Falta de validacao de usuario ativo antes de vincular (permitia vincular usuario inativo)</w:t>
+              <w:t>Falta de validação de usuário ativo antes de vincular (permitia vincular usuário inativo)</w:t>
             </w:r>
           </w:p>
         </w:tc>
@@ -5289,7 +5289,7 @@
                 <w:i w:val="0"/>
                 <w:sz w:val="20"/>
               </w:rPr>
-              <w:t>DELETE de vinculo nao retornava HTTP 404 amigavel quando o vinculo nao existia</w:t>
+              <w:t>DELETE de vínculo não retornava HTTP 404 amigável quando o vínculo não existia</w:t>
             </w:r>
           </w:p>
         </w:tc>
@@ -5368,7 +5368,7 @@
           <w:color w:val="1A5276"/>
           <w:sz w:val="22"/>
         </w:rPr>
-        <w:t>Detalhes completos de cada achado disponivel em REV-AASP01-001 (Registro de Revisao Tecnica). Nenhum defeito aberto em producao ou homologacao ao termino da Sprint 1.</w:t>
+        <w:t>Detalhes completos de cada achado disponível em REV-AASP01-001 (Registro de Revisão Técnica). Nenhum defeito aberto em produção ou homologação ao termino da Sprint 1.</w:t>
       </w:r>
     </w:p>
     <w:p>
@@ -5483,7 +5483,7 @@
                 <w:color w:val="FFFFFF"/>
                 <w:sz w:val="20"/>
               </w:rPr>
-              <w:t>Responsavel pela Manutencao</w:t>
+              <w:t>Responsável pela Manutenção</w:t>
             </w:r>
           </w:p>
         </w:tc>
@@ -5540,7 +5540,7 @@
                 <w:i w:val="0"/>
                 <w:sz w:val="20"/>
               </w:rPr>
-              <w:t>Testes unitarios e de integracao automatizados</w:t>
+              <w:t>Testes unitários e de integração automatizados</w:t>
             </w:r>
           </w:p>
         </w:tc>
@@ -5621,7 +5621,7 @@
                 <w:i w:val="0"/>
                 <w:sz w:val="20"/>
               </w:rPr>
-              <w:t>Testes de sistema manuais; documentacao automatica da API</w:t>
+              <w:t>Testes de sistema manuais; documentação automática da API</w:t>
             </w:r>
           </w:p>
         </w:tc>
@@ -5703,7 +5703,7 @@
                 <w:i w:val="0"/>
                 <w:sz w:val="20"/>
               </w:rPr>
-              <w:t>Testes de sistema e contratuais; colecao de endpoints exportavel</w:t>
+              <w:t>Testes de sistema e contratuais; coleção de endpoints exportável</w:t>
             </w:r>
           </w:p>
         </w:tc>
@@ -5784,7 +5784,7 @@
                 <w:i w:val="0"/>
                 <w:sz w:val="20"/>
               </w:rPr>
-              <w:t>Code review, gate de qualidade (build + testes), rastreabilidade de mudancas</w:t>
+              <w:t>Code review, gate de qualidade (build + testes), rastreabilidade de mudanças</w:t>
             </w:r>
           </w:p>
         </w:tc>
@@ -5809,7 +5809,7 @@
                 <w:i w:val="0"/>
                 <w:sz w:val="20"/>
               </w:rPr>
-              <w:t>Cézar Velázquez (configuracao do pipeline)</w:t>
+              <w:t>Cézar Velázquez (configuração do pipeline)</w:t>
             </w:r>
           </w:p>
         </w:tc>
@@ -5866,7 +5866,7 @@
                 <w:i w:val="0"/>
                 <w:sz w:val="20"/>
               </w:rPr>
-              <w:t>Banco de dados para testes unitarios e de integracao em ambiente local</w:t>
+              <w:t>Banco de dados para testes unitários e de integração em ambiente local</w:t>
             </w:r>
           </w:p>
         </w:tc>
@@ -5922,7 +5922,7 @@
                 <w:i w:val="0"/>
                 <w:sz w:val="20"/>
               </w:rPr>
-              <w:t>Ambiente de homologacao AASP (banco + servidor)</w:t>
+              <w:t>Ambiente de homologação AASP (banco + servidor)</w:t>
             </w:r>
           </w:p>
         </w:tc>
@@ -5947,7 +5947,7 @@
                 <w:i w:val="0"/>
                 <w:sz w:val="20"/>
               </w:rPr>
-              <w:t>UAT e aceite formal por sprint; ambiente espelhado da producao</w:t>
+              <w:t>UAT e aceite formal por sprint; ambiente espelhado da produção</w:t>
             </w:r>
           </w:p>
         </w:tc>
@@ -5993,7 +5993,7 @@
         </w:pBdr>
       </w:pPr>
       <w:r>
-        <w:t>Historico de Revisoes</w:t>
+        <w:t>Histórico de Revisões</w:t>
       </w:r>
     </w:p>
     <w:tbl>
@@ -6041,7 +6041,7 @@
                 <w:i w:val="0"/>
                 <w:sz w:val="20"/>
               </w:rPr>
-              <w:t>Versao</w:t>
+              <w:t>Versão</w:t>
             </w:r>
           </w:p>
         </w:tc>
@@ -6119,7 +6119,7 @@
                 <w:i w:val="0"/>
                 <w:sz w:val="20"/>
               </w:rPr>
-              <w:t>Descricao</w:t>
+              <w:t>Descrição</w:t>
             </w:r>
           </w:p>
         </w:tc>
@@ -6225,7 +6225,7 @@
                 <w:i w:val="0"/>
                 <w:sz w:val="20"/>
               </w:rPr>
-              <w:t>Versao inicial — plano de V&amp;V elaborado no inicio da Sprint 1, cobrindo estrategia, niveis de teste e criterios para todas as sprints do projeto</w:t>
+              <w:t>Versão inicial — plano de V&amp;V elaborado no início da Sprint 1, cobrindo estratégia, níveis de teste e critérios para todas as sprints do projeto</w:t>
             </w:r>
           </w:p>
         </w:tc>

--- a/mps-nivel-c/oficial/04_registros/AASP_Gerenciador/AASP01_Grupos-Usuarios/VV-AASP01-001_Plano-de-VV.docx
+++ b/mps-nivel-c/oficial/04_registros/AASP_Gerenciador/AASP01_Grupos-Usuarios/VV-AASP01-001_Plano-de-VV.docx
@@ -21,7 +21,7 @@
           <w:color w:val="003366"/>
           <w:sz w:val="36"/>
         </w:rPr>
-        <w:t>PLANO DE VERIFICACAO E VALIDACAO — AASP GERENCIADOR · GRUPOS DE USUARIOS</w:t>
+        <w:t>PLANO DE VERIFICAÇÃO E VALIDAÇÃO — AASP GERENCIADOR · GRUPOS DE USUÁRIOS</w:t>
       </w:r>
     </w:p>
     <w:p>
@@ -226,7 +226,7 @@
                 <w:i w:val="0"/>
                 <w:sz w:val="20"/>
               </w:rPr>
-              <w:t>Grupos de Usuarios — AASP Gerenciador</w:t>
+              <w:t>Grupos de Usuários — AASP Gerenciador</w:t>
             </w:r>
           </w:p>
         </w:tc>
@@ -282,7 +282,7 @@
                 <w:i w:val="0"/>
                 <w:sz w:val="20"/>
               </w:rPr>
-              <w:t>AASP — Associacao dos Advogados de Sao Paulo</w:t>
+              <w:t>AASP — Associação dos Advogados de São Paulo</w:t>
             </w:r>
           </w:p>
         </w:tc>
@@ -313,7 +313,7 @@
                 <w:i w:val="0"/>
                 <w:sz w:val="20"/>
               </w:rPr>
-              <w:t>Versao</w:t>
+              <w:t>Versão</w:t>
             </w:r>
           </w:p>
         </w:tc>
@@ -450,7 +450,7 @@
                 <w:i w:val="0"/>
                 <w:sz w:val="20"/>
               </w:rPr>
-              <w:t>Abraão</w:t>
+              <w:t>Abraão Oliveira</w:t>
             </w:r>
           </w:p>
         </w:tc>
@@ -506,7 +506,7 @@
                 <w:i w:val="0"/>
                 <w:sz w:val="20"/>
               </w:rPr>
-              <w:t>VER / VAL — Verificacao e Validacao (evidencia de projeto)</w:t>
+              <w:t>VV — Verificação e Validação (evidência de projeto)</w:t>
             </w:r>
           </w:p>
         </w:tc>
@@ -541,7 +541,7 @@
           <w:i w:val="0"/>
           <w:sz w:val="22"/>
         </w:rPr>
-        <w:t xml:space="preserve">Definir a estrategia e as atividades de Verificacao e Validacao (V&amp;V) do microservico </w:t>
+        <w:t xml:space="preserve">Definir a estratégia e as atividades de Verificação e Validação (V&amp;V) do microserviço </w:t>
       </w:r>
       <w:r>
         <w:rPr>
@@ -575,7 +575,7 @@
           <w:i w:val="0"/>
           <w:sz w:val="22"/>
         </w:rPr>
-        <w:t>Verificacao</w:t>
+        <w:t>Verificação</w:t>
       </w:r>
       <w:r>
         <w:rPr>
@@ -584,7 +584,7 @@
           <w:i w:val="0"/>
           <w:sz w:val="22"/>
         </w:rPr>
-        <w:t>: atende aos requisitos especificados nos documentos REQ-AASP01-001 e PCP-AASP01-001 (design tecnico)</w:t>
+        <w:t>: atende aos requisitos especificados nos documentos REQ-AASP01-001 e PCP-AASP01-001 (design técnico)</w:t>
       </w:r>
     </w:p>
     <w:p>
@@ -599,7 +599,7 @@
           <w:i w:val="0"/>
           <w:sz w:val="22"/>
         </w:rPr>
-        <w:t>Validacao</w:t>
+        <w:t>Validação</w:t>
       </w:r>
       <w:r>
         <w:rPr>
@@ -608,7 +608,7 @@
           <w:i w:val="0"/>
           <w:sz w:val="22"/>
         </w:rPr>
-        <w:t>: atende as necessidades reais do negocio AASP, conforme acordado com o Product Owner Marcos Turnes e validado por Leonardo Francisco Pereira</w:t>
+        <w:t>: atende as necessidades reais do negócio AASP, conforme acordado com o Product Owner Marcos Turnes e validado por Leonardo Francisco Pereira</w:t>
       </w:r>
     </w:p>
     <w:p>
@@ -622,7 +622,7 @@
           <w:i w:val="0"/>
           <w:sz w:val="22"/>
         </w:rPr>
-        <w:t>Este plano e aplicado a todos os sprints do projeto (S1 a S4) e constitui evidencia obrigatoria dos processos VER e VAL do MPS-SW nivel C.</w:t>
+        <w:t>Este plano e aplicado a todos os sprints do projeto (S1 a S4) e constitui evidência obrigatória do processo VV do MPS-SW nível C.</w:t>
       </w:r>
     </w:p>
     <w:p>
@@ -664,7 +664,7 @@
           <w:i w:val="0"/>
           <w:sz w:val="22"/>
         </w:rPr>
-        <w:t>Testes unitarios realizados durante o desenvolvimento (nivel de metodo e classe)</w:t>
+        <w:t>Testes unitários realizados durante o desenvolvimento (nível de método e classe)</w:t>
       </w:r>
     </w:p>
     <w:p>
@@ -679,7 +679,7 @@
           <w:i w:val="0"/>
           <w:sz w:val="22"/>
         </w:rPr>
-        <w:t xml:space="preserve">Testes de integracao com banco de dados e com o microservico </w:t>
+        <w:t xml:space="preserve">Testes de integração com banco de dados e com o microserviço </w:t>
       </w:r>
       <w:r>
         <w:rPr>
@@ -704,7 +704,7 @@
           <w:i w:val="0"/>
           <w:sz w:val="22"/>
         </w:rPr>
-        <w:t>Code review tecnico (peer review) em Pull Requests no Azure DevOps</w:t>
+        <w:t>Code review técnico (peer review) em Pull Requests no Azure DevOps</w:t>
       </w:r>
     </w:p>
     <w:p>
@@ -734,7 +734,7 @@
           <w:i w:val="0"/>
           <w:sz w:val="22"/>
         </w:rPr>
-        <w:t>Testes de homologacao (UAT) executados por Leonardo Francisco Pereira em ambiente AASP</w:t>
+        <w:t>Testes de homologação (UAT) executados por Leonardo Francisco Pereira em ambiente AASP</w:t>
       </w:r>
     </w:p>
     <w:p>
@@ -776,7 +776,7 @@
         </w:pBdr>
       </w:pPr>
       <w:r>
-        <w:t>3. Estrategia de Verificacao e Validacao</w:t>
+        <w:t>3. Estratégia de Verificação e Validação</w:t>
       </w:r>
     </w:p>
     <w:p>
@@ -786,7 +786,7 @@
         <w:keepLines/>
       </w:pPr>
       <w:r>
-        <w:t>3.1 Niveis de Teste</w:t>
+        <w:t>3.1 Níveis de Teste</w:t>
       </w:r>
     </w:p>
     <w:tbl>
@@ -837,7 +837,7 @@
                 <w:color w:val="FFFFFF"/>
                 <w:sz w:val="20"/>
               </w:rPr>
-              <w:t>Nivel</w:t>
+              <w:t>Nível</w:t>
             </w:r>
           </w:p>
         </w:tc>
@@ -891,7 +891,7 @@
                 <w:color w:val="FFFFFF"/>
                 <w:sz w:val="20"/>
               </w:rPr>
-              <w:t>Responsavel</w:t>
+              <w:t>Responsável</w:t>
             </w:r>
           </w:p>
         </w:tc>
@@ -945,7 +945,7 @@
                 <w:color w:val="FFFFFF"/>
                 <w:sz w:val="20"/>
               </w:rPr>
-              <w:t>Criterio de Entrada</w:t>
+              <w:t>Critério de Entrada</w:t>
             </w:r>
           </w:p>
         </w:tc>
@@ -972,7 +972,7 @@
                 <w:color w:val="FFFFFF"/>
                 <w:sz w:val="20"/>
               </w:rPr>
-              <w:t>Criterio de Saida</w:t>
+              <w:t>Critério de Saída</w:t>
             </w:r>
           </w:p>
         </w:tc>
@@ -1029,7 +1029,7 @@
                 <w:i w:val="0"/>
                 <w:sz w:val="20"/>
               </w:rPr>
-              <w:t>Testes Unitarios</w:t>
+              <w:t>Testes Unitários</w:t>
             </w:r>
           </w:p>
         </w:tc>
@@ -1055,7 +1055,7 @@
                 <w:i w:val="0"/>
                 <w:sz w:val="20"/>
               </w:rPr>
-              <w:t>Cezar Hiraki + Renan Kiyoshi (Timeware)</w:t>
+              <w:t>Cézar Velázquez + Renan Kioshi (Timeware)</w:t>
             </w:r>
           </w:p>
         </w:tc>
@@ -1133,7 +1133,7 @@
                 <w:i w:val="0"/>
                 <w:sz w:val="20"/>
               </w:rPr>
-              <w:t>Cobertura &gt;= 80% nas camadas de servico (GruposService, PermissoesService) e repositorio (GruposRepository); todos os testes passando sem falha</w:t>
+              <w:t>Cobertura &gt;= 80% nas camadas de serviço (GruposService, PermissoesService) e repositório (GruposRepository); todos os testes passando sem falha</w:t>
             </w:r>
           </w:p>
         </w:tc>
@@ -1188,7 +1188,7 @@
                 <w:i w:val="0"/>
                 <w:sz w:val="20"/>
               </w:rPr>
-              <w:t>Testes de Integracao</w:t>
+              <w:t>Testes de Integração</w:t>
             </w:r>
           </w:p>
         </w:tc>
@@ -1213,7 +1213,7 @@
                 <w:i w:val="0"/>
                 <w:sz w:val="20"/>
               </w:rPr>
-              <w:t>Cezar Hiraki (Timeware)</w:t>
+              <w:t>Cézar Velázquez (Timeware)</w:t>
             </w:r>
           </w:p>
         </w:tc>
@@ -1263,7 +1263,7 @@
                 <w:i w:val="0"/>
                 <w:sz w:val="20"/>
               </w:rPr>
-              <w:t>Testes unitarios passando; banco de teste configurado</w:t>
+              <w:t>Testes unitários passando; banco de teste configurado</w:t>
             </w:r>
           </w:p>
         </w:tc>
@@ -1288,7 +1288,7 @@
                 <w:i w:val="0"/>
                 <w:sz w:val="20"/>
               </w:rPr>
-              <w:t>Todos os fluxos criticos (CRUD de grupos, associacao de permissoes, vinculo usuario-grupo, integracao com ms.temis.vinculos) executados sem falha</w:t>
+              <w:t>Todos os fluxos críticos (CRUD de grupos, associação de permissões, vínculo usuário-grupo, integração com ms.temis.vinculos) executados sem falha</w:t>
             </w:r>
           </w:p>
         </w:tc>
@@ -1371,7 +1371,7 @@
                 <w:i w:val="0"/>
                 <w:sz w:val="20"/>
               </w:rPr>
-              <w:t>Cezar Hiraki como revisor principal</w:t>
+              <w:t>Cézar Velázquez como revisor principal</w:t>
             </w:r>
           </w:p>
         </w:tc>
@@ -1397,7 +1397,7 @@
                 <w:i w:val="0"/>
                 <w:sz w:val="20"/>
               </w:rPr>
-              <w:t>Azure DevOps Pull Requests + checklist de revisao</w:t>
+              <w:t>Azure DevOps Pull Requests + checklist de revisão</w:t>
             </w:r>
           </w:p>
         </w:tc>
@@ -1423,7 +1423,7 @@
                 <w:i w:val="0"/>
                 <w:sz w:val="20"/>
               </w:rPr>
-              <w:t>PR aberto; pipeline CI verde (build + testes unitarios passando)</w:t>
+              <w:t>PR aberto; pipeline CI verde (build + testes unitários passando)</w:t>
             </w:r>
           </w:p>
         </w:tc>
@@ -1449,7 +1449,7 @@
                 <w:i w:val="0"/>
                 <w:sz w:val="20"/>
               </w:rPr>
-              <w:t>PR aprovado formalmente por Cezar Hiraki (Tech Lead); todos os achados P1 e P2 resolvidos antes da aprovacao</w:t>
+              <w:t>PR aprovado formalmente por Cézar Velázquez (Tech Lead); todos os achados P1 e P2 resolvidos antes da aprovação</w:t>
             </w:r>
           </w:p>
         </w:tc>
@@ -1529,7 +1529,7 @@
                 <w:i w:val="0"/>
                 <w:sz w:val="20"/>
               </w:rPr>
-              <w:t>Cezar Hiraki via Swagger UI / Postman</w:t>
+              <w:t>Cézar Velázquez via Swagger UI / Postman</w:t>
             </w:r>
           </w:p>
         </w:tc>
@@ -1604,7 +1604,7 @@
                 <w:i w:val="0"/>
                 <w:sz w:val="20"/>
               </w:rPr>
-              <w:t>Todos os endpoints respondem com status HTTP correto; payloads de resposta conformes ao contrato de API; autenticacao JWT funcionando</w:t>
+              <w:t>Todos os endpoints respondem com status HTTP correto; payloads de resposta conformes ao contrato de API; autenticação JWT funcionando</w:t>
             </w:r>
           </w:p>
         </w:tc>
@@ -1661,7 +1661,7 @@
                 <w:i w:val="0"/>
                 <w:sz w:val="20"/>
               </w:rPr>
-              <w:t>Testes de Homologacao (UAT)</w:t>
+              <w:t>Testes de Homologação (UAT)</w:t>
             </w:r>
           </w:p>
         </w:tc>
@@ -1687,7 +1687,7 @@
                 <w:i w:val="0"/>
                 <w:sz w:val="20"/>
               </w:rPr>
-              <w:t>Leonardo Francisco Pereira (AASP) + Cezar Hiraki (suporte)</w:t>
+              <w:t>Leonardo Francisco Pereira (AASP) + Cézar Velázquez (suporte)</w:t>
             </w:r>
           </w:p>
         </w:tc>
@@ -1713,7 +1713,7 @@
                 <w:i w:val="0"/>
                 <w:sz w:val="20"/>
               </w:rPr>
-              <w:t>Roteiros CTQ-AASP01-001 + ambiente de homologacao AASP</w:t>
+              <w:t>Roteiros CTQ-AASP01-001 + ambiente de homologação AASP</w:t>
             </w:r>
           </w:p>
         </w:tc>
@@ -1739,7 +1739,7 @@
                 <w:i w:val="0"/>
                 <w:sz w:val="20"/>
               </w:rPr>
-              <w:t>Ambiente de homologacao disponivel; roteiros de teste aprovados por Henry; build deployado em homolag.</w:t>
+              <w:t>Ambiente de homologação disponível; roteiros de teste aprovados em conjunto (Abraão Oliveira e Leonardo Francisco Pereira); build deployado em homologação.</w:t>
             </w:r>
           </w:p>
         </w:tc>
@@ -1765,7 +1765,7 @@
                 <w:i w:val="0"/>
                 <w:sz w:val="20"/>
               </w:rPr>
-              <w:t>&gt;= 95% dos cenarios criticos aprovados; todos os cenarios P1 (criticos) aprovados sem ressalvas</w:t>
+              <w:t>&gt;= 95% dos cenários críticos aprovados; todos os cenários P1 (críticos) aprovados sem ressalvas</w:t>
             </w:r>
           </w:p>
         </w:tc>
@@ -1895,7 +1895,7 @@
                 <w:i w:val="0"/>
                 <w:sz w:val="20"/>
               </w:rPr>
-              <w:t>Testes de homologacao com &gt;= 95% aprovacao; relatorio de execucao emitido</w:t>
+              <w:t>Testes de homologação com &gt;= 95% aprovação; relatório de execução emitido</w:t>
             </w:r>
           </w:p>
         </w:tc>
@@ -1920,7 +1920,7 @@
                 <w:i w:val="0"/>
                 <w:sz w:val="20"/>
               </w:rPr>
-              <w:t>Aceite formal registrado em ata e assinado por Marcos Turnes; versao do entregavel congelada no repositorio</w:t>
+              <w:t>Aceite formal registrado em ata e assinado por Marcos Turnes; versão do entregável congelada no repositório</w:t>
             </w:r>
           </w:p>
         </w:tc>
@@ -1938,7 +1938,7 @@
         <w:keepLines/>
       </w:pPr>
       <w:r>
-        <w:t>3.2 Criterios de Qualidade do Projeto</w:t>
+        <w:t>3.2 Critérios de Qualidade do Projeto</w:t>
       </w:r>
     </w:p>
     <w:tbl>
@@ -1986,7 +1986,7 @@
                 <w:color w:val="FFFFFF"/>
                 <w:sz w:val="20"/>
               </w:rPr>
-              <w:t>Criterio</w:t>
+              <w:t>Critério</w:t>
             </w:r>
           </w:p>
         </w:tc>
@@ -2040,7 +2040,7 @@
                 <w:color w:val="FFFFFF"/>
                 <w:sz w:val="20"/>
               </w:rPr>
-              <w:t>Referencia</w:t>
+              <w:t>Referência</w:t>
             </w:r>
           </w:p>
         </w:tc>
@@ -2071,7 +2071,7 @@
                 <w:i w:val="0"/>
                 <w:sz w:val="20"/>
               </w:rPr>
-              <w:t>Cobertura de testes unitarios</w:t>
+              <w:t>Cobertura de testes unitários</w:t>
             </w:r>
           </w:p>
         </w:tc>
@@ -2097,7 +2097,7 @@
                 <w:i w:val="0"/>
                 <w:sz w:val="20"/>
               </w:rPr>
-              <w:t>&gt;= 80% nas camadas de servico e repositorio</w:t>
+              <w:t>&gt;= 80% nas camadas de serviço e repositório</w:t>
             </w:r>
           </w:p>
         </w:tc>
@@ -2123,7 +2123,7 @@
                 <w:i w:val="0"/>
                 <w:sz w:val="20"/>
               </w:rPr>
-              <w:t>REQ RNF-02 (REQ-AASP01-001)</w:t>
+              <w:t>REQ RNF-05 (REQ-AASP01-001)</w:t>
             </w:r>
           </w:p>
         </w:tc>
@@ -2153,7 +2153,7 @@
                 <w:i w:val="0"/>
                 <w:sz w:val="20"/>
               </w:rPr>
-              <w:t>Cenarios de homologacao aprovados (criticos)</w:t>
+              <w:t>Cenários de homologação aprovados (críticos)</w:t>
             </w:r>
           </w:p>
         </w:tc>
@@ -2178,7 +2178,7 @@
                 <w:i w:val="0"/>
                 <w:sz w:val="20"/>
               </w:rPr>
-              <w:t>100% dos cenarios P1 aprovados; &gt;= 95% do total</w:t>
+              <w:t>100% dos cenários P1 aprovados; &gt;= 95% do total</w:t>
             </w:r>
           </w:p>
         </w:tc>
@@ -2234,7 +2234,7 @@
                 <w:i w:val="0"/>
                 <w:sz w:val="20"/>
               </w:rPr>
-              <w:t>Defeitos criticos (P1) em producao ou homologacao</w:t>
+              <w:t>Defeitos críticos (P1) em produção ou homologação</w:t>
             </w:r>
           </w:p>
         </w:tc>
@@ -2316,7 +2316,7 @@
                 <w:i w:val="0"/>
                 <w:sz w:val="20"/>
               </w:rPr>
-              <w:t>Defeitos P2 em homologacao</w:t>
+              <w:t>Defeitos P2 em homologação</w:t>
             </w:r>
           </w:p>
         </w:tc>
@@ -2341,7 +2341,7 @@
                 <w:i w:val="0"/>
                 <w:sz w:val="20"/>
               </w:rPr>
-              <w:t>0 nao resolvidos antes do aceite</w:t>
+              <w:t>0 não resolvidos antes do aceite</w:t>
             </w:r>
           </w:p>
         </w:tc>
@@ -2764,7 +2764,7 @@
                 <w:color w:val="FFFFFF"/>
                 <w:sz w:val="20"/>
               </w:rPr>
-              <w:t>Responsavel</w:t>
+              <w:t>Responsável</w:t>
             </w:r>
           </w:p>
         </w:tc>
@@ -2848,7 +2848,7 @@
                 <w:i w:val="0"/>
                 <w:sz w:val="20"/>
               </w:rPr>
-              <w:t>AG-20: CRUD base de grupos; AG-21: controle de permissoes RBAC; AG-22: vinculacao usuario-grupo</w:t>
+              <w:t>AG-20: CRUD base de grupos; AG-21: controle de permissões RBAC; AG-22: vinculação usuário-grupo</w:t>
             </w:r>
           </w:p>
         </w:tc>
@@ -2874,7 +2874,7 @@
                 <w:i w:val="0"/>
                 <w:sz w:val="20"/>
               </w:rPr>
-              <w:t>Testes unitarios AG-20, AG-21, AG-22 (meta &gt;= 80% cobertura); code review PRs #11, #12, #13, #14, #15; testes de sistema via Swagger (GET, POST, PUT, DELETE /grupos e endpoints de permissoes e vinculos); UAT Leonardo Francisco Pereira (10 cenarios CTQ); aceite formal Marcos Turnes</w:t>
+              <w:t>Testes unitários AG-20, AG-21, AG-22 (meta &gt;= 80% cobertura); code review PRs #11, #12, #13, #14, #15; testes de sistema via Swagger (GET, POST, PUT, DELETE /grupos e endpoints de permissões e vínculos); UAT Leonardo Francisco Pereira (10 cenários CTQ); aceite formal Marcos Turnes</w:t>
             </w:r>
           </w:p>
         </w:tc>
@@ -2900,7 +2900,7 @@
                 <w:i w:val="0"/>
                 <w:sz w:val="20"/>
               </w:rPr>
-              <w:t>Renan Kiyoshi, Henry Komatsu e Mateus Veloso + Leonardo Francisco Pereira + Marcos Turnes</w:t>
+              <w:t>Renan Kioshi, Henry Komatsu e Mateus Veloso + Leonardo Francisco Pereira + Marcos Turnes</w:t>
             </w:r>
           </w:p>
         </w:tc>
@@ -2981,7 +2981,7 @@
                 <w:i w:val="0"/>
                 <w:sz w:val="20"/>
               </w:rPr>
-              <w:t>AG-23: auditoria de acoes; AG-24: integracao com ms.temis.vinculos</w:t>
+              <w:t>AG-23: auditoria de acoes; AG-24: integração com ms.temis.vinculos</w:t>
             </w:r>
           </w:p>
         </w:tc>
@@ -3006,7 +3006,7 @@
                 <w:i w:val="0"/>
                 <w:sz w:val="20"/>
               </w:rPr>
-              <w:t>Testes unitarios AG-23, AG-24; testes de integracao ms.temis.vinculos (mock + real); code review PRs #16, #17 (previstos); testes de sistema em ambiente dev; UAT Leonardo Francisco Pereira; aceite formal Marcos Turnes</w:t>
+              <w:t>Testes unitários AG-23, AG-24; testes de integração ms.temis.vinculos (mock + real); code review PRs #16, #17 (previstos); testes de sistema em ambiente dev; UAT Leonardo Francisco Pereira; aceite formal Marcos Turnes</w:t>
             </w:r>
           </w:p>
         </w:tc>
@@ -3031,7 +3031,7 @@
                 <w:i w:val="0"/>
                 <w:sz w:val="20"/>
               </w:rPr>
-              <w:t>Renan Kiyoshi, Henry Komatsu e Mateus Veloso + Leonardo Francisco Pereira + Marcos Turnes</w:t>
+              <w:t>Renan Kioshi, Henry Komatsu e Mateus Veloso + Leonardo Francisco Pereira + Marcos Turnes</w:t>
             </w:r>
           </w:p>
         </w:tc>
@@ -3113,7 +3113,7 @@
                 <w:i w:val="0"/>
                 <w:sz w:val="20"/>
               </w:rPr>
-              <w:t>AG-25: relatorios e listagens avancadas</w:t>
+              <w:t>AG-25: relatórios e listagens avançadas</w:t>
             </w:r>
           </w:p>
         </w:tc>
@@ -3139,7 +3139,7 @@
                 <w:i w:val="0"/>
                 <w:sz w:val="20"/>
               </w:rPr>
-              <w:t>Testes unitarios AG-25; testes de sistema (Swagger + Postman); UAT completo (Leonardo Francisco Pereira) com roteiros de regressao de AG-20 a AG-25; preparacao para aceite final</w:t>
+              <w:t>Testes unitários AG-25; testes de sistema (Swagger + Postman); UAT completo (Leonardo Francisco Pereira) com roteiros de regressão de AG-20 a AG-25; preparação para aceite final</w:t>
             </w:r>
           </w:p>
         </w:tc>
@@ -3165,7 +3165,7 @@
                 <w:i w:val="0"/>
                 <w:sz w:val="20"/>
               </w:rPr>
-              <w:t>Renan Kiyoshi, Henry Komatsu e Mateus Veloso + Leonardo Francisco Pereira</w:t>
+              <w:t>Renan Kioshi, Henry Komatsu e Mateus Veloso + Leonardo Francisco Pereira</w:t>
             </w:r>
           </w:p>
         </w:tc>
@@ -3246,7 +3246,7 @@
                 <w:i w:val="0"/>
                 <w:sz w:val="20"/>
               </w:rPr>
-              <w:t>Encerramento, estabilizacao, documentacao final</w:t>
+              <w:t>Encerramento, estabilização, documentação final</w:t>
             </w:r>
           </w:p>
         </w:tc>
@@ -3271,7 +3271,7 @@
                 <w:i w:val="0"/>
                 <w:sz w:val="20"/>
               </w:rPr>
-              <w:t>Homologacao final completa; regressao completa de todos os endpoints (AG-20 a AG-25); correcao de eventuais defeitos remanescentes; aceite formal de encerramento</w:t>
+              <w:t>Homologação final completa; regressão completa de todos os endpoints (AG-20 a AG-25); correção de eventuais defeitos remanescentes; aceite formal de encerramento</w:t>
             </w:r>
           </w:p>
         </w:tc>
@@ -3296,7 +3296,7 @@
                 <w:i w:val="0"/>
                 <w:sz w:val="20"/>
               </w:rPr>
-              <w:t>Cezar Hiraki + Leonardo Francisco Pereira + Marcos Turnes</w:t>
+              <w:t>Cézar Velázquez + Leonardo Francisco Pereira + Marcos Turnes</w:t>
             </w:r>
           </w:p>
         </w:tc>
@@ -3342,7 +3342,7 @@
         </w:pBdr>
       </w:pPr>
       <w:r>
-        <w:t>5. Criterios de Entrada e Saida por Sprint</w:t>
+        <w:t>5. Critérios de Entrada e Saída por Sprint</w:t>
       </w:r>
     </w:p>
     <w:p>
@@ -3352,7 +3352,7 @@
         <w:keepLines/>
       </w:pPr>
       <w:r>
-        <w:t>Criterios de Entrada (para inicio das atividades de V&amp;V da sprint)</w:t>
+        <w:t>Critérios de Entrada (para início das atividades de V&amp;V da sprint)</w:t>
       </w:r>
     </w:p>
     <w:p>
@@ -3382,7 +3382,7 @@
           <w:i w:val="0"/>
           <w:sz w:val="22"/>
         </w:rPr>
-        <w:t>Pipeline CI verde: build sem erros + todos os testes unitarios passando</w:t>
+        <w:t>Pipeline CI verde: build sem erros + todos os testes unitários passando</w:t>
       </w:r>
     </w:p>
     <w:p>
@@ -3397,7 +3397,7 @@
           <w:i w:val="0"/>
           <w:sz w:val="22"/>
         </w:rPr>
-        <w:t>Pull Request aberto no Azure DevOps com descricao das mudancas</w:t>
+        <w:t>Pull Request aberto no Azure DevOps com descrição das mudanças</w:t>
       </w:r>
     </w:p>
     <w:p>
@@ -3412,7 +3412,7 @@
           <w:i w:val="0"/>
           <w:sz w:val="22"/>
         </w:rPr>
-        <w:t>Scripts de migration (quando aplicavel) validados em banco local</w:t>
+        <w:t>Scripts de migration (quando aplicável) validados em banco local</w:t>
       </w:r>
     </w:p>
     <w:p>
@@ -3422,7 +3422,7 @@
         <w:keepLines/>
       </w:pPr>
       <w:r>
-        <w:t>Criterios de Saida (para encerramento e aceite da sprint)</w:t>
+        <w:t>Critérios de Saída (para encerramento e aceite da sprint)</w:t>
       </w:r>
     </w:p>
     <w:p>
@@ -3437,7 +3437,7 @@
           <w:i w:val="0"/>
           <w:sz w:val="22"/>
         </w:rPr>
-        <w:t>Todos os testes unitarios passando; cobertura &gt;= 80%</w:t>
+        <w:t>Todos os testes unitários passando; cobertura &gt;= 80%</w:t>
       </w:r>
     </w:p>
     <w:p>
@@ -3452,7 +3452,7 @@
           <w:i w:val="0"/>
           <w:sz w:val="22"/>
         </w:rPr>
-        <w:t>Todos os testes de integracao passando sem falha</w:t>
+        <w:t>Todos os testes de integração passando sem falha</w:t>
       </w:r>
     </w:p>
     <w:p>
@@ -3467,7 +3467,7 @@
           <w:i w:val="0"/>
           <w:sz w:val="22"/>
         </w:rPr>
-        <w:t>Code review aprovado por Cezar Hiraki (Tech Lead); achados P1 e P2 resolvidos</w:t>
+        <w:t>Code review aprovado por Cézar Velázquez (Tech Lead); achados P1 e P2 resolvidos</w:t>
       </w:r>
     </w:p>
     <w:p>
@@ -3497,7 +3497,7 @@
           <w:i w:val="0"/>
           <w:sz w:val="22"/>
         </w:rPr>
-        <w:t>UAT executado por Leonardo Francisco Pereira com &gt;= 95% de aprovacao (100% dos cenarios P1)</w:t>
+        <w:t>UAT executado por Leonardo Francisco Pereira com &gt;= 95% de aprovação (100% dos cenários P1)</w:t>
       </w:r>
     </w:p>
     <w:p>
@@ -3535,7 +3535,7 @@
         <w:keepLines/>
       </w:pPr>
       <w:r>
-        <w:t>6.1 Classificacao de Severidade</w:t>
+        <w:t>6.1 Classificação de Severidade</w:t>
       </w:r>
     </w:p>
     <w:tbl>
@@ -3611,7 +3611,7 @@
                 <w:color w:val="FFFFFF"/>
                 <w:sz w:val="20"/>
               </w:rPr>
-              <w:t>Descricao</w:t>
+              <w:t>Descrição</w:t>
             </w:r>
           </w:p>
         </w:tc>
@@ -3696,7 +3696,7 @@
                 <w:i w:val="0"/>
                 <w:sz w:val="20"/>
               </w:rPr>
-              <w:t>P1 — Critico</w:t>
+              <w:t>P1 — Crítico</w:t>
             </w:r>
           </w:p>
         </w:tc>
@@ -3854,7 +3854,7 @@
                 <w:i w:val="0"/>
                 <w:sz w:val="20"/>
               </w:rPr>
-              <w:t>Medio-alto</w:t>
+              <w:t>Médio-alto</w:t>
             </w:r>
           </w:p>
         </w:tc>
@@ -3910,7 +3910,7 @@
                 <w:i w:val="0"/>
                 <w:sz w:val="20"/>
               </w:rPr>
-              <w:t>P3 — Medio</w:t>
+              <w:t>P3 — Médio</w:t>
             </w:r>
           </w:p>
         </w:tc>
@@ -3936,7 +3936,7 @@
                 <w:i w:val="0"/>
                 <w:sz w:val="20"/>
               </w:rPr>
-              <w:t>Defeito com workaround disponivel ou impacto limitado a cenario especifico</w:t>
+              <w:t>Defeito com workaround disponível ou impacto limitado a cenário específico</w:t>
             </w:r>
           </w:p>
         </w:tc>
@@ -3962,7 +3962,7 @@
                 <w:i w:val="0"/>
                 <w:sz w:val="20"/>
               </w:rPr>
-              <w:t>Medio</w:t>
+              <w:t>Médio</w:t>
             </w:r>
           </w:p>
         </w:tc>
@@ -3988,7 +3988,7 @@
                 <w:i w:val="0"/>
                 <w:sz w:val="20"/>
               </w:rPr>
-              <w:t>Nao (deve ser resolvido antes do aceite)</w:t>
+              <w:t>Não (deve ser resolvido antes do aceite)</w:t>
             </w:r>
           </w:p>
         </w:tc>
@@ -4043,7 +4043,7 @@
                 <w:i w:val="0"/>
                 <w:sz w:val="20"/>
               </w:rPr>
-              <w:t>Inconsistencia menor, problema estetico ou melhoria</w:t>
+              <w:t>Inconsistência menor, problema estetico ou melhoria</w:t>
             </w:r>
           </w:p>
         </w:tc>
@@ -4093,7 +4093,7 @@
                 <w:i w:val="0"/>
                 <w:sz w:val="20"/>
               </w:rPr>
-              <w:t>Nao</w:t>
+              <w:t>Não</w:t>
             </w:r>
           </w:p>
         </w:tc>
@@ -4126,7 +4126,7 @@
           <w:i w:val="0"/>
           <w:sz w:val="22"/>
         </w:rPr>
-        <w:t>Defeito identificado em code review: registrado como comentario no PR com severidade e descricao</w:t>
+        <w:t>Defeito identificado em code review: registrado como comentário no PR com severidade e descrição</w:t>
       </w:r>
     </w:p>
     <w:p>
@@ -4141,7 +4141,7 @@
           <w:i w:val="0"/>
           <w:sz w:val="22"/>
         </w:rPr>
-        <w:t>Defeito identificado em UAT: registrado por Leonardo Francisco Pereira no Azure DevOps Boards com ID, descricao, severidade e evidencia</w:t>
+        <w:t>Defeito identificado em UAT: registrado por Leonardo Francisco Pereira no Azure DevOps Boards com ID, descrição, severidade e evidência</w:t>
       </w:r>
     </w:p>
     <w:p>
@@ -4156,7 +4156,7 @@
           <w:i w:val="0"/>
           <w:sz w:val="22"/>
         </w:rPr>
-        <w:t>Desenvolvedor (Renan / Henry / Mateus Veloso) corrige e registra a resolucao no item de trabalho</w:t>
+        <w:t>Desenvolvedor (Renan / Henry / Mateus Veloso) corrige e registra a resolução no item de trabalho</w:t>
       </w:r>
     </w:p>
     <w:p>
@@ -4171,7 +4171,7 @@
           <w:i w:val="0"/>
           <w:sz w:val="22"/>
         </w:rPr>
-        <w:t>Cezar Hiraki verifica a correcao antes de re-aprovar o PR ou liberar para novo ciclo de UAT</w:t>
+        <w:t>Cézar Velázquez verifica a correção antes de re-aprovar o PR ou liberar para novo ciclo de UAT</w:t>
       </w:r>
     </w:p>
     <w:p>
@@ -4206,7 +4206,7 @@
         <w:keepLines/>
       </w:pPr>
       <w:r>
-        <w:t>6.3 Historico de Defeitos</w:t>
+        <w:t>6.3 Histórico de Defeitos</w:t>
       </w:r>
     </w:p>
     <w:tbl>
@@ -4366,7 +4366,7 @@
                 <w:color w:val="FFFFFF"/>
                 <w:sz w:val="20"/>
               </w:rPr>
-              <w:t>Descricao</w:t>
+              <w:t>Descrição</w:t>
             </w:r>
           </w:p>
         </w:tc>
@@ -4420,7 +4420,7 @@
                 <w:color w:val="FFFFFF"/>
                 <w:sz w:val="20"/>
               </w:rPr>
-              <w:t>PR / Referencia</w:t>
+              <w:t>PR / Referência</w:t>
             </w:r>
           </w:p>
         </w:tc>
@@ -4477,7 +4477,7 @@
                 <w:i w:val="0"/>
                 <w:sz w:val="20"/>
               </w:rPr>
-              <w:t>REV-S1-01</w:t>
+              <w:t>RV-001-01</w:t>
             </w:r>
           </w:p>
         </w:tc>
@@ -4555,7 +4555,7 @@
                 <w:i w:val="0"/>
                 <w:sz w:val="20"/>
               </w:rPr>
-              <w:t>A apurar — conforme REV-AASP01-001</w:t>
+              <w:t>Validação de nome duplicado ausente no POST /grupos (retornava exceção do banco em vez de HTTP 409)</w:t>
             </w:r>
           </w:p>
         </w:tc>
@@ -4662,7 +4662,7 @@
                 <w:i w:val="0"/>
                 <w:sz w:val="20"/>
               </w:rPr>
-              <w:t>REV-S1-02</w:t>
+              <w:t>RV-001-02</w:t>
             </w:r>
           </w:p>
         </w:tc>
@@ -4712,7 +4712,7 @@
                 <w:i w:val="0"/>
                 <w:sz w:val="20"/>
               </w:rPr>
-              <w:t>P2</w:t>
+              <w:t>P3</w:t>
             </w:r>
           </w:p>
         </w:tc>
@@ -4737,7 +4737,7 @@
                 <w:i w:val="0"/>
                 <w:sz w:val="20"/>
               </w:rPr>
-              <w:t>A apurar — conforme REV-AASP01-001</w:t>
+              <w:t>GET /grupos/{id} retornava HTTP 500 em vez de HTTP 404 para id inexistente</w:t>
             </w:r>
           </w:p>
         </w:tc>
@@ -4844,7 +4844,7 @@
                 <w:i w:val="0"/>
                 <w:sz w:val="20"/>
               </w:rPr>
-              <w:t>REV-S1-03</w:t>
+              <w:t>RV-002-01</w:t>
             </w:r>
           </w:p>
         </w:tc>
@@ -4922,7 +4922,7 @@
                 <w:i w:val="0"/>
                 <w:sz w:val="20"/>
               </w:rPr>
-              <w:t>A apurar — conforme REV-AASP01-001</w:t>
+              <w:t>Enum de permissão validado apenas no banco; valores inválidos lançavam exceção SQL em vez de HTTP 400</w:t>
             </w:r>
           </w:p>
         </w:tc>
@@ -5029,7 +5029,7 @@
                 <w:i w:val="0"/>
                 <w:sz w:val="20"/>
               </w:rPr>
-              <w:t>REV-S1-04</w:t>
+              <w:t>RV-003-01</w:t>
             </w:r>
           </w:p>
         </w:tc>
@@ -5079,7 +5079,7 @@
                 <w:i w:val="0"/>
                 <w:sz w:val="20"/>
               </w:rPr>
-              <w:t>P3</w:t>
+              <w:t>P2</w:t>
             </w:r>
           </w:p>
         </w:tc>
@@ -5104,7 +5104,7 @@
                 <w:i w:val="0"/>
                 <w:sz w:val="20"/>
               </w:rPr>
-              <w:t>A apurar — conforme REV-AASP01-001</w:t>
+              <w:t>Falta de validação de usuário ativo antes de vincular (permitia vincular usuário inativo)</w:t>
             </w:r>
           </w:p>
         </w:tc>
@@ -5211,7 +5211,7 @@
                 <w:i w:val="0"/>
                 <w:sz w:val="20"/>
               </w:rPr>
-              <w:t>REV-S1-05</w:t>
+              <w:t>RV-003-02</w:t>
             </w:r>
           </w:p>
         </w:tc>
@@ -5289,7 +5289,7 @@
                 <w:i w:val="0"/>
                 <w:sz w:val="20"/>
               </w:rPr>
-              <w:t>A apurar — conforme REV-AASP01-001</w:t>
+              <w:t>DELETE de vínculo não retornava HTTP 404 amigável quando o vínculo não existia</w:t>
             </w:r>
           </w:p>
         </w:tc>
@@ -5368,7 +5368,7 @@
           <w:color w:val="1A5276"/>
           <w:sz w:val="22"/>
         </w:rPr>
-        <w:t>Detalhes completos de cada achado disponivel em REV-AASP01-001 (Registro de Revisao Tecnica). Nenhum defeito aberto em producao ou homologacao ao termino da Sprint 1.</w:t>
+        <w:t>Detalhes completos de cada achado disponível em REV-AASP01-001 (Registro de Revisão Técnica). Nenhum defeito aberto em produção ou homologação ao termino da Sprint 1.</w:t>
       </w:r>
     </w:p>
     <w:p>
@@ -5483,7 +5483,7 @@
                 <w:color w:val="FFFFFF"/>
                 <w:sz w:val="20"/>
               </w:rPr>
-              <w:t>Responsavel pela Manutencao</w:t>
+              <w:t>Responsável pela Manutenção</w:t>
             </w:r>
           </w:p>
         </w:tc>
@@ -5540,7 +5540,7 @@
                 <w:i w:val="0"/>
                 <w:sz w:val="20"/>
               </w:rPr>
-              <w:t>Testes unitarios e de integracao automatizados</w:t>
+              <w:t>Testes unitários e de integração automatizados</w:t>
             </w:r>
           </w:p>
         </w:tc>
@@ -5566,7 +5566,7 @@
                 <w:i w:val="0"/>
                 <w:sz w:val="20"/>
               </w:rPr>
-              <w:t>Cezar Hiraki</w:t>
+              <w:t>Cézar Velázquez</w:t>
             </w:r>
           </w:p>
         </w:tc>
@@ -5621,7 +5621,7 @@
                 <w:i w:val="0"/>
                 <w:sz w:val="20"/>
               </w:rPr>
-              <w:t>Testes de sistema manuais; documentacao automatica da API</w:t>
+              <w:t>Testes de sistema manuais; documentação automática da API</w:t>
             </w:r>
           </w:p>
         </w:tc>
@@ -5646,7 +5646,7 @@
                 <w:i w:val="0"/>
                 <w:sz w:val="20"/>
               </w:rPr>
-              <w:t>Cezar Hiraki</w:t>
+              <w:t>Cézar Velázquez</w:t>
             </w:r>
           </w:p>
         </w:tc>
@@ -5703,7 +5703,7 @@
                 <w:i w:val="0"/>
                 <w:sz w:val="20"/>
               </w:rPr>
-              <w:t>Testes de sistema e contratuais; colecao de endpoints exportavel</w:t>
+              <w:t>Testes de sistema e contratuais; coleção de endpoints exportável</w:t>
             </w:r>
           </w:p>
         </w:tc>
@@ -5729,7 +5729,7 @@
                 <w:i w:val="0"/>
                 <w:sz w:val="20"/>
               </w:rPr>
-              <w:t>Cezar Hiraki</w:t>
+              <w:t>Cézar Velázquez</w:t>
             </w:r>
           </w:p>
         </w:tc>
@@ -5784,7 +5784,7 @@
                 <w:i w:val="0"/>
                 <w:sz w:val="20"/>
               </w:rPr>
-              <w:t>Code review, gate de qualidade (build + testes), rastreabilidade de mudancas</w:t>
+              <w:t>Code review, gate de qualidade (build + testes), rastreabilidade de mudanças</w:t>
             </w:r>
           </w:p>
         </w:tc>
@@ -5809,7 +5809,7 @@
                 <w:i w:val="0"/>
                 <w:sz w:val="20"/>
               </w:rPr>
-              <w:t>Cezar Hiraki (configuracao do pipeline)</w:t>
+              <w:t>Cézar Velázquez (configuração do pipeline)</w:t>
             </w:r>
           </w:p>
         </w:tc>
@@ -5866,7 +5866,7 @@
                 <w:i w:val="0"/>
                 <w:sz w:val="20"/>
               </w:rPr>
-              <w:t>Banco de dados para testes unitarios e de integracao em ambiente local</w:t>
+              <w:t>Banco de dados para testes unitários e de integração em ambiente local</w:t>
             </w:r>
           </w:p>
         </w:tc>
@@ -5892,7 +5892,7 @@
                 <w:i w:val="0"/>
                 <w:sz w:val="20"/>
               </w:rPr>
-              <w:t>Renan Kiyoshi, Henry Komatsu e Mateus Veloso</w:t>
+              <w:t>Renan Kioshi, Henry Komatsu e Mateus Veloso</w:t>
             </w:r>
           </w:p>
         </w:tc>
@@ -5922,7 +5922,7 @@
                 <w:i w:val="0"/>
                 <w:sz w:val="20"/>
               </w:rPr>
-              <w:t>Ambiente de homologacao AASP (banco + servidor)</w:t>
+              <w:t>Ambiente de homologação AASP (banco + servidor)</w:t>
             </w:r>
           </w:p>
         </w:tc>
@@ -5947,7 +5947,7 @@
                 <w:i w:val="0"/>
                 <w:sz w:val="20"/>
               </w:rPr>
-              <w:t>UAT e aceite formal por sprint; ambiente espelhado da producao</w:t>
+              <w:t>UAT e aceite formal por sprint; ambiente espelhado da produção</w:t>
             </w:r>
           </w:p>
         </w:tc>
@@ -5993,7 +5993,7 @@
         </w:pBdr>
       </w:pPr>
       <w:r>
-        <w:t>Historico de Revisoes</w:t>
+        <w:t>Histórico de Revisões</w:t>
       </w:r>
     </w:p>
     <w:tbl>
@@ -6041,7 +6041,7 @@
                 <w:i w:val="0"/>
                 <w:sz w:val="20"/>
               </w:rPr>
-              <w:t>Versao</w:t>
+              <w:t>Versão</w:t>
             </w:r>
           </w:p>
         </w:tc>
@@ -6119,7 +6119,7 @@
                 <w:i w:val="0"/>
                 <w:sz w:val="20"/>
               </w:rPr>
-              <w:t>Descricao</w:t>
+              <w:t>Descrição</w:t>
             </w:r>
           </w:p>
         </w:tc>
@@ -6200,7 +6200,7 @@
                 <w:i w:val="0"/>
                 <w:sz w:val="20"/>
               </w:rPr>
-              <w:t>Abraão</w:t>
+              <w:t>Abraão Oliveira</w:t>
             </w:r>
           </w:p>
         </w:tc>
@@ -6225,7 +6225,7 @@
                 <w:i w:val="0"/>
                 <w:sz w:val="20"/>
               </w:rPr>
-              <w:t>Versao inicial — plano de V&amp;V elaborado no inicio da Sprint 1, cobrindo estrategia, niveis de teste e criterios para todas as sprints do projeto</w:t>
+              <w:t>Versão inicial — plano de V&amp;V elaborado no início da Sprint 1, cobrindo estratégia, níveis de teste e critérios para todas as sprints do projeto</w:t>
             </w:r>
           </w:p>
         </w:tc>

--- a/mps-nivel-c/oficial/04_registros/AASP_Gerenciador/AASP01_Grupos-Usuarios/VV-AASP01-001_Plano-de-VV.docx
+++ b/mps-nivel-c/oficial/04_registros/AASP_Gerenciador/AASP01_Grupos-Usuarios/VV-AASP01-001_Plano-de-VV.docx
@@ -21,7 +21,7 @@
           <w:color w:val="003366"/>
           <w:sz w:val="36"/>
         </w:rPr>
-        <w:t>PLANO DE VERIFICACAO E VALIDACAO — AASP GERENCIADOR · GRUPOS DE USUARIOS</w:t>
+        <w:t>PLANO DE VERIFICAÇÃO E VALIDAÇÃO — AASP GERENCIADOR · GRUPOS DE USUÁRIOS</w:t>
       </w:r>
     </w:p>
     <w:p>
@@ -34,7 +34,7 @@
           <w:color w:val="555555"/>
           <w:sz w:val="20"/>
         </w:rPr>
-        <w:t>VV-AASP01-001   ·   Versão 1.0   ·   26/05/2026   ·   Timeware Brasil</w:t>
+        <w:t>VV-AASP01-001   ·   Versão 1.1   ·   26/05/2026   ·   Timeware Brasil</w:t>
       </w:r>
     </w:p>
     <w:p>
@@ -226,7 +226,7 @@
                 <w:i w:val="0"/>
                 <w:sz w:val="20"/>
               </w:rPr>
-              <w:t>Grupos de Usuarios — AASP Gerenciador</w:t>
+              <w:t>Grupos de Usuários — AASP Gerenciador</w:t>
             </w:r>
           </w:p>
         </w:tc>
@@ -282,7 +282,7 @@
                 <w:i w:val="0"/>
                 <w:sz w:val="20"/>
               </w:rPr>
-              <w:t>AASP — Associacao dos Advogados de Sao Paulo</w:t>
+              <w:t>AASP — Associação dos Advogados de São Paulo</w:t>
             </w:r>
           </w:p>
         </w:tc>
@@ -313,7 +313,7 @@
                 <w:i w:val="0"/>
                 <w:sz w:val="20"/>
               </w:rPr>
-              <w:t>Versao</w:t>
+              <w:t>Versão</w:t>
             </w:r>
           </w:p>
         </w:tc>
@@ -338,7 +338,7 @@
                 <w:i w:val="0"/>
                 <w:sz w:val="20"/>
               </w:rPr>
-              <w:t>1.0</w:t>
+              <w:t>1.1</w:t>
             </w:r>
           </w:p>
         </w:tc>
@@ -506,7 +506,7 @@
                 <w:i w:val="0"/>
                 <w:sz w:val="20"/>
               </w:rPr>
-              <w:t>VER / VAL — Verificacao e Validacao (evidencia de projeto)</w:t>
+              <w:t>VER / VAL — Verificação e Validação (evidência de projeto)</w:t>
             </w:r>
           </w:p>
         </w:tc>
@@ -541,7 +541,7 @@
           <w:i w:val="0"/>
           <w:sz w:val="22"/>
         </w:rPr>
-        <w:t xml:space="preserve">Definir a estrategia e as atividades de Verificacao e Validacao (V&amp;V) do microservico </w:t>
+        <w:t xml:space="preserve">Definir a estratégia e as atividades de Verificação e Validação (V&amp;V) do microserviço </w:t>
       </w:r>
       <w:r>
         <w:rPr>
@@ -575,7 +575,7 @@
           <w:i w:val="0"/>
           <w:sz w:val="22"/>
         </w:rPr>
-        <w:t>Verificacao</w:t>
+        <w:t>Verificação</w:t>
       </w:r>
       <w:r>
         <w:rPr>
@@ -584,7 +584,7 @@
           <w:i w:val="0"/>
           <w:sz w:val="22"/>
         </w:rPr>
-        <w:t>: atende aos requisitos especificados nos documentos REQ-AASP01-001 e PCP-AASP01-001 (design tecnico)</w:t>
+        <w:t>: atende aos requisitos especificados nos documentos REQ-AASP01-001 e PCP-AASP01-001 (design técnico)</w:t>
       </w:r>
     </w:p>
     <w:p>
@@ -599,7 +599,7 @@
           <w:i w:val="0"/>
           <w:sz w:val="22"/>
         </w:rPr>
-        <w:t>Validacao</w:t>
+        <w:t>Validação</w:t>
       </w:r>
       <w:r>
         <w:rPr>
@@ -622,7 +622,7 @@
           <w:i w:val="0"/>
           <w:sz w:val="22"/>
         </w:rPr>
-        <w:t>Este plano e aplicado a todos os sprints do projeto (S1 a S4) e constitui evidencia obrigatoria dos processos VER e VAL do MPS-SW nivel C.</w:t>
+        <w:t>Este plano e aplicado a todos os sprints do projeto (S1 a S3) e constitui evidência obrigatória dos processos VER e VAL do MPS-SW nível C.</w:t>
       </w:r>
     </w:p>
     <w:p>
@@ -664,7 +664,7 @@
           <w:i w:val="0"/>
           <w:sz w:val="22"/>
         </w:rPr>
-        <w:t>Testes unitarios realizados durante o desenvolvimento (nivel de metodo e classe)</w:t>
+        <w:t>Testes unitarios realizados durante o desenvolvimento (nível de método e classe)</w:t>
       </w:r>
     </w:p>
     <w:p>
@@ -679,7 +679,7 @@
           <w:i w:val="0"/>
           <w:sz w:val="22"/>
         </w:rPr>
-        <w:t xml:space="preserve">Testes de integracao com banco de dados e com o microservico </w:t>
+        <w:t xml:space="preserve">Testes de integração com banco de dados (e, quando implementada na Sprint 2, com o microserviço </w:t>
       </w:r>
       <w:r>
         <w:rPr>
@@ -690,6 +690,15 @@
           <w:sz w:val="20"/>
         </w:rPr>
         <w:t>ms.temis.vinculos</w:t>
+      </w:r>
+      <w:r>
+        <w:rPr>
+          <w:rFonts w:ascii="Calibri" w:hAnsi="Calibri"/>
+          <w:b w:val="0"/>
+          <w:i w:val="0"/>
+          <w:sz w:val="22"/>
+        </w:rPr>
+        <w:t>)</w:t>
       </w:r>
     </w:p>
     <w:p>
@@ -704,7 +713,7 @@
           <w:i w:val="0"/>
           <w:sz w:val="22"/>
         </w:rPr>
-        <w:t>Code review tecnico (peer review) em Pull Requests no Azure DevOps</w:t>
+        <w:t>Code review técnico (peer review) em Merge Requests no GitLab</w:t>
       </w:r>
     </w:p>
     <w:p>
@@ -734,7 +743,7 @@
           <w:i w:val="0"/>
           <w:sz w:val="22"/>
         </w:rPr>
-        <w:t>Testes de homologacao (UAT) executados por Leonardo Francisco Pereira em ambiente AASP</w:t>
+        <w:t>Testes de homologação (UAT) executados por Leonardo Francisco Pereira em ambiente AASP</w:t>
       </w:r>
     </w:p>
     <w:p>
@@ -763,7 +772,7 @@
           <w:i w:val="0"/>
           <w:sz w:val="22"/>
         </w:rPr>
-        <w:t>O escopo funcional cobre todos os requisitos funcionais AG-20 a AG-25 definidos em REQ-AASP01-001, distribuidos nas sprints S1 a S4.</w:t>
+        <w:t>O escopo funcional cobre todos os requisitos funcionais AG-20 a AG-25 definidos em REQ-AASP01-001, distribuidos nas sprints S1 a S3.</w:t>
       </w:r>
     </w:p>
     <w:p>
@@ -776,7 +785,7 @@
         </w:pBdr>
       </w:pPr>
       <w:r>
-        <w:t>3. Estrategia de Verificacao e Validacao</w:t>
+        <w:t>3. Estratégia de Verificação e Validação</w:t>
       </w:r>
     </w:p>
     <w:p>
@@ -786,7 +795,7 @@
         <w:keepLines/>
       </w:pPr>
       <w:r>
-        <w:t>3.1 Niveis de Teste</w:t>
+        <w:t>3.1 Níveis de Teste</w:t>
       </w:r>
     </w:p>
     <w:tbl>
@@ -837,7 +846,7 @@
                 <w:color w:val="FFFFFF"/>
                 <w:sz w:val="20"/>
               </w:rPr>
-              <w:t>Nivel</w:t>
+              <w:t>Nível</w:t>
             </w:r>
           </w:p>
         </w:tc>
@@ -891,7 +900,7 @@
                 <w:color w:val="FFFFFF"/>
                 <w:sz w:val="20"/>
               </w:rPr>
-              <w:t>Responsavel</w:t>
+              <w:t>Responsável</w:t>
             </w:r>
           </w:p>
         </w:tc>
@@ -945,7 +954,7 @@
                 <w:color w:val="FFFFFF"/>
                 <w:sz w:val="20"/>
               </w:rPr>
-              <w:t>Criterio de Entrada</w:t>
+              <w:t>Critério de Entrada</w:t>
             </w:r>
           </w:p>
         </w:tc>
@@ -972,7 +981,7 @@
                 <w:color w:val="FFFFFF"/>
                 <w:sz w:val="20"/>
               </w:rPr>
-              <w:t>Criterio de Saida</w:t>
+              <w:t>Critério de Saida</w:t>
             </w:r>
           </w:p>
         </w:tc>
@@ -1133,7 +1142,45 @@
                 <w:i w:val="0"/>
                 <w:sz w:val="20"/>
               </w:rPr>
-              <w:t>Cobertura &gt;= 80% nas camadas de servico (GruposService, PermissoesService) e repositorio (GruposRepository); todos os testes passando sem falha</w:t>
+              <w:t>Cobertura adequada na camada de serviço (</w:t>
+            </w:r>
+            <w:r>
+              <w:rPr>
+                <w:rFonts w:ascii="Courier New" w:hAnsi="Courier New"/>
+                <w:b w:val="0"/>
+                <w:i w:val="0"/>
+                <w:color w:val="333333"/>
+                <w:sz w:val="20"/>
+              </w:rPr>
+              <w:t>GerenciarGruposServices</w:t>
+            </w:r>
+            <w:r>
+              <w:rPr>
+                <w:rFonts w:ascii="Calibri" w:hAnsi="Calibri"/>
+                <w:b w:val="0"/>
+                <w:i w:val="0"/>
+                <w:sz w:val="20"/>
+              </w:rPr>
+              <w:t>) e repositório (</w:t>
+            </w:r>
+            <w:r>
+              <w:rPr>
+                <w:rFonts w:ascii="Courier New" w:hAnsi="Courier New"/>
+                <w:b w:val="0"/>
+                <w:i w:val="0"/>
+                <w:color w:val="333333"/>
+                <w:sz w:val="20"/>
+              </w:rPr>
+              <w:t>GerenciarGruposRepositorio</w:t>
+            </w:r>
+            <w:r>
+              <w:rPr>
+                <w:rFonts w:ascii="Calibri" w:hAnsi="Calibri"/>
+                <w:b w:val="0"/>
+                <w:i w:val="0"/>
+                <w:sz w:val="20"/>
+              </w:rPr>
+              <w:t>); todos os testes passando sem falha</w:t>
             </w:r>
           </w:p>
         </w:tc>
@@ -1188,7 +1235,7 @@
                 <w:i w:val="0"/>
                 <w:sz w:val="20"/>
               </w:rPr>
-              <w:t>Testes de Integracao</w:t>
+              <w:t>Testes de Integração</w:t>
             </w:r>
           </w:p>
         </w:tc>
@@ -1288,7 +1335,7 @@
                 <w:i w:val="0"/>
                 <w:sz w:val="20"/>
               </w:rPr>
-              <w:t>Todos os fluxos criticos (CRUD de grupos, associacao de permissoes, vinculo usuario-grupo, integracao com ms.temis.vinculos) executados sem falha</w:t>
+              <w:t>Fluxos criticos da Sprint 1 (CRUD de grupos, função do usuário, vinculo usuário-grupo) executados sem falha. Integração com ms.temis.vinculos será coberta na Sprint 2</w:t>
             </w:r>
           </w:p>
         </w:tc>
@@ -1397,7 +1444,7 @@
                 <w:i w:val="0"/>
                 <w:sz w:val="20"/>
               </w:rPr>
-              <w:t>Azure DevOps Pull Requests + checklist de revisao</w:t>
+              <w:t>GitLab Merge Requests + checklist de revisão</w:t>
             </w:r>
           </w:p>
         </w:tc>
@@ -1423,7 +1470,7 @@
                 <w:i w:val="0"/>
                 <w:sz w:val="20"/>
               </w:rPr>
-              <w:t>PR aberto; pipeline CI verde (build + testes unitarios passando)</w:t>
+              <w:t>MR aberto; build + testes unitarios passando</w:t>
             </w:r>
           </w:p>
         </w:tc>
@@ -1449,7 +1496,7 @@
                 <w:i w:val="0"/>
                 <w:sz w:val="20"/>
               </w:rPr>
-              <w:t>PR aprovado formalmente por Cezar Hiraki (Tech Lead); todos os achados P1 e P2 resolvidos antes da aprovacao</w:t>
+              <w:t>MR aprovado formalmente por Cezar Hiraki (Tech Lead); todos os achados P1 e P2 resolvidos antes da aprovação</w:t>
             </w:r>
           </w:p>
         </w:tc>
@@ -1579,7 +1626,7 @@
                 <w:i w:val="0"/>
                 <w:sz w:val="20"/>
               </w:rPr>
-              <w:t>Feature integrada em ambiente dev; PR mergeado em develop</w:t>
+              <w:t>Feature integrada em ambiente dev; MR mergeado em develop</w:t>
             </w:r>
           </w:p>
         </w:tc>
@@ -1604,7 +1651,7 @@
                 <w:i w:val="0"/>
                 <w:sz w:val="20"/>
               </w:rPr>
-              <w:t>Todos os endpoints respondem com status HTTP correto; payloads de resposta conformes ao contrato de API; autenticacao JWT funcionando</w:t>
+              <w:t>Todos os endpoints respondem com status HTTP correto (200/400) e envelope padrão; autenticação JWT funcionando</w:t>
             </w:r>
           </w:p>
         </w:tc>
@@ -1661,7 +1708,7 @@
                 <w:i w:val="0"/>
                 <w:sz w:val="20"/>
               </w:rPr>
-              <w:t>Testes de Homologacao (UAT)</w:t>
+              <w:t>Testes de Homologação (UAT)</w:t>
             </w:r>
           </w:p>
         </w:tc>
@@ -1713,7 +1760,7 @@
                 <w:i w:val="0"/>
                 <w:sz w:val="20"/>
               </w:rPr>
-              <w:t>Roteiros CTQ-AASP01-001 + ambiente de homologacao AASP</w:t>
+              <w:t>Roteiros CTQ-AASP01-001 + ambiente de homologação AASP</w:t>
             </w:r>
           </w:p>
         </w:tc>
@@ -1739,7 +1786,7 @@
                 <w:i w:val="0"/>
                 <w:sz w:val="20"/>
               </w:rPr>
-              <w:t>Ambiente de homologacao disponivel; roteiros de teste aprovados por Henry; build deployado em homolag.</w:t>
+              <w:t>Ambiente de homologação disponível; roteiros de teste aprovados; build deployado em homolog.</w:t>
             </w:r>
           </w:p>
         </w:tc>
@@ -1765,7 +1812,7 @@
                 <w:i w:val="0"/>
                 <w:sz w:val="20"/>
               </w:rPr>
-              <w:t>&gt;= 95% dos cenarios criticos aprovados; todos os cenarios P1 (criticos) aprovados sem ressalvas</w:t>
+              <w:t>&gt;= 95% dos cenários criticos aprovados; todos os cenários P1 (criticos) aprovados sem ressalvas</w:t>
             </w:r>
           </w:p>
         </w:tc>
@@ -1895,7 +1942,7 @@
                 <w:i w:val="0"/>
                 <w:sz w:val="20"/>
               </w:rPr>
-              <w:t>Testes de homologacao com &gt;= 95% aprovacao; relatorio de execucao emitido</w:t>
+              <w:t>Testes de homologação com &gt;= 95% aprovação; relatório de execução emitido</w:t>
             </w:r>
           </w:p>
         </w:tc>
@@ -1920,7 +1967,7 @@
                 <w:i w:val="0"/>
                 <w:sz w:val="20"/>
               </w:rPr>
-              <w:t>Aceite formal registrado em ata e assinado por Marcos Turnes; versao do entregavel congelada no repositorio</w:t>
+              <w:t>Aceite formal registrado em ata por Marcos Turnes; versão do entregavel congelada no repositório</w:t>
             </w:r>
           </w:p>
         </w:tc>
@@ -1938,7 +1985,7 @@
         <w:keepLines/>
       </w:pPr>
       <w:r>
-        <w:t>3.2 Criterios de Qualidade do Projeto</w:t>
+        <w:t>3.2 Critérios de Qualidade do Projeto</w:t>
       </w:r>
     </w:p>
     <w:tbl>
@@ -1986,7 +2033,7 @@
                 <w:color w:val="FFFFFF"/>
                 <w:sz w:val="20"/>
               </w:rPr>
-              <w:t>Criterio</w:t>
+              <w:t>Critério</w:t>
             </w:r>
           </w:p>
         </w:tc>
@@ -2040,7 +2087,7 @@
                 <w:color w:val="FFFFFF"/>
                 <w:sz w:val="20"/>
               </w:rPr>
-              <w:t>Referencia</w:t>
+              <w:t>Referência</w:t>
             </w:r>
           </w:p>
         </w:tc>
@@ -2097,7 +2144,7 @@
                 <w:i w:val="0"/>
                 <w:sz w:val="20"/>
               </w:rPr>
-              <w:t>&gt;= 80% nas camadas de servico e repositorio</w:t>
+              <w:t>&gt;= 70% nas camadas de serviço e repositório</w:t>
             </w:r>
           </w:p>
         </w:tc>
@@ -2123,7 +2170,7 @@
                 <w:i w:val="0"/>
                 <w:sz w:val="20"/>
               </w:rPr>
-              <w:t>REQ RNF-02 (REQ-AASP01-001)</w:t>
+              <w:t>REQ RNF-05 (REQ-AASP01-001)</w:t>
             </w:r>
           </w:p>
         </w:tc>
@@ -2153,7 +2200,7 @@
                 <w:i w:val="0"/>
                 <w:sz w:val="20"/>
               </w:rPr>
-              <w:t>Cenarios de homologacao aprovados (criticos)</w:t>
+              <w:t>Cenários de homologação aprovados (criticos)</w:t>
             </w:r>
           </w:p>
         </w:tc>
@@ -2178,7 +2225,7 @@
                 <w:i w:val="0"/>
                 <w:sz w:val="20"/>
               </w:rPr>
-              <w:t>100% dos cenarios P1 aprovados; &gt;= 95% do total</w:t>
+              <w:t>100% dos cenários P1 aprovados; &gt;= 95% do total</w:t>
             </w:r>
           </w:p>
         </w:tc>
@@ -2234,7 +2281,7 @@
                 <w:i w:val="0"/>
                 <w:sz w:val="20"/>
               </w:rPr>
-              <w:t>Defeitos criticos (P1) em producao ou homologacao</w:t>
+              <w:t>Defeitos criticos (P1) em produção ou homologação</w:t>
             </w:r>
           </w:p>
         </w:tc>
@@ -2316,7 +2363,7 @@
                 <w:i w:val="0"/>
                 <w:sz w:val="20"/>
               </w:rPr>
-              <w:t>Defeitos P2 em homologacao</w:t>
+              <w:t>Defeitos P2 em homologação</w:t>
             </w:r>
           </w:p>
         </w:tc>
@@ -2341,7 +2388,7 @@
                 <w:i w:val="0"/>
                 <w:sz w:val="20"/>
               </w:rPr>
-              <w:t>0 nao resolvidos antes do aceite</w:t>
+              <w:t>0 não resolvidos antes do aceite</w:t>
             </w:r>
           </w:p>
         </w:tc>
@@ -2764,7 +2811,7 @@
                 <w:color w:val="FFFFFF"/>
                 <w:sz w:val="20"/>
               </w:rPr>
-              <w:t>Responsavel</w:t>
+              <w:t>Responsável</w:t>
             </w:r>
           </w:p>
         </w:tc>
@@ -2848,7 +2895,7 @@
                 <w:i w:val="0"/>
                 <w:sz w:val="20"/>
               </w:rPr>
-              <w:t>AG-20: CRUD base de grupos; AG-21: controle de permissoes RBAC; AG-22: vinculacao usuario-grupo</w:t>
+              <w:t>AG-20: CRUD de grupos; AG-21: função do usuário no grupo; AG-22: vinculo usuário-grupo</w:t>
             </w:r>
           </w:p>
         </w:tc>
@@ -2874,7 +2921,26 @@
                 <w:i w:val="0"/>
                 <w:sz w:val="20"/>
               </w:rPr>
-              <w:t>Testes unitarios AG-20, AG-21, AG-22 (meta &gt;= 80% cobertura); code review PRs #11, #12, #13, #14, #15; testes de sistema via Swagger (GET, POST, PUT, DELETE /grupos e endpoints de permissoes e vinculos); UAT Leonardo Francisco Pereira (10 cenarios CTQ); aceite formal Marcos Turnes</w:t>
+              <w:t xml:space="preserve">Testes unitarios AG-20, AG-21, AG-22; code review MRs !1, !2, !3, !4, !5; testes de sistema via Swagger (endpoints GET/POST de </w:t>
+            </w:r>
+            <w:r>
+              <w:rPr>
+                <w:rFonts w:ascii="Courier New" w:hAnsi="Courier New"/>
+                <w:b w:val="0"/>
+                <w:i w:val="0"/>
+                <w:color w:val="333333"/>
+                <w:sz w:val="20"/>
+              </w:rPr>
+              <w:t>api/gerenciar/grupos</w:t>
+            </w:r>
+            <w:r>
+              <w:rPr>
+                <w:rFonts w:ascii="Calibri" w:hAnsi="Calibri"/>
+                <w:b w:val="0"/>
+                <w:i w:val="0"/>
+                <w:sz w:val="20"/>
+              </w:rPr>
+              <w:t>); UAT Leonardo Francisco Pereira (10 cenários CTQ); aceite formal Marcos Turnes</w:t>
             </w:r>
           </w:p>
         </w:tc>
@@ -2981,7 +3047,7 @@
                 <w:i w:val="0"/>
                 <w:sz w:val="20"/>
               </w:rPr>
-              <w:t>AG-23: auditoria de acoes; AG-24: integracao com ms.temis.vinculos</w:t>
+              <w:t>AG-23: auditoria de ações; AG-24: integração com ms.temis.vinculos</w:t>
             </w:r>
           </w:p>
         </w:tc>
@@ -3006,7 +3072,7 @@
                 <w:i w:val="0"/>
                 <w:sz w:val="20"/>
               </w:rPr>
-              <w:t>Testes unitarios AG-23, AG-24; testes de integracao ms.temis.vinculos (mock + real); code review PRs #16, #17 (previstos); testes de sistema em ambiente dev; UAT Leonardo Francisco Pereira; aceite formal Marcos Turnes</w:t>
+              <w:t>Testes unitarios AG-23, AG-24; testes de integração ms.temis.vinculos (mock + real); code review MRs !6, !7 (previstos); testes de sistema em ambiente dev; UAT Leonardo Francisco Pereira; aceite formal Marcos Turnes</w:t>
             </w:r>
           </w:p>
         </w:tc>
@@ -3113,7 +3179,7 @@
                 <w:i w:val="0"/>
                 <w:sz w:val="20"/>
               </w:rPr>
-              <w:t>AG-25: relatorios e listagens avancadas</w:t>
+              <w:t>AG-25: relatório consolidado de grupos</w:t>
             </w:r>
           </w:p>
         </w:tc>
@@ -3139,7 +3205,7 @@
                 <w:i w:val="0"/>
                 <w:sz w:val="20"/>
               </w:rPr>
-              <w:t>Testes unitarios AG-25; testes de sistema (Swagger + Postman); UAT completo (Leonardo Francisco Pereira) com roteiros de regressao de AG-20 a AG-25; preparacao para aceite final</w:t>
+              <w:t>Testes unitarios AG-25; testes de sistema (Swagger + Postman); UAT (Leonardo Francisco Pereira) com regressão de AG-20 a AG-25; preparação para aceite final</w:t>
             </w:r>
           </w:p>
         </w:tc>
@@ -3196,136 +3262,6 @@
           </w:p>
         </w:tc>
       </w:tr>
-      <w:tr>
-        <w:trPr>
-          <w:cantSplit w:val="1"/>
-        </w:trPr>
-        <w:tc>
-          <w:tcPr>
-            <w:tcW w:type="dxa" w:w="1780"/>
-            <w:tcMar>
-              <w:top w:w="60" w:type="dxa"/>
-              <w:bottom w:w="60" w:type="dxa"/>
-              <w:left w:w="100" w:type="dxa"/>
-              <w:right w:w="100" w:type="dxa"/>
-            </w:tcMar>
-          </w:tcPr>
-          <w:p>
-            <w:pPr>
-              <w:spacing w:before="40" w:after="40"/>
-            </w:pPr>
-            <w:r>
-              <w:rPr>
-                <w:rFonts w:ascii="Calibri" w:hAnsi="Calibri"/>
-                <w:b w:val="0"/>
-                <w:i w:val="0"/>
-                <w:sz w:val="20"/>
-              </w:rPr>
-              <w:t>Sprint 4 (07/07–11/07)</w:t>
-            </w:r>
-          </w:p>
-        </w:tc>
-        <w:tc>
-          <w:tcPr>
-            <w:tcW w:type="dxa" w:w="1780"/>
-            <w:tcMar>
-              <w:top w:w="60" w:type="dxa"/>
-              <w:bottom w:w="60" w:type="dxa"/>
-              <w:left w:w="100" w:type="dxa"/>
-              <w:right w:w="100" w:type="dxa"/>
-            </w:tcMar>
-          </w:tcPr>
-          <w:p>
-            <w:pPr>
-              <w:spacing w:before="40" w:after="40"/>
-            </w:pPr>
-            <w:r>
-              <w:rPr>
-                <w:rFonts w:ascii="Calibri" w:hAnsi="Calibri"/>
-                <w:b w:val="0"/>
-                <w:i w:val="0"/>
-                <w:sz w:val="20"/>
-              </w:rPr>
-              <w:t>Encerramento, estabilizacao, documentacao final</w:t>
-            </w:r>
-          </w:p>
-        </w:tc>
-        <w:tc>
-          <w:tcPr>
-            <w:tcW w:type="dxa" w:w="1780"/>
-            <w:tcMar>
-              <w:top w:w="60" w:type="dxa"/>
-              <w:bottom w:w="60" w:type="dxa"/>
-              <w:left w:w="100" w:type="dxa"/>
-              <w:right w:w="100" w:type="dxa"/>
-            </w:tcMar>
-          </w:tcPr>
-          <w:p>
-            <w:pPr>
-              <w:spacing w:before="40" w:after="40"/>
-            </w:pPr>
-            <w:r>
-              <w:rPr>
-                <w:rFonts w:ascii="Calibri" w:hAnsi="Calibri"/>
-                <w:b w:val="0"/>
-                <w:i w:val="0"/>
-                <w:sz w:val="20"/>
-              </w:rPr>
-              <w:t>Homologacao final completa; regressao completa de todos os endpoints (AG-20 a AG-25); correcao de eventuais defeitos remanescentes; aceite formal de encerramento</w:t>
-            </w:r>
-          </w:p>
-        </w:tc>
-        <w:tc>
-          <w:tcPr>
-            <w:tcW w:type="dxa" w:w="1780"/>
-            <w:tcMar>
-              <w:top w:w="60" w:type="dxa"/>
-              <w:bottom w:w="60" w:type="dxa"/>
-              <w:left w:w="100" w:type="dxa"/>
-              <w:right w:w="100" w:type="dxa"/>
-            </w:tcMar>
-          </w:tcPr>
-          <w:p>
-            <w:pPr>
-              <w:spacing w:before="40" w:after="40"/>
-            </w:pPr>
-            <w:r>
-              <w:rPr>
-                <w:rFonts w:ascii="Calibri" w:hAnsi="Calibri"/>
-                <w:b w:val="0"/>
-                <w:i w:val="0"/>
-                <w:sz w:val="20"/>
-              </w:rPr>
-              <w:t>Cezar Hiraki + Leonardo Francisco Pereira + Marcos Turnes</w:t>
-            </w:r>
-          </w:p>
-        </w:tc>
-        <w:tc>
-          <w:tcPr>
-            <w:tcW w:type="dxa" w:w="1780"/>
-            <w:tcMar>
-              <w:top w:w="60" w:type="dxa"/>
-              <w:bottom w:w="60" w:type="dxa"/>
-              <w:left w:w="100" w:type="dxa"/>
-              <w:right w:w="100" w:type="dxa"/>
-            </w:tcMar>
-          </w:tcPr>
-          <w:p>
-            <w:pPr>
-              <w:spacing w:before="40" w:after="40"/>
-            </w:pPr>
-            <w:r>
-              <w:rPr>
-                <w:rFonts w:ascii="Calibri" w:hAnsi="Calibri"/>
-                <w:b w:val="0"/>
-                <w:i w:val="0"/>
-                <w:sz w:val="20"/>
-              </w:rPr>
-              <w:t>Planejado</w:t>
-            </w:r>
-          </w:p>
-        </w:tc>
-      </w:tr>
     </w:tbl>
     <w:p>
       <w:pPr>
@@ -3342,7 +3278,7 @@
         </w:pBdr>
       </w:pPr>
       <w:r>
-        <w:t>5. Criterios de Entrada e Saida por Sprint</w:t>
+        <w:t>5. Critérios de Entrada e Saida por Sprint</w:t>
       </w:r>
     </w:p>
     <w:p>
@@ -3352,7 +3288,7 @@
         <w:keepLines/>
       </w:pPr>
       <w:r>
-        <w:t>Criterios de Entrada (para inicio das atividades de V&amp;V da sprint)</w:t>
+        <w:t>Critérios de Entrada (para inicio das atividades de V&amp;V da sprint)</w:t>
       </w:r>
     </w:p>
     <w:p>
@@ -3382,7 +3318,7 @@
           <w:i w:val="0"/>
           <w:sz w:val="22"/>
         </w:rPr>
-        <w:t>Pipeline CI verde: build sem erros + todos os testes unitarios passando</w:t>
+        <w:t>Build sem erros + todos os testes unitarios passando</w:t>
       </w:r>
     </w:p>
     <w:p>
@@ -3397,7 +3333,7 @@
           <w:i w:val="0"/>
           <w:sz w:val="22"/>
         </w:rPr>
-        <w:t>Pull Request aberto no Azure DevOps com descricao das mudancas</w:t>
+        <w:t>Merge Request aberto no GitLab com descrição das mudanças</w:t>
       </w:r>
     </w:p>
     <w:p>
@@ -3422,7 +3358,7 @@
         <w:keepLines/>
       </w:pPr>
       <w:r>
-        <w:t>Criterios de Saida (para encerramento e aceite da sprint)</w:t>
+        <w:t>Critérios de Saida (para encerramento e aceite da sprint)</w:t>
       </w:r>
     </w:p>
     <w:p>
@@ -3437,7 +3373,7 @@
           <w:i w:val="0"/>
           <w:sz w:val="22"/>
         </w:rPr>
-        <w:t>Todos os testes unitarios passando; cobertura &gt;= 80%</w:t>
+        <w:t>Todos os testes unitarios passando; cobertura conforme meta do projeto</w:t>
       </w:r>
     </w:p>
     <w:p>
@@ -3452,7 +3388,7 @@
           <w:i w:val="0"/>
           <w:sz w:val="22"/>
         </w:rPr>
-        <w:t>Todos os testes de integracao passando sem falha</w:t>
+        <w:t>Todos os testes de integração passando sem falha</w:t>
       </w:r>
     </w:p>
     <w:p>
@@ -3497,7 +3433,7 @@
           <w:i w:val="0"/>
           <w:sz w:val="22"/>
         </w:rPr>
-        <w:t>UAT executado por Leonardo Francisco Pereira com &gt;= 95% de aprovacao (100% dos cenarios P1)</w:t>
+        <w:t>UAT executado por Leonardo Francisco Pereira com &gt;= 95% de aprovação (100% dos cenários P1)</w:t>
       </w:r>
     </w:p>
     <w:p>
@@ -3525,7 +3461,7 @@
         </w:pBdr>
       </w:pPr>
       <w:r>
-        <w:t>6. Gestao de Defeitos Encontrados</w:t>
+        <w:t>6. Gestão de Defeitos Encontrados</w:t>
       </w:r>
     </w:p>
     <w:p>
@@ -3535,7 +3471,7 @@
         <w:keepLines/>
       </w:pPr>
       <w:r>
-        <w:t>6.1 Classificacao de Severidade</w:t>
+        <w:t>6.1 Classificação de Severidade</w:t>
       </w:r>
     </w:p>
     <w:tbl>
@@ -3611,7 +3547,7 @@
                 <w:color w:val="FFFFFF"/>
                 <w:sz w:val="20"/>
               </w:rPr>
-              <w:t>Descricao</w:t>
+              <w:t>Descrição</w:t>
             </w:r>
           </w:p>
         </w:tc>
@@ -3936,7 +3872,7 @@
                 <w:i w:val="0"/>
                 <w:sz w:val="20"/>
               </w:rPr>
-              <w:t>Defeito com workaround disponivel ou impacto limitado a cenario especifico</w:t>
+              <w:t>Defeito com workaround disponível ou impacto limitado a cenário específico</w:t>
             </w:r>
           </w:p>
         </w:tc>
@@ -3988,7 +3924,7 @@
                 <w:i w:val="0"/>
                 <w:sz w:val="20"/>
               </w:rPr>
-              <w:t>Nao (deve ser resolvido antes do aceite)</w:t>
+              <w:t>Não (deve ser resolvido antes do aceite)</w:t>
             </w:r>
           </w:p>
         </w:tc>
@@ -4043,7 +3979,7 @@
                 <w:i w:val="0"/>
                 <w:sz w:val="20"/>
               </w:rPr>
-              <w:t>Inconsistencia menor, problema estetico ou melhoria</w:t>
+              <w:t>Inconsistência menor, problema estetico ou melhoria</w:t>
             </w:r>
           </w:p>
         </w:tc>
@@ -4093,7 +4029,7 @@
                 <w:i w:val="0"/>
                 <w:sz w:val="20"/>
               </w:rPr>
-              <w:t>Nao</w:t>
+              <w:t>Não</w:t>
             </w:r>
           </w:p>
         </w:tc>
@@ -4111,7 +4047,7 @@
         <w:keepLines/>
       </w:pPr>
       <w:r>
-        <w:t>6.2 Fluxo de Gestao de Defeitos</w:t>
+        <w:t>6.2 Fluxo de Gestão de Defeitos</w:t>
       </w:r>
     </w:p>
     <w:p>
@@ -4126,7 +4062,7 @@
           <w:i w:val="0"/>
           <w:sz w:val="22"/>
         </w:rPr>
-        <w:t>Defeito identificado em code review: registrado como comentario no PR com severidade e descricao</w:t>
+        <w:t>Defeito identificado em code review: registrado como comentário no MR com severidade e descrição</w:t>
       </w:r>
     </w:p>
     <w:p>
@@ -4141,7 +4077,7 @@
           <w:i w:val="0"/>
           <w:sz w:val="22"/>
         </w:rPr>
-        <w:t>Defeito identificado em UAT: registrado por Leonardo Francisco Pereira no Azure DevOps Boards com ID, descricao, severidade e evidencia</w:t>
+        <w:t>Defeito identificado em UAT: registrado por Leonardo Francisco Pereira no GitLab Issues com ID, descrição, severidade e evidência</w:t>
       </w:r>
     </w:p>
     <w:p>
@@ -4156,7 +4092,7 @@
           <w:i w:val="0"/>
           <w:sz w:val="22"/>
         </w:rPr>
-        <w:t>Desenvolvedor (Renan / Henry / Mateus Veloso) corrige e registra a resolucao no item de trabalho</w:t>
+        <w:t>Desenvolvedor (Renan / Henry / Mateus Veloso) corrige e registra a resolução no item de trabalho</w:t>
       </w:r>
     </w:p>
     <w:p>
@@ -4171,7 +4107,7 @@
           <w:i w:val="0"/>
           <w:sz w:val="22"/>
         </w:rPr>
-        <w:t>Cezar Hiraki verifica a correcao antes de re-aprovar o PR ou liberar para novo ciclo de UAT</w:t>
+        <w:t>Cezar Hiraki verifica a correção antes de re-aprovar o MR ou liberar para novo ciclo de UAT</w:t>
       </w:r>
     </w:p>
     <w:p>
@@ -4206,7 +4142,7 @@
         <w:keepLines/>
       </w:pPr>
       <w:r>
-        <w:t>6.3 Historico de Defeitos</w:t>
+        <w:t>6.3 Histórico de Defeitos</w:t>
       </w:r>
     </w:p>
     <w:tbl>
@@ -4366,7 +4302,7 @@
                 <w:color w:val="FFFFFF"/>
                 <w:sz w:val="20"/>
               </w:rPr>
-              <w:t>Descricao</w:t>
+              <w:t>Descrição</w:t>
             </w:r>
           </w:p>
         </w:tc>
@@ -4420,7 +4356,7 @@
                 <w:color w:val="FFFFFF"/>
                 <w:sz w:val="20"/>
               </w:rPr>
-              <w:t>PR / Referencia</w:t>
+              <w:t>MR / Referência</w:t>
             </w:r>
           </w:p>
         </w:tc>
@@ -4555,7 +4491,7 @@
                 <w:i w:val="0"/>
                 <w:sz w:val="20"/>
               </w:rPr>
-              <w:t>A apurar — conforme REV-AASP01-001</w:t>
+              <w:t>Conforme REV-AASP01-001 (RV-001-01)</w:t>
             </w:r>
           </w:p>
         </w:tc>
@@ -4607,7 +4543,7 @@
                 <w:i w:val="0"/>
                 <w:sz w:val="20"/>
               </w:rPr>
-              <w:t>PR #11</w:t>
+              <w:t>MR !1</w:t>
             </w:r>
           </w:p>
         </w:tc>
@@ -4712,7 +4648,7 @@
                 <w:i w:val="0"/>
                 <w:sz w:val="20"/>
               </w:rPr>
-              <w:t>P2</w:t>
+              <w:t>P3</w:t>
             </w:r>
           </w:p>
         </w:tc>
@@ -4737,7 +4673,7 @@
                 <w:i w:val="0"/>
                 <w:sz w:val="20"/>
               </w:rPr>
-              <w:t>A apurar — conforme REV-AASP01-001</w:t>
+              <w:t>Conforme REV-AASP01-001 (RV-001-02)</w:t>
             </w:r>
           </w:p>
         </w:tc>
@@ -4787,7 +4723,7 @@
                 <w:i w:val="0"/>
                 <w:sz w:val="20"/>
               </w:rPr>
-              <w:t>PR #12</w:t>
+              <w:t>MR !1</w:t>
             </w:r>
           </w:p>
         </w:tc>
@@ -4922,7 +4858,7 @@
                 <w:i w:val="0"/>
                 <w:sz w:val="20"/>
               </w:rPr>
-              <w:t>A apurar — conforme REV-AASP01-001</w:t>
+              <w:t>Conforme REV-AASP01-001 (RV-002-01)</w:t>
             </w:r>
           </w:p>
         </w:tc>
@@ -4974,7 +4910,7 @@
                 <w:i w:val="0"/>
                 <w:sz w:val="20"/>
               </w:rPr>
-              <w:t>PR #13</w:t>
+              <w:t>MR !3</w:t>
             </w:r>
           </w:p>
         </w:tc>
@@ -5079,7 +5015,7 @@
                 <w:i w:val="0"/>
                 <w:sz w:val="20"/>
               </w:rPr>
-              <w:t>P3</w:t>
+              <w:t>P2</w:t>
             </w:r>
           </w:p>
         </w:tc>
@@ -5104,7 +5040,7 @@
                 <w:i w:val="0"/>
                 <w:sz w:val="20"/>
               </w:rPr>
-              <w:t>A apurar — conforme REV-AASP01-001</w:t>
+              <w:t>Conforme REV-AASP01-001 (RV-003-01)</w:t>
             </w:r>
           </w:p>
         </w:tc>
@@ -5154,7 +5090,7 @@
                 <w:i w:val="0"/>
                 <w:sz w:val="20"/>
               </w:rPr>
-              <w:t>PR #14</w:t>
+              <w:t>MR !4</w:t>
             </w:r>
           </w:p>
         </w:tc>
@@ -5289,7 +5225,7 @@
                 <w:i w:val="0"/>
                 <w:sz w:val="20"/>
               </w:rPr>
-              <w:t>A apurar — conforme REV-AASP01-001</w:t>
+              <w:t>Conforme REV-AASP01-001 (RV-003-02)</w:t>
             </w:r>
           </w:p>
         </w:tc>
@@ -5341,7 +5277,7 @@
                 <w:i w:val="0"/>
                 <w:sz w:val="20"/>
               </w:rPr>
-              <w:t>PR #15</w:t>
+              <w:t>MR !5</w:t>
             </w:r>
           </w:p>
         </w:tc>
@@ -5368,7 +5304,7 @@
           <w:color w:val="1A5276"/>
           <w:sz w:val="22"/>
         </w:rPr>
-        <w:t>Detalhes completos de cada achado disponivel em REV-AASP01-001 (Registro de Revisao Tecnica). Nenhum defeito aberto em producao ou homologacao ao termino da Sprint 1.</w:t>
+        <w:t>Detalhes completos de cada achado disponível em REV-AASP01-001 (Registro de Revisão Técnica). Nenhum defeito aberto em produção ou homologação ao termino da Sprint 1.</w:t>
       </w:r>
     </w:p>
     <w:p>
@@ -5483,7 +5419,7 @@
                 <w:color w:val="FFFFFF"/>
                 <w:sz w:val="20"/>
               </w:rPr>
-              <w:t>Responsavel pela Manutencao</w:t>
+              <w:t>Responsável pela Manutenção</w:t>
             </w:r>
           </w:p>
         </w:tc>
@@ -5540,7 +5476,7 @@
                 <w:i w:val="0"/>
                 <w:sz w:val="20"/>
               </w:rPr>
-              <w:t>Testes unitarios e de integracao automatizados</w:t>
+              <w:t>Testes unitarios e de integração automatizados</w:t>
             </w:r>
           </w:p>
         </w:tc>
@@ -5621,7 +5557,7 @@
                 <w:i w:val="0"/>
                 <w:sz w:val="20"/>
               </w:rPr>
-              <w:t>Testes de sistema manuais; documentacao automatica da API</w:t>
+              <w:t>Testes de sistema manuais; documentação automática da API</w:t>
             </w:r>
           </w:p>
         </w:tc>
@@ -5703,7 +5639,7 @@
                 <w:i w:val="0"/>
                 <w:sz w:val="20"/>
               </w:rPr>
-              <w:t>Testes de sistema e contratuais; colecao de endpoints exportavel</w:t>
+              <w:t>Testes de sistema e contratuais; coleção de endpoints exportavel</w:t>
             </w:r>
           </w:p>
         </w:tc>
@@ -5759,7 +5695,7 @@
                 <w:i w:val="0"/>
                 <w:sz w:val="20"/>
               </w:rPr>
-              <w:t>Azure DevOps Pull Requests + pipeline CI</w:t>
+              <w:t>GitLab Merge Requests</w:t>
             </w:r>
           </w:p>
         </w:tc>
@@ -5784,7 +5720,7 @@
                 <w:i w:val="0"/>
                 <w:sz w:val="20"/>
               </w:rPr>
-              <w:t>Code review, gate de qualidade (build + testes), rastreabilidade de mudancas</w:t>
+              <w:t>Code review, gate de qualidade, rastreabilidade de mudanças</w:t>
             </w:r>
           </w:p>
         </w:tc>
@@ -5809,7 +5745,7 @@
                 <w:i w:val="0"/>
                 <w:sz w:val="20"/>
               </w:rPr>
-              <w:t>Cezar Hiraki (configuracao do pipeline)</w:t>
+              <w:t>Cezar Hiraki</w:t>
             </w:r>
           </w:p>
         </w:tc>
@@ -5840,7 +5776,7 @@
                 <w:i w:val="0"/>
                 <w:sz w:val="20"/>
               </w:rPr>
-              <w:t>SQL Server Express (ambiente dev local)</w:t>
+              <w:t>SQL Server (ambiente dev local)</w:t>
             </w:r>
           </w:p>
         </w:tc>
@@ -5866,7 +5802,7 @@
                 <w:i w:val="0"/>
                 <w:sz w:val="20"/>
               </w:rPr>
-              <w:t>Banco de dados para testes unitarios e de integracao em ambiente local</w:t>
+              <w:t>Banco de dados para testes unitarios e de integração em ambiente local</w:t>
             </w:r>
           </w:p>
         </w:tc>
@@ -5922,7 +5858,7 @@
                 <w:i w:val="0"/>
                 <w:sz w:val="20"/>
               </w:rPr>
-              <w:t>Ambiente de homologacao AASP (banco + servidor)</w:t>
+              <w:t>Ambiente de homologação AASP (banco + servidor)</w:t>
             </w:r>
           </w:p>
         </w:tc>
@@ -5947,7 +5883,7 @@
                 <w:i w:val="0"/>
                 <w:sz w:val="20"/>
               </w:rPr>
-              <w:t>UAT e aceite formal por sprint; ambiente espelhado da producao</w:t>
+              <w:t>UAT e aceite formal por sprint; ambiente espelhado da produção</w:t>
             </w:r>
           </w:p>
         </w:tc>
@@ -5993,7 +5929,7 @@
         </w:pBdr>
       </w:pPr>
       <w:r>
-        <w:t>Historico de Revisoes</w:t>
+        <w:t>Histórico de Revisões</w:t>
       </w:r>
     </w:p>
     <w:tbl>
@@ -6041,7 +5977,7 @@
                 <w:i w:val="0"/>
                 <w:sz w:val="20"/>
               </w:rPr>
-              <w:t>Versao</w:t>
+              <w:t>Versão</w:t>
             </w:r>
           </w:p>
         </w:tc>
@@ -6119,7 +6055,7 @@
                 <w:i w:val="0"/>
                 <w:sz w:val="20"/>
               </w:rPr>
-              <w:t>Descricao</w:t>
+              <w:t>Descrição</w:t>
             </w:r>
           </w:p>
         </w:tc>
@@ -6225,7 +6161,113 @@
                 <w:i w:val="0"/>
                 <w:sz w:val="20"/>
               </w:rPr>
-              <w:t>Versao inicial — plano de V&amp;V elaborado no inicio da Sprint 1, cobrindo estrategia, niveis de teste e criterios para todas as sprints do projeto</w:t>
+              <w:t>Versão inicial — plano de V&amp;V elaborado no inicio da Sprint 1</w:t>
+            </w:r>
+          </w:p>
+        </w:tc>
+      </w:tr>
+      <w:tr>
+        <w:trPr>
+          <w:cantSplit w:val="1"/>
+        </w:trPr>
+        <w:tc>
+          <w:tcPr>
+            <w:tcW w:type="dxa" w:w="2225"/>
+            <w:tcMar>
+              <w:top w:w="60" w:type="dxa"/>
+              <w:bottom w:w="60" w:type="dxa"/>
+              <w:left w:w="100" w:type="dxa"/>
+              <w:right w:w="100" w:type="dxa"/>
+            </w:tcMar>
+            <w:shd w:val="clear" w:color="auto" w:fill="F0F4F8"/>
+          </w:tcPr>
+          <w:p>
+            <w:pPr>
+              <w:spacing w:before="40" w:after="40"/>
+            </w:pPr>
+            <w:r>
+              <w:rPr>
+                <w:rFonts w:ascii="Calibri" w:hAnsi="Calibri"/>
+                <w:b/>
+                <w:i w:val="0"/>
+                <w:sz w:val="20"/>
+              </w:rPr>
+              <w:t>1.1</w:t>
+            </w:r>
+          </w:p>
+        </w:tc>
+        <w:tc>
+          <w:tcPr>
+            <w:tcW w:type="dxa" w:w="2225"/>
+            <w:tcMar>
+              <w:top w:w="60" w:type="dxa"/>
+              <w:bottom w:w="60" w:type="dxa"/>
+              <w:left w:w="100" w:type="dxa"/>
+              <w:right w:w="100" w:type="dxa"/>
+            </w:tcMar>
+          </w:tcPr>
+          <w:p>
+            <w:pPr>
+              <w:spacing w:before="40" w:after="40"/>
+            </w:pPr>
+            <w:r>
+              <w:rPr>
+                <w:rFonts w:ascii="Calibri" w:hAnsi="Calibri"/>
+                <w:b w:val="0"/>
+                <w:i w:val="0"/>
+                <w:sz w:val="20"/>
+              </w:rPr>
+              <w:t>15/06/2026</w:t>
+            </w:r>
+          </w:p>
+        </w:tc>
+        <w:tc>
+          <w:tcPr>
+            <w:tcW w:type="dxa" w:w="2225"/>
+            <w:tcMar>
+              <w:top w:w="60" w:type="dxa"/>
+              <w:bottom w:w="60" w:type="dxa"/>
+              <w:left w:w="100" w:type="dxa"/>
+              <w:right w:w="100" w:type="dxa"/>
+            </w:tcMar>
+          </w:tcPr>
+          <w:p>
+            <w:pPr>
+              <w:spacing w:before="40" w:after="40"/>
+            </w:pPr>
+            <w:r>
+              <w:rPr>
+                <w:rFonts w:ascii="Calibri" w:hAnsi="Calibri"/>
+                <w:b w:val="0"/>
+                <w:i w:val="0"/>
+                <w:sz w:val="20"/>
+              </w:rPr>
+              <w:t>Abraão</w:t>
+            </w:r>
+          </w:p>
+        </w:tc>
+        <w:tc>
+          <w:tcPr>
+            <w:tcW w:type="dxa" w:w="2225"/>
+            <w:tcMar>
+              <w:top w:w="60" w:type="dxa"/>
+              <w:bottom w:w="60" w:type="dxa"/>
+              <w:left w:w="100" w:type="dxa"/>
+              <w:right w:w="100" w:type="dxa"/>
+            </w:tcMar>
+          </w:tcPr>
+          <w:p>
+            <w:pPr>
+              <w:spacing w:before="40" w:after="40"/>
+            </w:pPr>
+            <w:r>
+              <w:rPr>
+                <w:rFonts w:ascii="Calibri" w:hAnsi="Calibri"/>
+                <w:b w:val="0"/>
+                <w:i w:val="0"/>
+                <w:sz w:val="20"/>
+              </w:rPr>
+              <w:t>Alinhado a API real (endpoints GET/POST 200/400; função do usuário), 3 sprints, nomes reais de service/repositorio</w:t>
             </w:r>
           </w:p>
         </w:tc>
@@ -6270,7 +6312,7 @@
         <w:color w:val="555555"/>
         <w:sz w:val="16"/>
       </w:rPr>
-      <w:t>v1.0  ·  26/05/2026</w:t>
+      <w:t>v1.1  ·  26/05/2026</w:t>
     </w:r>
     <w:r>
       <w:tab/>
@@ -6332,7 +6374,7 @@
         <w:color w:val="555555"/>
         <w:sz w:val="16"/>
       </w:rPr>
-      <w:t>v1.0  ·  26/05/2026</w:t>
+      <w:t>v1.1  ·  26/05/2026</w:t>
     </w:r>
     <w:r>
       <w:tab/>

--- a/mps-nivel-c/oficial/04_registros/AASP_Gerenciador/AASP01_Grupos-Usuarios/VV-AASP01-001_Plano-de-VV.docx
+++ b/mps-nivel-c/oficial/04_registros/AASP_Gerenciador/AASP01_Grupos-Usuarios/VV-AASP01-001_Plano-de-VV.docx
@@ -34,7 +34,7 @@
           <w:color w:val="555555"/>
           <w:sz w:val="20"/>
         </w:rPr>
-        <w:t>VV-AASP01-001   ·   Versão 1.1   ·   26/05/2026   ·   Timeware Brasil</w:t>
+        <w:t>VV-AASP01-001   ·   Versão 1.2   ·   23/06/2026   ·   Timeware Brasil</w:t>
       </w:r>
     </w:p>
     <w:p>
@@ -48,7 +48,6 @@
     <w:tbl>
       <w:tblPr>
         <w:tblW w:type="auto" w:w="0"/>
-        <w:tblLook w:firstColumn="1" w:firstRow="1" w:lastColumn="0" w:lastRow="0" w:noHBand="0" w:noVBand="1" w:val="04A0"/>
         <w:tblBorders>
           <w:top w:val="single" w:sz="4" w:space="0" w:color="AAAAAA"/>
           <w:left w:val="single" w:sz="4" w:space="0" w:color="AAAAAA"/>
@@ -158,6 +157,7 @@
               <w:left w:w="100" w:type="dxa"/>
               <w:right w:w="100" w:type="dxa"/>
             </w:tcMar>
+            <w:shd w:val="clear" w:color="auto" w:fill="F0F4F8"/>
           </w:tcPr>
           <w:p>
             <w:pPr>
@@ -188,7 +188,6 @@
               <w:left w:w="100" w:type="dxa"/>
               <w:right w:w="100" w:type="dxa"/>
             </w:tcMar>
-            <w:shd w:val="clear" w:color="auto" w:fill="F0F4F8"/>
           </w:tcPr>
           <w:p>
             <w:pPr>
@@ -270,6 +269,7 @@
               <w:left w:w="100" w:type="dxa"/>
               <w:right w:w="100" w:type="dxa"/>
             </w:tcMar>
+            <w:shd w:val="clear" w:color="auto" w:fill="F0F4F8"/>
           </w:tcPr>
           <w:p>
             <w:pPr>
@@ -300,7 +300,6 @@
               <w:left w:w="100" w:type="dxa"/>
               <w:right w:w="100" w:type="dxa"/>
             </w:tcMar>
-            <w:shd w:val="clear" w:color="auto" w:fill="F0F4F8"/>
           </w:tcPr>
           <w:p>
             <w:pPr>
@@ -338,7 +337,7 @@
                 <w:i w:val="0"/>
                 <w:sz w:val="20"/>
               </w:rPr>
-              <w:t>1.1</w:t>
+              <w:t>1.2</w:t>
             </w:r>
           </w:p>
         </w:tc>
@@ -382,6 +381,7 @@
               <w:left w:w="100" w:type="dxa"/>
               <w:right w:w="100" w:type="dxa"/>
             </w:tcMar>
+            <w:shd w:val="clear" w:color="auto" w:fill="F0F4F8"/>
           </w:tcPr>
           <w:p>
             <w:pPr>
@@ -394,7 +394,7 @@
                 <w:i w:val="0"/>
                 <w:sz w:val="20"/>
               </w:rPr>
-              <w:t>26/05/2026</w:t>
+              <w:t>23/06/2026</w:t>
             </w:r>
           </w:p>
         </w:tc>
@@ -412,7 +412,6 @@
               <w:left w:w="100" w:type="dxa"/>
               <w:right w:w="100" w:type="dxa"/>
             </w:tcMar>
-            <w:shd w:val="clear" w:color="auto" w:fill="F0F4F8"/>
           </w:tcPr>
           <w:p>
             <w:pPr>
@@ -494,6 +493,7 @@
               <w:left w:w="100" w:type="dxa"/>
               <w:right w:w="100" w:type="dxa"/>
             </w:tcMar>
+            <w:shd w:val="clear" w:color="auto" w:fill="F0F4F8"/>
           </w:tcPr>
           <w:p>
             <w:pPr>
@@ -514,325 +514,252 @@
     </w:tbl>
     <w:p>
       <w:pPr>
-        <w:spacing w:before="0" w:after="160"/>
+        <w:spacing w:before="120" w:after="120"/>
       </w:pPr>
     </w:p>
     <w:p>
       <w:pPr>
-        <w:pStyle w:val="Heading1"/>
-        <w:keepNext/>
-        <w:keepLines/>
-        <w:pBdr>
-          <w:bottom w:val="single" w:sz="4" w:space="2" w:color="D6E4F0"/>
-        </w:pBdr>
+        <w:pStyle w:val="Heading2"/>
       </w:pPr>
       <w:r>
+        <w:rPr>
+          <w:rFonts w:ascii="Calibri" w:hAnsi="Calibri"/>
+        </w:rPr>
         <w:t>1. Objetivo</w:t>
       </w:r>
     </w:p>
     <w:p>
       <w:pPr>
-        <w:spacing w:before="0" w:after="120"/>
+        <w:pStyle w:val="Normal"/>
       </w:pPr>
       <w:r>
         <w:rPr>
           <w:rFonts w:ascii="Calibri" w:hAnsi="Calibri"/>
-          <w:b w:val="0"/>
-          <w:i w:val="0"/>
-          <w:sz w:val="22"/>
-        </w:rPr>
-        <w:t xml:space="preserve">Definir a estratégia e as atividades de Verificação e Validação (V&amp;V) do microserviço </w:t>
-      </w:r>
-      <w:r>
-        <w:rPr>
-          <w:rFonts w:ascii="Courier New" w:hAnsi="Courier New"/>
-          <w:b w:val="0"/>
-          <w:i w:val="0"/>
-          <w:color w:val="333333"/>
           <w:sz w:val="20"/>
         </w:rPr>
-        <w:t>ms.auxo.gruposusuarios</w:t>
-      </w:r>
-      <w:r>
-        <w:rPr>
-          <w:rFonts w:ascii="Calibri" w:hAnsi="Calibri"/>
-          <w:b w:val="0"/>
-          <w:i w:val="0"/>
-          <w:sz w:val="22"/>
-        </w:rPr>
-        <w:t>, garantindo que o produto:</w:t>
+        <w:t xml:space="preserve">Definir a estratégia e as atividades de Verificação e Validação (V&amp;V) do microserviço ms.auxo.gruposusuarios, garantindo que o produto:</w:t>
       </w:r>
     </w:p>
     <w:p>
       <w:pPr>
-        <w:pStyle w:val="ListBullet"/>
-        <w:spacing w:before="20" w:after="40"/>
+        <w:pStyle w:val="ListParagraph"/>
+        <w:numPr>
+          <w:ilvl w:val="0"/>
+          <w:numId w:val="1"/>
+        </w:numPr>
+        <w:ind w:left="720" w:hanging="360"/>
       </w:pPr>
       <w:r>
         <w:rPr>
           <w:rFonts w:ascii="Calibri" w:hAnsi="Calibri"/>
-          <w:b/>
-          <w:i w:val="0"/>
-          <w:sz w:val="22"/>
+          <w:sz w:val="20"/>
         </w:rPr>
-        <w:t>Verificação</w:t>
-      </w:r>
-      <w:r>
-        <w:rPr>
-          <w:rFonts w:ascii="Calibri" w:hAnsi="Calibri"/>
-          <w:b w:val="0"/>
-          <w:i w:val="0"/>
-          <w:sz w:val="22"/>
-        </w:rPr>
-        <w:t>: atende aos requisitos especificados nos documentos REQ-AASP01-001 e PCP-AASP01-001 (design técnico)</w:t>
+        <w:t xml:space="preserve">Verificação: atende aos requisitos especificados nos documentos REQ-AASP01-001 e PCP-AASP01-001 (design técnico)</w:t>
       </w:r>
     </w:p>
     <w:p>
       <w:pPr>
-        <w:pStyle w:val="ListBullet"/>
-        <w:spacing w:before="20" w:after="40"/>
+        <w:pStyle w:val="ListParagraph"/>
+        <w:numPr>
+          <w:ilvl w:val="0"/>
+          <w:numId w:val="1"/>
+        </w:numPr>
+        <w:ind w:left="720" w:hanging="360"/>
       </w:pPr>
       <w:r>
         <w:rPr>
           <w:rFonts w:ascii="Calibri" w:hAnsi="Calibri"/>
-          <w:b/>
-          <w:i w:val="0"/>
-          <w:sz w:val="22"/>
+          <w:sz w:val="20"/>
         </w:rPr>
-        <w:t>Validação</w:t>
-      </w:r>
-      <w:r>
-        <w:rPr>
-          <w:rFonts w:ascii="Calibri" w:hAnsi="Calibri"/>
-          <w:b w:val="0"/>
-          <w:i w:val="0"/>
-          <w:sz w:val="22"/>
-        </w:rPr>
-        <w:t>: atende as necessidades reais do negocio AASP, conforme acordado com o Product Owner Marcos Turnes e validado por Leonardo Francisco Pereira</w:t>
+        <w:t xml:space="preserve">Validação: atende as necessidades reais do negócio AASP, conforme acordado com o Product Owner Marcos Turnes e validado por Leonardo Francisco Pereira</w:t>
       </w:r>
     </w:p>
     <w:p>
       <w:pPr>
-        <w:spacing w:before="0" w:after="120"/>
+        <w:pStyle w:val="Normal"/>
       </w:pPr>
       <w:r>
         <w:rPr>
           <w:rFonts w:ascii="Calibri" w:hAnsi="Calibri"/>
-          <w:b w:val="0"/>
-          <w:i w:val="0"/>
-          <w:sz w:val="22"/>
+          <w:sz w:val="20"/>
         </w:rPr>
-        <w:t>Este plano e aplicado a todos os sprints do projeto (S1 a S3) e constitui evidência obrigatória dos processos VER e VAL do MPS-SW nível C.</w:t>
+        <w:t xml:space="preserve">Este plano é aplicado a todos os sprints do projeto (S1 a S3) e constitui evidência obrigatória dos processos VER e VAL do MPS-SW nível C.</w:t>
       </w:r>
     </w:p>
     <w:p>
       <w:pPr>
-        <w:pStyle w:val="Heading1"/>
-        <w:keepNext/>
-        <w:keepLines/>
-        <w:pBdr>
-          <w:bottom w:val="single" w:sz="4" w:space="2" w:color="D6E4F0"/>
-        </w:pBdr>
+        <w:pStyle w:val="Heading2"/>
       </w:pPr>
       <w:r>
+        <w:rPr>
+          <w:rFonts w:ascii="Calibri" w:hAnsi="Calibri"/>
+        </w:rPr>
         <w:t>2. Escopo do Plano</w:t>
       </w:r>
     </w:p>
     <w:p>
       <w:pPr>
-        <w:spacing w:before="0" w:after="120"/>
+        <w:pStyle w:val="Normal"/>
       </w:pPr>
       <w:r>
         <w:rPr>
           <w:rFonts w:ascii="Calibri" w:hAnsi="Calibri"/>
-          <w:b w:val="0"/>
-          <w:i w:val="0"/>
-          <w:sz w:val="22"/>
+          <w:sz w:val="20"/>
         </w:rPr>
-        <w:t>Este documento cobre todas as atividades de V&amp;V desde:</w:t>
+        <w:t xml:space="preserve">Este documento cobre todas as atividades de V&amp;V desde:</w:t>
       </w:r>
     </w:p>
     <w:p>
       <w:pPr>
-        <w:pStyle w:val="ListBullet"/>
-        <w:spacing w:before="20" w:after="40"/>
+        <w:pStyle w:val="ListParagraph"/>
+        <w:numPr>
+          <w:ilvl w:val="0"/>
+          <w:numId w:val="1"/>
+        </w:numPr>
+        <w:ind w:left="720" w:hanging="360"/>
       </w:pPr>
       <w:r>
         <w:rPr>
           <w:rFonts w:ascii="Calibri" w:hAnsi="Calibri"/>
-          <w:b w:val="0"/>
-          <w:i w:val="0"/>
-          <w:sz w:val="22"/>
+          <w:sz w:val="20"/>
         </w:rPr>
-        <w:t>Testes unitarios realizados durante o desenvolvimento (nível de método e classe)</w:t>
+        <w:t xml:space="preserve">Code review técnico (peer review) em Merge Requests no GitLab</w:t>
       </w:r>
     </w:p>
     <w:p>
       <w:pPr>
-        <w:pStyle w:val="ListBullet"/>
-        <w:spacing w:before="20" w:after="40"/>
+        <w:pStyle w:val="ListParagraph"/>
+        <w:numPr>
+          <w:ilvl w:val="0"/>
+          <w:numId w:val="1"/>
+        </w:numPr>
+        <w:ind w:left="720" w:hanging="360"/>
       </w:pPr>
       <w:r>
         <w:rPr>
           <w:rFonts w:ascii="Calibri" w:hAnsi="Calibri"/>
-          <w:b w:val="0"/>
-          <w:i w:val="0"/>
-          <w:sz w:val="22"/>
-        </w:rPr>
-        <w:t xml:space="preserve">Testes de integração com banco de dados (e, quando implementada na Sprint 2, com o microserviço </w:t>
-      </w:r>
-      <w:r>
-        <w:rPr>
-          <w:rFonts w:ascii="Courier New" w:hAnsi="Courier New"/>
-          <w:b w:val="0"/>
-          <w:i w:val="0"/>
-          <w:color w:val="333333"/>
           <w:sz w:val="20"/>
         </w:rPr>
-        <w:t>ms.temis.vinculos</w:t>
-      </w:r>
-      <w:r>
-        <w:rPr>
-          <w:rFonts w:ascii="Calibri" w:hAnsi="Calibri"/>
-          <w:b w:val="0"/>
-          <w:i w:val="0"/>
-          <w:sz w:val="22"/>
-        </w:rPr>
-        <w:t>)</w:t>
+        <w:t xml:space="preserve">Testes de sistema via Swagger UI e Postman</w:t>
       </w:r>
     </w:p>
     <w:p>
       <w:pPr>
-        <w:pStyle w:val="ListBullet"/>
-        <w:spacing w:before="20" w:after="40"/>
+        <w:pStyle w:val="ListParagraph"/>
+        <w:numPr>
+          <w:ilvl w:val="0"/>
+          <w:numId w:val="1"/>
+        </w:numPr>
+        <w:ind w:left="720" w:hanging="360"/>
       </w:pPr>
       <w:r>
         <w:rPr>
           <w:rFonts w:ascii="Calibri" w:hAnsi="Calibri"/>
-          <w:b w:val="0"/>
-          <w:i w:val="0"/>
-          <w:sz w:val="22"/>
+          <w:sz w:val="20"/>
         </w:rPr>
-        <w:t>Code review técnico (peer review) em Merge Requests no GitLab</w:t>
+        <w:t xml:space="preserve">Testes de homologação (UAT) executados por Leonardo Francisco Pereira em ambiente AASP</w:t>
       </w:r>
     </w:p>
     <w:p>
       <w:pPr>
-        <w:pStyle w:val="ListBullet"/>
-        <w:spacing w:before="20" w:after="40"/>
+        <w:pStyle w:val="ListParagraph"/>
+        <w:numPr>
+          <w:ilvl w:val="0"/>
+          <w:numId w:val="1"/>
+        </w:numPr>
+        <w:ind w:left="720" w:hanging="360"/>
       </w:pPr>
       <w:r>
         <w:rPr>
           <w:rFonts w:ascii="Calibri" w:hAnsi="Calibri"/>
-          <w:b w:val="0"/>
-          <w:i w:val="0"/>
-          <w:sz w:val="22"/>
+          <w:sz w:val="20"/>
         </w:rPr>
-        <w:t>Testes de sistema via Swagger UI e Postman</w:t>
+        <w:t xml:space="preserve">Aceite formal por sprint realizado por Marcos Turnes</w:t>
       </w:r>
     </w:p>
     <w:p>
       <w:pPr>
-        <w:pStyle w:val="ListBullet"/>
-        <w:spacing w:before="20" w:after="40"/>
+        <w:ind w:left="720"/>
       </w:pPr>
       <w:r>
         <w:rPr>
           <w:rFonts w:ascii="Calibri" w:hAnsi="Calibri"/>
-          <w:b w:val="0"/>
-          <w:i w:val="0"/>
-          <w:sz w:val="22"/>
+          <w:i/>
+          <w:color w:val="555555"/>
+          <w:sz w:val="20"/>
         </w:rPr>
-        <w:t>Testes de homologação (UAT) executados por Leonardo Francisco Pereira em ambiente AASP</w:t>
+        <w:t xml:space="preserve">Nota: Testes unitários e de integração automatizados não se aplicam a este projeto — o projeto não possui testes automatizados.</w:t>
       </w:r>
     </w:p>
     <w:p>
       <w:pPr>
-        <w:pStyle w:val="ListBullet"/>
-        <w:spacing w:before="20" w:after="40"/>
+        <w:pStyle w:val="Normal"/>
       </w:pPr>
       <w:r>
         <w:rPr>
           <w:rFonts w:ascii="Calibri" w:hAnsi="Calibri"/>
-          <w:b w:val="0"/>
-          <w:i w:val="0"/>
-          <w:sz w:val="22"/>
+          <w:sz w:val="20"/>
         </w:rPr>
-        <w:t>Aceite formal por sprint realizado por Marcos Turnes</w:t>
+        <w:t xml:space="preserve">O escopo funcional cobre todos os requisitos funcionais AG-20 a AG-25 definidos em REQ-AASP01-001, distribuídos nas sprints S1 a S3.</w:t>
       </w:r>
     </w:p>
     <w:p>
       <w:pPr>
-        <w:spacing w:before="0" w:after="120"/>
+        <w:pStyle w:val="Heading2"/>
       </w:pPr>
       <w:r>
         <w:rPr>
           <w:rFonts w:ascii="Calibri" w:hAnsi="Calibri"/>
-          <w:b w:val="0"/>
-          <w:i w:val="0"/>
-          <w:sz w:val="22"/>
         </w:rPr>
-        <w:t>O escopo funcional cobre todos os requisitos funcionais AG-20 a AG-25 definidos em REQ-AASP01-001, distribuidos nas sprints S1 a S3.</w:t>
-      </w:r>
-    </w:p>
-    <w:p>
-      <w:pPr>
-        <w:pStyle w:val="Heading1"/>
-        <w:keepNext/>
-        <w:keepLines/>
-        <w:pBdr>
-          <w:bottom w:val="single" w:sz="4" w:space="2" w:color="D6E4F0"/>
-        </w:pBdr>
-      </w:pPr>
-      <w:r>
         <w:t>3. Estratégia de Verificação e Validação</w:t>
       </w:r>
     </w:p>
     <w:p>
       <w:pPr>
-        <w:pStyle w:val="Heading2"/>
-        <w:keepNext/>
-        <w:keepLines/>
+        <w:pStyle w:val="Heading3"/>
       </w:pPr>
       <w:r>
+        <w:rPr>
+          <w:rFonts w:ascii="Calibri" w:hAnsi="Calibri"/>
+        </w:rPr>
         <w:t>3.1 Níveis de Teste</w:t>
       </w:r>
     </w:p>
     <w:tbl>
       <w:tblPr>
         <w:tblW w:type="auto" w:w="0"/>
-        <w:tblLook w:firstColumn="1" w:firstRow="1" w:lastColumn="0" w:lastRow="0" w:noHBand="0" w:noVBand="1" w:val="04A0"/>
         <w:tblBorders>
-          <w:top w:val="single" w:sz="4" w:space="0" w:color="003366"/>
-          <w:left w:val="single" w:sz="4" w:space="0" w:color="003366"/>
-          <w:bottom w:val="single" w:sz="4" w:space="0" w:color="003366"/>
-          <w:right w:val="single" w:sz="4" w:space="0" w:color="003366"/>
-          <w:insideH w:val="single" w:sz="4" w:space="0" w:color="003366"/>
-          <w:insideV w:val="single" w:sz="4" w:space="0" w:color="003366"/>
+          <w:top w:val="single" w:sz="4" w:space="0" w:color="AAAAAA"/>
+          <w:left w:val="single" w:sz="4" w:space="0" w:color="AAAAAA"/>
+          <w:bottom w:val="single" w:sz="4" w:space="0" w:color="AAAAAA"/>
+          <w:right w:val="single" w:sz="4" w:space="0" w:color="AAAAAA"/>
+          <w:insideH w:val="single" w:sz="4" w:space="0" w:color="AAAAAA"/>
+          <w:insideV w:val="single" w:sz="4" w:space="0" w:color="AAAAAA"/>
         </w:tblBorders>
       </w:tblPr>
       <w:tblGrid>
-        <w:gridCol w:w="1484"/>
-        <w:gridCol w:w="1484"/>
-        <w:gridCol w:w="1484"/>
-        <w:gridCol w:w="1484"/>
-        <w:gridCol w:w="1484"/>
-        <w:gridCol w:w="1484"/>
+        <w:gridCol w:w="1483"/>
+        <w:gridCol w:w="1483"/>
+        <w:gridCol w:w="1483"/>
+        <w:gridCol w:w="1483"/>
+        <w:gridCol w:w="1483"/>
+        <w:gridCol w:w="1487"/>
       </w:tblGrid>
       <w:tr>
         <w:trPr>
+          <w:tblHeader/>
           <w:cantSplit w:val="1"/>
         </w:trPr>
         <w:tc>
           <w:tcPr>
-            <w:tcW w:type="dxa" w:w="1484"/>
+            <w:tcW w:type="dxa" w:w="1483"/>
             <w:tcMar>
               <w:top w:w="60" w:type="dxa"/>
               <w:bottom w:w="60" w:type="dxa"/>
-              <w:left w:w="100" w:type="dxa"/>
-              <w:right w:w="100" w:type="dxa"/>
+              <w:left w:w="80" w:type="dxa"/>
+              <w:right w:w="80" w:type="dxa"/>
             </w:tcMar>
-            <w:shd w:val="clear" w:color="auto" w:fill="003366"/>
+            <w:shd w:val="clear" w:color="auto" w:fill="1F3864"/>
           </w:tcPr>
           <w:p>
             <w:pPr>
@@ -842,24 +769,23 @@
               <w:rPr>
                 <w:rFonts w:ascii="Calibri" w:hAnsi="Calibri"/>
                 <w:b/>
-                <w:i w:val="0"/>
                 <w:color w:val="FFFFFF"/>
-                <w:sz w:val="20"/>
+                <w:sz w:val="16"/>
               </w:rPr>
-              <w:t>Nível</w:t>
+              <w:t xml:space="preserve">Nível</w:t>
             </w:r>
           </w:p>
         </w:tc>
         <w:tc>
           <w:tcPr>
-            <w:tcW w:type="dxa" w:w="1484"/>
+            <w:tcW w:type="dxa" w:w="1483"/>
             <w:tcMar>
               <w:top w:w="60" w:type="dxa"/>
               <w:bottom w:w="60" w:type="dxa"/>
-              <w:left w:w="100" w:type="dxa"/>
-              <w:right w:w="100" w:type="dxa"/>
+              <w:left w:w="80" w:type="dxa"/>
+              <w:right w:w="80" w:type="dxa"/>
             </w:tcMar>
-            <w:shd w:val="clear" w:color="auto" w:fill="003366"/>
+            <w:shd w:val="clear" w:color="auto" w:fill="1F3864"/>
           </w:tcPr>
           <w:p>
             <w:pPr>
@@ -869,24 +795,23 @@
               <w:rPr>
                 <w:rFonts w:ascii="Calibri" w:hAnsi="Calibri"/>
                 <w:b/>
-                <w:i w:val="0"/>
                 <w:color w:val="FFFFFF"/>
-                <w:sz w:val="20"/>
+                <w:sz w:val="16"/>
               </w:rPr>
-              <w:t>Tipo</w:t>
+              <w:t xml:space="preserve">Tipo</w:t>
             </w:r>
           </w:p>
         </w:tc>
         <w:tc>
           <w:tcPr>
-            <w:tcW w:type="dxa" w:w="1484"/>
+            <w:tcW w:type="dxa" w:w="1483"/>
             <w:tcMar>
               <w:top w:w="60" w:type="dxa"/>
               <w:bottom w:w="60" w:type="dxa"/>
-              <w:left w:w="100" w:type="dxa"/>
-              <w:right w:w="100" w:type="dxa"/>
+              <w:left w:w="80" w:type="dxa"/>
+              <w:right w:w="80" w:type="dxa"/>
             </w:tcMar>
-            <w:shd w:val="clear" w:color="auto" w:fill="003366"/>
+            <w:shd w:val="clear" w:color="auto" w:fill="1F3864"/>
           </w:tcPr>
           <w:p>
             <w:pPr>
@@ -896,24 +821,23 @@
               <w:rPr>
                 <w:rFonts w:ascii="Calibri" w:hAnsi="Calibri"/>
                 <w:b/>
-                <w:i w:val="0"/>
                 <w:color w:val="FFFFFF"/>
-                <w:sz w:val="20"/>
+                <w:sz w:val="16"/>
               </w:rPr>
-              <w:t>Responsável</w:t>
+              <w:t xml:space="preserve">Responsável</w:t>
             </w:r>
           </w:p>
         </w:tc>
         <w:tc>
           <w:tcPr>
-            <w:tcW w:type="dxa" w:w="1484"/>
+            <w:tcW w:type="dxa" w:w="1483"/>
             <w:tcMar>
               <w:top w:w="60" w:type="dxa"/>
               <w:bottom w:w="60" w:type="dxa"/>
-              <w:left w:w="100" w:type="dxa"/>
-              <w:right w:w="100" w:type="dxa"/>
+              <w:left w:w="80" w:type="dxa"/>
+              <w:right w:w="80" w:type="dxa"/>
             </w:tcMar>
-            <w:shd w:val="clear" w:color="auto" w:fill="003366"/>
+            <w:shd w:val="clear" w:color="auto" w:fill="1F3864"/>
           </w:tcPr>
           <w:p>
             <w:pPr>
@@ -923,24 +847,23 @@
               <w:rPr>
                 <w:rFonts w:ascii="Calibri" w:hAnsi="Calibri"/>
                 <w:b/>
-                <w:i w:val="0"/>
                 <w:color w:val="FFFFFF"/>
-                <w:sz w:val="20"/>
+                <w:sz w:val="16"/>
               </w:rPr>
-              <w:t>Ferramenta</w:t>
+              <w:t xml:space="preserve">Ferramenta</w:t>
             </w:r>
           </w:p>
         </w:tc>
         <w:tc>
           <w:tcPr>
-            <w:tcW w:type="dxa" w:w="1484"/>
+            <w:tcW w:type="dxa" w:w="1483"/>
             <w:tcMar>
               <w:top w:w="60" w:type="dxa"/>
               <w:bottom w:w="60" w:type="dxa"/>
-              <w:left w:w="100" w:type="dxa"/>
-              <w:right w:w="100" w:type="dxa"/>
+              <w:left w:w="80" w:type="dxa"/>
+              <w:right w:w="80" w:type="dxa"/>
             </w:tcMar>
-            <w:shd w:val="clear" w:color="auto" w:fill="003366"/>
+            <w:shd w:val="clear" w:color="auto" w:fill="1F3864"/>
           </w:tcPr>
           <w:p>
             <w:pPr>
@@ -950,24 +873,23 @@
               <w:rPr>
                 <w:rFonts w:ascii="Calibri" w:hAnsi="Calibri"/>
                 <w:b/>
-                <w:i w:val="0"/>
                 <w:color w:val="FFFFFF"/>
-                <w:sz w:val="20"/>
+                <w:sz w:val="16"/>
               </w:rPr>
-              <w:t>Critério de Entrada</w:t>
+              <w:t xml:space="preserve">Critério de Entrada</w:t>
             </w:r>
           </w:p>
         </w:tc>
         <w:tc>
           <w:tcPr>
-            <w:tcW w:type="dxa" w:w="1484"/>
+            <w:tcW w:type="dxa" w:w="1487"/>
             <w:tcMar>
               <w:top w:w="60" w:type="dxa"/>
               <w:bottom w:w="60" w:type="dxa"/>
-              <w:left w:w="100" w:type="dxa"/>
-              <w:right w:w="100" w:type="dxa"/>
+              <w:left w:w="80" w:type="dxa"/>
+              <w:right w:w="80" w:type="dxa"/>
             </w:tcMar>
-            <w:shd w:val="clear" w:color="auto" w:fill="003366"/>
+            <w:shd w:val="clear" w:color="auto" w:fill="1F3864"/>
           </w:tcPr>
           <w:p>
             <w:pPr>
@@ -977,11 +899,10 @@
               <w:rPr>
                 <w:rFonts w:ascii="Calibri" w:hAnsi="Calibri"/>
                 <w:b/>
-                <w:i w:val="0"/>
                 <w:color w:val="FFFFFF"/>
-                <w:sz w:val="20"/>
+                <w:sz w:val="16"/>
               </w:rPr>
-              <w:t>Critério de Saida</w:t>
+              <w:t xml:space="preserve">Critério de Saída</w:t>
             </w:r>
           </w:p>
         </w:tc>
@@ -992,14 +913,14 @@
         </w:trPr>
         <w:tc>
           <w:tcPr>
-            <w:tcW w:type="dxa" w:w="1484"/>
+            <w:tcW w:type="dxa" w:w="1483"/>
             <w:tcMar>
               <w:top w:w="60" w:type="dxa"/>
               <w:bottom w:w="60" w:type="dxa"/>
-              <w:left w:w="100" w:type="dxa"/>
-              <w:right w:w="100" w:type="dxa"/>
+              <w:left w:w="80" w:type="dxa"/>
+              <w:right w:w="80" w:type="dxa"/>
             </w:tcMar>
-            <w:shd w:val="clear" w:color="auto" w:fill="EBF5FB"/>
+            <w:shd w:val="clear" w:color="auto" w:fill="D6E4F0"/>
           </w:tcPr>
           <w:p>
             <w:pPr>
@@ -1009,23 +930,22 @@
               <w:rPr>
                 <w:rFonts w:ascii="Calibri" w:hAnsi="Calibri"/>
                 <w:b w:val="0"/>
-                <w:i w:val="0"/>
-                <w:sz w:val="20"/>
+                <w:sz w:val="16"/>
               </w:rPr>
-              <w:t>1</w:t>
+              <w:t xml:space="preserve">1</w:t>
             </w:r>
           </w:p>
         </w:tc>
         <w:tc>
           <w:tcPr>
-            <w:tcW w:type="dxa" w:w="1484"/>
+            <w:tcW w:type="dxa" w:w="1483"/>
             <w:tcMar>
               <w:top w:w="60" w:type="dxa"/>
               <w:bottom w:w="60" w:type="dxa"/>
-              <w:left w:w="100" w:type="dxa"/>
-              <w:right w:w="100" w:type="dxa"/>
+              <w:left w:w="80" w:type="dxa"/>
+              <w:right w:w="80" w:type="dxa"/>
             </w:tcMar>
-            <w:shd w:val="clear" w:color="auto" w:fill="EBF5FB"/>
+            <w:shd w:val="clear" w:color="auto" w:fill="D6E4F0"/>
           </w:tcPr>
           <w:p>
             <w:pPr>
@@ -1035,23 +955,22 @@
               <w:rPr>
                 <w:rFonts w:ascii="Calibri" w:hAnsi="Calibri"/>
                 <w:b w:val="0"/>
-                <w:i w:val="0"/>
-                <w:sz w:val="20"/>
+                <w:sz w:val="16"/>
               </w:rPr>
-              <w:t>Testes Unitarios</w:t>
+              <w:t xml:space="preserve">Testes Unitários</w:t>
             </w:r>
           </w:p>
         </w:tc>
         <w:tc>
           <w:tcPr>
-            <w:tcW w:type="dxa" w:w="1484"/>
+            <w:tcW w:type="dxa" w:w="1483"/>
             <w:tcMar>
               <w:top w:w="60" w:type="dxa"/>
               <w:bottom w:w="60" w:type="dxa"/>
-              <w:left w:w="100" w:type="dxa"/>
-              <w:right w:w="100" w:type="dxa"/>
+              <w:left w:w="80" w:type="dxa"/>
+              <w:right w:w="80" w:type="dxa"/>
             </w:tcMar>
-            <w:shd w:val="clear" w:color="auto" w:fill="EBF5FB"/>
+            <w:shd w:val="clear" w:color="auto" w:fill="D6E4F0"/>
           </w:tcPr>
           <w:p>
             <w:pPr>
@@ -1061,23 +980,22 @@
               <w:rPr>
                 <w:rFonts w:ascii="Calibri" w:hAnsi="Calibri"/>
                 <w:b w:val="0"/>
-                <w:i w:val="0"/>
-                <w:sz w:val="20"/>
+                <w:sz w:val="16"/>
               </w:rPr>
-              <w:t>Cezar Hiraki + Renan Kiyoshi (Timeware)</w:t>
+              <w:t xml:space="preserve">N/A</w:t>
             </w:r>
           </w:p>
         </w:tc>
         <w:tc>
           <w:tcPr>
-            <w:tcW w:type="dxa" w:w="1484"/>
+            <w:tcW w:type="dxa" w:w="1483"/>
             <w:tcMar>
               <w:top w:w="60" w:type="dxa"/>
               <w:bottom w:w="60" w:type="dxa"/>
-              <w:left w:w="100" w:type="dxa"/>
-              <w:right w:w="100" w:type="dxa"/>
+              <w:left w:w="80" w:type="dxa"/>
+              <w:right w:w="80" w:type="dxa"/>
             </w:tcMar>
-            <w:shd w:val="clear" w:color="auto" w:fill="EBF5FB"/>
+            <w:shd w:val="clear" w:color="auto" w:fill="D6E4F0"/>
           </w:tcPr>
           <w:p>
             <w:pPr>
@@ -1087,23 +1005,22 @@
               <w:rPr>
                 <w:rFonts w:ascii="Calibri" w:hAnsi="Calibri"/>
                 <w:b w:val="0"/>
-                <w:i w:val="0"/>
-                <w:sz w:val="20"/>
+                <w:sz w:val="16"/>
               </w:rPr>
-              <w:t>xUnit (.NET FW 4.7.2) + Moq</w:t>
+              <w:t xml:space="preserve">N/A</w:t>
             </w:r>
           </w:p>
         </w:tc>
         <w:tc>
           <w:tcPr>
-            <w:tcW w:type="dxa" w:w="1484"/>
+            <w:tcW w:type="dxa" w:w="1483"/>
             <w:tcMar>
               <w:top w:w="60" w:type="dxa"/>
               <w:bottom w:w="60" w:type="dxa"/>
-              <w:left w:w="100" w:type="dxa"/>
-              <w:right w:w="100" w:type="dxa"/>
+              <w:left w:w="80" w:type="dxa"/>
+              <w:right w:w="80" w:type="dxa"/>
             </w:tcMar>
-            <w:shd w:val="clear" w:color="auto" w:fill="EBF5FB"/>
+            <w:shd w:val="clear" w:color="auto" w:fill="D6E4F0"/>
           </w:tcPr>
           <w:p>
             <w:pPr>
@@ -1113,23 +1030,22 @@
               <w:rPr>
                 <w:rFonts w:ascii="Calibri" w:hAnsi="Calibri"/>
                 <w:b w:val="0"/>
-                <w:i w:val="0"/>
-                <w:sz w:val="20"/>
+                <w:sz w:val="16"/>
               </w:rPr>
-              <w:t>Feature implementada em branch de feature; build local verde</w:t>
+              <w:t xml:space="preserve">N/A</w:t>
             </w:r>
           </w:p>
         </w:tc>
         <w:tc>
           <w:tcPr>
-            <w:tcW w:type="dxa" w:w="1484"/>
+            <w:tcW w:type="dxa" w:w="1487"/>
             <w:tcMar>
               <w:top w:w="60" w:type="dxa"/>
               <w:bottom w:w="60" w:type="dxa"/>
-              <w:left w:w="100" w:type="dxa"/>
-              <w:right w:w="100" w:type="dxa"/>
+              <w:left w:w="80" w:type="dxa"/>
+              <w:right w:w="80" w:type="dxa"/>
             </w:tcMar>
-            <w:shd w:val="clear" w:color="auto" w:fill="EBF5FB"/>
+            <w:shd w:val="clear" w:color="auto" w:fill="D6E4F0"/>
           </w:tcPr>
           <w:p>
             <w:pPr>
@@ -1139,48 +1055,9 @@
               <w:rPr>
                 <w:rFonts w:ascii="Calibri" w:hAnsi="Calibri"/>
                 <w:b w:val="0"/>
-                <w:i w:val="0"/>
-                <w:sz w:val="20"/>
+                <w:sz w:val="16"/>
               </w:rPr>
-              <w:t>Cobertura adequada na camada de serviço (</w:t>
-            </w:r>
-            <w:r>
-              <w:rPr>
-                <w:rFonts w:ascii="Courier New" w:hAnsi="Courier New"/>
-                <w:b w:val="0"/>
-                <w:i w:val="0"/>
-                <w:color w:val="333333"/>
-                <w:sz w:val="20"/>
-              </w:rPr>
-              <w:t>GerenciarGruposServices</w:t>
-            </w:r>
-            <w:r>
-              <w:rPr>
-                <w:rFonts w:ascii="Calibri" w:hAnsi="Calibri"/>
-                <w:b w:val="0"/>
-                <w:i w:val="0"/>
-                <w:sz w:val="20"/>
-              </w:rPr>
-              <w:t>) e repositório (</w:t>
-            </w:r>
-            <w:r>
-              <w:rPr>
-                <w:rFonts w:ascii="Courier New" w:hAnsi="Courier New"/>
-                <w:b w:val="0"/>
-                <w:i w:val="0"/>
-                <w:color w:val="333333"/>
-                <w:sz w:val="20"/>
-              </w:rPr>
-              <w:t>GerenciarGruposRepositorio</w:t>
-            </w:r>
-            <w:r>
-              <w:rPr>
-                <w:rFonts w:ascii="Calibri" w:hAnsi="Calibri"/>
-                <w:b w:val="0"/>
-                <w:i w:val="0"/>
-                <w:sz w:val="20"/>
-              </w:rPr>
-              <w:t>); todos os testes passando sem falha</w:t>
+              <w:t xml:space="preserve">Não se aplica — o projeto não possui testes unitários automatizados.</w:t>
             </w:r>
           </w:p>
         </w:tc>
@@ -1191,12 +1068,12 @@
         </w:trPr>
         <w:tc>
           <w:tcPr>
-            <w:tcW w:type="dxa" w:w="1484"/>
+            <w:tcW w:type="dxa" w:w="1483"/>
             <w:tcMar>
               <w:top w:w="60" w:type="dxa"/>
               <w:bottom w:w="60" w:type="dxa"/>
-              <w:left w:w="100" w:type="dxa"/>
-              <w:right w:w="100" w:type="dxa"/>
+              <w:left w:w="80" w:type="dxa"/>
+              <w:right w:w="80" w:type="dxa"/>
             </w:tcMar>
           </w:tcPr>
           <w:p>
@@ -1207,21 +1084,20 @@
               <w:rPr>
                 <w:rFonts w:ascii="Calibri" w:hAnsi="Calibri"/>
                 <w:b w:val="0"/>
-                <w:i w:val="0"/>
-                <w:sz w:val="20"/>
+                <w:sz w:val="16"/>
               </w:rPr>
-              <w:t>2</w:t>
+              <w:t xml:space="preserve">2</w:t>
             </w:r>
           </w:p>
         </w:tc>
         <w:tc>
           <w:tcPr>
-            <w:tcW w:type="dxa" w:w="1484"/>
+            <w:tcW w:type="dxa" w:w="1483"/>
             <w:tcMar>
               <w:top w:w="60" w:type="dxa"/>
               <w:bottom w:w="60" w:type="dxa"/>
-              <w:left w:w="100" w:type="dxa"/>
-              <w:right w:w="100" w:type="dxa"/>
+              <w:left w:w="80" w:type="dxa"/>
+              <w:right w:w="80" w:type="dxa"/>
             </w:tcMar>
           </w:tcPr>
           <w:p>
@@ -1232,21 +1108,20 @@
               <w:rPr>
                 <w:rFonts w:ascii="Calibri" w:hAnsi="Calibri"/>
                 <w:b w:val="0"/>
-                <w:i w:val="0"/>
-                <w:sz w:val="20"/>
+                <w:sz w:val="16"/>
               </w:rPr>
-              <w:t>Testes de Integração</w:t>
+              <w:t xml:space="preserve">Testes de Integração</w:t>
             </w:r>
           </w:p>
         </w:tc>
         <w:tc>
           <w:tcPr>
-            <w:tcW w:type="dxa" w:w="1484"/>
+            <w:tcW w:type="dxa" w:w="1483"/>
             <w:tcMar>
               <w:top w:w="60" w:type="dxa"/>
               <w:bottom w:w="60" w:type="dxa"/>
-              <w:left w:w="100" w:type="dxa"/>
-              <w:right w:w="100" w:type="dxa"/>
+              <w:left w:w="80" w:type="dxa"/>
+              <w:right w:w="80" w:type="dxa"/>
             </w:tcMar>
           </w:tcPr>
           <w:p>
@@ -1257,21 +1132,20 @@
               <w:rPr>
                 <w:rFonts w:ascii="Calibri" w:hAnsi="Calibri"/>
                 <w:b w:val="0"/>
-                <w:i w:val="0"/>
-                <w:sz w:val="20"/>
+                <w:sz w:val="16"/>
               </w:rPr>
-              <w:t>Cezar Hiraki (Timeware)</w:t>
+              <w:t xml:space="preserve">N/A</w:t>
             </w:r>
           </w:p>
         </w:tc>
         <w:tc>
           <w:tcPr>
-            <w:tcW w:type="dxa" w:w="1484"/>
+            <w:tcW w:type="dxa" w:w="1483"/>
             <w:tcMar>
               <w:top w:w="60" w:type="dxa"/>
               <w:bottom w:w="60" w:type="dxa"/>
-              <w:left w:w="100" w:type="dxa"/>
-              <w:right w:w="100" w:type="dxa"/>
+              <w:left w:w="80" w:type="dxa"/>
+              <w:right w:w="80" w:type="dxa"/>
             </w:tcMar>
           </w:tcPr>
           <w:p>
@@ -1282,21 +1156,20 @@
               <w:rPr>
                 <w:rFonts w:ascii="Calibri" w:hAnsi="Calibri"/>
                 <w:b w:val="0"/>
-                <w:i w:val="0"/>
-                <w:sz w:val="20"/>
+                <w:sz w:val="16"/>
               </w:rPr>
-              <w:t>xUnit + SQL Server local (scripts de setup de banco de teste)</w:t>
+              <w:t xml:space="preserve">N/A</w:t>
             </w:r>
           </w:p>
         </w:tc>
         <w:tc>
           <w:tcPr>
-            <w:tcW w:type="dxa" w:w="1484"/>
+            <w:tcW w:type="dxa" w:w="1483"/>
             <w:tcMar>
               <w:top w:w="60" w:type="dxa"/>
               <w:bottom w:w="60" w:type="dxa"/>
-              <w:left w:w="100" w:type="dxa"/>
-              <w:right w:w="100" w:type="dxa"/>
+              <w:left w:w="80" w:type="dxa"/>
+              <w:right w:w="80" w:type="dxa"/>
             </w:tcMar>
           </w:tcPr>
           <w:p>
@@ -1307,21 +1180,20 @@
               <w:rPr>
                 <w:rFonts w:ascii="Calibri" w:hAnsi="Calibri"/>
                 <w:b w:val="0"/>
-                <w:i w:val="0"/>
-                <w:sz w:val="20"/>
+                <w:sz w:val="16"/>
               </w:rPr>
-              <w:t>Testes unitarios passando; banco de teste configurado</w:t>
+              <w:t xml:space="preserve">N/A</w:t>
             </w:r>
           </w:p>
         </w:tc>
         <w:tc>
           <w:tcPr>
-            <w:tcW w:type="dxa" w:w="1484"/>
+            <w:tcW w:type="dxa" w:w="1487"/>
             <w:tcMar>
               <w:top w:w="60" w:type="dxa"/>
               <w:bottom w:w="60" w:type="dxa"/>
-              <w:left w:w="100" w:type="dxa"/>
-              <w:right w:w="100" w:type="dxa"/>
+              <w:left w:w="80" w:type="dxa"/>
+              <w:right w:w="80" w:type="dxa"/>
             </w:tcMar>
           </w:tcPr>
           <w:p>
@@ -1332,10 +1204,9 @@
               <w:rPr>
                 <w:rFonts w:ascii="Calibri" w:hAnsi="Calibri"/>
                 <w:b w:val="0"/>
-                <w:i w:val="0"/>
-                <w:sz w:val="20"/>
+                <w:sz w:val="16"/>
               </w:rPr>
-              <w:t>Fluxos criticos da Sprint 1 (CRUD de grupos, função do usuário, vinculo usuário-grupo) executados sem falha. Integração com ms.temis.vinculos será coberta na Sprint 2</w:t>
+              <w:t xml:space="preserve">Não se aplica — o projeto não possui testes de integração automatizados.</w:t>
             </w:r>
           </w:p>
         </w:tc>
@@ -1346,14 +1217,14 @@
         </w:trPr>
         <w:tc>
           <w:tcPr>
-            <w:tcW w:type="dxa" w:w="1484"/>
+            <w:tcW w:type="dxa" w:w="1483"/>
             <w:tcMar>
               <w:top w:w="60" w:type="dxa"/>
               <w:bottom w:w="60" w:type="dxa"/>
-              <w:left w:w="100" w:type="dxa"/>
-              <w:right w:w="100" w:type="dxa"/>
+              <w:left w:w="80" w:type="dxa"/>
+              <w:right w:w="80" w:type="dxa"/>
             </w:tcMar>
-            <w:shd w:val="clear" w:color="auto" w:fill="EBF5FB"/>
+            <w:shd w:val="clear" w:color="auto" w:fill="D6E4F0"/>
           </w:tcPr>
           <w:p>
             <w:pPr>
@@ -1363,23 +1234,22 @@
               <w:rPr>
                 <w:rFonts w:ascii="Calibri" w:hAnsi="Calibri"/>
                 <w:b w:val="0"/>
-                <w:i w:val="0"/>
-                <w:sz w:val="20"/>
+                <w:sz w:val="16"/>
               </w:rPr>
-              <w:t>3</w:t>
+              <w:t xml:space="preserve">3</w:t>
             </w:r>
           </w:p>
         </w:tc>
         <w:tc>
           <w:tcPr>
-            <w:tcW w:type="dxa" w:w="1484"/>
+            <w:tcW w:type="dxa" w:w="1483"/>
             <w:tcMar>
               <w:top w:w="60" w:type="dxa"/>
               <w:bottom w:w="60" w:type="dxa"/>
-              <w:left w:w="100" w:type="dxa"/>
-              <w:right w:w="100" w:type="dxa"/>
+              <w:left w:w="80" w:type="dxa"/>
+              <w:right w:w="80" w:type="dxa"/>
             </w:tcMar>
-            <w:shd w:val="clear" w:color="auto" w:fill="EBF5FB"/>
+            <w:shd w:val="clear" w:color="auto" w:fill="D6E4F0"/>
           </w:tcPr>
           <w:p>
             <w:pPr>
@@ -1389,23 +1259,22 @@
               <w:rPr>
                 <w:rFonts w:ascii="Calibri" w:hAnsi="Calibri"/>
                 <w:b w:val="0"/>
-                <w:i w:val="0"/>
-                <w:sz w:val="20"/>
+                <w:sz w:val="16"/>
               </w:rPr>
-              <w:t>Code Review (peer review)</w:t>
+              <w:t xml:space="preserve">Code Review (peer review)</w:t>
             </w:r>
           </w:p>
         </w:tc>
         <w:tc>
           <w:tcPr>
-            <w:tcW w:type="dxa" w:w="1484"/>
+            <w:tcW w:type="dxa" w:w="1483"/>
             <w:tcMar>
               <w:top w:w="60" w:type="dxa"/>
               <w:bottom w:w="60" w:type="dxa"/>
-              <w:left w:w="100" w:type="dxa"/>
-              <w:right w:w="100" w:type="dxa"/>
+              <w:left w:w="80" w:type="dxa"/>
+              <w:right w:w="80" w:type="dxa"/>
             </w:tcMar>
-            <w:shd w:val="clear" w:color="auto" w:fill="EBF5FB"/>
+            <w:shd w:val="clear" w:color="auto" w:fill="D6E4F0"/>
           </w:tcPr>
           <w:p>
             <w:pPr>
@@ -1415,23 +1284,22 @@
               <w:rPr>
                 <w:rFonts w:ascii="Calibri" w:hAnsi="Calibri"/>
                 <w:b w:val="0"/>
-                <w:i w:val="0"/>
-                <w:sz w:val="20"/>
+                <w:sz w:val="16"/>
               </w:rPr>
-              <w:t>Cezar Hiraki como revisor principal</w:t>
+              <w:t xml:space="preserve">Cezar Hiraki como revisor principal</w:t>
             </w:r>
           </w:p>
         </w:tc>
         <w:tc>
           <w:tcPr>
-            <w:tcW w:type="dxa" w:w="1484"/>
+            <w:tcW w:type="dxa" w:w="1483"/>
             <w:tcMar>
               <w:top w:w="60" w:type="dxa"/>
               <w:bottom w:w="60" w:type="dxa"/>
-              <w:left w:w="100" w:type="dxa"/>
-              <w:right w:w="100" w:type="dxa"/>
+              <w:left w:w="80" w:type="dxa"/>
+              <w:right w:w="80" w:type="dxa"/>
             </w:tcMar>
-            <w:shd w:val="clear" w:color="auto" w:fill="EBF5FB"/>
+            <w:shd w:val="clear" w:color="auto" w:fill="D6E4F0"/>
           </w:tcPr>
           <w:p>
             <w:pPr>
@@ -1441,23 +1309,22 @@
               <w:rPr>
                 <w:rFonts w:ascii="Calibri" w:hAnsi="Calibri"/>
                 <w:b w:val="0"/>
-                <w:i w:val="0"/>
-                <w:sz w:val="20"/>
+                <w:sz w:val="16"/>
               </w:rPr>
-              <w:t>GitLab Merge Requests + checklist de revisão</w:t>
+              <w:t xml:space="preserve">GitLab Merge Requests + checklist de revisão</w:t>
             </w:r>
           </w:p>
         </w:tc>
         <w:tc>
           <w:tcPr>
-            <w:tcW w:type="dxa" w:w="1484"/>
+            <w:tcW w:type="dxa" w:w="1483"/>
             <w:tcMar>
               <w:top w:w="60" w:type="dxa"/>
               <w:bottom w:w="60" w:type="dxa"/>
-              <w:left w:w="100" w:type="dxa"/>
-              <w:right w:w="100" w:type="dxa"/>
+              <w:left w:w="80" w:type="dxa"/>
+              <w:right w:w="80" w:type="dxa"/>
             </w:tcMar>
-            <w:shd w:val="clear" w:color="auto" w:fill="EBF5FB"/>
+            <w:shd w:val="clear" w:color="auto" w:fill="D6E4F0"/>
           </w:tcPr>
           <w:p>
             <w:pPr>
@@ -1467,23 +1334,22 @@
               <w:rPr>
                 <w:rFonts w:ascii="Calibri" w:hAnsi="Calibri"/>
                 <w:b w:val="0"/>
-                <w:i w:val="0"/>
-                <w:sz w:val="20"/>
+                <w:sz w:val="16"/>
               </w:rPr>
-              <w:t>MR aberto; build + testes unitarios passando</w:t>
+              <w:t xml:space="preserve">MR aberto; build verde</w:t>
             </w:r>
           </w:p>
         </w:tc>
         <w:tc>
           <w:tcPr>
-            <w:tcW w:type="dxa" w:w="1484"/>
+            <w:tcW w:type="dxa" w:w="1487"/>
             <w:tcMar>
               <w:top w:w="60" w:type="dxa"/>
               <w:bottom w:w="60" w:type="dxa"/>
-              <w:left w:w="100" w:type="dxa"/>
-              <w:right w:w="100" w:type="dxa"/>
+              <w:left w:w="80" w:type="dxa"/>
+              <w:right w:w="80" w:type="dxa"/>
             </w:tcMar>
-            <w:shd w:val="clear" w:color="auto" w:fill="EBF5FB"/>
+            <w:shd w:val="clear" w:color="auto" w:fill="D6E4F0"/>
           </w:tcPr>
           <w:p>
             <w:pPr>
@@ -1493,10 +1359,9 @@
               <w:rPr>
                 <w:rFonts w:ascii="Calibri" w:hAnsi="Calibri"/>
                 <w:b w:val="0"/>
-                <w:i w:val="0"/>
-                <w:sz w:val="20"/>
+                <w:sz w:val="16"/>
               </w:rPr>
-              <w:t>MR aprovado formalmente por Cezar Hiraki (Tech Lead); todos os achados P1 e P2 resolvidos antes da aprovação</w:t>
+              <w:t xml:space="preserve">MR aprovado formalmente por Cezar Hiraki (Tech Lead); todos os achados P1 e P2 resolvidos antes da aprovação</w:t>
             </w:r>
           </w:p>
         </w:tc>
@@ -1507,12 +1372,12 @@
         </w:trPr>
         <w:tc>
           <w:tcPr>
-            <w:tcW w:type="dxa" w:w="1484"/>
+            <w:tcW w:type="dxa" w:w="1483"/>
             <w:tcMar>
               <w:top w:w="60" w:type="dxa"/>
               <w:bottom w:w="60" w:type="dxa"/>
-              <w:left w:w="100" w:type="dxa"/>
-              <w:right w:w="100" w:type="dxa"/>
+              <w:left w:w="80" w:type="dxa"/>
+              <w:right w:w="80" w:type="dxa"/>
             </w:tcMar>
           </w:tcPr>
           <w:p>
@@ -1523,21 +1388,20 @@
               <w:rPr>
                 <w:rFonts w:ascii="Calibri" w:hAnsi="Calibri"/>
                 <w:b w:val="0"/>
-                <w:i w:val="0"/>
-                <w:sz w:val="20"/>
+                <w:sz w:val="16"/>
               </w:rPr>
-              <w:t>4</w:t>
+              <w:t xml:space="preserve">4</w:t>
             </w:r>
           </w:p>
         </w:tc>
         <w:tc>
           <w:tcPr>
-            <w:tcW w:type="dxa" w:w="1484"/>
+            <w:tcW w:type="dxa" w:w="1483"/>
             <w:tcMar>
               <w:top w:w="60" w:type="dxa"/>
               <w:bottom w:w="60" w:type="dxa"/>
-              <w:left w:w="100" w:type="dxa"/>
-              <w:right w:w="100" w:type="dxa"/>
+              <w:left w:w="80" w:type="dxa"/>
+              <w:right w:w="80" w:type="dxa"/>
             </w:tcMar>
           </w:tcPr>
           <w:p>
@@ -1548,21 +1412,20 @@
               <w:rPr>
                 <w:rFonts w:ascii="Calibri" w:hAnsi="Calibri"/>
                 <w:b w:val="0"/>
-                <w:i w:val="0"/>
-                <w:sz w:val="20"/>
+                <w:sz w:val="16"/>
               </w:rPr>
-              <w:t>Testes de Sistema</w:t>
+              <w:t xml:space="preserve">Testes de Sistema</w:t>
             </w:r>
           </w:p>
         </w:tc>
         <w:tc>
           <w:tcPr>
-            <w:tcW w:type="dxa" w:w="1484"/>
+            <w:tcW w:type="dxa" w:w="1483"/>
             <w:tcMar>
               <w:top w:w="60" w:type="dxa"/>
               <w:bottom w:w="60" w:type="dxa"/>
-              <w:left w:w="100" w:type="dxa"/>
-              <w:right w:w="100" w:type="dxa"/>
+              <w:left w:w="80" w:type="dxa"/>
+              <w:right w:w="80" w:type="dxa"/>
             </w:tcMar>
           </w:tcPr>
           <w:p>
@@ -1573,21 +1436,20 @@
               <w:rPr>
                 <w:rFonts w:ascii="Calibri" w:hAnsi="Calibri"/>
                 <w:b w:val="0"/>
-                <w:i w:val="0"/>
-                <w:sz w:val="20"/>
+                <w:sz w:val="16"/>
               </w:rPr>
-              <w:t>Cezar Hiraki via Swagger UI / Postman</w:t>
+              <w:t xml:space="preserve">Cezar Hiraki via Swagger UI / Postman</w:t>
             </w:r>
           </w:p>
         </w:tc>
         <w:tc>
           <w:tcPr>
-            <w:tcW w:type="dxa" w:w="1484"/>
+            <w:tcW w:type="dxa" w:w="1483"/>
             <w:tcMar>
               <w:top w:w="60" w:type="dxa"/>
               <w:bottom w:w="60" w:type="dxa"/>
-              <w:left w:w="100" w:type="dxa"/>
-              <w:right w:w="100" w:type="dxa"/>
+              <w:left w:w="80" w:type="dxa"/>
+              <w:right w:w="80" w:type="dxa"/>
             </w:tcMar>
           </w:tcPr>
           <w:p>
@@ -1598,21 +1460,20 @@
               <w:rPr>
                 <w:rFonts w:ascii="Calibri" w:hAnsi="Calibri"/>
                 <w:b w:val="0"/>
-                <w:i w:val="0"/>
-                <w:sz w:val="20"/>
+                <w:sz w:val="16"/>
               </w:rPr>
-              <w:t>Swagger UI (gerado automaticamente) + Postman</w:t>
+              <w:t xml:space="preserve">Swagger UI (gerado automaticamente) + Postman</w:t>
             </w:r>
           </w:p>
         </w:tc>
         <w:tc>
           <w:tcPr>
-            <w:tcW w:type="dxa" w:w="1484"/>
+            <w:tcW w:type="dxa" w:w="1483"/>
             <w:tcMar>
               <w:top w:w="60" w:type="dxa"/>
               <w:bottom w:w="60" w:type="dxa"/>
-              <w:left w:w="100" w:type="dxa"/>
-              <w:right w:w="100" w:type="dxa"/>
+              <w:left w:w="80" w:type="dxa"/>
+              <w:right w:w="80" w:type="dxa"/>
             </w:tcMar>
           </w:tcPr>
           <w:p>
@@ -1623,21 +1484,20 @@
               <w:rPr>
                 <w:rFonts w:ascii="Calibri" w:hAnsi="Calibri"/>
                 <w:b w:val="0"/>
-                <w:i w:val="0"/>
-                <w:sz w:val="20"/>
+                <w:sz w:val="16"/>
               </w:rPr>
-              <w:t>Feature integrada em ambiente dev; MR mergeado em develop</w:t>
+              <w:t xml:space="preserve">Feature integrada em ambiente dev; MR mergeado em develop</w:t>
             </w:r>
           </w:p>
         </w:tc>
         <w:tc>
           <w:tcPr>
-            <w:tcW w:type="dxa" w:w="1484"/>
+            <w:tcW w:type="dxa" w:w="1487"/>
             <w:tcMar>
               <w:top w:w="60" w:type="dxa"/>
               <w:bottom w:w="60" w:type="dxa"/>
-              <w:left w:w="100" w:type="dxa"/>
-              <w:right w:w="100" w:type="dxa"/>
+              <w:left w:w="80" w:type="dxa"/>
+              <w:right w:w="80" w:type="dxa"/>
             </w:tcMar>
           </w:tcPr>
           <w:p>
@@ -1648,10 +1508,9 @@
               <w:rPr>
                 <w:rFonts w:ascii="Calibri" w:hAnsi="Calibri"/>
                 <w:b w:val="0"/>
-                <w:i w:val="0"/>
-                <w:sz w:val="20"/>
+                <w:sz w:val="16"/>
               </w:rPr>
-              <w:t>Todos os endpoints respondem com status HTTP correto (200/400) e envelope padrão; autenticação JWT funcionando</w:t>
+              <w:t xml:space="preserve">Todos os endpoints respondem com status HTTP correto (200/400) e envelope padrão; autenticação JWT funcionando</w:t>
             </w:r>
           </w:p>
         </w:tc>
@@ -1662,14 +1521,14 @@
         </w:trPr>
         <w:tc>
           <w:tcPr>
-            <w:tcW w:type="dxa" w:w="1484"/>
+            <w:tcW w:type="dxa" w:w="1483"/>
             <w:tcMar>
               <w:top w:w="60" w:type="dxa"/>
               <w:bottom w:w="60" w:type="dxa"/>
-              <w:left w:w="100" w:type="dxa"/>
-              <w:right w:w="100" w:type="dxa"/>
+              <w:left w:w="80" w:type="dxa"/>
+              <w:right w:w="80" w:type="dxa"/>
             </w:tcMar>
-            <w:shd w:val="clear" w:color="auto" w:fill="EBF5FB"/>
+            <w:shd w:val="clear" w:color="auto" w:fill="D6E4F0"/>
           </w:tcPr>
           <w:p>
             <w:pPr>
@@ -1679,23 +1538,22 @@
               <w:rPr>
                 <w:rFonts w:ascii="Calibri" w:hAnsi="Calibri"/>
                 <w:b w:val="0"/>
-                <w:i w:val="0"/>
-                <w:sz w:val="20"/>
+                <w:sz w:val="16"/>
               </w:rPr>
-              <w:t>5</w:t>
+              <w:t xml:space="preserve">5</w:t>
             </w:r>
           </w:p>
         </w:tc>
         <w:tc>
           <w:tcPr>
-            <w:tcW w:type="dxa" w:w="1484"/>
+            <w:tcW w:type="dxa" w:w="1483"/>
             <w:tcMar>
               <w:top w:w="60" w:type="dxa"/>
               <w:bottom w:w="60" w:type="dxa"/>
-              <w:left w:w="100" w:type="dxa"/>
-              <w:right w:w="100" w:type="dxa"/>
+              <w:left w:w="80" w:type="dxa"/>
+              <w:right w:w="80" w:type="dxa"/>
             </w:tcMar>
-            <w:shd w:val="clear" w:color="auto" w:fill="EBF5FB"/>
+            <w:shd w:val="clear" w:color="auto" w:fill="D6E4F0"/>
           </w:tcPr>
           <w:p>
             <w:pPr>
@@ -1705,23 +1563,22 @@
               <w:rPr>
                 <w:rFonts w:ascii="Calibri" w:hAnsi="Calibri"/>
                 <w:b w:val="0"/>
-                <w:i w:val="0"/>
-                <w:sz w:val="20"/>
+                <w:sz w:val="16"/>
               </w:rPr>
-              <w:t>Testes de Homologação (UAT)</w:t>
+              <w:t xml:space="preserve">Testes de Homologação (UAT)</w:t>
             </w:r>
           </w:p>
         </w:tc>
         <w:tc>
           <w:tcPr>
-            <w:tcW w:type="dxa" w:w="1484"/>
+            <w:tcW w:type="dxa" w:w="1483"/>
             <w:tcMar>
               <w:top w:w="60" w:type="dxa"/>
               <w:bottom w:w="60" w:type="dxa"/>
-              <w:left w:w="100" w:type="dxa"/>
-              <w:right w:w="100" w:type="dxa"/>
+              <w:left w:w="80" w:type="dxa"/>
+              <w:right w:w="80" w:type="dxa"/>
             </w:tcMar>
-            <w:shd w:val="clear" w:color="auto" w:fill="EBF5FB"/>
+            <w:shd w:val="clear" w:color="auto" w:fill="D6E4F0"/>
           </w:tcPr>
           <w:p>
             <w:pPr>
@@ -1731,23 +1588,22 @@
               <w:rPr>
                 <w:rFonts w:ascii="Calibri" w:hAnsi="Calibri"/>
                 <w:b w:val="0"/>
-                <w:i w:val="0"/>
-                <w:sz w:val="20"/>
+                <w:sz w:val="16"/>
               </w:rPr>
-              <w:t>Leonardo Francisco Pereira (AASP) + Cezar Hiraki (suporte)</w:t>
+              <w:t xml:space="preserve">Leonardo Francisco Pereira (AASP) + Cezar Hiraki (suporte)</w:t>
             </w:r>
           </w:p>
         </w:tc>
         <w:tc>
           <w:tcPr>
-            <w:tcW w:type="dxa" w:w="1484"/>
+            <w:tcW w:type="dxa" w:w="1483"/>
             <w:tcMar>
               <w:top w:w="60" w:type="dxa"/>
               <w:bottom w:w="60" w:type="dxa"/>
-              <w:left w:w="100" w:type="dxa"/>
-              <w:right w:w="100" w:type="dxa"/>
+              <w:left w:w="80" w:type="dxa"/>
+              <w:right w:w="80" w:type="dxa"/>
             </w:tcMar>
-            <w:shd w:val="clear" w:color="auto" w:fill="EBF5FB"/>
+            <w:shd w:val="clear" w:color="auto" w:fill="D6E4F0"/>
           </w:tcPr>
           <w:p>
             <w:pPr>
@@ -1757,23 +1613,22 @@
               <w:rPr>
                 <w:rFonts w:ascii="Calibri" w:hAnsi="Calibri"/>
                 <w:b w:val="0"/>
-                <w:i w:val="0"/>
-                <w:sz w:val="20"/>
+                <w:sz w:val="16"/>
               </w:rPr>
-              <w:t>Roteiros CTQ-AASP01-001 + ambiente de homologação AASP</w:t>
+              <w:t xml:space="preserve">Roteiros CTQ-AASP01-001 + ambiente de homologação AASP</w:t>
             </w:r>
           </w:p>
         </w:tc>
         <w:tc>
           <w:tcPr>
-            <w:tcW w:type="dxa" w:w="1484"/>
+            <w:tcW w:type="dxa" w:w="1483"/>
             <w:tcMar>
               <w:top w:w="60" w:type="dxa"/>
               <w:bottom w:w="60" w:type="dxa"/>
-              <w:left w:w="100" w:type="dxa"/>
-              <w:right w:w="100" w:type="dxa"/>
+              <w:left w:w="80" w:type="dxa"/>
+              <w:right w:w="80" w:type="dxa"/>
             </w:tcMar>
-            <w:shd w:val="clear" w:color="auto" w:fill="EBF5FB"/>
+            <w:shd w:val="clear" w:color="auto" w:fill="D6E4F0"/>
           </w:tcPr>
           <w:p>
             <w:pPr>
@@ -1783,23 +1638,22 @@
               <w:rPr>
                 <w:rFonts w:ascii="Calibri" w:hAnsi="Calibri"/>
                 <w:b w:val="0"/>
-                <w:i w:val="0"/>
-                <w:sz w:val="20"/>
+                <w:sz w:val="16"/>
               </w:rPr>
-              <w:t>Ambiente de homologação disponível; roteiros de teste aprovados; build deployado em homolog.</w:t>
+              <w:t xml:space="preserve">Ambiente de homologação disponível; roteiros de teste aprovados; build deployado em homolog.</w:t>
             </w:r>
           </w:p>
         </w:tc>
         <w:tc>
           <w:tcPr>
-            <w:tcW w:type="dxa" w:w="1484"/>
+            <w:tcW w:type="dxa" w:w="1487"/>
             <w:tcMar>
               <w:top w:w="60" w:type="dxa"/>
               <w:bottom w:w="60" w:type="dxa"/>
-              <w:left w:w="100" w:type="dxa"/>
-              <w:right w:w="100" w:type="dxa"/>
+              <w:left w:w="80" w:type="dxa"/>
+              <w:right w:w="80" w:type="dxa"/>
             </w:tcMar>
-            <w:shd w:val="clear" w:color="auto" w:fill="EBF5FB"/>
+            <w:shd w:val="clear" w:color="auto" w:fill="D6E4F0"/>
           </w:tcPr>
           <w:p>
             <w:pPr>
@@ -1809,10 +1663,9 @@
               <w:rPr>
                 <w:rFonts w:ascii="Calibri" w:hAnsi="Calibri"/>
                 <w:b w:val="0"/>
-                <w:i w:val="0"/>
-                <w:sz w:val="20"/>
+                <w:sz w:val="16"/>
               </w:rPr>
-              <w:t>&gt;= 95% dos cenários criticos aprovados; todos os cenários P1 (criticos) aprovados sem ressalvas</w:t>
+              <w:t xml:space="preserve">&gt;= 95% dos cenários críticos aprovados; todos os cenários P1 (críticos) aprovados sem ressalvas</w:t>
             </w:r>
           </w:p>
         </w:tc>
@@ -1823,12 +1676,12 @@
         </w:trPr>
         <w:tc>
           <w:tcPr>
-            <w:tcW w:type="dxa" w:w="1484"/>
+            <w:tcW w:type="dxa" w:w="1483"/>
             <w:tcMar>
               <w:top w:w="60" w:type="dxa"/>
               <w:bottom w:w="60" w:type="dxa"/>
-              <w:left w:w="100" w:type="dxa"/>
-              <w:right w:w="100" w:type="dxa"/>
+              <w:left w:w="80" w:type="dxa"/>
+              <w:right w:w="80" w:type="dxa"/>
             </w:tcMar>
           </w:tcPr>
           <w:p>
@@ -1839,21 +1692,20 @@
               <w:rPr>
                 <w:rFonts w:ascii="Calibri" w:hAnsi="Calibri"/>
                 <w:b w:val="0"/>
-                <w:i w:val="0"/>
-                <w:sz w:val="20"/>
+                <w:sz w:val="16"/>
               </w:rPr>
-              <w:t>6</w:t>
+              <w:t xml:space="preserve">6</w:t>
             </w:r>
           </w:p>
         </w:tc>
         <w:tc>
           <w:tcPr>
-            <w:tcW w:type="dxa" w:w="1484"/>
+            <w:tcW w:type="dxa" w:w="1483"/>
             <w:tcMar>
               <w:top w:w="60" w:type="dxa"/>
               <w:bottom w:w="60" w:type="dxa"/>
-              <w:left w:w="100" w:type="dxa"/>
-              <w:right w:w="100" w:type="dxa"/>
+              <w:left w:w="80" w:type="dxa"/>
+              <w:right w:w="80" w:type="dxa"/>
             </w:tcMar>
           </w:tcPr>
           <w:p>
@@ -1864,21 +1716,20 @@
               <w:rPr>
                 <w:rFonts w:ascii="Calibri" w:hAnsi="Calibri"/>
                 <w:b w:val="0"/>
-                <w:i w:val="0"/>
-                <w:sz w:val="20"/>
+                <w:sz w:val="16"/>
               </w:rPr>
-              <w:t>Aceite Formal</w:t>
+              <w:t xml:space="preserve">Aceite Formal</w:t>
             </w:r>
           </w:p>
         </w:tc>
         <w:tc>
           <w:tcPr>
-            <w:tcW w:type="dxa" w:w="1484"/>
+            <w:tcW w:type="dxa" w:w="1483"/>
             <w:tcMar>
               <w:top w:w="60" w:type="dxa"/>
               <w:bottom w:w="60" w:type="dxa"/>
-              <w:left w:w="100" w:type="dxa"/>
-              <w:right w:w="100" w:type="dxa"/>
+              <w:left w:w="80" w:type="dxa"/>
+              <w:right w:w="80" w:type="dxa"/>
             </w:tcMar>
           </w:tcPr>
           <w:p>
@@ -1889,21 +1740,20 @@
               <w:rPr>
                 <w:rFonts w:ascii="Calibri" w:hAnsi="Calibri"/>
                 <w:b w:val="0"/>
-                <w:i w:val="0"/>
-                <w:sz w:val="20"/>
+                <w:sz w:val="16"/>
               </w:rPr>
-              <w:t>Marcos Turnes (AASP, Product Owner)</w:t>
+              <w:t xml:space="preserve">Marcos Turnes (AASP, Product Owner)</w:t>
             </w:r>
           </w:p>
         </w:tc>
         <w:tc>
           <w:tcPr>
-            <w:tcW w:type="dxa" w:w="1484"/>
+            <w:tcW w:type="dxa" w:w="1483"/>
             <w:tcMar>
               <w:top w:w="60" w:type="dxa"/>
               <w:bottom w:w="60" w:type="dxa"/>
-              <w:left w:w="100" w:type="dxa"/>
-              <w:right w:w="100" w:type="dxa"/>
+              <w:left w:w="80" w:type="dxa"/>
+              <w:right w:w="80" w:type="dxa"/>
             </w:tcMar>
           </w:tcPr>
           <w:p>
@@ -1914,21 +1764,20 @@
               <w:rPr>
                 <w:rFonts w:ascii="Calibri" w:hAnsi="Calibri"/>
                 <w:b w:val="0"/>
-                <w:i w:val="0"/>
-                <w:sz w:val="20"/>
+                <w:sz w:val="16"/>
               </w:rPr>
-              <w:t>Ata de aceite documentada (ATA-AASP01-00X)</w:t>
+              <w:t xml:space="preserve">Ata de aceite documentada (ATA-AASP01-00X)</w:t>
             </w:r>
           </w:p>
         </w:tc>
         <w:tc>
           <w:tcPr>
-            <w:tcW w:type="dxa" w:w="1484"/>
+            <w:tcW w:type="dxa" w:w="1483"/>
             <w:tcMar>
               <w:top w:w="60" w:type="dxa"/>
               <w:bottom w:w="60" w:type="dxa"/>
-              <w:left w:w="100" w:type="dxa"/>
-              <w:right w:w="100" w:type="dxa"/>
+              <w:left w:w="80" w:type="dxa"/>
+              <w:right w:w="80" w:type="dxa"/>
             </w:tcMar>
           </w:tcPr>
           <w:p>
@@ -1939,21 +1788,20 @@
               <w:rPr>
                 <w:rFonts w:ascii="Calibri" w:hAnsi="Calibri"/>
                 <w:b w:val="0"/>
-                <w:i w:val="0"/>
-                <w:sz w:val="20"/>
+                <w:sz w:val="16"/>
               </w:rPr>
-              <w:t>Testes de homologação com &gt;= 95% aprovação; relatório de execução emitido</w:t>
+              <w:t xml:space="preserve">Testes de homologação com &gt;= 95% aprovação; relatório de execução emitido</w:t>
             </w:r>
           </w:p>
         </w:tc>
         <w:tc>
           <w:tcPr>
-            <w:tcW w:type="dxa" w:w="1484"/>
+            <w:tcW w:type="dxa" w:w="1487"/>
             <w:tcMar>
               <w:top w:w="60" w:type="dxa"/>
               <w:bottom w:w="60" w:type="dxa"/>
-              <w:left w:w="100" w:type="dxa"/>
-              <w:right w:w="100" w:type="dxa"/>
+              <w:left w:w="80" w:type="dxa"/>
+              <w:right w:w="80" w:type="dxa"/>
             </w:tcMar>
           </w:tcPr>
           <w:p>
@@ -1964,10 +1812,9 @@
               <w:rPr>
                 <w:rFonts w:ascii="Calibri" w:hAnsi="Calibri"/>
                 <w:b w:val="0"/>
-                <w:i w:val="0"/>
-                <w:sz w:val="20"/>
+                <w:sz w:val="16"/>
               </w:rPr>
-              <w:t>Aceite formal registrado em ata por Marcos Turnes; versão do entregavel congelada no repositório</w:t>
+              <w:t xml:space="preserve">Aceite formal registrado em ata por Marcos Turnes; versão do entregável congelada no repositório</w:t>
             </w:r>
           </w:p>
         </w:tc>
@@ -1975,39 +1822,35 @@
     </w:tbl>
     <w:p>
       <w:pPr>
-        <w:spacing w:before="0" w:after="160"/>
-      </w:pPr>
-    </w:p>
-    <w:p>
-      <w:pPr>
-        <w:pStyle w:val="Heading2"/>
-        <w:keepNext/>
-        <w:keepLines/>
+        <w:pStyle w:val="Heading3"/>
       </w:pPr>
       <w:r>
+        <w:rPr>
+          <w:rFonts w:ascii="Calibri" w:hAnsi="Calibri"/>
+        </w:rPr>
         <w:t>3.2 Critérios de Qualidade do Projeto</w:t>
       </w:r>
     </w:p>
     <w:tbl>
       <w:tblPr>
         <w:tblW w:type="auto" w:w="0"/>
-        <w:tblLook w:firstColumn="1" w:firstRow="1" w:lastColumn="0" w:lastRow="0" w:noHBand="0" w:noVBand="1" w:val="04A0"/>
         <w:tblBorders>
-          <w:top w:val="single" w:sz="4" w:space="0" w:color="003366"/>
-          <w:left w:val="single" w:sz="4" w:space="0" w:color="003366"/>
-          <w:bottom w:val="single" w:sz="4" w:space="0" w:color="003366"/>
-          <w:right w:val="single" w:sz="4" w:space="0" w:color="003366"/>
-          <w:insideH w:val="single" w:sz="4" w:space="0" w:color="003366"/>
-          <w:insideV w:val="single" w:sz="4" w:space="0" w:color="003366"/>
+          <w:top w:val="single" w:sz="4" w:space="0" w:color="AAAAAA"/>
+          <w:left w:val="single" w:sz="4" w:space="0" w:color="AAAAAA"/>
+          <w:bottom w:val="single" w:sz="4" w:space="0" w:color="AAAAAA"/>
+          <w:right w:val="single" w:sz="4" w:space="0" w:color="AAAAAA"/>
+          <w:insideH w:val="single" w:sz="4" w:space="0" w:color="AAAAAA"/>
+          <w:insideV w:val="single" w:sz="4" w:space="0" w:color="AAAAAA"/>
         </w:tblBorders>
       </w:tblPr>
       <w:tblGrid>
         <w:gridCol w:w="2967"/>
         <w:gridCol w:w="2967"/>
-        <w:gridCol w:w="2967"/>
+        <w:gridCol w:w="2968"/>
       </w:tblGrid>
       <w:tr>
         <w:trPr>
+          <w:tblHeader/>
           <w:cantSplit w:val="1"/>
         </w:trPr>
         <w:tc>
@@ -2016,10 +1859,10 @@
             <w:tcMar>
               <w:top w:w="60" w:type="dxa"/>
               <w:bottom w:w="60" w:type="dxa"/>
-              <w:left w:w="100" w:type="dxa"/>
-              <w:right w:w="100" w:type="dxa"/>
+              <w:left w:w="80" w:type="dxa"/>
+              <w:right w:w="80" w:type="dxa"/>
             </w:tcMar>
-            <w:shd w:val="clear" w:color="auto" w:fill="003366"/>
+            <w:shd w:val="clear" w:color="auto" w:fill="1F3864"/>
           </w:tcPr>
           <w:p>
             <w:pPr>
@@ -2029,11 +1872,10 @@
               <w:rPr>
                 <w:rFonts w:ascii="Calibri" w:hAnsi="Calibri"/>
                 <w:b/>
-                <w:i w:val="0"/>
                 <w:color w:val="FFFFFF"/>
                 <w:sz w:val="20"/>
               </w:rPr>
-              <w:t>Critério</w:t>
+              <w:t xml:space="preserve">Critério</w:t>
             </w:r>
           </w:p>
         </w:tc>
@@ -2043,10 +1885,10 @@
             <w:tcMar>
               <w:top w:w="60" w:type="dxa"/>
               <w:bottom w:w="60" w:type="dxa"/>
-              <w:left w:w="100" w:type="dxa"/>
-              <w:right w:w="100" w:type="dxa"/>
+              <w:left w:w="80" w:type="dxa"/>
+              <w:right w:w="80" w:type="dxa"/>
             </w:tcMar>
-            <w:shd w:val="clear" w:color="auto" w:fill="003366"/>
+            <w:shd w:val="clear" w:color="auto" w:fill="1F3864"/>
           </w:tcPr>
           <w:p>
             <w:pPr>
@@ -2056,24 +1898,23 @@
               <w:rPr>
                 <w:rFonts w:ascii="Calibri" w:hAnsi="Calibri"/>
                 <w:b/>
-                <w:i w:val="0"/>
                 <w:color w:val="FFFFFF"/>
                 <w:sz w:val="20"/>
               </w:rPr>
-              <w:t>Meta</w:t>
+              <w:t xml:space="preserve">Meta</w:t>
             </w:r>
           </w:p>
         </w:tc>
         <w:tc>
           <w:tcPr>
-            <w:tcW w:type="dxa" w:w="2967"/>
+            <w:tcW w:type="dxa" w:w="2968"/>
             <w:tcMar>
               <w:top w:w="60" w:type="dxa"/>
               <w:bottom w:w="60" w:type="dxa"/>
-              <w:left w:w="100" w:type="dxa"/>
-              <w:right w:w="100" w:type="dxa"/>
+              <w:left w:w="80" w:type="dxa"/>
+              <w:right w:w="80" w:type="dxa"/>
             </w:tcMar>
-            <w:shd w:val="clear" w:color="auto" w:fill="003366"/>
+            <w:shd w:val="clear" w:color="auto" w:fill="1F3864"/>
           </w:tcPr>
           <w:p>
             <w:pPr>
@@ -2083,11 +1924,10 @@
               <w:rPr>
                 <w:rFonts w:ascii="Calibri" w:hAnsi="Calibri"/>
                 <w:b/>
-                <w:i w:val="0"/>
                 <w:color w:val="FFFFFF"/>
                 <w:sz w:val="20"/>
               </w:rPr>
-              <w:t>Referência</w:t>
+              <w:t xml:space="preserve">Referência</w:t>
             </w:r>
           </w:p>
         </w:tc>
@@ -2102,10 +1942,10 @@
             <w:tcMar>
               <w:top w:w="60" w:type="dxa"/>
               <w:bottom w:w="60" w:type="dxa"/>
-              <w:left w:w="100" w:type="dxa"/>
-              <w:right w:w="100" w:type="dxa"/>
+              <w:left w:w="80" w:type="dxa"/>
+              <w:right w:w="80" w:type="dxa"/>
             </w:tcMar>
-            <w:shd w:val="clear" w:color="auto" w:fill="EBF5FB"/>
+            <w:shd w:val="clear" w:color="auto" w:fill="D6E4F0"/>
           </w:tcPr>
           <w:p>
             <w:pPr>
@@ -2115,10 +1955,9 @@
               <w:rPr>
                 <w:rFonts w:ascii="Calibri" w:hAnsi="Calibri"/>
                 <w:b w:val="0"/>
-                <w:i w:val="0"/>
                 <w:sz w:val="20"/>
               </w:rPr>
-              <w:t>Cobertura de testes unitarios</w:t>
+              <w:t xml:space="preserve">Testes unitários automatizados</w:t>
             </w:r>
           </w:p>
         </w:tc>
@@ -2128,10 +1967,10 @@
             <w:tcMar>
               <w:top w:w="60" w:type="dxa"/>
               <w:bottom w:w="60" w:type="dxa"/>
-              <w:left w:w="100" w:type="dxa"/>
-              <w:right w:w="100" w:type="dxa"/>
+              <w:left w:w="80" w:type="dxa"/>
+              <w:right w:w="80" w:type="dxa"/>
             </w:tcMar>
-            <w:shd w:val="clear" w:color="auto" w:fill="EBF5FB"/>
+            <w:shd w:val="clear" w:color="auto" w:fill="D6E4F0"/>
           </w:tcPr>
           <w:p>
             <w:pPr>
@@ -2141,23 +1980,22 @@
               <w:rPr>
                 <w:rFonts w:ascii="Calibri" w:hAnsi="Calibri"/>
                 <w:b w:val="0"/>
-                <w:i w:val="0"/>
                 <w:sz w:val="20"/>
               </w:rPr>
-              <w:t>&gt;= 70% nas camadas de serviço e repositório</w:t>
+              <w:t xml:space="preserve">Não se aplica — o projeto não possui testes unitários automatizados</w:t>
             </w:r>
           </w:p>
         </w:tc>
         <w:tc>
           <w:tcPr>
-            <w:tcW w:type="dxa" w:w="2967"/>
+            <w:tcW w:type="dxa" w:w="2968"/>
             <w:tcMar>
               <w:top w:w="60" w:type="dxa"/>
               <w:bottom w:w="60" w:type="dxa"/>
-              <w:left w:w="100" w:type="dxa"/>
-              <w:right w:w="100" w:type="dxa"/>
+              <w:left w:w="80" w:type="dxa"/>
+              <w:right w:w="80" w:type="dxa"/>
             </w:tcMar>
-            <w:shd w:val="clear" w:color="auto" w:fill="EBF5FB"/>
+            <w:shd w:val="clear" w:color="auto" w:fill="D6E4F0"/>
           </w:tcPr>
           <w:p>
             <w:pPr>
@@ -2167,10 +2005,9 @@
               <w:rPr>
                 <w:rFonts w:ascii="Calibri" w:hAnsi="Calibri"/>
                 <w:b w:val="0"/>
-                <w:i w:val="0"/>
                 <w:sz w:val="20"/>
               </w:rPr>
-              <w:t>REQ RNF-05 (REQ-AASP01-001)</w:t>
+              <w:t xml:space="preserve">—</w:t>
             </w:r>
           </w:p>
         </w:tc>
@@ -2185,8 +2022,8 @@
             <w:tcMar>
               <w:top w:w="60" w:type="dxa"/>
               <w:bottom w:w="60" w:type="dxa"/>
-              <w:left w:w="100" w:type="dxa"/>
-              <w:right w:w="100" w:type="dxa"/>
+              <w:left w:w="80" w:type="dxa"/>
+              <w:right w:w="80" w:type="dxa"/>
             </w:tcMar>
           </w:tcPr>
           <w:p>
@@ -2197,10 +2034,9 @@
               <w:rPr>
                 <w:rFonts w:ascii="Calibri" w:hAnsi="Calibri"/>
                 <w:b w:val="0"/>
-                <w:i w:val="0"/>
                 <w:sz w:val="20"/>
               </w:rPr>
-              <w:t>Cenários de homologação aprovados (criticos)</w:t>
+              <w:t xml:space="preserve">Cenários de homologação aprovados (críticos)</w:t>
             </w:r>
           </w:p>
         </w:tc>
@@ -2210,8 +2046,8 @@
             <w:tcMar>
               <w:top w:w="60" w:type="dxa"/>
               <w:bottom w:w="60" w:type="dxa"/>
-              <w:left w:w="100" w:type="dxa"/>
-              <w:right w:w="100" w:type="dxa"/>
+              <w:left w:w="80" w:type="dxa"/>
+              <w:right w:w="80" w:type="dxa"/>
             </w:tcMar>
           </w:tcPr>
           <w:p>
@@ -2222,21 +2058,20 @@
               <w:rPr>
                 <w:rFonts w:ascii="Calibri" w:hAnsi="Calibri"/>
                 <w:b w:val="0"/>
-                <w:i w:val="0"/>
                 <w:sz w:val="20"/>
               </w:rPr>
-              <w:t>100% dos cenários P1 aprovados; &gt;= 95% do total</w:t>
+              <w:t xml:space="preserve">100% dos cenários P1 aprovados; &gt;= 95% do total</w:t>
             </w:r>
           </w:p>
         </w:tc>
         <w:tc>
           <w:tcPr>
-            <w:tcW w:type="dxa" w:w="2967"/>
+            <w:tcW w:type="dxa" w:w="2968"/>
             <w:tcMar>
               <w:top w:w="60" w:type="dxa"/>
               <w:bottom w:w="60" w:type="dxa"/>
-              <w:left w:w="100" w:type="dxa"/>
-              <w:right w:w="100" w:type="dxa"/>
+              <w:left w:w="80" w:type="dxa"/>
+              <w:right w:w="80" w:type="dxa"/>
             </w:tcMar>
           </w:tcPr>
           <w:p>
@@ -2247,10 +2082,9 @@
               <w:rPr>
                 <w:rFonts w:ascii="Calibri" w:hAnsi="Calibri"/>
                 <w:b w:val="0"/>
-                <w:i w:val="0"/>
                 <w:sz w:val="20"/>
               </w:rPr>
-              <w:t>Acordo formalizado com AASP no Kickoff (ATA-AASP01-001)</w:t>
+              <w:t xml:space="preserve">Acordo formalizado com AASP no Kickoff (ATA-AASP01-001)</w:t>
             </w:r>
           </w:p>
         </w:tc>
@@ -2265,10 +2099,10 @@
             <w:tcMar>
               <w:top w:w="60" w:type="dxa"/>
               <w:bottom w:w="60" w:type="dxa"/>
-              <w:left w:w="100" w:type="dxa"/>
-              <w:right w:w="100" w:type="dxa"/>
+              <w:left w:w="80" w:type="dxa"/>
+              <w:right w:w="80" w:type="dxa"/>
             </w:tcMar>
-            <w:shd w:val="clear" w:color="auto" w:fill="EBF5FB"/>
+            <w:shd w:val="clear" w:color="auto" w:fill="D6E4F0"/>
           </w:tcPr>
           <w:p>
             <w:pPr>
@@ -2278,10 +2112,9 @@
               <w:rPr>
                 <w:rFonts w:ascii="Calibri" w:hAnsi="Calibri"/>
                 <w:b w:val="0"/>
-                <w:i w:val="0"/>
                 <w:sz w:val="20"/>
               </w:rPr>
-              <w:t>Defeitos criticos (P1) em produção ou homologação</w:t>
+              <w:t xml:space="preserve">Defeitos críticos (P1) em produção ou homologação</w:t>
             </w:r>
           </w:p>
         </w:tc>
@@ -2291,10 +2124,10 @@
             <w:tcMar>
               <w:top w:w="60" w:type="dxa"/>
               <w:bottom w:w="60" w:type="dxa"/>
-              <w:left w:w="100" w:type="dxa"/>
-              <w:right w:w="100" w:type="dxa"/>
+              <w:left w:w="80" w:type="dxa"/>
+              <w:right w:w="80" w:type="dxa"/>
             </w:tcMar>
-            <w:shd w:val="clear" w:color="auto" w:fill="EBF5FB"/>
+            <w:shd w:val="clear" w:color="auto" w:fill="D6E4F0"/>
           </w:tcPr>
           <w:p>
             <w:pPr>
@@ -2304,23 +2137,22 @@
               <w:rPr>
                 <w:rFonts w:ascii="Calibri" w:hAnsi="Calibri"/>
                 <w:b w:val="0"/>
-                <w:i w:val="0"/>
                 <w:sz w:val="20"/>
               </w:rPr>
-              <w:t>0 antes do aceite formal</w:t>
+              <w:t xml:space="preserve">0 antes do aceite formal</w:t>
             </w:r>
           </w:p>
         </w:tc>
         <w:tc>
           <w:tcPr>
-            <w:tcW w:type="dxa" w:w="2967"/>
+            <w:tcW w:type="dxa" w:w="2968"/>
             <w:tcMar>
               <w:top w:w="60" w:type="dxa"/>
               <w:bottom w:w="60" w:type="dxa"/>
-              <w:left w:w="100" w:type="dxa"/>
-              <w:right w:w="100" w:type="dxa"/>
+              <w:left w:w="80" w:type="dxa"/>
+              <w:right w:w="80" w:type="dxa"/>
             </w:tcMar>
-            <w:shd w:val="clear" w:color="auto" w:fill="EBF5FB"/>
+            <w:shd w:val="clear" w:color="auto" w:fill="D6E4F0"/>
           </w:tcPr>
           <w:p>
             <w:pPr>
@@ -2330,10 +2162,9 @@
               <w:rPr>
                 <w:rFonts w:ascii="Calibri" w:hAnsi="Calibri"/>
                 <w:b w:val="0"/>
-                <w:i w:val="0"/>
                 <w:sz w:val="20"/>
               </w:rPr>
-              <w:t>Meta de qualidade do projeto</w:t>
+              <w:t xml:space="preserve">Meta de qualidade do projeto</w:t>
             </w:r>
           </w:p>
         </w:tc>
@@ -2348,8 +2179,8 @@
             <w:tcMar>
               <w:top w:w="60" w:type="dxa"/>
               <w:bottom w:w="60" w:type="dxa"/>
-              <w:left w:w="100" w:type="dxa"/>
-              <w:right w:w="100" w:type="dxa"/>
+              <w:left w:w="80" w:type="dxa"/>
+              <w:right w:w="80" w:type="dxa"/>
             </w:tcMar>
           </w:tcPr>
           <w:p>
@@ -2360,10 +2191,9 @@
               <w:rPr>
                 <w:rFonts w:ascii="Calibri" w:hAnsi="Calibri"/>
                 <w:b w:val="0"/>
-                <w:i w:val="0"/>
                 <w:sz w:val="20"/>
               </w:rPr>
-              <w:t>Defeitos P2 em homologação</w:t>
+              <w:t xml:space="preserve">Defeitos P2 em homologação</w:t>
             </w:r>
           </w:p>
         </w:tc>
@@ -2373,8 +2203,8 @@
             <w:tcMar>
               <w:top w:w="60" w:type="dxa"/>
               <w:bottom w:w="60" w:type="dxa"/>
-              <w:left w:w="100" w:type="dxa"/>
-              <w:right w:w="100" w:type="dxa"/>
+              <w:left w:w="80" w:type="dxa"/>
+              <w:right w:w="80" w:type="dxa"/>
             </w:tcMar>
           </w:tcPr>
           <w:p>
@@ -2385,21 +2215,20 @@
               <w:rPr>
                 <w:rFonts w:ascii="Calibri" w:hAnsi="Calibri"/>
                 <w:b w:val="0"/>
-                <w:i w:val="0"/>
                 <w:sz w:val="20"/>
               </w:rPr>
-              <w:t>0 não resolvidos antes do aceite</w:t>
+              <w:t xml:space="preserve">0 não resolvidos antes do aceite</w:t>
             </w:r>
           </w:p>
         </w:tc>
         <w:tc>
           <w:tcPr>
-            <w:tcW w:type="dxa" w:w="2967"/>
+            <w:tcW w:type="dxa" w:w="2968"/>
             <w:tcMar>
               <w:top w:w="60" w:type="dxa"/>
               <w:bottom w:w="60" w:type="dxa"/>
-              <w:left w:w="100" w:type="dxa"/>
-              <w:right w:w="100" w:type="dxa"/>
+              <w:left w:w="80" w:type="dxa"/>
+              <w:right w:w="80" w:type="dxa"/>
             </w:tcMar>
           </w:tcPr>
           <w:p>
@@ -2410,10 +2239,9 @@
               <w:rPr>
                 <w:rFonts w:ascii="Calibri" w:hAnsi="Calibri"/>
                 <w:b w:val="0"/>
-                <w:i w:val="0"/>
                 <w:sz w:val="20"/>
               </w:rPr>
-              <w:t>Meta de qualidade do projeto</w:t>
+              <w:t xml:space="preserve">Meta de qualidade do projeto</w:t>
             </w:r>
           </w:p>
         </w:tc>
@@ -2428,10 +2256,10 @@
             <w:tcMar>
               <w:top w:w="60" w:type="dxa"/>
               <w:bottom w:w="60" w:type="dxa"/>
-              <w:left w:w="100" w:type="dxa"/>
-              <w:right w:w="100" w:type="dxa"/>
+              <w:left w:w="80" w:type="dxa"/>
+              <w:right w:w="80" w:type="dxa"/>
             </w:tcMar>
-            <w:shd w:val="clear" w:color="auto" w:fill="EBF5FB"/>
+            <w:shd w:val="clear" w:color="auto" w:fill="D6E4F0"/>
           </w:tcPr>
           <w:p>
             <w:pPr>
@@ -2441,10 +2269,9 @@
               <w:rPr>
                 <w:rFonts w:ascii="Calibri" w:hAnsi="Calibri"/>
                 <w:b w:val="0"/>
-                <w:i w:val="0"/>
                 <w:sz w:val="20"/>
               </w:rPr>
-              <w:t>Tempo de resposta API (percentil 95)</w:t>
+              <w:t xml:space="preserve">Tempo de resposta API (percentil 95)</w:t>
             </w:r>
           </w:p>
         </w:tc>
@@ -2454,10 +2281,10 @@
             <w:tcMar>
               <w:top w:w="60" w:type="dxa"/>
               <w:bottom w:w="60" w:type="dxa"/>
-              <w:left w:w="100" w:type="dxa"/>
-              <w:right w:w="100" w:type="dxa"/>
+              <w:left w:w="80" w:type="dxa"/>
+              <w:right w:w="80" w:type="dxa"/>
             </w:tcMar>
-            <w:shd w:val="clear" w:color="auto" w:fill="EBF5FB"/>
+            <w:shd w:val="clear" w:color="auto" w:fill="D6E4F0"/>
           </w:tcPr>
           <w:p>
             <w:pPr>
@@ -2467,23 +2294,22 @@
               <w:rPr>
                 <w:rFonts w:ascii="Calibri" w:hAnsi="Calibri"/>
                 <w:b w:val="0"/>
-                <w:i w:val="0"/>
                 <w:sz w:val="20"/>
               </w:rPr>
-              <w:t>&lt;= 500 ms para todos os endpoints</w:t>
+              <w:t xml:space="preserve">&lt;= 500 ms para todos os endpoints</w:t>
             </w:r>
           </w:p>
         </w:tc>
         <w:tc>
           <w:tcPr>
-            <w:tcW w:type="dxa" w:w="2967"/>
+            <w:tcW w:type="dxa" w:w="2968"/>
             <w:tcMar>
               <w:top w:w="60" w:type="dxa"/>
               <w:bottom w:w="60" w:type="dxa"/>
-              <w:left w:w="100" w:type="dxa"/>
-              <w:right w:w="100" w:type="dxa"/>
+              <w:left w:w="80" w:type="dxa"/>
+              <w:right w:w="80" w:type="dxa"/>
             </w:tcMar>
-            <w:shd w:val="clear" w:color="auto" w:fill="EBF5FB"/>
+            <w:shd w:val="clear" w:color="auto" w:fill="D6E4F0"/>
           </w:tcPr>
           <w:p>
             <w:pPr>
@@ -2493,10 +2319,9 @@
               <w:rPr>
                 <w:rFonts w:ascii="Calibri" w:hAnsi="Calibri"/>
                 <w:b w:val="0"/>
-                <w:i w:val="0"/>
                 <w:sz w:val="20"/>
               </w:rPr>
-              <w:t>REQ RNF-01 (REQ-AASP01-001)</w:t>
+              <w:t xml:space="preserve">REQ RNF-01 (REQ-AASP01-001)</w:t>
             </w:r>
           </w:p>
         </w:tc>
@@ -2511,8 +2336,8 @@
             <w:tcMar>
               <w:top w:w="60" w:type="dxa"/>
               <w:bottom w:w="60" w:type="dxa"/>
-              <w:left w:w="100" w:type="dxa"/>
-              <w:right w:w="100" w:type="dxa"/>
+              <w:left w:w="80" w:type="dxa"/>
+              <w:right w:w="80" w:type="dxa"/>
             </w:tcMar>
           </w:tcPr>
           <w:p>
@@ -2523,10 +2348,9 @@
               <w:rPr>
                 <w:rFonts w:ascii="Calibri" w:hAnsi="Calibri"/>
                 <w:b w:val="0"/>
-                <w:i w:val="0"/>
                 <w:sz w:val="20"/>
               </w:rPr>
-              <w:t>Rastreabilidade requisito para teste</w:t>
+              <w:t xml:space="preserve">Rastreabilidade requisito para teste</w:t>
             </w:r>
           </w:p>
         </w:tc>
@@ -2536,8 +2360,8 @@
             <w:tcMar>
               <w:top w:w="60" w:type="dxa"/>
               <w:bottom w:w="60" w:type="dxa"/>
-              <w:left w:w="100" w:type="dxa"/>
-              <w:right w:w="100" w:type="dxa"/>
+              <w:left w:w="80" w:type="dxa"/>
+              <w:right w:w="80" w:type="dxa"/>
             </w:tcMar>
           </w:tcPr>
           <w:p>
@@ -2548,21 +2372,20 @@
               <w:rPr>
                 <w:rFonts w:ascii="Calibri" w:hAnsi="Calibri"/>
                 <w:b w:val="0"/>
-                <w:i w:val="0"/>
                 <w:sz w:val="20"/>
               </w:rPr>
-              <w:t>100% para todos os RFs entregues na sprint</w:t>
+              <w:t xml:space="preserve">100% para todos os RFs entregues na sprint</w:t>
             </w:r>
           </w:p>
         </w:tc>
         <w:tc>
           <w:tcPr>
-            <w:tcW w:type="dxa" w:w="2967"/>
+            <w:tcW w:type="dxa" w:w="2968"/>
             <w:tcMar>
               <w:top w:w="60" w:type="dxa"/>
               <w:bottom w:w="60" w:type="dxa"/>
-              <w:left w:w="100" w:type="dxa"/>
-              <w:right w:w="100" w:type="dxa"/>
+              <w:left w:w="80" w:type="dxa"/>
+              <w:right w:w="80" w:type="dxa"/>
             </w:tcMar>
           </w:tcPr>
           <w:p>
@@ -2573,10 +2396,9 @@
               <w:rPr>
                 <w:rFonts w:ascii="Calibri" w:hAnsi="Calibri"/>
                 <w:b w:val="0"/>
-                <w:i w:val="0"/>
                 <w:sz w:val="20"/>
               </w:rPr>
-              <w:t>RASTR-AASP01-001</w:t>
+              <w:t xml:space="preserve">RASTR-AASP01-001</w:t>
             </w:r>
           </w:p>
         </w:tc>
@@ -2591,10 +2413,10 @@
             <w:tcMar>
               <w:top w:w="60" w:type="dxa"/>
               <w:bottom w:w="60" w:type="dxa"/>
-              <w:left w:w="100" w:type="dxa"/>
-              <w:right w:w="100" w:type="dxa"/>
+              <w:left w:w="80" w:type="dxa"/>
+              <w:right w:w="80" w:type="dxa"/>
             </w:tcMar>
-            <w:shd w:val="clear" w:color="auto" w:fill="EBF5FB"/>
+            <w:shd w:val="clear" w:color="auto" w:fill="D6E4F0"/>
           </w:tcPr>
           <w:p>
             <w:pPr>
@@ -2604,10 +2426,9 @@
               <w:rPr>
                 <w:rFonts w:ascii="Calibri" w:hAnsi="Calibri"/>
                 <w:b w:val="0"/>
-                <w:i w:val="0"/>
                 <w:sz w:val="20"/>
               </w:rPr>
-              <w:t>Desvio de SP por sprint</w:t>
+              <w:t xml:space="preserve">Desvio de SP por sprint</w:t>
             </w:r>
           </w:p>
         </w:tc>
@@ -2617,10 +2438,10 @@
             <w:tcMar>
               <w:top w:w="60" w:type="dxa"/>
               <w:bottom w:w="60" w:type="dxa"/>
-              <w:left w:w="100" w:type="dxa"/>
-              <w:right w:w="100" w:type="dxa"/>
+              <w:left w:w="80" w:type="dxa"/>
+              <w:right w:w="80" w:type="dxa"/>
             </w:tcMar>
-            <w:shd w:val="clear" w:color="auto" w:fill="EBF5FB"/>
+            <w:shd w:val="clear" w:color="auto" w:fill="D6E4F0"/>
           </w:tcPr>
           <w:p>
             <w:pPr>
@@ -2630,23 +2451,22 @@
               <w:rPr>
                 <w:rFonts w:ascii="Calibri" w:hAnsi="Calibri"/>
                 <w:b w:val="0"/>
-                <w:i w:val="0"/>
                 <w:sz w:val="20"/>
               </w:rPr>
-              <w:t>&lt;= 10%</w:t>
+              <w:t xml:space="preserve">&lt;= 10%</w:t>
             </w:r>
           </w:p>
         </w:tc>
         <w:tc>
           <w:tcPr>
-            <w:tcW w:type="dxa" w:w="2967"/>
+            <w:tcW w:type="dxa" w:w="2968"/>
             <w:tcMar>
               <w:top w:w="60" w:type="dxa"/>
               <w:bottom w:w="60" w:type="dxa"/>
-              <w:left w:w="100" w:type="dxa"/>
-              <w:right w:w="100" w:type="dxa"/>
+              <w:left w:w="80" w:type="dxa"/>
+              <w:right w:w="80" w:type="dxa"/>
             </w:tcMar>
-            <w:shd w:val="clear" w:color="auto" w:fill="EBF5FB"/>
+            <w:shd w:val="clear" w:color="auto" w:fill="D6E4F0"/>
           </w:tcPr>
           <w:p>
             <w:pPr>
@@ -2656,10 +2476,9 @@
               <w:rPr>
                 <w:rFonts w:ascii="Calibri" w:hAnsi="Calibri"/>
                 <w:b w:val="0"/>
-                <w:i w:val="0"/>
                 <w:sz w:val="20"/>
               </w:rPr>
-              <w:t>PLA-AASP01-001</w:t>
+              <w:t xml:space="preserve">PLA-AASP01-001</w:t>
             </w:r>
           </w:p>
         </w:tc>
@@ -2667,33 +2486,25 @@
     </w:tbl>
     <w:p>
       <w:pPr>
-        <w:spacing w:before="0" w:after="160"/>
-      </w:pPr>
-    </w:p>
-    <w:p>
-      <w:pPr>
-        <w:pStyle w:val="Heading1"/>
-        <w:keepNext/>
-        <w:keepLines/>
-        <w:pBdr>
-          <w:bottom w:val="single" w:sz="4" w:space="2" w:color="D6E4F0"/>
-        </w:pBdr>
+        <w:pStyle w:val="Heading2"/>
       </w:pPr>
       <w:r>
+        <w:rPr>
+          <w:rFonts w:ascii="Calibri" w:hAnsi="Calibri"/>
+        </w:rPr>
         <w:t>4. Atividades de V&amp;V por Sprint</w:t>
       </w:r>
     </w:p>
     <w:tbl>
       <w:tblPr>
         <w:tblW w:type="auto" w:w="0"/>
-        <w:tblLook w:firstColumn="1" w:firstRow="1" w:lastColumn="0" w:lastRow="0" w:noHBand="0" w:noVBand="1" w:val="04A0"/>
         <w:tblBorders>
-          <w:top w:val="single" w:sz="4" w:space="0" w:color="003366"/>
-          <w:left w:val="single" w:sz="4" w:space="0" w:color="003366"/>
-          <w:bottom w:val="single" w:sz="4" w:space="0" w:color="003366"/>
-          <w:right w:val="single" w:sz="4" w:space="0" w:color="003366"/>
-          <w:insideH w:val="single" w:sz="4" w:space="0" w:color="003366"/>
-          <w:insideV w:val="single" w:sz="4" w:space="0" w:color="003366"/>
+          <w:top w:val="single" w:sz="4" w:space="0" w:color="AAAAAA"/>
+          <w:left w:val="single" w:sz="4" w:space="0" w:color="AAAAAA"/>
+          <w:bottom w:val="single" w:sz="4" w:space="0" w:color="AAAAAA"/>
+          <w:right w:val="single" w:sz="4" w:space="0" w:color="AAAAAA"/>
+          <w:insideH w:val="single" w:sz="4" w:space="0" w:color="AAAAAA"/>
+          <w:insideV w:val="single" w:sz="4" w:space="0" w:color="AAAAAA"/>
         </w:tblBorders>
       </w:tblPr>
       <w:tblGrid>
@@ -2701,10 +2512,11 @@
         <w:gridCol w:w="1780"/>
         <w:gridCol w:w="1780"/>
         <w:gridCol w:w="1780"/>
-        <w:gridCol w:w="1780"/>
+        <w:gridCol w:w="1782"/>
       </w:tblGrid>
       <w:tr>
         <w:trPr>
+          <w:tblHeader/>
           <w:cantSplit w:val="1"/>
         </w:trPr>
         <w:tc>
@@ -2713,10 +2525,10 @@
             <w:tcMar>
               <w:top w:w="60" w:type="dxa"/>
               <w:bottom w:w="60" w:type="dxa"/>
-              <w:left w:w="100" w:type="dxa"/>
-              <w:right w:w="100" w:type="dxa"/>
+              <w:left w:w="80" w:type="dxa"/>
+              <w:right w:w="80" w:type="dxa"/>
             </w:tcMar>
-            <w:shd w:val="clear" w:color="auto" w:fill="003366"/>
+            <w:shd w:val="clear" w:color="auto" w:fill="1F3864"/>
           </w:tcPr>
           <w:p>
             <w:pPr>
@@ -2726,11 +2538,10 @@
               <w:rPr>
                 <w:rFonts w:ascii="Calibri" w:hAnsi="Calibri"/>
                 <w:b/>
-                <w:i w:val="0"/>
                 <w:color w:val="FFFFFF"/>
                 <w:sz w:val="20"/>
               </w:rPr>
-              <w:t>Sprint</w:t>
+              <w:t xml:space="preserve">Sprint</w:t>
             </w:r>
           </w:p>
         </w:tc>
@@ -2740,10 +2551,10 @@
             <w:tcMar>
               <w:top w:w="60" w:type="dxa"/>
               <w:bottom w:w="60" w:type="dxa"/>
-              <w:left w:w="100" w:type="dxa"/>
-              <w:right w:w="100" w:type="dxa"/>
+              <w:left w:w="80" w:type="dxa"/>
+              <w:right w:w="80" w:type="dxa"/>
             </w:tcMar>
-            <w:shd w:val="clear" w:color="auto" w:fill="003366"/>
+            <w:shd w:val="clear" w:color="auto" w:fill="1F3864"/>
           </w:tcPr>
           <w:p>
             <w:pPr>
@@ -2753,11 +2564,10 @@
               <w:rPr>
                 <w:rFonts w:ascii="Calibri" w:hAnsi="Calibri"/>
                 <w:b/>
-                <w:i w:val="0"/>
                 <w:color w:val="FFFFFF"/>
                 <w:sz w:val="20"/>
               </w:rPr>
-              <w:t>Escopo Funcional</w:t>
+              <w:t xml:space="preserve">Escopo Funcional</w:t>
             </w:r>
           </w:p>
         </w:tc>
@@ -2767,10 +2577,10 @@
             <w:tcMar>
               <w:top w:w="60" w:type="dxa"/>
               <w:bottom w:w="60" w:type="dxa"/>
-              <w:left w:w="100" w:type="dxa"/>
-              <w:right w:w="100" w:type="dxa"/>
+              <w:left w:w="80" w:type="dxa"/>
+              <w:right w:w="80" w:type="dxa"/>
             </w:tcMar>
-            <w:shd w:val="clear" w:color="auto" w:fill="003366"/>
+            <w:shd w:val="clear" w:color="auto" w:fill="1F3864"/>
           </w:tcPr>
           <w:p>
             <w:pPr>
@@ -2780,11 +2590,10 @@
               <w:rPr>
                 <w:rFonts w:ascii="Calibri" w:hAnsi="Calibri"/>
                 <w:b/>
-                <w:i w:val="0"/>
                 <w:color w:val="FFFFFF"/>
                 <w:sz w:val="20"/>
               </w:rPr>
-              <w:t>Atividades de V&amp;V</w:t>
+              <w:t xml:space="preserve">Atividades de V&amp;V</w:t>
             </w:r>
           </w:p>
         </w:tc>
@@ -2794,10 +2603,10 @@
             <w:tcMar>
               <w:top w:w="60" w:type="dxa"/>
               <w:bottom w:w="60" w:type="dxa"/>
-              <w:left w:w="100" w:type="dxa"/>
-              <w:right w:w="100" w:type="dxa"/>
+              <w:left w:w="80" w:type="dxa"/>
+              <w:right w:w="80" w:type="dxa"/>
             </w:tcMar>
-            <w:shd w:val="clear" w:color="auto" w:fill="003366"/>
+            <w:shd w:val="clear" w:color="auto" w:fill="1F3864"/>
           </w:tcPr>
           <w:p>
             <w:pPr>
@@ -2807,24 +2616,23 @@
               <w:rPr>
                 <w:rFonts w:ascii="Calibri" w:hAnsi="Calibri"/>
                 <w:b/>
-                <w:i w:val="0"/>
                 <w:color w:val="FFFFFF"/>
                 <w:sz w:val="20"/>
               </w:rPr>
-              <w:t>Responsável</w:t>
+              <w:t xml:space="preserve">Responsável</w:t>
             </w:r>
           </w:p>
         </w:tc>
         <w:tc>
           <w:tcPr>
-            <w:tcW w:type="dxa" w:w="1780"/>
+            <w:tcW w:type="dxa" w:w="1782"/>
             <w:tcMar>
               <w:top w:w="60" w:type="dxa"/>
               <w:bottom w:w="60" w:type="dxa"/>
-              <w:left w:w="100" w:type="dxa"/>
-              <w:right w:w="100" w:type="dxa"/>
+              <w:left w:w="80" w:type="dxa"/>
+              <w:right w:w="80" w:type="dxa"/>
             </w:tcMar>
-            <w:shd w:val="clear" w:color="auto" w:fill="003366"/>
+            <w:shd w:val="clear" w:color="auto" w:fill="1F3864"/>
           </w:tcPr>
           <w:p>
             <w:pPr>
@@ -2834,11 +2642,10 @@
               <w:rPr>
                 <w:rFonts w:ascii="Calibri" w:hAnsi="Calibri"/>
                 <w:b/>
-                <w:i w:val="0"/>
                 <w:color w:val="FFFFFF"/>
                 <w:sz w:val="20"/>
               </w:rPr>
-              <w:t>Status</w:t>
+              <w:t xml:space="preserve">Status</w:t>
             </w:r>
           </w:p>
         </w:tc>
@@ -2853,10 +2660,10 @@
             <w:tcMar>
               <w:top w:w="60" w:type="dxa"/>
               <w:bottom w:w="60" w:type="dxa"/>
-              <w:left w:w="100" w:type="dxa"/>
-              <w:right w:w="100" w:type="dxa"/>
+              <w:left w:w="80" w:type="dxa"/>
+              <w:right w:w="80" w:type="dxa"/>
             </w:tcMar>
-            <w:shd w:val="clear" w:color="auto" w:fill="EBF5FB"/>
+            <w:shd w:val="clear" w:color="auto" w:fill="D6E4F0"/>
           </w:tcPr>
           <w:p>
             <w:pPr>
@@ -2866,10 +2673,9 @@
               <w:rPr>
                 <w:rFonts w:ascii="Calibri" w:hAnsi="Calibri"/>
                 <w:b w:val="0"/>
-                <w:i w:val="0"/>
                 <w:sz w:val="20"/>
               </w:rPr>
-              <w:t>Sprint 1 (26/05–06/06)</w:t>
+              <w:t xml:space="preserve">Sprint 1 (26/05–06/06)</w:t>
             </w:r>
           </w:p>
         </w:tc>
@@ -2879,10 +2685,10 @@
             <w:tcMar>
               <w:top w:w="60" w:type="dxa"/>
               <w:bottom w:w="60" w:type="dxa"/>
-              <w:left w:w="100" w:type="dxa"/>
-              <w:right w:w="100" w:type="dxa"/>
+              <w:left w:w="80" w:type="dxa"/>
+              <w:right w:w="80" w:type="dxa"/>
             </w:tcMar>
-            <w:shd w:val="clear" w:color="auto" w:fill="EBF5FB"/>
+            <w:shd w:val="clear" w:color="auto" w:fill="D6E4F0"/>
           </w:tcPr>
           <w:p>
             <w:pPr>
@@ -2892,10 +2698,9 @@
               <w:rPr>
                 <w:rFonts w:ascii="Calibri" w:hAnsi="Calibri"/>
                 <w:b w:val="0"/>
-                <w:i w:val="0"/>
                 <w:sz w:val="20"/>
               </w:rPr>
-              <w:t>AG-20: CRUD de grupos; AG-21: função do usuário no grupo; AG-22: vinculo usuário-grupo</w:t>
+              <w:t xml:space="preserve">AG-20: CRUD de grupos; AG-21: função do usuário no grupo; AG-22: vínculo usuário-grupo</w:t>
             </w:r>
           </w:p>
         </w:tc>
@@ -2905,10 +2710,10 @@
             <w:tcMar>
               <w:top w:w="60" w:type="dxa"/>
               <w:bottom w:w="60" w:type="dxa"/>
-              <w:left w:w="100" w:type="dxa"/>
-              <w:right w:w="100" w:type="dxa"/>
+              <w:left w:w="80" w:type="dxa"/>
+              <w:right w:w="80" w:type="dxa"/>
             </w:tcMar>
-            <w:shd w:val="clear" w:color="auto" w:fill="EBF5FB"/>
+            <w:shd w:val="clear" w:color="auto" w:fill="D6E4F0"/>
           </w:tcPr>
           <w:p>
             <w:pPr>
@@ -2918,29 +2723,9 @@
               <w:rPr>
                 <w:rFonts w:ascii="Calibri" w:hAnsi="Calibri"/>
                 <w:b w:val="0"/>
-                <w:i w:val="0"/>
                 <w:sz w:val="20"/>
               </w:rPr>
-              <w:t xml:space="preserve">Testes unitarios AG-20, AG-21, AG-22; code review MRs !1, !2, !3, !4, !5; testes de sistema via Swagger (endpoints GET/POST de </w:t>
-            </w:r>
-            <w:r>
-              <w:rPr>
-                <w:rFonts w:ascii="Courier New" w:hAnsi="Courier New"/>
-                <w:b w:val="0"/>
-                <w:i w:val="0"/>
-                <w:color w:val="333333"/>
-                <w:sz w:val="20"/>
-              </w:rPr>
-              <w:t>api/gerenciar/grupos</w:t>
-            </w:r>
-            <w:r>
-              <w:rPr>
-                <w:rFonts w:ascii="Calibri" w:hAnsi="Calibri"/>
-                <w:b w:val="0"/>
-                <w:i w:val="0"/>
-                <w:sz w:val="20"/>
-              </w:rPr>
-              <w:t>); UAT Leonardo Francisco Pereira (10 cenários CTQ); aceite formal Marcos Turnes</w:t>
+              <w:t xml:space="preserve">Code review MRs !1, !2, !3, !4, !5; testes de sistema via Swagger (endpoints GET/POST de api/gerenciar/grupos); UAT Leonardo Francisco Pereira (10 cenários CTQ); aceite formal Marcos Turnes</w:t>
             </w:r>
           </w:p>
         </w:tc>
@@ -2950,10 +2735,10 @@
             <w:tcMar>
               <w:top w:w="60" w:type="dxa"/>
               <w:bottom w:w="60" w:type="dxa"/>
-              <w:left w:w="100" w:type="dxa"/>
-              <w:right w:w="100" w:type="dxa"/>
+              <w:left w:w="80" w:type="dxa"/>
+              <w:right w:w="80" w:type="dxa"/>
             </w:tcMar>
-            <w:shd w:val="clear" w:color="auto" w:fill="EBF5FB"/>
+            <w:shd w:val="clear" w:color="auto" w:fill="D6E4F0"/>
           </w:tcPr>
           <w:p>
             <w:pPr>
@@ -2963,23 +2748,22 @@
               <w:rPr>
                 <w:rFonts w:ascii="Calibri" w:hAnsi="Calibri"/>
                 <w:b w:val="0"/>
-                <w:i w:val="0"/>
                 <w:sz w:val="20"/>
               </w:rPr>
-              <w:t>Renan Kiyoshi, Henry Komatsu e Mateus Veloso + Leonardo Francisco Pereira + Marcos Turnes</w:t>
+              <w:t xml:space="preserve">Renan Kiyoshi, Henry Komatsu e Mateus Veloso + Leonardo Francisco Pereira + Marcos Turnes</w:t>
             </w:r>
           </w:p>
         </w:tc>
         <w:tc>
           <w:tcPr>
-            <w:tcW w:type="dxa" w:w="1780"/>
+            <w:tcW w:type="dxa" w:w="1782"/>
             <w:tcMar>
               <w:top w:w="60" w:type="dxa"/>
               <w:bottom w:w="60" w:type="dxa"/>
-              <w:left w:w="100" w:type="dxa"/>
-              <w:right w:w="100" w:type="dxa"/>
+              <w:left w:w="80" w:type="dxa"/>
+              <w:right w:w="80" w:type="dxa"/>
             </w:tcMar>
-            <w:shd w:val="clear" w:color="auto" w:fill="EBF5FB"/>
+            <w:shd w:val="clear" w:color="auto" w:fill="D6E4F0"/>
           </w:tcPr>
           <w:p>
             <w:pPr>
@@ -2989,10 +2773,9 @@
               <w:rPr>
                 <w:rFonts w:ascii="Calibri" w:hAnsi="Calibri"/>
                 <w:b w:val="0"/>
-                <w:i w:val="0"/>
                 <w:sz w:val="20"/>
               </w:rPr>
-              <w:t>Concluido (aceite 06/06/2026)</w:t>
+              <w:t xml:space="preserve">Concluído (aceite 06/06/2026)</w:t>
             </w:r>
           </w:p>
         </w:tc>
@@ -3007,8 +2790,8 @@
             <w:tcMar>
               <w:top w:w="60" w:type="dxa"/>
               <w:bottom w:w="60" w:type="dxa"/>
-              <w:left w:w="100" w:type="dxa"/>
-              <w:right w:w="100" w:type="dxa"/>
+              <w:left w:w="80" w:type="dxa"/>
+              <w:right w:w="80" w:type="dxa"/>
             </w:tcMar>
           </w:tcPr>
           <w:p>
@@ -3019,10 +2802,9 @@
               <w:rPr>
                 <w:rFonts w:ascii="Calibri" w:hAnsi="Calibri"/>
                 <w:b w:val="0"/>
-                <w:i w:val="0"/>
                 <w:sz w:val="20"/>
               </w:rPr>
-              <w:t>Sprint 2 (09/06–20/06)</w:t>
+              <w:t xml:space="preserve">Sprint 2 (09/06–20/06)</w:t>
             </w:r>
           </w:p>
         </w:tc>
@@ -3032,8 +2814,8 @@
             <w:tcMar>
               <w:top w:w="60" w:type="dxa"/>
               <w:bottom w:w="60" w:type="dxa"/>
-              <w:left w:w="100" w:type="dxa"/>
-              <w:right w:w="100" w:type="dxa"/>
+              <w:left w:w="80" w:type="dxa"/>
+              <w:right w:w="80" w:type="dxa"/>
             </w:tcMar>
           </w:tcPr>
           <w:p>
@@ -3044,10 +2826,9 @@
               <w:rPr>
                 <w:rFonts w:ascii="Calibri" w:hAnsi="Calibri"/>
                 <w:b w:val="0"/>
-                <w:i w:val="0"/>
                 <w:sz w:val="20"/>
               </w:rPr>
-              <w:t>AG-23: auditoria de ações; AG-24: integração com ms.temis.vinculos</w:t>
+              <w:t xml:space="preserve">AG-23: auditoria de ações; AG-24: integração com ms.temis.vinculos</w:t>
             </w:r>
           </w:p>
         </w:tc>
@@ -3057,8 +2838,8 @@
             <w:tcMar>
               <w:top w:w="60" w:type="dxa"/>
               <w:bottom w:w="60" w:type="dxa"/>
-              <w:left w:w="100" w:type="dxa"/>
-              <w:right w:w="100" w:type="dxa"/>
+              <w:left w:w="80" w:type="dxa"/>
+              <w:right w:w="80" w:type="dxa"/>
             </w:tcMar>
           </w:tcPr>
           <w:p>
@@ -3069,10 +2850,9 @@
               <w:rPr>
                 <w:rFonts w:ascii="Calibri" w:hAnsi="Calibri"/>
                 <w:b w:val="0"/>
-                <w:i w:val="0"/>
                 <w:sz w:val="20"/>
               </w:rPr>
-              <w:t>Testes unitarios AG-23, AG-24; testes de integração ms.temis.vinculos (mock + real); code review MRs !6, !7 (previstos); testes de sistema em ambiente dev; UAT Leonardo Francisco Pereira; aceite formal Marcos Turnes</w:t>
+              <w:t xml:space="preserve">Code review MRs; testes de sistema em ambiente dev; UAT Leonardo Francisco Pereira; aceite formal Marcos Turnes</w:t>
             </w:r>
           </w:p>
         </w:tc>
@@ -3082,8 +2862,8 @@
             <w:tcMar>
               <w:top w:w="60" w:type="dxa"/>
               <w:bottom w:w="60" w:type="dxa"/>
-              <w:left w:w="100" w:type="dxa"/>
-              <w:right w:w="100" w:type="dxa"/>
+              <w:left w:w="80" w:type="dxa"/>
+              <w:right w:w="80" w:type="dxa"/>
             </w:tcMar>
           </w:tcPr>
           <w:p>
@@ -3094,21 +2874,20 @@
               <w:rPr>
                 <w:rFonts w:ascii="Calibri" w:hAnsi="Calibri"/>
                 <w:b w:val="0"/>
-                <w:i w:val="0"/>
                 <w:sz w:val="20"/>
               </w:rPr>
-              <w:t>Renan Kiyoshi, Henry Komatsu e Mateus Veloso + Leonardo Francisco Pereira + Marcos Turnes</w:t>
+              <w:t xml:space="preserve">Renan Kiyoshi, Henry Komatsu e Mateus Veloso + Leonardo Francisco Pereira + Marcos Turnes</w:t>
             </w:r>
           </w:p>
         </w:tc>
         <w:tc>
           <w:tcPr>
-            <w:tcW w:type="dxa" w:w="1780"/>
+            <w:tcW w:type="dxa" w:w="1782"/>
             <w:tcMar>
               <w:top w:w="60" w:type="dxa"/>
               <w:bottom w:w="60" w:type="dxa"/>
-              <w:left w:w="100" w:type="dxa"/>
-              <w:right w:w="100" w:type="dxa"/>
+              <w:left w:w="80" w:type="dxa"/>
+              <w:right w:w="80" w:type="dxa"/>
             </w:tcMar>
           </w:tcPr>
           <w:p>
@@ -3119,10 +2898,9 @@
               <w:rPr>
                 <w:rFonts w:ascii="Calibri" w:hAnsi="Calibri"/>
                 <w:b w:val="0"/>
-                <w:i w:val="0"/>
                 <w:sz w:val="20"/>
               </w:rPr>
-              <w:t>Em andamento</w:t>
+              <w:t xml:space="preserve">Em andamento</w:t>
             </w:r>
           </w:p>
         </w:tc>
@@ -3137,10 +2915,10 @@
             <w:tcMar>
               <w:top w:w="60" w:type="dxa"/>
               <w:bottom w:w="60" w:type="dxa"/>
-              <w:left w:w="100" w:type="dxa"/>
-              <w:right w:w="100" w:type="dxa"/>
+              <w:left w:w="80" w:type="dxa"/>
+              <w:right w:w="80" w:type="dxa"/>
             </w:tcMar>
-            <w:shd w:val="clear" w:color="auto" w:fill="EBF5FB"/>
+            <w:shd w:val="clear" w:color="auto" w:fill="D6E4F0"/>
           </w:tcPr>
           <w:p>
             <w:pPr>
@@ -3150,10 +2928,9 @@
               <w:rPr>
                 <w:rFonts w:ascii="Calibri" w:hAnsi="Calibri"/>
                 <w:b w:val="0"/>
-                <w:i w:val="0"/>
                 <w:sz w:val="20"/>
               </w:rPr>
-              <w:t>Sprint 3 (23/06–04/07)</w:t>
+              <w:t xml:space="preserve">Sprint 3 (23/06–04/07)</w:t>
             </w:r>
           </w:p>
         </w:tc>
@@ -3163,10 +2940,10 @@
             <w:tcMar>
               <w:top w:w="60" w:type="dxa"/>
               <w:bottom w:w="60" w:type="dxa"/>
-              <w:left w:w="100" w:type="dxa"/>
-              <w:right w:w="100" w:type="dxa"/>
+              <w:left w:w="80" w:type="dxa"/>
+              <w:right w:w="80" w:type="dxa"/>
             </w:tcMar>
-            <w:shd w:val="clear" w:color="auto" w:fill="EBF5FB"/>
+            <w:shd w:val="clear" w:color="auto" w:fill="D6E4F0"/>
           </w:tcPr>
           <w:p>
             <w:pPr>
@@ -3176,10 +2953,9 @@
               <w:rPr>
                 <w:rFonts w:ascii="Calibri" w:hAnsi="Calibri"/>
                 <w:b w:val="0"/>
-                <w:i w:val="0"/>
                 <w:sz w:val="20"/>
               </w:rPr>
-              <w:t>AG-25: relatório consolidado de grupos</w:t>
+              <w:t xml:space="preserve">AG-25: relatório consolidado de grupos</w:t>
             </w:r>
           </w:p>
         </w:tc>
@@ -3189,10 +2965,10 @@
             <w:tcMar>
               <w:top w:w="60" w:type="dxa"/>
               <w:bottom w:w="60" w:type="dxa"/>
-              <w:left w:w="100" w:type="dxa"/>
-              <w:right w:w="100" w:type="dxa"/>
+              <w:left w:w="80" w:type="dxa"/>
+              <w:right w:w="80" w:type="dxa"/>
             </w:tcMar>
-            <w:shd w:val="clear" w:color="auto" w:fill="EBF5FB"/>
+            <w:shd w:val="clear" w:color="auto" w:fill="D6E4F0"/>
           </w:tcPr>
           <w:p>
             <w:pPr>
@@ -3202,10 +2978,9 @@
               <w:rPr>
                 <w:rFonts w:ascii="Calibri" w:hAnsi="Calibri"/>
                 <w:b w:val="0"/>
-                <w:i w:val="0"/>
                 <w:sz w:val="20"/>
               </w:rPr>
-              <w:t>Testes unitarios AG-25; testes de sistema (Swagger + Postman); UAT (Leonardo Francisco Pereira) com regressão de AG-20 a AG-25; preparação para aceite final</w:t>
+              <w:t xml:space="preserve">Testes de sistema (Swagger + Postman); UAT (Leonardo Francisco Pereira) com regressão de AG-20 a AG-25; preparação para aceite final</w:t>
             </w:r>
           </w:p>
         </w:tc>
@@ -3215,10 +2990,10 @@
             <w:tcMar>
               <w:top w:w="60" w:type="dxa"/>
               <w:bottom w:w="60" w:type="dxa"/>
-              <w:left w:w="100" w:type="dxa"/>
-              <w:right w:w="100" w:type="dxa"/>
+              <w:left w:w="80" w:type="dxa"/>
+              <w:right w:w="80" w:type="dxa"/>
             </w:tcMar>
-            <w:shd w:val="clear" w:color="auto" w:fill="EBF5FB"/>
+            <w:shd w:val="clear" w:color="auto" w:fill="D6E4F0"/>
           </w:tcPr>
           <w:p>
             <w:pPr>
@@ -3228,23 +3003,22 @@
               <w:rPr>
                 <w:rFonts w:ascii="Calibri" w:hAnsi="Calibri"/>
                 <w:b w:val="0"/>
-                <w:i w:val="0"/>
                 <w:sz w:val="20"/>
               </w:rPr>
-              <w:t>Renan Kiyoshi, Henry Komatsu e Mateus Veloso + Leonardo Francisco Pereira</w:t>
+              <w:t xml:space="preserve">Renan Kiyoshi, Henry Komatsu e Mateus Veloso + Leonardo Francisco Pereira</w:t>
             </w:r>
           </w:p>
         </w:tc>
         <w:tc>
           <w:tcPr>
-            <w:tcW w:type="dxa" w:w="1780"/>
+            <w:tcW w:type="dxa" w:w="1782"/>
             <w:tcMar>
               <w:top w:w="60" w:type="dxa"/>
               <w:bottom w:w="60" w:type="dxa"/>
-              <w:left w:w="100" w:type="dxa"/>
-              <w:right w:w="100" w:type="dxa"/>
+              <w:left w:w="80" w:type="dxa"/>
+              <w:right w:w="80" w:type="dxa"/>
             </w:tcMar>
-            <w:shd w:val="clear" w:color="auto" w:fill="EBF5FB"/>
+            <w:shd w:val="clear" w:color="auto" w:fill="D6E4F0"/>
           </w:tcPr>
           <w:p>
             <w:pPr>
@@ -3254,10 +3028,9 @@
               <w:rPr>
                 <w:rFonts w:ascii="Calibri" w:hAnsi="Calibri"/>
                 <w:b w:val="0"/>
-                <w:i w:val="0"/>
                 <w:sz w:val="20"/>
               </w:rPr>
-              <w:t>Planejado</w:t>
+              <w:t xml:space="preserve">Planejado</w:t>
             </w:r>
           </w:p>
         </w:tc>
@@ -3265,236 +3038,250 @@
     </w:tbl>
     <w:p>
       <w:pPr>
-        <w:spacing w:before="0" w:after="160"/>
+        <w:pStyle w:val="Heading2"/>
       </w:pPr>
+      <w:r>
+        <w:rPr>
+          <w:rFonts w:ascii="Calibri" w:hAnsi="Calibri"/>
+        </w:rPr>
+        <w:t>5. Critérios de Entrada e Saída por Sprint</w:t>
+      </w:r>
     </w:p>
     <w:p>
       <w:pPr>
-        <w:pStyle w:val="Heading1"/>
-        <w:keepNext/>
-        <w:keepLines/>
-        <w:pBdr>
-          <w:bottom w:val="single" w:sz="4" w:space="2" w:color="D6E4F0"/>
-        </w:pBdr>
+        <w:pStyle w:val="Heading3"/>
       </w:pPr>
       <w:r>
-        <w:t>5. Critérios de Entrada e Saida por Sprint</w:t>
+        <w:rPr>
+          <w:rFonts w:ascii="Calibri" w:hAnsi="Calibri"/>
+        </w:rPr>
+        <w:t>Critérios de Entrada (para início das atividades de V&amp;V da sprint)</w:t>
+      </w:r>
+    </w:p>
+    <w:p>
+      <w:pPr>
+        <w:pStyle w:val="ListParagraph"/>
+        <w:numPr>
+          <w:ilvl w:val="0"/>
+          <w:numId w:val="1"/>
+        </w:numPr>
+        <w:ind w:left="720" w:hanging="360"/>
+      </w:pPr>
+      <w:r>
+        <w:rPr>
+          <w:rFonts w:ascii="Calibri" w:hAnsi="Calibri"/>
+          <w:sz w:val="20"/>
+        </w:rPr>
+        <w:t xml:space="preserve">Feature funcional implementada no branch de feature correspondente</w:t>
+      </w:r>
+    </w:p>
+    <w:p>
+      <w:pPr>
+        <w:pStyle w:val="ListParagraph"/>
+        <w:numPr>
+          <w:ilvl w:val="0"/>
+          <w:numId w:val="1"/>
+        </w:numPr>
+        <w:ind w:left="720" w:hanging="360"/>
+      </w:pPr>
+      <w:r>
+        <w:rPr>
+          <w:rFonts w:ascii="Calibri" w:hAnsi="Calibri"/>
+          <w:sz w:val="20"/>
+        </w:rPr>
+        <w:t xml:space="preserve">Build sem erros</w:t>
+      </w:r>
+    </w:p>
+    <w:p>
+      <w:pPr>
+        <w:pStyle w:val="ListParagraph"/>
+        <w:numPr>
+          <w:ilvl w:val="0"/>
+          <w:numId w:val="1"/>
+        </w:numPr>
+        <w:ind w:left="720" w:hanging="360"/>
+      </w:pPr>
+      <w:r>
+        <w:rPr>
+          <w:rFonts w:ascii="Calibri" w:hAnsi="Calibri"/>
+          <w:sz w:val="20"/>
+        </w:rPr>
+        <w:t xml:space="preserve">Merge Request aberto no GitLab com descrição das mudanças</w:t>
+      </w:r>
+    </w:p>
+    <w:p>
+      <w:pPr>
+        <w:pStyle w:val="ListParagraph"/>
+        <w:numPr>
+          <w:ilvl w:val="0"/>
+          <w:numId w:val="1"/>
+        </w:numPr>
+        <w:ind w:left="720" w:hanging="360"/>
+      </w:pPr>
+      <w:r>
+        <w:rPr>
+          <w:rFonts w:ascii="Calibri" w:hAnsi="Calibri"/>
+          <w:sz w:val="20"/>
+        </w:rPr>
+        <w:t xml:space="preserve">Scripts de banco de dados (quando aplicável) validados em ambiente local</w:t>
+      </w:r>
+    </w:p>
+    <w:p>
+      <w:pPr>
+        <w:pStyle w:val="Heading3"/>
+      </w:pPr>
+      <w:r>
+        <w:rPr>
+          <w:rFonts w:ascii="Calibri" w:hAnsi="Calibri"/>
+        </w:rPr>
+        <w:t>Critérios de Saída (para encerramento e aceite da sprint)</w:t>
+      </w:r>
+    </w:p>
+    <w:p>
+      <w:pPr>
+        <w:pStyle w:val="ListParagraph"/>
+        <w:numPr>
+          <w:ilvl w:val="0"/>
+          <w:numId w:val="1"/>
+        </w:numPr>
+        <w:ind w:left="720" w:hanging="360"/>
+      </w:pPr>
+      <w:r>
+        <w:rPr>
+          <w:rFonts w:ascii="Calibri" w:hAnsi="Calibri"/>
+          <w:sz w:val="20"/>
+        </w:rPr>
+        <w:t xml:space="preserve">Testes unitários automatizados: Não se aplica — o projeto não possui testes unitários automatizados</w:t>
+      </w:r>
+    </w:p>
+    <w:p>
+      <w:pPr>
+        <w:pStyle w:val="ListParagraph"/>
+        <w:numPr>
+          <w:ilvl w:val="0"/>
+          <w:numId w:val="1"/>
+        </w:numPr>
+        <w:ind w:left="720" w:hanging="360"/>
+      </w:pPr>
+      <w:r>
+        <w:rPr>
+          <w:rFonts w:ascii="Calibri" w:hAnsi="Calibri"/>
+          <w:sz w:val="20"/>
+        </w:rPr>
+        <w:t xml:space="preserve">Testes de integração automatizados: Não se aplica — o projeto não possui testes de integração automatizados</w:t>
+      </w:r>
+    </w:p>
+    <w:p>
+      <w:pPr>
+        <w:pStyle w:val="ListParagraph"/>
+        <w:numPr>
+          <w:ilvl w:val="0"/>
+          <w:numId w:val="1"/>
+        </w:numPr>
+        <w:ind w:left="720" w:hanging="360"/>
+      </w:pPr>
+      <w:r>
+        <w:rPr>
+          <w:rFonts w:ascii="Calibri" w:hAnsi="Calibri"/>
+          <w:sz w:val="20"/>
+        </w:rPr>
+        <w:t xml:space="preserve">Code review aprovado por Cezar Hiraki (Tech Lead); achados P1 e P2 resolvidos</w:t>
+      </w:r>
+    </w:p>
+    <w:p>
+      <w:pPr>
+        <w:pStyle w:val="ListParagraph"/>
+        <w:numPr>
+          <w:ilvl w:val="0"/>
+          <w:numId w:val="1"/>
+        </w:numPr>
+        <w:ind w:left="720" w:hanging="360"/>
+      </w:pPr>
+      <w:r>
+        <w:rPr>
+          <w:rFonts w:ascii="Calibri" w:hAnsi="Calibri"/>
+          <w:sz w:val="20"/>
+        </w:rPr>
+        <w:t xml:space="preserve">Testes de sistema (Swagger / Postman) sem anomalias nos contratos de API</w:t>
+      </w:r>
+    </w:p>
+    <w:p>
+      <w:pPr>
+        <w:pStyle w:val="ListParagraph"/>
+        <w:numPr>
+          <w:ilvl w:val="0"/>
+          <w:numId w:val="1"/>
+        </w:numPr>
+        <w:ind w:left="720" w:hanging="360"/>
+      </w:pPr>
+      <w:r>
+        <w:rPr>
+          <w:rFonts w:ascii="Calibri" w:hAnsi="Calibri"/>
+          <w:sz w:val="20"/>
+        </w:rPr>
+        <w:t xml:space="preserve">UAT executado por Leonardo Francisco Pereira com &gt;= 95% de aprovação (100% dos cenários P1)</w:t>
+      </w:r>
+    </w:p>
+    <w:p>
+      <w:pPr>
+        <w:pStyle w:val="ListParagraph"/>
+        <w:numPr>
+          <w:ilvl w:val="0"/>
+          <w:numId w:val="1"/>
+        </w:numPr>
+        <w:ind w:left="720" w:hanging="360"/>
+      </w:pPr>
+      <w:r>
+        <w:rPr>
+          <w:rFonts w:ascii="Calibri" w:hAnsi="Calibri"/>
+          <w:sz w:val="20"/>
+        </w:rPr>
+        <w:t xml:space="preserve">Aceite formal documentado em ata por Marcos Turnes</w:t>
       </w:r>
     </w:p>
     <w:p>
       <w:pPr>
         <w:pStyle w:val="Heading2"/>
-        <w:keepNext/>
-        <w:keepLines/>
-      </w:pPr>
-      <w:r>
-        <w:t>Critérios de Entrada (para inicio das atividades de V&amp;V da sprint)</w:t>
-      </w:r>
-    </w:p>
-    <w:p>
-      <w:pPr>
-        <w:pStyle w:val="ListNumber"/>
-        <w:spacing w:before="20" w:after="40"/>
       </w:pPr>
       <w:r>
         <w:rPr>
           <w:rFonts w:ascii="Calibri" w:hAnsi="Calibri"/>
-          <w:b w:val="0"/>
-          <w:i w:val="0"/>
-          <w:sz w:val="22"/>
         </w:rPr>
-        <w:t>Feature funcional implementada no branch de feature correspondente</w:t>
-      </w:r>
-    </w:p>
-    <w:p>
-      <w:pPr>
-        <w:pStyle w:val="ListNumber"/>
-        <w:spacing w:before="20" w:after="40"/>
-      </w:pPr>
-      <w:r>
-        <w:rPr>
-          <w:rFonts w:ascii="Calibri" w:hAnsi="Calibri"/>
-          <w:b w:val="0"/>
-          <w:i w:val="0"/>
-          <w:sz w:val="22"/>
-        </w:rPr>
-        <w:t>Build sem erros + todos os testes unitarios passando</w:t>
-      </w:r>
-    </w:p>
-    <w:p>
-      <w:pPr>
-        <w:pStyle w:val="ListNumber"/>
-        <w:spacing w:before="20" w:after="40"/>
-      </w:pPr>
-      <w:r>
-        <w:rPr>
-          <w:rFonts w:ascii="Calibri" w:hAnsi="Calibri"/>
-          <w:b w:val="0"/>
-          <w:i w:val="0"/>
-          <w:sz w:val="22"/>
-        </w:rPr>
-        <w:t>Merge Request aberto no GitLab com descrição das mudanças</w:t>
-      </w:r>
-    </w:p>
-    <w:p>
-      <w:pPr>
-        <w:pStyle w:val="ListNumber"/>
-        <w:spacing w:before="20" w:after="40"/>
-      </w:pPr>
-      <w:r>
-        <w:rPr>
-          <w:rFonts w:ascii="Calibri" w:hAnsi="Calibri"/>
-          <w:b w:val="0"/>
-          <w:i w:val="0"/>
-          <w:sz w:val="22"/>
-        </w:rPr>
-        <w:t>Scripts de migration (quando aplicavel) validados em banco local</w:t>
-      </w:r>
-    </w:p>
-    <w:p>
-      <w:pPr>
-        <w:pStyle w:val="Heading2"/>
-        <w:keepNext/>
-        <w:keepLines/>
-      </w:pPr>
-      <w:r>
-        <w:t>Critérios de Saida (para encerramento e aceite da sprint)</w:t>
-      </w:r>
-    </w:p>
-    <w:p>
-      <w:pPr>
-        <w:pStyle w:val="ListNumber"/>
-        <w:spacing w:before="20" w:after="40"/>
-      </w:pPr>
-      <w:r>
-        <w:rPr>
-          <w:rFonts w:ascii="Calibri" w:hAnsi="Calibri"/>
-          <w:b w:val="0"/>
-          <w:i w:val="0"/>
-          <w:sz w:val="22"/>
-        </w:rPr>
-        <w:t>Todos os testes unitarios passando; cobertura conforme meta do projeto</w:t>
-      </w:r>
-    </w:p>
-    <w:p>
-      <w:pPr>
-        <w:pStyle w:val="ListNumber"/>
-        <w:spacing w:before="20" w:after="40"/>
-      </w:pPr>
-      <w:r>
-        <w:rPr>
-          <w:rFonts w:ascii="Calibri" w:hAnsi="Calibri"/>
-          <w:b w:val="0"/>
-          <w:i w:val="0"/>
-          <w:sz w:val="22"/>
-        </w:rPr>
-        <w:t>Todos os testes de integração passando sem falha</w:t>
-      </w:r>
-    </w:p>
-    <w:p>
-      <w:pPr>
-        <w:pStyle w:val="ListNumber"/>
-        <w:spacing w:before="20" w:after="40"/>
-      </w:pPr>
-      <w:r>
-        <w:rPr>
-          <w:rFonts w:ascii="Calibri" w:hAnsi="Calibri"/>
-          <w:b w:val="0"/>
-          <w:i w:val="0"/>
-          <w:sz w:val="22"/>
-        </w:rPr>
-        <w:t>Code review aprovado por Cezar Hiraki (Tech Lead); achados P1 e P2 resolvidos</w:t>
-      </w:r>
-    </w:p>
-    <w:p>
-      <w:pPr>
-        <w:pStyle w:val="ListNumber"/>
-        <w:spacing w:before="20" w:after="40"/>
-      </w:pPr>
-      <w:r>
-        <w:rPr>
-          <w:rFonts w:ascii="Calibri" w:hAnsi="Calibri"/>
-          <w:b w:val="0"/>
-          <w:i w:val="0"/>
-          <w:sz w:val="22"/>
-        </w:rPr>
-        <w:t>Testes de sistema (Swagger / Postman) sem anomalias nos contratos de API</w:t>
-      </w:r>
-    </w:p>
-    <w:p>
-      <w:pPr>
-        <w:pStyle w:val="ListNumber"/>
-        <w:spacing w:before="20" w:after="40"/>
-      </w:pPr>
-      <w:r>
-        <w:rPr>
-          <w:rFonts w:ascii="Calibri" w:hAnsi="Calibri"/>
-          <w:b w:val="0"/>
-          <w:i w:val="0"/>
-          <w:sz w:val="22"/>
-        </w:rPr>
-        <w:t>UAT executado por Leonardo Francisco Pereira com &gt;= 95% de aprovação (100% dos cenários P1)</w:t>
-      </w:r>
-    </w:p>
-    <w:p>
-      <w:pPr>
-        <w:pStyle w:val="ListNumber"/>
-        <w:spacing w:before="20" w:after="40"/>
-      </w:pPr>
-      <w:r>
-        <w:rPr>
-          <w:rFonts w:ascii="Calibri" w:hAnsi="Calibri"/>
-          <w:b w:val="0"/>
-          <w:i w:val="0"/>
-          <w:sz w:val="22"/>
-        </w:rPr>
-        <w:t>Aceite formal documentado em ata por Marcos Turnes</w:t>
-      </w:r>
-    </w:p>
-    <w:p>
-      <w:pPr>
-        <w:pStyle w:val="Heading1"/>
-        <w:keepNext/>
-        <w:keepLines/>
-        <w:pBdr>
-          <w:bottom w:val="single" w:sz="4" w:space="2" w:color="D6E4F0"/>
-        </w:pBdr>
-      </w:pPr>
-      <w:r>
         <w:t>6. Gestão de Defeitos Encontrados</w:t>
       </w:r>
     </w:p>
     <w:p>
       <w:pPr>
-        <w:pStyle w:val="Heading2"/>
-        <w:keepNext/>
-        <w:keepLines/>
+        <w:pStyle w:val="Heading3"/>
       </w:pPr>
       <w:r>
+        <w:rPr>
+          <w:rFonts w:ascii="Calibri" w:hAnsi="Calibri"/>
+        </w:rPr>
         <w:t>6.1 Classificação de Severidade</w:t>
       </w:r>
     </w:p>
     <w:tbl>
       <w:tblPr>
         <w:tblW w:type="auto" w:w="0"/>
-        <w:tblLook w:firstColumn="1" w:firstRow="1" w:lastColumn="0" w:lastRow="0" w:noHBand="0" w:noVBand="1" w:val="04A0"/>
         <w:tblBorders>
-          <w:top w:val="single" w:sz="4" w:space="0" w:color="003366"/>
-          <w:left w:val="single" w:sz="4" w:space="0" w:color="003366"/>
-          <w:bottom w:val="single" w:sz="4" w:space="0" w:color="003366"/>
-          <w:right w:val="single" w:sz="4" w:space="0" w:color="003366"/>
-          <w:insideH w:val="single" w:sz="4" w:space="0" w:color="003366"/>
-          <w:insideV w:val="single" w:sz="4" w:space="0" w:color="003366"/>
+          <w:top w:val="single" w:sz="4" w:space="0" w:color="AAAAAA"/>
+          <w:left w:val="single" w:sz="4" w:space="0" w:color="AAAAAA"/>
+          <w:bottom w:val="single" w:sz="4" w:space="0" w:color="AAAAAA"/>
+          <w:right w:val="single" w:sz="4" w:space="0" w:color="AAAAAA"/>
+          <w:insideH w:val="single" w:sz="4" w:space="0" w:color="AAAAAA"/>
+          <w:insideV w:val="single" w:sz="4" w:space="0" w:color="AAAAAA"/>
         </w:tblBorders>
       </w:tblPr>
       <w:tblGrid>
         <w:gridCol w:w="2225"/>
         <w:gridCol w:w="2225"/>
         <w:gridCol w:w="2225"/>
-        <w:gridCol w:w="2225"/>
+        <w:gridCol w:w="2227"/>
       </w:tblGrid>
       <w:tr>
         <w:trPr>
+          <w:tblHeader/>
           <w:cantSplit w:val="1"/>
         </w:trPr>
         <w:tc>
@@ -3503,10 +3290,10 @@
             <w:tcMar>
               <w:top w:w="60" w:type="dxa"/>
               <w:bottom w:w="60" w:type="dxa"/>
-              <w:left w:w="100" w:type="dxa"/>
-              <w:right w:w="100" w:type="dxa"/>
+              <w:left w:w="80" w:type="dxa"/>
+              <w:right w:w="80" w:type="dxa"/>
             </w:tcMar>
-            <w:shd w:val="clear" w:color="auto" w:fill="003366"/>
+            <w:shd w:val="clear" w:color="auto" w:fill="1F3864"/>
           </w:tcPr>
           <w:p>
             <w:pPr>
@@ -3516,11 +3303,10 @@
               <w:rPr>
                 <w:rFonts w:ascii="Calibri" w:hAnsi="Calibri"/>
                 <w:b/>
-                <w:i w:val="0"/>
                 <w:color w:val="FFFFFF"/>
                 <w:sz w:val="20"/>
               </w:rPr>
-              <w:t>Severidade</w:t>
+              <w:t xml:space="preserve">Severidade</w:t>
             </w:r>
           </w:p>
         </w:tc>
@@ -3530,10 +3316,10 @@
             <w:tcMar>
               <w:top w:w="60" w:type="dxa"/>
               <w:bottom w:w="60" w:type="dxa"/>
-              <w:left w:w="100" w:type="dxa"/>
-              <w:right w:w="100" w:type="dxa"/>
+              <w:left w:w="80" w:type="dxa"/>
+              <w:right w:w="80" w:type="dxa"/>
             </w:tcMar>
-            <w:shd w:val="clear" w:color="auto" w:fill="003366"/>
+            <w:shd w:val="clear" w:color="auto" w:fill="1F3864"/>
           </w:tcPr>
           <w:p>
             <w:pPr>
@@ -3543,11 +3329,10 @@
               <w:rPr>
                 <w:rFonts w:ascii="Calibri" w:hAnsi="Calibri"/>
                 <w:b/>
-                <w:i w:val="0"/>
                 <w:color w:val="FFFFFF"/>
                 <w:sz w:val="20"/>
               </w:rPr>
-              <w:t>Descrição</w:t>
+              <w:t xml:space="preserve">Descrição</w:t>
             </w:r>
           </w:p>
         </w:tc>
@@ -3557,10 +3342,10 @@
             <w:tcMar>
               <w:top w:w="60" w:type="dxa"/>
               <w:bottom w:w="60" w:type="dxa"/>
-              <w:left w:w="100" w:type="dxa"/>
-              <w:right w:w="100" w:type="dxa"/>
+              <w:left w:w="80" w:type="dxa"/>
+              <w:right w:w="80" w:type="dxa"/>
             </w:tcMar>
-            <w:shd w:val="clear" w:color="auto" w:fill="003366"/>
+            <w:shd w:val="clear" w:color="auto" w:fill="1F3864"/>
           </w:tcPr>
           <w:p>
             <w:pPr>
@@ -3570,24 +3355,23 @@
               <w:rPr>
                 <w:rFonts w:ascii="Calibri" w:hAnsi="Calibri"/>
                 <w:b/>
-                <w:i w:val="0"/>
                 <w:color w:val="FFFFFF"/>
                 <w:sz w:val="20"/>
               </w:rPr>
-              <w:t>Impacto</w:t>
+              <w:t xml:space="preserve">Impacto</w:t>
             </w:r>
           </w:p>
         </w:tc>
         <w:tc>
           <w:tcPr>
-            <w:tcW w:type="dxa" w:w="2225"/>
+            <w:tcW w:type="dxa" w:w="2227"/>
             <w:tcMar>
               <w:top w:w="60" w:type="dxa"/>
               <w:bottom w:w="60" w:type="dxa"/>
-              <w:left w:w="100" w:type="dxa"/>
-              <w:right w:w="100" w:type="dxa"/>
+              <w:left w:w="80" w:type="dxa"/>
+              <w:right w:w="80" w:type="dxa"/>
             </w:tcMar>
-            <w:shd w:val="clear" w:color="auto" w:fill="003366"/>
+            <w:shd w:val="clear" w:color="auto" w:fill="1F3864"/>
           </w:tcPr>
           <w:p>
             <w:pPr>
@@ -3597,11 +3381,10 @@
               <w:rPr>
                 <w:rFonts w:ascii="Calibri" w:hAnsi="Calibri"/>
                 <w:b/>
-                <w:i w:val="0"/>
                 <w:color w:val="FFFFFF"/>
                 <w:sz w:val="20"/>
               </w:rPr>
-              <w:t>Bloqueio de merge</w:t>
+              <w:t xml:space="preserve">Bloqueio de merge</w:t>
             </w:r>
           </w:p>
         </w:tc>
@@ -3616,10 +3399,10 @@
             <w:tcMar>
               <w:top w:w="60" w:type="dxa"/>
               <w:bottom w:w="60" w:type="dxa"/>
-              <w:left w:w="100" w:type="dxa"/>
-              <w:right w:w="100" w:type="dxa"/>
+              <w:left w:w="80" w:type="dxa"/>
+              <w:right w:w="80" w:type="dxa"/>
             </w:tcMar>
-            <w:shd w:val="clear" w:color="auto" w:fill="EBF5FB"/>
+            <w:shd w:val="clear" w:color="auto" w:fill="D6E4F0"/>
           </w:tcPr>
           <w:p>
             <w:pPr>
@@ -3629,10 +3412,9 @@
               <w:rPr>
                 <w:rFonts w:ascii="Calibri" w:hAnsi="Calibri"/>
                 <w:b w:val="0"/>
-                <w:i w:val="0"/>
                 <w:sz w:val="20"/>
               </w:rPr>
-              <w:t>P1 — Critico</w:t>
+              <w:t xml:space="preserve">P1 — Crítico</w:t>
             </w:r>
           </w:p>
         </w:tc>
@@ -3642,10 +3424,10 @@
             <w:tcMar>
               <w:top w:w="60" w:type="dxa"/>
               <w:bottom w:w="60" w:type="dxa"/>
-              <w:left w:w="100" w:type="dxa"/>
-              <w:right w:w="100" w:type="dxa"/>
+              <w:left w:w="80" w:type="dxa"/>
+              <w:right w:w="80" w:type="dxa"/>
             </w:tcMar>
-            <w:shd w:val="clear" w:color="auto" w:fill="EBF5FB"/>
+            <w:shd w:val="clear" w:color="auto" w:fill="D6E4F0"/>
           </w:tcPr>
           <w:p>
             <w:pPr>
@@ -3655,10 +3437,9 @@
               <w:rPr>
                 <w:rFonts w:ascii="Calibri" w:hAnsi="Calibri"/>
                 <w:b w:val="0"/>
-                <w:i w:val="0"/>
                 <w:sz w:val="20"/>
               </w:rPr>
-              <w:t>Defeito que impede o funcionamento do fluxo principal ou causa perda de dados</w:t>
+              <w:t xml:space="preserve">Defeito que impede o funcionamento do fluxo principal ou causa perda de dados</w:t>
             </w:r>
           </w:p>
         </w:tc>
@@ -3668,10 +3449,10 @@
             <w:tcMar>
               <w:top w:w="60" w:type="dxa"/>
               <w:bottom w:w="60" w:type="dxa"/>
-              <w:left w:w="100" w:type="dxa"/>
-              <w:right w:w="100" w:type="dxa"/>
+              <w:left w:w="80" w:type="dxa"/>
+              <w:right w:w="80" w:type="dxa"/>
             </w:tcMar>
-            <w:shd w:val="clear" w:color="auto" w:fill="EBF5FB"/>
+            <w:shd w:val="clear" w:color="auto" w:fill="D6E4F0"/>
           </w:tcPr>
           <w:p>
             <w:pPr>
@@ -3681,23 +3462,22 @@
               <w:rPr>
                 <w:rFonts w:ascii="Calibri" w:hAnsi="Calibri"/>
                 <w:b w:val="0"/>
-                <w:i w:val="0"/>
                 <w:sz w:val="20"/>
               </w:rPr>
-              <w:t>Alto — bloqueia entrega</w:t>
+              <w:t xml:space="preserve">Alto — bloqueia entrega</w:t>
             </w:r>
           </w:p>
         </w:tc>
         <w:tc>
           <w:tcPr>
-            <w:tcW w:type="dxa" w:w="2225"/>
+            <w:tcW w:type="dxa" w:w="2227"/>
             <w:tcMar>
               <w:top w:w="60" w:type="dxa"/>
               <w:bottom w:w="60" w:type="dxa"/>
-              <w:left w:w="100" w:type="dxa"/>
-              <w:right w:w="100" w:type="dxa"/>
+              <w:left w:w="80" w:type="dxa"/>
+              <w:right w:w="80" w:type="dxa"/>
             </w:tcMar>
-            <w:shd w:val="clear" w:color="auto" w:fill="EBF5FB"/>
+            <w:shd w:val="clear" w:color="auto" w:fill="D6E4F0"/>
           </w:tcPr>
           <w:p>
             <w:pPr>
@@ -3707,10 +3487,9 @@
               <w:rPr>
                 <w:rFonts w:ascii="Calibri" w:hAnsi="Calibri"/>
                 <w:b w:val="0"/>
-                <w:i w:val="0"/>
                 <w:sz w:val="20"/>
               </w:rPr>
-              <w:t>Sim</w:t>
+              <w:t xml:space="preserve">Sim</w:t>
             </w:r>
           </w:p>
         </w:tc>
@@ -3725,8 +3504,8 @@
             <w:tcMar>
               <w:top w:w="60" w:type="dxa"/>
               <w:bottom w:w="60" w:type="dxa"/>
-              <w:left w:w="100" w:type="dxa"/>
-              <w:right w:w="100" w:type="dxa"/>
+              <w:left w:w="80" w:type="dxa"/>
+              <w:right w:w="80" w:type="dxa"/>
             </w:tcMar>
           </w:tcPr>
           <w:p>
@@ -3737,10 +3516,9 @@
               <w:rPr>
                 <w:rFonts w:ascii="Calibri" w:hAnsi="Calibri"/>
                 <w:b w:val="0"/>
-                <w:i w:val="0"/>
                 <w:sz w:val="20"/>
               </w:rPr>
-              <w:t>P2 — Alto</w:t>
+              <w:t xml:space="preserve">P2 — Alto</w:t>
             </w:r>
           </w:p>
         </w:tc>
@@ -3750,8 +3528,8 @@
             <w:tcMar>
               <w:top w:w="60" w:type="dxa"/>
               <w:bottom w:w="60" w:type="dxa"/>
-              <w:left w:w="100" w:type="dxa"/>
-              <w:right w:w="100" w:type="dxa"/>
+              <w:left w:w="80" w:type="dxa"/>
+              <w:right w:w="80" w:type="dxa"/>
             </w:tcMar>
           </w:tcPr>
           <w:p>
@@ -3762,10 +3540,9 @@
               <w:rPr>
                 <w:rFonts w:ascii="Calibri" w:hAnsi="Calibri"/>
                 <w:b w:val="0"/>
-                <w:i w:val="0"/>
                 <w:sz w:val="20"/>
               </w:rPr>
-              <w:t>Defeito que afeta funcionalidade importante sem workaround simples</w:t>
+              <w:t xml:space="preserve">Defeito que afeta funcionalidade importante sem workaround simples</w:t>
             </w:r>
           </w:p>
         </w:tc>
@@ -3775,8 +3552,8 @@
             <w:tcMar>
               <w:top w:w="60" w:type="dxa"/>
               <w:bottom w:w="60" w:type="dxa"/>
-              <w:left w:w="100" w:type="dxa"/>
-              <w:right w:w="100" w:type="dxa"/>
+              <w:left w:w="80" w:type="dxa"/>
+              <w:right w:w="80" w:type="dxa"/>
             </w:tcMar>
           </w:tcPr>
           <w:p>
@@ -3787,21 +3564,20 @@
               <w:rPr>
                 <w:rFonts w:ascii="Calibri" w:hAnsi="Calibri"/>
                 <w:b w:val="0"/>
-                <w:i w:val="0"/>
                 <w:sz w:val="20"/>
               </w:rPr>
-              <w:t>Medio-alto</w:t>
+              <w:t xml:space="preserve">Médio-alto</w:t>
             </w:r>
           </w:p>
         </w:tc>
         <w:tc>
           <w:tcPr>
-            <w:tcW w:type="dxa" w:w="2225"/>
+            <w:tcW w:type="dxa" w:w="2227"/>
             <w:tcMar>
               <w:top w:w="60" w:type="dxa"/>
               <w:bottom w:w="60" w:type="dxa"/>
-              <w:left w:w="100" w:type="dxa"/>
-              <w:right w:w="100" w:type="dxa"/>
+              <w:left w:w="80" w:type="dxa"/>
+              <w:right w:w="80" w:type="dxa"/>
             </w:tcMar>
           </w:tcPr>
           <w:p>
@@ -3812,10 +3588,9 @@
               <w:rPr>
                 <w:rFonts w:ascii="Calibri" w:hAnsi="Calibri"/>
                 <w:b w:val="0"/>
-                <w:i w:val="0"/>
                 <w:sz w:val="20"/>
               </w:rPr>
-              <w:t>Sim</w:t>
+              <w:t xml:space="preserve">Sim</w:t>
             </w:r>
           </w:p>
         </w:tc>
@@ -3830,10 +3605,10 @@
             <w:tcMar>
               <w:top w:w="60" w:type="dxa"/>
               <w:bottom w:w="60" w:type="dxa"/>
-              <w:left w:w="100" w:type="dxa"/>
-              <w:right w:w="100" w:type="dxa"/>
+              <w:left w:w="80" w:type="dxa"/>
+              <w:right w:w="80" w:type="dxa"/>
             </w:tcMar>
-            <w:shd w:val="clear" w:color="auto" w:fill="EBF5FB"/>
+            <w:shd w:val="clear" w:color="auto" w:fill="D6E4F0"/>
           </w:tcPr>
           <w:p>
             <w:pPr>
@@ -3843,10 +3618,9 @@
               <w:rPr>
                 <w:rFonts w:ascii="Calibri" w:hAnsi="Calibri"/>
                 <w:b w:val="0"/>
-                <w:i w:val="0"/>
                 <w:sz w:val="20"/>
               </w:rPr>
-              <w:t>P3 — Medio</w:t>
+              <w:t xml:space="preserve">P3 — Médio</w:t>
             </w:r>
           </w:p>
         </w:tc>
@@ -3856,10 +3630,10 @@
             <w:tcMar>
               <w:top w:w="60" w:type="dxa"/>
               <w:bottom w:w="60" w:type="dxa"/>
-              <w:left w:w="100" w:type="dxa"/>
-              <w:right w:w="100" w:type="dxa"/>
+              <w:left w:w="80" w:type="dxa"/>
+              <w:right w:w="80" w:type="dxa"/>
             </w:tcMar>
-            <w:shd w:val="clear" w:color="auto" w:fill="EBF5FB"/>
+            <w:shd w:val="clear" w:color="auto" w:fill="D6E4F0"/>
           </w:tcPr>
           <w:p>
             <w:pPr>
@@ -3869,10 +3643,9 @@
               <w:rPr>
                 <w:rFonts w:ascii="Calibri" w:hAnsi="Calibri"/>
                 <w:b w:val="0"/>
-                <w:i w:val="0"/>
                 <w:sz w:val="20"/>
               </w:rPr>
-              <w:t>Defeito com workaround disponível ou impacto limitado a cenário específico</w:t>
+              <w:t xml:space="preserve">Defeito com workaround disponível ou impacto limitado a cenário específico</w:t>
             </w:r>
           </w:p>
         </w:tc>
@@ -3882,10 +3655,10 @@
             <w:tcMar>
               <w:top w:w="60" w:type="dxa"/>
               <w:bottom w:w="60" w:type="dxa"/>
-              <w:left w:w="100" w:type="dxa"/>
-              <w:right w:w="100" w:type="dxa"/>
+              <w:left w:w="80" w:type="dxa"/>
+              <w:right w:w="80" w:type="dxa"/>
             </w:tcMar>
-            <w:shd w:val="clear" w:color="auto" w:fill="EBF5FB"/>
+            <w:shd w:val="clear" w:color="auto" w:fill="D6E4F0"/>
           </w:tcPr>
           <w:p>
             <w:pPr>
@@ -3895,23 +3668,22 @@
               <w:rPr>
                 <w:rFonts w:ascii="Calibri" w:hAnsi="Calibri"/>
                 <w:b w:val="0"/>
-                <w:i w:val="0"/>
                 <w:sz w:val="20"/>
               </w:rPr>
-              <w:t>Medio</w:t>
+              <w:t xml:space="preserve">Médio</w:t>
             </w:r>
           </w:p>
         </w:tc>
         <w:tc>
           <w:tcPr>
-            <w:tcW w:type="dxa" w:w="2225"/>
+            <w:tcW w:type="dxa" w:w="2227"/>
             <w:tcMar>
               <w:top w:w="60" w:type="dxa"/>
               <w:bottom w:w="60" w:type="dxa"/>
-              <w:left w:w="100" w:type="dxa"/>
-              <w:right w:w="100" w:type="dxa"/>
+              <w:left w:w="80" w:type="dxa"/>
+              <w:right w:w="80" w:type="dxa"/>
             </w:tcMar>
-            <w:shd w:val="clear" w:color="auto" w:fill="EBF5FB"/>
+            <w:shd w:val="clear" w:color="auto" w:fill="D6E4F0"/>
           </w:tcPr>
           <w:p>
             <w:pPr>
@@ -3921,10 +3693,9 @@
               <w:rPr>
                 <w:rFonts w:ascii="Calibri" w:hAnsi="Calibri"/>
                 <w:b w:val="0"/>
-                <w:i w:val="0"/>
                 <w:sz w:val="20"/>
               </w:rPr>
-              <w:t>Não (deve ser resolvido antes do aceite)</w:t>
+              <w:t xml:space="preserve">Não (deve ser resolvido antes do aceite)</w:t>
             </w:r>
           </w:p>
         </w:tc>
@@ -3939,8 +3710,8 @@
             <w:tcMar>
               <w:top w:w="60" w:type="dxa"/>
               <w:bottom w:w="60" w:type="dxa"/>
-              <w:left w:w="100" w:type="dxa"/>
-              <w:right w:w="100" w:type="dxa"/>
+              <w:left w:w="80" w:type="dxa"/>
+              <w:right w:w="80" w:type="dxa"/>
             </w:tcMar>
           </w:tcPr>
           <w:p>
@@ -3951,10 +3722,9 @@
               <w:rPr>
                 <w:rFonts w:ascii="Calibri" w:hAnsi="Calibri"/>
                 <w:b w:val="0"/>
-                <w:i w:val="0"/>
                 <w:sz w:val="20"/>
               </w:rPr>
-              <w:t>P4 — Baixo</w:t>
+              <w:t xml:space="preserve">P4 — Baixo</w:t>
             </w:r>
           </w:p>
         </w:tc>
@@ -3964,8 +3734,8 @@
             <w:tcMar>
               <w:top w:w="60" w:type="dxa"/>
               <w:bottom w:w="60" w:type="dxa"/>
-              <w:left w:w="100" w:type="dxa"/>
-              <w:right w:w="100" w:type="dxa"/>
+              <w:left w:w="80" w:type="dxa"/>
+              <w:right w:w="80" w:type="dxa"/>
             </w:tcMar>
           </w:tcPr>
           <w:p>
@@ -3976,10 +3746,9 @@
               <w:rPr>
                 <w:rFonts w:ascii="Calibri" w:hAnsi="Calibri"/>
                 <w:b w:val="0"/>
-                <w:i w:val="0"/>
                 <w:sz w:val="20"/>
               </w:rPr>
-              <w:t>Inconsistência menor, problema estetico ou melhoria</w:t>
+              <w:t xml:space="preserve">Inconsistência menor, problema estético ou melhoria</w:t>
             </w:r>
           </w:p>
         </w:tc>
@@ -3989,8 +3758,8 @@
             <w:tcMar>
               <w:top w:w="60" w:type="dxa"/>
               <w:bottom w:w="60" w:type="dxa"/>
-              <w:left w:w="100" w:type="dxa"/>
-              <w:right w:w="100" w:type="dxa"/>
+              <w:left w:w="80" w:type="dxa"/>
+              <w:right w:w="80" w:type="dxa"/>
             </w:tcMar>
           </w:tcPr>
           <w:p>
@@ -4001,21 +3770,20 @@
               <w:rPr>
                 <w:rFonts w:ascii="Calibri" w:hAnsi="Calibri"/>
                 <w:b w:val="0"/>
-                <w:i w:val="0"/>
                 <w:sz w:val="20"/>
               </w:rPr>
-              <w:t>Baixo</w:t>
+              <w:t xml:space="preserve">Baixo</w:t>
             </w:r>
           </w:p>
         </w:tc>
         <w:tc>
           <w:tcPr>
-            <w:tcW w:type="dxa" w:w="2225"/>
+            <w:tcW w:type="dxa" w:w="2227"/>
             <w:tcMar>
               <w:top w:w="60" w:type="dxa"/>
               <w:bottom w:w="60" w:type="dxa"/>
-              <w:left w:w="100" w:type="dxa"/>
-              <w:right w:w="100" w:type="dxa"/>
+              <w:left w:w="80" w:type="dxa"/>
+              <w:right w:w="80" w:type="dxa"/>
             </w:tcMar>
           </w:tcPr>
           <w:p>
@@ -4026,10 +3794,9 @@
               <w:rPr>
                 <w:rFonts w:ascii="Calibri" w:hAnsi="Calibri"/>
                 <w:b w:val="0"/>
-                <w:i w:val="0"/>
                 <w:sz w:val="20"/>
               </w:rPr>
-              <w:t>Não</w:t>
+              <w:t xml:space="preserve">Não</w:t>
             </w:r>
           </w:p>
         </w:tc>
@@ -4037,150 +3804,147 @@
     </w:tbl>
     <w:p>
       <w:pPr>
-        <w:spacing w:before="0" w:after="160"/>
-      </w:pPr>
-    </w:p>
-    <w:p>
-      <w:pPr>
-        <w:pStyle w:val="Heading2"/>
-        <w:keepNext/>
-        <w:keepLines/>
+        <w:pStyle w:val="Heading3"/>
       </w:pPr>
       <w:r>
+        <w:rPr>
+          <w:rFonts w:ascii="Calibri" w:hAnsi="Calibri"/>
+        </w:rPr>
         <w:t>6.2 Fluxo de Gestão de Defeitos</w:t>
       </w:r>
     </w:p>
     <w:p>
       <w:pPr>
-        <w:pStyle w:val="ListNumber"/>
-        <w:spacing w:before="20" w:after="40"/>
+        <w:pStyle w:val="ListParagraph"/>
+        <w:numPr>
+          <w:ilvl w:val="0"/>
+          <w:numId w:val="1"/>
+        </w:numPr>
+        <w:ind w:left="720" w:hanging="360"/>
       </w:pPr>
       <w:r>
         <w:rPr>
           <w:rFonts w:ascii="Calibri" w:hAnsi="Calibri"/>
-          <w:b w:val="0"/>
-          <w:i w:val="0"/>
-          <w:sz w:val="22"/>
+          <w:sz w:val="20"/>
         </w:rPr>
-        <w:t>Defeito identificado em code review: registrado como comentário no MR com severidade e descrição</w:t>
+        <w:t xml:space="preserve">Defeito identificado em code review: registrado como comentário no MR com severidade e descrição</w:t>
       </w:r>
     </w:p>
     <w:p>
       <w:pPr>
-        <w:pStyle w:val="ListNumber"/>
-        <w:spacing w:before="20" w:after="40"/>
+        <w:pStyle w:val="ListParagraph"/>
+        <w:numPr>
+          <w:ilvl w:val="0"/>
+          <w:numId w:val="1"/>
+        </w:numPr>
+        <w:ind w:left="720" w:hanging="360"/>
       </w:pPr>
       <w:r>
         <w:rPr>
           <w:rFonts w:ascii="Calibri" w:hAnsi="Calibri"/>
-          <w:b w:val="0"/>
-          <w:i w:val="0"/>
-          <w:sz w:val="22"/>
+          <w:sz w:val="20"/>
         </w:rPr>
-        <w:t>Defeito identificado em UAT: registrado por Leonardo Francisco Pereira no GitLab Issues com ID, descrição, severidade e evidência</w:t>
+        <w:t xml:space="preserve">Defeito identificado em UAT: registrado por Leonardo Francisco Pereira no GitLab Issues com ID, descrição, severidade e evidência</w:t>
       </w:r>
     </w:p>
     <w:p>
       <w:pPr>
-        <w:pStyle w:val="ListNumber"/>
-        <w:spacing w:before="20" w:after="40"/>
+        <w:pStyle w:val="ListParagraph"/>
+        <w:numPr>
+          <w:ilvl w:val="0"/>
+          <w:numId w:val="1"/>
+        </w:numPr>
+        <w:ind w:left="720" w:hanging="360"/>
       </w:pPr>
       <w:r>
         <w:rPr>
           <w:rFonts w:ascii="Calibri" w:hAnsi="Calibri"/>
-          <w:b w:val="0"/>
-          <w:i w:val="0"/>
-          <w:sz w:val="22"/>
+          <w:sz w:val="20"/>
         </w:rPr>
-        <w:t>Desenvolvedor (Renan / Henry / Mateus Veloso) corrige e registra a resolução no item de trabalho</w:t>
+        <w:t xml:space="preserve">Desenvolvedor (Renan / Henry / Mateus Veloso) corrige e registra a resolução no item de trabalho</w:t>
       </w:r>
     </w:p>
     <w:p>
       <w:pPr>
-        <w:pStyle w:val="ListNumber"/>
-        <w:spacing w:before="20" w:after="40"/>
+        <w:pStyle w:val="ListParagraph"/>
+        <w:numPr>
+          <w:ilvl w:val="0"/>
+          <w:numId w:val="1"/>
+        </w:numPr>
+        <w:ind w:left="720" w:hanging="360"/>
       </w:pPr>
       <w:r>
         <w:rPr>
           <w:rFonts w:ascii="Calibri" w:hAnsi="Calibri"/>
-          <w:b w:val="0"/>
-          <w:i w:val="0"/>
-          <w:sz w:val="22"/>
+          <w:sz w:val="20"/>
         </w:rPr>
-        <w:t>Cezar Hiraki verifica a correção antes de re-aprovar o MR ou liberar para novo ciclo de UAT</w:t>
+        <w:t xml:space="preserve">Cezar Hiraki verifica a correção antes de re-aprovar o MR ou liberar para novo ciclo de UAT</w:t>
       </w:r>
     </w:p>
     <w:p>
       <w:pPr>
-        <w:pStyle w:val="ListNumber"/>
-        <w:spacing w:before="20" w:after="40"/>
+        <w:pStyle w:val="ListParagraph"/>
+        <w:numPr>
+          <w:ilvl w:val="0"/>
+          <w:numId w:val="1"/>
+        </w:numPr>
+        <w:ind w:left="720" w:hanging="360"/>
       </w:pPr>
       <w:r>
         <w:rPr>
           <w:rFonts w:ascii="Calibri" w:hAnsi="Calibri"/>
-          <w:b w:val="0"/>
-          <w:i w:val="0"/>
-          <w:sz w:val="22"/>
-        </w:rPr>
-        <w:t xml:space="preserve">Defeitos P1 e P2 devem ser resolvidos e re-validados antes de qualquer merge em </w:t>
-      </w:r>
-      <w:r>
-        <w:rPr>
-          <w:rFonts w:ascii="Courier New" w:hAnsi="Courier New"/>
-          <w:b w:val="0"/>
-          <w:i w:val="0"/>
-          <w:color w:val="333333"/>
           <w:sz w:val="20"/>
         </w:rPr>
-        <w:t>develop</w:t>
+        <w:t xml:space="preserve">Defeitos P1 e P2 devem ser resolvidos e re-validados antes de qualquer merge em develop</w:t>
       </w:r>
     </w:p>
     <w:p>
       <w:pPr>
-        <w:pStyle w:val="Heading2"/>
-        <w:keepNext/>
-        <w:keepLines/>
+        <w:pStyle w:val="Heading3"/>
       </w:pPr>
       <w:r>
+        <w:rPr>
+          <w:rFonts w:ascii="Calibri" w:hAnsi="Calibri"/>
+        </w:rPr>
         <w:t>6.3 Histórico de Defeitos</w:t>
       </w:r>
     </w:p>
     <w:tbl>
       <w:tblPr>
         <w:tblW w:type="auto" w:w="0"/>
-        <w:tblLook w:firstColumn="1" w:firstRow="1" w:lastColumn="0" w:lastRow="0" w:noHBand="0" w:noVBand="1" w:val="04A0"/>
         <w:tblBorders>
-          <w:top w:val="single" w:sz="4" w:space="0" w:color="003366"/>
-          <w:left w:val="single" w:sz="4" w:space="0" w:color="003366"/>
-          <w:bottom w:val="single" w:sz="4" w:space="0" w:color="003366"/>
-          <w:right w:val="single" w:sz="4" w:space="0" w:color="003366"/>
-          <w:insideH w:val="single" w:sz="4" w:space="0" w:color="003366"/>
-          <w:insideV w:val="single" w:sz="4" w:space="0" w:color="003366"/>
+          <w:top w:val="single" w:sz="4" w:space="0" w:color="AAAAAA"/>
+          <w:left w:val="single" w:sz="4" w:space="0" w:color="AAAAAA"/>
+          <w:bottom w:val="single" w:sz="4" w:space="0" w:color="AAAAAA"/>
+          <w:right w:val="single" w:sz="4" w:space="0" w:color="AAAAAA"/>
+          <w:insideH w:val="single" w:sz="4" w:space="0" w:color="AAAAAA"/>
+          <w:insideV w:val="single" w:sz="4" w:space="0" w:color="AAAAAA"/>
         </w:tblBorders>
       </w:tblPr>
       <w:tblGrid>
-        <w:gridCol w:w="1272"/>
-        <w:gridCol w:w="1272"/>
-        <w:gridCol w:w="1272"/>
-        <w:gridCol w:w="1272"/>
-        <w:gridCol w:w="1272"/>
-        <w:gridCol w:w="1272"/>
-        <w:gridCol w:w="1272"/>
+        <w:gridCol w:w="1271"/>
+        <w:gridCol w:w="1271"/>
+        <w:gridCol w:w="1271"/>
+        <w:gridCol w:w="1271"/>
+        <w:gridCol w:w="1271"/>
+        <w:gridCol w:w="1271"/>
+        <w:gridCol w:w="1276"/>
       </w:tblGrid>
       <w:tr>
         <w:trPr>
+          <w:tblHeader/>
           <w:cantSplit w:val="1"/>
         </w:trPr>
         <w:tc>
           <w:tcPr>
-            <w:tcW w:type="dxa" w:w="1272"/>
+            <w:tcW w:type="dxa" w:w="1271"/>
             <w:tcMar>
               <w:top w:w="60" w:type="dxa"/>
               <w:bottom w:w="60" w:type="dxa"/>
-              <w:left w:w="100" w:type="dxa"/>
-              <w:right w:w="100" w:type="dxa"/>
+              <w:left w:w="80" w:type="dxa"/>
+              <w:right w:w="80" w:type="dxa"/>
             </w:tcMar>
-            <w:shd w:val="clear" w:color="auto" w:fill="003366"/>
+            <w:shd w:val="clear" w:color="auto" w:fill="1F3864"/>
           </w:tcPr>
           <w:p>
             <w:pPr>
@@ -4190,24 +3954,23 @@
               <w:rPr>
                 <w:rFonts w:ascii="Calibri" w:hAnsi="Calibri"/>
                 <w:b/>
-                <w:i w:val="0"/>
                 <w:color w:val="FFFFFF"/>
-                <w:sz w:val="20"/>
+                <w:sz w:val="16"/>
               </w:rPr>
-              <w:t>Sprint</w:t>
+              <w:t xml:space="preserve">Sprint</w:t>
             </w:r>
           </w:p>
         </w:tc>
         <w:tc>
           <w:tcPr>
-            <w:tcW w:type="dxa" w:w="1272"/>
+            <w:tcW w:type="dxa" w:w="1271"/>
             <w:tcMar>
               <w:top w:w="60" w:type="dxa"/>
               <w:bottom w:w="60" w:type="dxa"/>
-              <w:left w:w="100" w:type="dxa"/>
-              <w:right w:w="100" w:type="dxa"/>
+              <w:left w:w="80" w:type="dxa"/>
+              <w:right w:w="80" w:type="dxa"/>
             </w:tcMar>
-            <w:shd w:val="clear" w:color="auto" w:fill="003366"/>
+            <w:shd w:val="clear" w:color="auto" w:fill="1F3864"/>
           </w:tcPr>
           <w:p>
             <w:pPr>
@@ -4217,24 +3980,23 @@
               <w:rPr>
                 <w:rFonts w:ascii="Calibri" w:hAnsi="Calibri"/>
                 <w:b/>
-                <w:i w:val="0"/>
                 <w:color w:val="FFFFFF"/>
-                <w:sz w:val="20"/>
+                <w:sz w:val="16"/>
               </w:rPr>
-              <w:t>ID Defeito</w:t>
+              <w:t xml:space="preserve">ID Defeito</w:t>
             </w:r>
           </w:p>
         </w:tc>
         <w:tc>
           <w:tcPr>
-            <w:tcW w:type="dxa" w:w="1272"/>
+            <w:tcW w:type="dxa" w:w="1271"/>
             <w:tcMar>
               <w:top w:w="60" w:type="dxa"/>
               <w:bottom w:w="60" w:type="dxa"/>
-              <w:left w:w="100" w:type="dxa"/>
-              <w:right w:w="100" w:type="dxa"/>
+              <w:left w:w="80" w:type="dxa"/>
+              <w:right w:w="80" w:type="dxa"/>
             </w:tcMar>
-            <w:shd w:val="clear" w:color="auto" w:fill="003366"/>
+            <w:shd w:val="clear" w:color="auto" w:fill="1F3864"/>
           </w:tcPr>
           <w:p>
             <w:pPr>
@@ -4244,24 +4006,23 @@
               <w:rPr>
                 <w:rFonts w:ascii="Calibri" w:hAnsi="Calibri"/>
                 <w:b/>
-                <w:i w:val="0"/>
                 <w:color w:val="FFFFFF"/>
-                <w:sz w:val="20"/>
+                <w:sz w:val="16"/>
               </w:rPr>
-              <w:t>Tipo</w:t>
+              <w:t xml:space="preserve">Tipo</w:t>
             </w:r>
           </w:p>
         </w:tc>
         <w:tc>
           <w:tcPr>
-            <w:tcW w:type="dxa" w:w="1272"/>
+            <w:tcW w:type="dxa" w:w="1271"/>
             <w:tcMar>
               <w:top w:w="60" w:type="dxa"/>
               <w:bottom w:w="60" w:type="dxa"/>
-              <w:left w:w="100" w:type="dxa"/>
-              <w:right w:w="100" w:type="dxa"/>
+              <w:left w:w="80" w:type="dxa"/>
+              <w:right w:w="80" w:type="dxa"/>
             </w:tcMar>
-            <w:shd w:val="clear" w:color="auto" w:fill="003366"/>
+            <w:shd w:val="clear" w:color="auto" w:fill="1F3864"/>
           </w:tcPr>
           <w:p>
             <w:pPr>
@@ -4271,24 +4032,23 @@
               <w:rPr>
                 <w:rFonts w:ascii="Calibri" w:hAnsi="Calibri"/>
                 <w:b/>
-                <w:i w:val="0"/>
                 <w:color w:val="FFFFFF"/>
-                <w:sz w:val="20"/>
+                <w:sz w:val="16"/>
               </w:rPr>
-              <w:t>Severidade</w:t>
+              <w:t xml:space="preserve">Severidade</w:t>
             </w:r>
           </w:p>
         </w:tc>
         <w:tc>
           <w:tcPr>
-            <w:tcW w:type="dxa" w:w="1272"/>
+            <w:tcW w:type="dxa" w:w="1271"/>
             <w:tcMar>
               <w:top w:w="60" w:type="dxa"/>
               <w:bottom w:w="60" w:type="dxa"/>
-              <w:left w:w="100" w:type="dxa"/>
-              <w:right w:w="100" w:type="dxa"/>
+              <w:left w:w="80" w:type="dxa"/>
+              <w:right w:w="80" w:type="dxa"/>
             </w:tcMar>
-            <w:shd w:val="clear" w:color="auto" w:fill="003366"/>
+            <w:shd w:val="clear" w:color="auto" w:fill="1F3864"/>
           </w:tcPr>
           <w:p>
             <w:pPr>
@@ -4298,24 +4058,23 @@
               <w:rPr>
                 <w:rFonts w:ascii="Calibri" w:hAnsi="Calibri"/>
                 <w:b/>
-                <w:i w:val="0"/>
                 <w:color w:val="FFFFFF"/>
-                <w:sz w:val="20"/>
+                <w:sz w:val="16"/>
               </w:rPr>
-              <w:t>Descrição</w:t>
+              <w:t xml:space="preserve">Descrição</w:t>
             </w:r>
           </w:p>
         </w:tc>
         <w:tc>
           <w:tcPr>
-            <w:tcW w:type="dxa" w:w="1272"/>
+            <w:tcW w:type="dxa" w:w="1271"/>
             <w:tcMar>
               <w:top w:w="60" w:type="dxa"/>
               <w:bottom w:w="60" w:type="dxa"/>
-              <w:left w:w="100" w:type="dxa"/>
-              <w:right w:w="100" w:type="dxa"/>
+              <w:left w:w="80" w:type="dxa"/>
+              <w:right w:w="80" w:type="dxa"/>
             </w:tcMar>
-            <w:shd w:val="clear" w:color="auto" w:fill="003366"/>
+            <w:shd w:val="clear" w:color="auto" w:fill="1F3864"/>
           </w:tcPr>
           <w:p>
             <w:pPr>
@@ -4325,24 +4084,23 @@
               <w:rPr>
                 <w:rFonts w:ascii="Calibri" w:hAnsi="Calibri"/>
                 <w:b/>
-                <w:i w:val="0"/>
                 <w:color w:val="FFFFFF"/>
-                <w:sz w:val="20"/>
+                <w:sz w:val="16"/>
               </w:rPr>
-              <w:t>Resolvido</w:t>
+              <w:t xml:space="preserve">Resolvido</w:t>
             </w:r>
           </w:p>
         </w:tc>
         <w:tc>
           <w:tcPr>
-            <w:tcW w:type="dxa" w:w="1272"/>
+            <w:tcW w:type="dxa" w:w="1276"/>
             <w:tcMar>
               <w:top w:w="60" w:type="dxa"/>
               <w:bottom w:w="60" w:type="dxa"/>
-              <w:left w:w="100" w:type="dxa"/>
-              <w:right w:w="100" w:type="dxa"/>
+              <w:left w:w="80" w:type="dxa"/>
+              <w:right w:w="80" w:type="dxa"/>
             </w:tcMar>
-            <w:shd w:val="clear" w:color="auto" w:fill="003366"/>
+            <w:shd w:val="clear" w:color="auto" w:fill="1F3864"/>
           </w:tcPr>
           <w:p>
             <w:pPr>
@@ -4352,11 +4110,10 @@
               <w:rPr>
                 <w:rFonts w:ascii="Calibri" w:hAnsi="Calibri"/>
                 <w:b/>
-                <w:i w:val="0"/>
                 <w:color w:val="FFFFFF"/>
-                <w:sz w:val="20"/>
+                <w:sz w:val="16"/>
               </w:rPr>
-              <w:t>MR / Referência</w:t>
+              <w:t xml:space="preserve">MR / Referência</w:t>
             </w:r>
           </w:p>
         </w:tc>
@@ -4367,14 +4124,14 @@
         </w:trPr>
         <w:tc>
           <w:tcPr>
-            <w:tcW w:type="dxa" w:w="1272"/>
+            <w:tcW w:type="dxa" w:w="1271"/>
             <w:tcMar>
               <w:top w:w="60" w:type="dxa"/>
               <w:bottom w:w="60" w:type="dxa"/>
-              <w:left w:w="100" w:type="dxa"/>
-              <w:right w:w="100" w:type="dxa"/>
+              <w:left w:w="80" w:type="dxa"/>
+              <w:right w:w="80" w:type="dxa"/>
             </w:tcMar>
-            <w:shd w:val="clear" w:color="auto" w:fill="EBF5FB"/>
+            <w:shd w:val="clear" w:color="auto" w:fill="D6E4F0"/>
           </w:tcPr>
           <w:p>
             <w:pPr>
@@ -4384,23 +4141,22 @@
               <w:rPr>
                 <w:rFonts w:ascii="Calibri" w:hAnsi="Calibri"/>
                 <w:b w:val="0"/>
-                <w:i w:val="0"/>
-                <w:sz w:val="20"/>
+                <w:sz w:val="16"/>
               </w:rPr>
-              <w:t>Sprint 1</w:t>
+              <w:t xml:space="preserve">Sprint 1</w:t>
             </w:r>
           </w:p>
         </w:tc>
         <w:tc>
           <w:tcPr>
-            <w:tcW w:type="dxa" w:w="1272"/>
+            <w:tcW w:type="dxa" w:w="1271"/>
             <w:tcMar>
               <w:top w:w="60" w:type="dxa"/>
               <w:bottom w:w="60" w:type="dxa"/>
-              <w:left w:w="100" w:type="dxa"/>
-              <w:right w:w="100" w:type="dxa"/>
+              <w:left w:w="80" w:type="dxa"/>
+              <w:right w:w="80" w:type="dxa"/>
             </w:tcMar>
-            <w:shd w:val="clear" w:color="auto" w:fill="EBF5FB"/>
+            <w:shd w:val="clear" w:color="auto" w:fill="D6E4F0"/>
           </w:tcPr>
           <w:p>
             <w:pPr>
@@ -4410,23 +4166,22 @@
               <w:rPr>
                 <w:rFonts w:ascii="Calibri" w:hAnsi="Calibri"/>
                 <w:b w:val="0"/>
-                <w:i w:val="0"/>
-                <w:sz w:val="20"/>
+                <w:sz w:val="16"/>
               </w:rPr>
-              <w:t>REV-S1-01</w:t>
+              <w:t xml:space="preserve">REV-S1-01</w:t>
             </w:r>
           </w:p>
         </w:tc>
         <w:tc>
           <w:tcPr>
-            <w:tcW w:type="dxa" w:w="1272"/>
+            <w:tcW w:type="dxa" w:w="1271"/>
             <w:tcMar>
               <w:top w:w="60" w:type="dxa"/>
               <w:bottom w:w="60" w:type="dxa"/>
-              <w:left w:w="100" w:type="dxa"/>
-              <w:right w:w="100" w:type="dxa"/>
+              <w:left w:w="80" w:type="dxa"/>
+              <w:right w:w="80" w:type="dxa"/>
             </w:tcMar>
-            <w:shd w:val="clear" w:color="auto" w:fill="EBF5FB"/>
+            <w:shd w:val="clear" w:color="auto" w:fill="D6E4F0"/>
           </w:tcPr>
           <w:p>
             <w:pPr>
@@ -4436,23 +4191,22 @@
               <w:rPr>
                 <w:rFonts w:ascii="Calibri" w:hAnsi="Calibri"/>
                 <w:b w:val="0"/>
-                <w:i w:val="0"/>
-                <w:sz w:val="20"/>
+                <w:sz w:val="16"/>
               </w:rPr>
-              <w:t>Code Review</w:t>
+              <w:t xml:space="preserve">Code Review</w:t>
             </w:r>
           </w:p>
         </w:tc>
         <w:tc>
           <w:tcPr>
-            <w:tcW w:type="dxa" w:w="1272"/>
+            <w:tcW w:type="dxa" w:w="1271"/>
             <w:tcMar>
               <w:top w:w="60" w:type="dxa"/>
               <w:bottom w:w="60" w:type="dxa"/>
-              <w:left w:w="100" w:type="dxa"/>
-              <w:right w:w="100" w:type="dxa"/>
+              <w:left w:w="80" w:type="dxa"/>
+              <w:right w:w="80" w:type="dxa"/>
             </w:tcMar>
-            <w:shd w:val="clear" w:color="auto" w:fill="EBF5FB"/>
+            <w:shd w:val="clear" w:color="auto" w:fill="D6E4F0"/>
           </w:tcPr>
           <w:p>
             <w:pPr>
@@ -4462,23 +4216,22 @@
               <w:rPr>
                 <w:rFonts w:ascii="Calibri" w:hAnsi="Calibri"/>
                 <w:b w:val="0"/>
-                <w:i w:val="0"/>
-                <w:sz w:val="20"/>
+                <w:sz w:val="16"/>
               </w:rPr>
-              <w:t>P2</w:t>
+              <w:t xml:space="preserve">P2</w:t>
             </w:r>
           </w:p>
         </w:tc>
         <w:tc>
           <w:tcPr>
-            <w:tcW w:type="dxa" w:w="1272"/>
+            <w:tcW w:type="dxa" w:w="1271"/>
             <w:tcMar>
               <w:top w:w="60" w:type="dxa"/>
               <w:bottom w:w="60" w:type="dxa"/>
-              <w:left w:w="100" w:type="dxa"/>
-              <w:right w:w="100" w:type="dxa"/>
+              <w:left w:w="80" w:type="dxa"/>
+              <w:right w:w="80" w:type="dxa"/>
             </w:tcMar>
-            <w:shd w:val="clear" w:color="auto" w:fill="EBF5FB"/>
+            <w:shd w:val="clear" w:color="auto" w:fill="D6E4F0"/>
           </w:tcPr>
           <w:p>
             <w:pPr>
@@ -4488,23 +4241,22 @@
               <w:rPr>
                 <w:rFonts w:ascii="Calibri" w:hAnsi="Calibri"/>
                 <w:b w:val="0"/>
-                <w:i w:val="0"/>
-                <w:sz w:val="20"/>
+                <w:sz w:val="16"/>
               </w:rPr>
-              <w:t>Conforme REV-AASP01-001 (RV-001-01)</w:t>
+              <w:t xml:space="preserve">Conforme REV-AASP01-001 (RV-001-01)</w:t>
             </w:r>
           </w:p>
         </w:tc>
         <w:tc>
           <w:tcPr>
-            <w:tcW w:type="dxa" w:w="1272"/>
+            <w:tcW w:type="dxa" w:w="1271"/>
             <w:tcMar>
               <w:top w:w="60" w:type="dxa"/>
               <w:bottom w:w="60" w:type="dxa"/>
-              <w:left w:w="100" w:type="dxa"/>
-              <w:right w:w="100" w:type="dxa"/>
+              <w:left w:w="80" w:type="dxa"/>
+              <w:right w:w="80" w:type="dxa"/>
             </w:tcMar>
-            <w:shd w:val="clear" w:color="auto" w:fill="EBF5FB"/>
+            <w:shd w:val="clear" w:color="auto" w:fill="D6E4F0"/>
           </w:tcPr>
           <w:p>
             <w:pPr>
@@ -4514,23 +4266,22 @@
               <w:rPr>
                 <w:rFonts w:ascii="Calibri" w:hAnsi="Calibri"/>
                 <w:b w:val="0"/>
-                <w:i w:val="0"/>
-                <w:sz w:val="20"/>
+                <w:sz w:val="16"/>
               </w:rPr>
-              <w:t>Sim (antes do merge)</w:t>
+              <w:t xml:space="preserve">Sim (antes do merge)</w:t>
             </w:r>
           </w:p>
         </w:tc>
         <w:tc>
           <w:tcPr>
-            <w:tcW w:type="dxa" w:w="1272"/>
+            <w:tcW w:type="dxa" w:w="1276"/>
             <w:tcMar>
               <w:top w:w="60" w:type="dxa"/>
               <w:bottom w:w="60" w:type="dxa"/>
-              <w:left w:w="100" w:type="dxa"/>
-              <w:right w:w="100" w:type="dxa"/>
+              <w:left w:w="80" w:type="dxa"/>
+              <w:right w:w="80" w:type="dxa"/>
             </w:tcMar>
-            <w:shd w:val="clear" w:color="auto" w:fill="EBF5FB"/>
+            <w:shd w:val="clear" w:color="auto" w:fill="D6E4F0"/>
           </w:tcPr>
           <w:p>
             <w:pPr>
@@ -4540,10 +4291,9 @@
               <w:rPr>
                 <w:rFonts w:ascii="Calibri" w:hAnsi="Calibri"/>
                 <w:b w:val="0"/>
-                <w:i w:val="0"/>
-                <w:sz w:val="20"/>
+                <w:sz w:val="16"/>
               </w:rPr>
-              <w:t>MR !1</w:t>
+              <w:t xml:space="preserve">MR !1</w:t>
             </w:r>
           </w:p>
         </w:tc>
@@ -4554,12 +4304,12 @@
         </w:trPr>
         <w:tc>
           <w:tcPr>
-            <w:tcW w:type="dxa" w:w="1272"/>
+            <w:tcW w:type="dxa" w:w="1271"/>
             <w:tcMar>
               <w:top w:w="60" w:type="dxa"/>
               <w:bottom w:w="60" w:type="dxa"/>
-              <w:left w:w="100" w:type="dxa"/>
-              <w:right w:w="100" w:type="dxa"/>
+              <w:left w:w="80" w:type="dxa"/>
+              <w:right w:w="80" w:type="dxa"/>
             </w:tcMar>
           </w:tcPr>
           <w:p>
@@ -4570,21 +4320,20 @@
               <w:rPr>
                 <w:rFonts w:ascii="Calibri" w:hAnsi="Calibri"/>
                 <w:b w:val="0"/>
-                <w:i w:val="0"/>
-                <w:sz w:val="20"/>
+                <w:sz w:val="16"/>
               </w:rPr>
-              <w:t>Sprint 1</w:t>
+              <w:t xml:space="preserve">Sprint 1</w:t>
             </w:r>
           </w:p>
         </w:tc>
         <w:tc>
           <w:tcPr>
-            <w:tcW w:type="dxa" w:w="1272"/>
+            <w:tcW w:type="dxa" w:w="1271"/>
             <w:tcMar>
               <w:top w:w="60" w:type="dxa"/>
               <w:bottom w:w="60" w:type="dxa"/>
-              <w:left w:w="100" w:type="dxa"/>
-              <w:right w:w="100" w:type="dxa"/>
+              <w:left w:w="80" w:type="dxa"/>
+              <w:right w:w="80" w:type="dxa"/>
             </w:tcMar>
           </w:tcPr>
           <w:p>
@@ -4595,21 +4344,20 @@
               <w:rPr>
                 <w:rFonts w:ascii="Calibri" w:hAnsi="Calibri"/>
                 <w:b w:val="0"/>
-                <w:i w:val="0"/>
-                <w:sz w:val="20"/>
+                <w:sz w:val="16"/>
               </w:rPr>
-              <w:t>REV-S1-02</w:t>
+              <w:t xml:space="preserve">REV-S1-02</w:t>
             </w:r>
           </w:p>
         </w:tc>
         <w:tc>
           <w:tcPr>
-            <w:tcW w:type="dxa" w:w="1272"/>
+            <w:tcW w:type="dxa" w:w="1271"/>
             <w:tcMar>
               <w:top w:w="60" w:type="dxa"/>
               <w:bottom w:w="60" w:type="dxa"/>
-              <w:left w:w="100" w:type="dxa"/>
-              <w:right w:w="100" w:type="dxa"/>
+              <w:left w:w="80" w:type="dxa"/>
+              <w:right w:w="80" w:type="dxa"/>
             </w:tcMar>
           </w:tcPr>
           <w:p>
@@ -4620,21 +4368,20 @@
               <w:rPr>
                 <w:rFonts w:ascii="Calibri" w:hAnsi="Calibri"/>
                 <w:b w:val="0"/>
-                <w:i w:val="0"/>
-                <w:sz w:val="20"/>
+                <w:sz w:val="16"/>
               </w:rPr>
-              <w:t>Code Review</w:t>
+              <w:t xml:space="preserve">Code Review</w:t>
             </w:r>
           </w:p>
         </w:tc>
         <w:tc>
           <w:tcPr>
-            <w:tcW w:type="dxa" w:w="1272"/>
+            <w:tcW w:type="dxa" w:w="1271"/>
             <w:tcMar>
               <w:top w:w="60" w:type="dxa"/>
               <w:bottom w:w="60" w:type="dxa"/>
-              <w:left w:w="100" w:type="dxa"/>
-              <w:right w:w="100" w:type="dxa"/>
+              <w:left w:w="80" w:type="dxa"/>
+              <w:right w:w="80" w:type="dxa"/>
             </w:tcMar>
           </w:tcPr>
           <w:p>
@@ -4645,21 +4392,20 @@
               <w:rPr>
                 <w:rFonts w:ascii="Calibri" w:hAnsi="Calibri"/>
                 <w:b w:val="0"/>
-                <w:i w:val="0"/>
-                <w:sz w:val="20"/>
+                <w:sz w:val="16"/>
               </w:rPr>
-              <w:t>P3</w:t>
+              <w:t xml:space="preserve">P3</w:t>
             </w:r>
           </w:p>
         </w:tc>
         <w:tc>
           <w:tcPr>
-            <w:tcW w:type="dxa" w:w="1272"/>
+            <w:tcW w:type="dxa" w:w="1271"/>
             <w:tcMar>
               <w:top w:w="60" w:type="dxa"/>
               <w:bottom w:w="60" w:type="dxa"/>
-              <w:left w:w="100" w:type="dxa"/>
-              <w:right w:w="100" w:type="dxa"/>
+              <w:left w:w="80" w:type="dxa"/>
+              <w:right w:w="80" w:type="dxa"/>
             </w:tcMar>
           </w:tcPr>
           <w:p>
@@ -4670,21 +4416,20 @@
               <w:rPr>
                 <w:rFonts w:ascii="Calibri" w:hAnsi="Calibri"/>
                 <w:b w:val="0"/>
-                <w:i w:val="0"/>
-                <w:sz w:val="20"/>
+                <w:sz w:val="16"/>
               </w:rPr>
-              <w:t>Conforme REV-AASP01-001 (RV-001-02)</w:t>
+              <w:t xml:space="preserve">Conforme REV-AASP01-001 (RV-001-02)</w:t>
             </w:r>
           </w:p>
         </w:tc>
         <w:tc>
           <w:tcPr>
-            <w:tcW w:type="dxa" w:w="1272"/>
+            <w:tcW w:type="dxa" w:w="1271"/>
             <w:tcMar>
               <w:top w:w="60" w:type="dxa"/>
               <w:bottom w:w="60" w:type="dxa"/>
-              <w:left w:w="100" w:type="dxa"/>
-              <w:right w:w="100" w:type="dxa"/>
+              <w:left w:w="80" w:type="dxa"/>
+              <w:right w:w="80" w:type="dxa"/>
             </w:tcMar>
           </w:tcPr>
           <w:p>
@@ -4695,21 +4440,20 @@
               <w:rPr>
                 <w:rFonts w:ascii="Calibri" w:hAnsi="Calibri"/>
                 <w:b w:val="0"/>
-                <w:i w:val="0"/>
-                <w:sz w:val="20"/>
+                <w:sz w:val="16"/>
               </w:rPr>
-              <w:t>Sim (antes do merge)</w:t>
+              <w:t xml:space="preserve">Sim (antes do merge)</w:t>
             </w:r>
           </w:p>
         </w:tc>
         <w:tc>
           <w:tcPr>
-            <w:tcW w:type="dxa" w:w="1272"/>
+            <w:tcW w:type="dxa" w:w="1276"/>
             <w:tcMar>
               <w:top w:w="60" w:type="dxa"/>
               <w:bottom w:w="60" w:type="dxa"/>
-              <w:left w:w="100" w:type="dxa"/>
-              <w:right w:w="100" w:type="dxa"/>
+              <w:left w:w="80" w:type="dxa"/>
+              <w:right w:w="80" w:type="dxa"/>
             </w:tcMar>
           </w:tcPr>
           <w:p>
@@ -4720,10 +4464,9 @@
               <w:rPr>
                 <w:rFonts w:ascii="Calibri" w:hAnsi="Calibri"/>
                 <w:b w:val="0"/>
-                <w:i w:val="0"/>
-                <w:sz w:val="20"/>
+                <w:sz w:val="16"/>
               </w:rPr>
-              <w:t>MR !1</w:t>
+              <w:t xml:space="preserve">MR !1</w:t>
             </w:r>
           </w:p>
         </w:tc>
@@ -4734,14 +4477,14 @@
         </w:trPr>
         <w:tc>
           <w:tcPr>
-            <w:tcW w:type="dxa" w:w="1272"/>
+            <w:tcW w:type="dxa" w:w="1271"/>
             <w:tcMar>
               <w:top w:w="60" w:type="dxa"/>
               <w:bottom w:w="60" w:type="dxa"/>
-              <w:left w:w="100" w:type="dxa"/>
-              <w:right w:w="100" w:type="dxa"/>
+              <w:left w:w="80" w:type="dxa"/>
+              <w:right w:w="80" w:type="dxa"/>
             </w:tcMar>
-            <w:shd w:val="clear" w:color="auto" w:fill="EBF5FB"/>
+            <w:shd w:val="clear" w:color="auto" w:fill="D6E4F0"/>
           </w:tcPr>
           <w:p>
             <w:pPr>
@@ -4751,23 +4494,22 @@
               <w:rPr>
                 <w:rFonts w:ascii="Calibri" w:hAnsi="Calibri"/>
                 <w:b w:val="0"/>
-                <w:i w:val="0"/>
-                <w:sz w:val="20"/>
+                <w:sz w:val="16"/>
               </w:rPr>
-              <w:t>Sprint 1</w:t>
+              <w:t xml:space="preserve">Sprint 1</w:t>
             </w:r>
           </w:p>
         </w:tc>
         <w:tc>
           <w:tcPr>
-            <w:tcW w:type="dxa" w:w="1272"/>
+            <w:tcW w:type="dxa" w:w="1271"/>
             <w:tcMar>
               <w:top w:w="60" w:type="dxa"/>
               <w:bottom w:w="60" w:type="dxa"/>
-              <w:left w:w="100" w:type="dxa"/>
-              <w:right w:w="100" w:type="dxa"/>
+              <w:left w:w="80" w:type="dxa"/>
+              <w:right w:w="80" w:type="dxa"/>
             </w:tcMar>
-            <w:shd w:val="clear" w:color="auto" w:fill="EBF5FB"/>
+            <w:shd w:val="clear" w:color="auto" w:fill="D6E4F0"/>
           </w:tcPr>
           <w:p>
             <w:pPr>
@@ -4777,23 +4519,22 @@
               <w:rPr>
                 <w:rFonts w:ascii="Calibri" w:hAnsi="Calibri"/>
                 <w:b w:val="0"/>
-                <w:i w:val="0"/>
-                <w:sz w:val="20"/>
+                <w:sz w:val="16"/>
               </w:rPr>
-              <w:t>REV-S1-03</w:t>
+              <w:t xml:space="preserve">REV-S1-03</w:t>
             </w:r>
           </w:p>
         </w:tc>
         <w:tc>
           <w:tcPr>
-            <w:tcW w:type="dxa" w:w="1272"/>
+            <w:tcW w:type="dxa" w:w="1271"/>
             <w:tcMar>
               <w:top w:w="60" w:type="dxa"/>
               <w:bottom w:w="60" w:type="dxa"/>
-              <w:left w:w="100" w:type="dxa"/>
-              <w:right w:w="100" w:type="dxa"/>
+              <w:left w:w="80" w:type="dxa"/>
+              <w:right w:w="80" w:type="dxa"/>
             </w:tcMar>
-            <w:shd w:val="clear" w:color="auto" w:fill="EBF5FB"/>
+            <w:shd w:val="clear" w:color="auto" w:fill="D6E4F0"/>
           </w:tcPr>
           <w:p>
             <w:pPr>
@@ -4803,23 +4544,22 @@
               <w:rPr>
                 <w:rFonts w:ascii="Calibri" w:hAnsi="Calibri"/>
                 <w:b w:val="0"/>
-                <w:i w:val="0"/>
-                <w:sz w:val="20"/>
+                <w:sz w:val="16"/>
               </w:rPr>
-              <w:t>Code Review</w:t>
+              <w:t xml:space="preserve">Code Review</w:t>
             </w:r>
           </w:p>
         </w:tc>
         <w:tc>
           <w:tcPr>
-            <w:tcW w:type="dxa" w:w="1272"/>
+            <w:tcW w:type="dxa" w:w="1271"/>
             <w:tcMar>
               <w:top w:w="60" w:type="dxa"/>
               <w:bottom w:w="60" w:type="dxa"/>
-              <w:left w:w="100" w:type="dxa"/>
-              <w:right w:w="100" w:type="dxa"/>
+              <w:left w:w="80" w:type="dxa"/>
+              <w:right w:w="80" w:type="dxa"/>
             </w:tcMar>
-            <w:shd w:val="clear" w:color="auto" w:fill="EBF5FB"/>
+            <w:shd w:val="clear" w:color="auto" w:fill="D6E4F0"/>
           </w:tcPr>
           <w:p>
             <w:pPr>
@@ -4829,23 +4569,22 @@
               <w:rPr>
                 <w:rFonts w:ascii="Calibri" w:hAnsi="Calibri"/>
                 <w:b w:val="0"/>
-                <w:i w:val="0"/>
-                <w:sz w:val="20"/>
+                <w:sz w:val="16"/>
               </w:rPr>
-              <w:t>P2</w:t>
+              <w:t xml:space="preserve">P2</w:t>
             </w:r>
           </w:p>
         </w:tc>
         <w:tc>
           <w:tcPr>
-            <w:tcW w:type="dxa" w:w="1272"/>
+            <w:tcW w:type="dxa" w:w="1271"/>
             <w:tcMar>
               <w:top w:w="60" w:type="dxa"/>
               <w:bottom w:w="60" w:type="dxa"/>
-              <w:left w:w="100" w:type="dxa"/>
-              <w:right w:w="100" w:type="dxa"/>
+              <w:left w:w="80" w:type="dxa"/>
+              <w:right w:w="80" w:type="dxa"/>
             </w:tcMar>
-            <w:shd w:val="clear" w:color="auto" w:fill="EBF5FB"/>
+            <w:shd w:val="clear" w:color="auto" w:fill="D6E4F0"/>
           </w:tcPr>
           <w:p>
             <w:pPr>
@@ -4855,23 +4594,22 @@
               <w:rPr>
                 <w:rFonts w:ascii="Calibri" w:hAnsi="Calibri"/>
                 <w:b w:val="0"/>
-                <w:i w:val="0"/>
-                <w:sz w:val="20"/>
+                <w:sz w:val="16"/>
               </w:rPr>
-              <w:t>Conforme REV-AASP01-001 (RV-002-01)</w:t>
+              <w:t xml:space="preserve">Conforme REV-AASP01-001 (RV-002-01)</w:t>
             </w:r>
           </w:p>
         </w:tc>
         <w:tc>
           <w:tcPr>
-            <w:tcW w:type="dxa" w:w="1272"/>
+            <w:tcW w:type="dxa" w:w="1271"/>
             <w:tcMar>
               <w:top w:w="60" w:type="dxa"/>
               <w:bottom w:w="60" w:type="dxa"/>
-              <w:left w:w="100" w:type="dxa"/>
-              <w:right w:w="100" w:type="dxa"/>
+              <w:left w:w="80" w:type="dxa"/>
+              <w:right w:w="80" w:type="dxa"/>
             </w:tcMar>
-            <w:shd w:val="clear" w:color="auto" w:fill="EBF5FB"/>
+            <w:shd w:val="clear" w:color="auto" w:fill="D6E4F0"/>
           </w:tcPr>
           <w:p>
             <w:pPr>
@@ -4881,23 +4619,22 @@
               <w:rPr>
                 <w:rFonts w:ascii="Calibri" w:hAnsi="Calibri"/>
                 <w:b w:val="0"/>
-                <w:i w:val="0"/>
-                <w:sz w:val="20"/>
+                <w:sz w:val="16"/>
               </w:rPr>
-              <w:t>Sim (antes do merge)</w:t>
+              <w:t xml:space="preserve">Sim (antes do merge)</w:t>
             </w:r>
           </w:p>
         </w:tc>
         <w:tc>
           <w:tcPr>
-            <w:tcW w:type="dxa" w:w="1272"/>
+            <w:tcW w:type="dxa" w:w="1276"/>
             <w:tcMar>
               <w:top w:w="60" w:type="dxa"/>
               <w:bottom w:w="60" w:type="dxa"/>
-              <w:left w:w="100" w:type="dxa"/>
-              <w:right w:w="100" w:type="dxa"/>
+              <w:left w:w="80" w:type="dxa"/>
+              <w:right w:w="80" w:type="dxa"/>
             </w:tcMar>
-            <w:shd w:val="clear" w:color="auto" w:fill="EBF5FB"/>
+            <w:shd w:val="clear" w:color="auto" w:fill="D6E4F0"/>
           </w:tcPr>
           <w:p>
             <w:pPr>
@@ -4907,10 +4644,9 @@
               <w:rPr>
                 <w:rFonts w:ascii="Calibri" w:hAnsi="Calibri"/>
                 <w:b w:val="0"/>
-                <w:i w:val="0"/>
-                <w:sz w:val="20"/>
+                <w:sz w:val="16"/>
               </w:rPr>
-              <w:t>MR !3</w:t>
+              <w:t xml:space="preserve">MR !3</w:t>
             </w:r>
           </w:p>
         </w:tc>
@@ -4921,12 +4657,12 @@
         </w:trPr>
         <w:tc>
           <w:tcPr>
-            <w:tcW w:type="dxa" w:w="1272"/>
+            <w:tcW w:type="dxa" w:w="1271"/>
             <w:tcMar>
               <w:top w:w="60" w:type="dxa"/>
               <w:bottom w:w="60" w:type="dxa"/>
-              <w:left w:w="100" w:type="dxa"/>
-              <w:right w:w="100" w:type="dxa"/>
+              <w:left w:w="80" w:type="dxa"/>
+              <w:right w:w="80" w:type="dxa"/>
             </w:tcMar>
           </w:tcPr>
           <w:p>
@@ -4937,21 +4673,20 @@
               <w:rPr>
                 <w:rFonts w:ascii="Calibri" w:hAnsi="Calibri"/>
                 <w:b w:val="0"/>
-                <w:i w:val="0"/>
-                <w:sz w:val="20"/>
+                <w:sz w:val="16"/>
               </w:rPr>
-              <w:t>Sprint 1</w:t>
+              <w:t xml:space="preserve">Sprint 1</w:t>
             </w:r>
           </w:p>
         </w:tc>
         <w:tc>
           <w:tcPr>
-            <w:tcW w:type="dxa" w:w="1272"/>
+            <w:tcW w:type="dxa" w:w="1271"/>
             <w:tcMar>
               <w:top w:w="60" w:type="dxa"/>
               <w:bottom w:w="60" w:type="dxa"/>
-              <w:left w:w="100" w:type="dxa"/>
-              <w:right w:w="100" w:type="dxa"/>
+              <w:left w:w="80" w:type="dxa"/>
+              <w:right w:w="80" w:type="dxa"/>
             </w:tcMar>
           </w:tcPr>
           <w:p>
@@ -4962,21 +4697,20 @@
               <w:rPr>
                 <w:rFonts w:ascii="Calibri" w:hAnsi="Calibri"/>
                 <w:b w:val="0"/>
-                <w:i w:val="0"/>
-                <w:sz w:val="20"/>
+                <w:sz w:val="16"/>
               </w:rPr>
-              <w:t>REV-S1-04</w:t>
+              <w:t xml:space="preserve">REV-S1-04</w:t>
             </w:r>
           </w:p>
         </w:tc>
         <w:tc>
           <w:tcPr>
-            <w:tcW w:type="dxa" w:w="1272"/>
+            <w:tcW w:type="dxa" w:w="1271"/>
             <w:tcMar>
               <w:top w:w="60" w:type="dxa"/>
               <w:bottom w:w="60" w:type="dxa"/>
-              <w:left w:w="100" w:type="dxa"/>
-              <w:right w:w="100" w:type="dxa"/>
+              <w:left w:w="80" w:type="dxa"/>
+              <w:right w:w="80" w:type="dxa"/>
             </w:tcMar>
           </w:tcPr>
           <w:p>
@@ -4987,21 +4721,20 @@
               <w:rPr>
                 <w:rFonts w:ascii="Calibri" w:hAnsi="Calibri"/>
                 <w:b w:val="0"/>
-                <w:i w:val="0"/>
-                <w:sz w:val="20"/>
+                <w:sz w:val="16"/>
               </w:rPr>
-              <w:t>Code Review</w:t>
+              <w:t xml:space="preserve">Code Review</w:t>
             </w:r>
           </w:p>
         </w:tc>
         <w:tc>
           <w:tcPr>
-            <w:tcW w:type="dxa" w:w="1272"/>
+            <w:tcW w:type="dxa" w:w="1271"/>
             <w:tcMar>
               <w:top w:w="60" w:type="dxa"/>
               <w:bottom w:w="60" w:type="dxa"/>
-              <w:left w:w="100" w:type="dxa"/>
-              <w:right w:w="100" w:type="dxa"/>
+              <w:left w:w="80" w:type="dxa"/>
+              <w:right w:w="80" w:type="dxa"/>
             </w:tcMar>
           </w:tcPr>
           <w:p>
@@ -5012,21 +4745,20 @@
               <w:rPr>
                 <w:rFonts w:ascii="Calibri" w:hAnsi="Calibri"/>
                 <w:b w:val="0"/>
-                <w:i w:val="0"/>
-                <w:sz w:val="20"/>
+                <w:sz w:val="16"/>
               </w:rPr>
-              <w:t>P2</w:t>
+              <w:t xml:space="preserve">P2</w:t>
             </w:r>
           </w:p>
         </w:tc>
         <w:tc>
           <w:tcPr>
-            <w:tcW w:type="dxa" w:w="1272"/>
+            <w:tcW w:type="dxa" w:w="1271"/>
             <w:tcMar>
               <w:top w:w="60" w:type="dxa"/>
               <w:bottom w:w="60" w:type="dxa"/>
-              <w:left w:w="100" w:type="dxa"/>
-              <w:right w:w="100" w:type="dxa"/>
+              <w:left w:w="80" w:type="dxa"/>
+              <w:right w:w="80" w:type="dxa"/>
             </w:tcMar>
           </w:tcPr>
           <w:p>
@@ -5037,21 +4769,20 @@
               <w:rPr>
                 <w:rFonts w:ascii="Calibri" w:hAnsi="Calibri"/>
                 <w:b w:val="0"/>
-                <w:i w:val="0"/>
-                <w:sz w:val="20"/>
+                <w:sz w:val="16"/>
               </w:rPr>
-              <w:t>Conforme REV-AASP01-001 (RV-003-01)</w:t>
+              <w:t xml:space="preserve">Conforme REV-AASP01-001 (RV-003-01)</w:t>
             </w:r>
           </w:p>
         </w:tc>
         <w:tc>
           <w:tcPr>
-            <w:tcW w:type="dxa" w:w="1272"/>
+            <w:tcW w:type="dxa" w:w="1271"/>
             <w:tcMar>
               <w:top w:w="60" w:type="dxa"/>
               <w:bottom w:w="60" w:type="dxa"/>
-              <w:left w:w="100" w:type="dxa"/>
-              <w:right w:w="100" w:type="dxa"/>
+              <w:left w:w="80" w:type="dxa"/>
+              <w:right w:w="80" w:type="dxa"/>
             </w:tcMar>
           </w:tcPr>
           <w:p>
@@ -5062,21 +4793,20 @@
               <w:rPr>
                 <w:rFonts w:ascii="Calibri" w:hAnsi="Calibri"/>
                 <w:b w:val="0"/>
-                <w:i w:val="0"/>
-                <w:sz w:val="20"/>
+                <w:sz w:val="16"/>
               </w:rPr>
-              <w:t>Sim (antes do merge)</w:t>
+              <w:t xml:space="preserve">Sim (antes do merge)</w:t>
             </w:r>
           </w:p>
         </w:tc>
         <w:tc>
           <w:tcPr>
-            <w:tcW w:type="dxa" w:w="1272"/>
+            <w:tcW w:type="dxa" w:w="1276"/>
             <w:tcMar>
               <w:top w:w="60" w:type="dxa"/>
               <w:bottom w:w="60" w:type="dxa"/>
-              <w:left w:w="100" w:type="dxa"/>
-              <w:right w:w="100" w:type="dxa"/>
+              <w:left w:w="80" w:type="dxa"/>
+              <w:right w:w="80" w:type="dxa"/>
             </w:tcMar>
           </w:tcPr>
           <w:p>
@@ -5087,10 +4817,9 @@
               <w:rPr>
                 <w:rFonts w:ascii="Calibri" w:hAnsi="Calibri"/>
                 <w:b w:val="0"/>
-                <w:i w:val="0"/>
-                <w:sz w:val="20"/>
+                <w:sz w:val="16"/>
               </w:rPr>
-              <w:t>MR !4</w:t>
+              <w:t xml:space="preserve">MR !4</w:t>
             </w:r>
           </w:p>
         </w:tc>
@@ -5101,14 +4830,14 @@
         </w:trPr>
         <w:tc>
           <w:tcPr>
-            <w:tcW w:type="dxa" w:w="1272"/>
+            <w:tcW w:type="dxa" w:w="1271"/>
             <w:tcMar>
               <w:top w:w="60" w:type="dxa"/>
               <w:bottom w:w="60" w:type="dxa"/>
-              <w:left w:w="100" w:type="dxa"/>
-              <w:right w:w="100" w:type="dxa"/>
+              <w:left w:w="80" w:type="dxa"/>
+              <w:right w:w="80" w:type="dxa"/>
             </w:tcMar>
-            <w:shd w:val="clear" w:color="auto" w:fill="EBF5FB"/>
+            <w:shd w:val="clear" w:color="auto" w:fill="D6E4F0"/>
           </w:tcPr>
           <w:p>
             <w:pPr>
@@ -5118,23 +4847,22 @@
               <w:rPr>
                 <w:rFonts w:ascii="Calibri" w:hAnsi="Calibri"/>
                 <w:b w:val="0"/>
-                <w:i w:val="0"/>
-                <w:sz w:val="20"/>
+                <w:sz w:val="16"/>
               </w:rPr>
-              <w:t>Sprint 1</w:t>
+              <w:t xml:space="preserve">Sprint 1</w:t>
             </w:r>
           </w:p>
         </w:tc>
         <w:tc>
           <w:tcPr>
-            <w:tcW w:type="dxa" w:w="1272"/>
+            <w:tcW w:type="dxa" w:w="1271"/>
             <w:tcMar>
               <w:top w:w="60" w:type="dxa"/>
               <w:bottom w:w="60" w:type="dxa"/>
-              <w:left w:w="100" w:type="dxa"/>
-              <w:right w:w="100" w:type="dxa"/>
+              <w:left w:w="80" w:type="dxa"/>
+              <w:right w:w="80" w:type="dxa"/>
             </w:tcMar>
-            <w:shd w:val="clear" w:color="auto" w:fill="EBF5FB"/>
+            <w:shd w:val="clear" w:color="auto" w:fill="D6E4F0"/>
           </w:tcPr>
           <w:p>
             <w:pPr>
@@ -5144,23 +4872,22 @@
               <w:rPr>
                 <w:rFonts w:ascii="Calibri" w:hAnsi="Calibri"/>
                 <w:b w:val="0"/>
-                <w:i w:val="0"/>
-                <w:sz w:val="20"/>
+                <w:sz w:val="16"/>
               </w:rPr>
-              <w:t>REV-S1-05</w:t>
+              <w:t xml:space="preserve">REV-S1-05</w:t>
             </w:r>
           </w:p>
         </w:tc>
         <w:tc>
           <w:tcPr>
-            <w:tcW w:type="dxa" w:w="1272"/>
+            <w:tcW w:type="dxa" w:w="1271"/>
             <w:tcMar>
               <w:top w:w="60" w:type="dxa"/>
               <w:bottom w:w="60" w:type="dxa"/>
-              <w:left w:w="100" w:type="dxa"/>
-              <w:right w:w="100" w:type="dxa"/>
+              <w:left w:w="80" w:type="dxa"/>
+              <w:right w:w="80" w:type="dxa"/>
             </w:tcMar>
-            <w:shd w:val="clear" w:color="auto" w:fill="EBF5FB"/>
+            <w:shd w:val="clear" w:color="auto" w:fill="D6E4F0"/>
           </w:tcPr>
           <w:p>
             <w:pPr>
@@ -5170,23 +4897,22 @@
               <w:rPr>
                 <w:rFonts w:ascii="Calibri" w:hAnsi="Calibri"/>
                 <w:b w:val="0"/>
-                <w:i w:val="0"/>
-                <w:sz w:val="20"/>
+                <w:sz w:val="16"/>
               </w:rPr>
-              <w:t>Code Review</w:t>
+              <w:t xml:space="preserve">Code Review</w:t>
             </w:r>
           </w:p>
         </w:tc>
         <w:tc>
           <w:tcPr>
-            <w:tcW w:type="dxa" w:w="1272"/>
+            <w:tcW w:type="dxa" w:w="1271"/>
             <w:tcMar>
               <w:top w:w="60" w:type="dxa"/>
               <w:bottom w:w="60" w:type="dxa"/>
-              <w:left w:w="100" w:type="dxa"/>
-              <w:right w:w="100" w:type="dxa"/>
+              <w:left w:w="80" w:type="dxa"/>
+              <w:right w:w="80" w:type="dxa"/>
             </w:tcMar>
-            <w:shd w:val="clear" w:color="auto" w:fill="EBF5FB"/>
+            <w:shd w:val="clear" w:color="auto" w:fill="D6E4F0"/>
           </w:tcPr>
           <w:p>
             <w:pPr>
@@ -5196,23 +4922,22 @@
               <w:rPr>
                 <w:rFonts w:ascii="Calibri" w:hAnsi="Calibri"/>
                 <w:b w:val="0"/>
-                <w:i w:val="0"/>
-                <w:sz w:val="20"/>
+                <w:sz w:val="16"/>
               </w:rPr>
-              <w:t>P3</w:t>
+              <w:t xml:space="preserve">P3</w:t>
             </w:r>
           </w:p>
         </w:tc>
         <w:tc>
           <w:tcPr>
-            <w:tcW w:type="dxa" w:w="1272"/>
+            <w:tcW w:type="dxa" w:w="1271"/>
             <w:tcMar>
               <w:top w:w="60" w:type="dxa"/>
               <w:bottom w:w="60" w:type="dxa"/>
-              <w:left w:w="100" w:type="dxa"/>
-              <w:right w:w="100" w:type="dxa"/>
+              <w:left w:w="80" w:type="dxa"/>
+              <w:right w:w="80" w:type="dxa"/>
             </w:tcMar>
-            <w:shd w:val="clear" w:color="auto" w:fill="EBF5FB"/>
+            <w:shd w:val="clear" w:color="auto" w:fill="D6E4F0"/>
           </w:tcPr>
           <w:p>
             <w:pPr>
@@ -5222,23 +4947,22 @@
               <w:rPr>
                 <w:rFonts w:ascii="Calibri" w:hAnsi="Calibri"/>
                 <w:b w:val="0"/>
-                <w:i w:val="0"/>
-                <w:sz w:val="20"/>
+                <w:sz w:val="16"/>
               </w:rPr>
-              <w:t>Conforme REV-AASP01-001 (RV-003-02)</w:t>
+              <w:t xml:space="preserve">Conforme REV-AASP01-001 (RV-003-02)</w:t>
             </w:r>
           </w:p>
         </w:tc>
         <w:tc>
           <w:tcPr>
-            <w:tcW w:type="dxa" w:w="1272"/>
+            <w:tcW w:type="dxa" w:w="1271"/>
             <w:tcMar>
               <w:top w:w="60" w:type="dxa"/>
               <w:bottom w:w="60" w:type="dxa"/>
-              <w:left w:w="100" w:type="dxa"/>
-              <w:right w:w="100" w:type="dxa"/>
+              <w:left w:w="80" w:type="dxa"/>
+              <w:right w:w="80" w:type="dxa"/>
             </w:tcMar>
-            <w:shd w:val="clear" w:color="auto" w:fill="EBF5FB"/>
+            <w:shd w:val="clear" w:color="auto" w:fill="D6E4F0"/>
           </w:tcPr>
           <w:p>
             <w:pPr>
@@ -5248,23 +4972,22 @@
               <w:rPr>
                 <w:rFonts w:ascii="Calibri" w:hAnsi="Calibri"/>
                 <w:b w:val="0"/>
-                <w:i w:val="0"/>
-                <w:sz w:val="20"/>
+                <w:sz w:val="16"/>
               </w:rPr>
-              <w:t>Sim (antes do merge)</w:t>
+              <w:t xml:space="preserve">Sim (antes do merge)</w:t>
             </w:r>
           </w:p>
         </w:tc>
         <w:tc>
           <w:tcPr>
-            <w:tcW w:type="dxa" w:w="1272"/>
+            <w:tcW w:type="dxa" w:w="1276"/>
             <w:tcMar>
               <w:top w:w="60" w:type="dxa"/>
               <w:bottom w:w="60" w:type="dxa"/>
-              <w:left w:w="100" w:type="dxa"/>
-              <w:right w:w="100" w:type="dxa"/>
+              <w:left w:w="80" w:type="dxa"/>
+              <w:right w:w="80" w:type="dxa"/>
             </w:tcMar>
-            <w:shd w:val="clear" w:color="auto" w:fill="EBF5FB"/>
+            <w:shd w:val="clear" w:color="auto" w:fill="D6E4F0"/>
           </w:tcPr>
           <w:p>
             <w:pPr>
@@ -5274,10 +4997,9 @@
               <w:rPr>
                 <w:rFonts w:ascii="Calibri" w:hAnsi="Calibri"/>
                 <w:b w:val="0"/>
-                <w:i w:val="0"/>
-                <w:sz w:val="20"/>
+                <w:sz w:val="16"/>
               </w:rPr>
-              <w:t>MR !5</w:t>
+              <w:t xml:space="preserve">MR !5</w:t>
             </w:r>
           </w:p>
         </w:tc>
@@ -5285,61 +5007,49 @@
     </w:tbl>
     <w:p>
       <w:pPr>
-        <w:spacing w:before="0" w:after="160"/>
-      </w:pPr>
-    </w:p>
-    <w:p>
-      <w:pPr>
-        <w:spacing w:before="40" w:after="120"/>
-        <w:ind w:left="454"/>
-        <w:pBdr>
-          <w:left w:val="single" w:sz="12" w:space="8" w:color="003366"/>
-        </w:pBdr>
+        <w:ind w:left="720"/>
       </w:pPr>
       <w:r>
         <w:rPr>
           <w:rFonts w:ascii="Calibri" w:hAnsi="Calibri"/>
-          <w:b w:val="0"/>
-          <w:i w:val="0"/>
-          <w:color w:val="1A5276"/>
-          <w:sz w:val="22"/>
+          <w:i/>
+          <w:color w:val="555555"/>
+          <w:sz w:val="20"/>
         </w:rPr>
-        <w:t>Detalhes completos de cada achado disponível em REV-AASP01-001 (Registro de Revisão Técnica). Nenhum defeito aberto em produção ou homologação ao termino da Sprint 1.</w:t>
+        <w:t xml:space="preserve">Detalhes completos de cada achado disponíveis em REV-AASP01-001 (Registro de Revisão Técnica). Nenhum defeito aberto em produção ou homologação ao término da Sprint 1.</w:t>
       </w:r>
     </w:p>
     <w:p>
       <w:pPr>
-        <w:pStyle w:val="Heading1"/>
-        <w:keepNext/>
-        <w:keepLines/>
-        <w:pBdr>
-          <w:bottom w:val="single" w:sz="4" w:space="2" w:color="D6E4F0"/>
-        </w:pBdr>
+        <w:pStyle w:val="Heading2"/>
       </w:pPr>
       <w:r>
+        <w:rPr>
+          <w:rFonts w:ascii="Calibri" w:hAnsi="Calibri"/>
+        </w:rPr>
         <w:t>7. Ferramentas e Ambientes</w:t>
       </w:r>
     </w:p>
     <w:tbl>
       <w:tblPr>
         <w:tblW w:type="auto" w:w="0"/>
-        <w:tblLook w:firstColumn="1" w:firstRow="1" w:lastColumn="0" w:lastRow="0" w:noHBand="0" w:noVBand="1" w:val="04A0"/>
         <w:tblBorders>
-          <w:top w:val="single" w:sz="4" w:space="0" w:color="003366"/>
-          <w:left w:val="single" w:sz="4" w:space="0" w:color="003366"/>
-          <w:bottom w:val="single" w:sz="4" w:space="0" w:color="003366"/>
-          <w:right w:val="single" w:sz="4" w:space="0" w:color="003366"/>
-          <w:insideH w:val="single" w:sz="4" w:space="0" w:color="003366"/>
-          <w:insideV w:val="single" w:sz="4" w:space="0" w:color="003366"/>
+          <w:top w:val="single" w:sz="4" w:space="0" w:color="AAAAAA"/>
+          <w:left w:val="single" w:sz="4" w:space="0" w:color="AAAAAA"/>
+          <w:bottom w:val="single" w:sz="4" w:space="0" w:color="AAAAAA"/>
+          <w:right w:val="single" w:sz="4" w:space="0" w:color="AAAAAA"/>
+          <w:insideH w:val="single" w:sz="4" w:space="0" w:color="AAAAAA"/>
+          <w:insideV w:val="single" w:sz="4" w:space="0" w:color="AAAAAA"/>
         </w:tblBorders>
       </w:tblPr>
       <w:tblGrid>
         <w:gridCol w:w="2967"/>
         <w:gridCol w:w="2967"/>
-        <w:gridCol w:w="2967"/>
+        <w:gridCol w:w="2968"/>
       </w:tblGrid>
       <w:tr>
         <w:trPr>
+          <w:tblHeader/>
           <w:cantSplit w:val="1"/>
         </w:trPr>
         <w:tc>
@@ -5348,10 +5058,10 @@
             <w:tcMar>
               <w:top w:w="60" w:type="dxa"/>
               <w:bottom w:w="60" w:type="dxa"/>
-              <w:left w:w="100" w:type="dxa"/>
-              <w:right w:w="100" w:type="dxa"/>
+              <w:left w:w="80" w:type="dxa"/>
+              <w:right w:w="80" w:type="dxa"/>
             </w:tcMar>
-            <w:shd w:val="clear" w:color="auto" w:fill="003366"/>
+            <w:shd w:val="clear" w:color="auto" w:fill="1F3864"/>
           </w:tcPr>
           <w:p>
             <w:pPr>
@@ -5361,11 +5071,10 @@
               <w:rPr>
                 <w:rFonts w:ascii="Calibri" w:hAnsi="Calibri"/>
                 <w:b/>
-                <w:i w:val="0"/>
                 <w:color w:val="FFFFFF"/>
                 <w:sz w:val="20"/>
               </w:rPr>
-              <w:t>Ferramenta / Ambiente</w:t>
+              <w:t xml:space="preserve">Ferramenta / Ambiente</w:t>
             </w:r>
           </w:p>
         </w:tc>
@@ -5375,10 +5084,10 @@
             <w:tcMar>
               <w:top w:w="60" w:type="dxa"/>
               <w:bottom w:w="60" w:type="dxa"/>
-              <w:left w:w="100" w:type="dxa"/>
-              <w:right w:w="100" w:type="dxa"/>
+              <w:left w:w="80" w:type="dxa"/>
+              <w:right w:w="80" w:type="dxa"/>
             </w:tcMar>
-            <w:shd w:val="clear" w:color="auto" w:fill="003366"/>
+            <w:shd w:val="clear" w:color="auto" w:fill="1F3864"/>
           </w:tcPr>
           <w:p>
             <w:pPr>
@@ -5388,24 +5097,23 @@
               <w:rPr>
                 <w:rFonts w:ascii="Calibri" w:hAnsi="Calibri"/>
                 <w:b/>
-                <w:i w:val="0"/>
                 <w:color w:val="FFFFFF"/>
                 <w:sz w:val="20"/>
               </w:rPr>
-              <w:t>Uso</w:t>
+              <w:t xml:space="preserve">Uso</w:t>
             </w:r>
           </w:p>
         </w:tc>
         <w:tc>
           <w:tcPr>
-            <w:tcW w:type="dxa" w:w="2967"/>
+            <w:tcW w:type="dxa" w:w="2968"/>
             <w:tcMar>
               <w:top w:w="60" w:type="dxa"/>
               <w:bottom w:w="60" w:type="dxa"/>
-              <w:left w:w="100" w:type="dxa"/>
-              <w:right w:w="100" w:type="dxa"/>
+              <w:left w:w="80" w:type="dxa"/>
+              <w:right w:w="80" w:type="dxa"/>
             </w:tcMar>
-            <w:shd w:val="clear" w:color="auto" w:fill="003366"/>
+            <w:shd w:val="clear" w:color="auto" w:fill="1F3864"/>
           </w:tcPr>
           <w:p>
             <w:pPr>
@@ -5415,11 +5123,10 @@
               <w:rPr>
                 <w:rFonts w:ascii="Calibri" w:hAnsi="Calibri"/>
                 <w:b/>
-                <w:i w:val="0"/>
                 <w:color w:val="FFFFFF"/>
                 <w:sz w:val="20"/>
               </w:rPr>
-              <w:t>Responsável pela Manutenção</w:t>
+              <w:t xml:space="preserve">Responsável pela Manutenção</w:t>
             </w:r>
           </w:p>
         </w:tc>
@@ -5434,10 +5141,10 @@
             <w:tcMar>
               <w:top w:w="60" w:type="dxa"/>
               <w:bottom w:w="60" w:type="dxa"/>
-              <w:left w:w="100" w:type="dxa"/>
-              <w:right w:w="100" w:type="dxa"/>
+              <w:left w:w="80" w:type="dxa"/>
+              <w:right w:w="80" w:type="dxa"/>
             </w:tcMar>
-            <w:shd w:val="clear" w:color="auto" w:fill="EBF5FB"/>
+            <w:shd w:val="clear" w:color="auto" w:fill="D6E4F0"/>
           </w:tcPr>
           <w:p>
             <w:pPr>
@@ -5447,10 +5154,9 @@
               <w:rPr>
                 <w:rFonts w:ascii="Calibri" w:hAnsi="Calibri"/>
                 <w:b w:val="0"/>
-                <w:i w:val="0"/>
                 <w:sz w:val="20"/>
               </w:rPr>
-              <w:t>xUnit (.NET FW 4.7.2) + Moq</w:t>
+              <w:t xml:space="preserve">Testes automatizados (xUnit/Moq)</w:t>
             </w:r>
           </w:p>
         </w:tc>
@@ -5460,10 +5166,10 @@
             <w:tcMar>
               <w:top w:w="60" w:type="dxa"/>
               <w:bottom w:w="60" w:type="dxa"/>
-              <w:left w:w="100" w:type="dxa"/>
-              <w:right w:w="100" w:type="dxa"/>
+              <w:left w:w="80" w:type="dxa"/>
+              <w:right w:w="80" w:type="dxa"/>
             </w:tcMar>
-            <w:shd w:val="clear" w:color="auto" w:fill="EBF5FB"/>
+            <w:shd w:val="clear" w:color="auto" w:fill="D6E4F0"/>
           </w:tcPr>
           <w:p>
             <w:pPr>
@@ -5473,23 +5179,22 @@
               <w:rPr>
                 <w:rFonts w:ascii="Calibri" w:hAnsi="Calibri"/>
                 <w:b w:val="0"/>
-                <w:i w:val="0"/>
                 <w:sz w:val="20"/>
               </w:rPr>
-              <w:t>Testes unitarios e de integração automatizados</w:t>
+              <w:t xml:space="preserve">Não se aplica — o projeto não possui testes automatizados</w:t>
             </w:r>
           </w:p>
         </w:tc>
         <w:tc>
           <w:tcPr>
-            <w:tcW w:type="dxa" w:w="2967"/>
+            <w:tcW w:type="dxa" w:w="2968"/>
             <w:tcMar>
               <w:top w:w="60" w:type="dxa"/>
               <w:bottom w:w="60" w:type="dxa"/>
-              <w:left w:w="100" w:type="dxa"/>
-              <w:right w:w="100" w:type="dxa"/>
+              <w:left w:w="80" w:type="dxa"/>
+              <w:right w:w="80" w:type="dxa"/>
             </w:tcMar>
-            <w:shd w:val="clear" w:color="auto" w:fill="EBF5FB"/>
+            <w:shd w:val="clear" w:color="auto" w:fill="D6E4F0"/>
           </w:tcPr>
           <w:p>
             <w:pPr>
@@ -5499,10 +5204,9 @@
               <w:rPr>
                 <w:rFonts w:ascii="Calibri" w:hAnsi="Calibri"/>
                 <w:b w:val="0"/>
-                <w:i w:val="0"/>
                 <w:sz w:val="20"/>
               </w:rPr>
-              <w:t>Cezar Hiraki</w:t>
+              <w:t xml:space="preserve">—</w:t>
             </w:r>
           </w:p>
         </w:tc>
@@ -5517,8 +5221,8 @@
             <w:tcMar>
               <w:top w:w="60" w:type="dxa"/>
               <w:bottom w:w="60" w:type="dxa"/>
-              <w:left w:w="100" w:type="dxa"/>
-              <w:right w:w="100" w:type="dxa"/>
+              <w:left w:w="80" w:type="dxa"/>
+              <w:right w:w="80" w:type="dxa"/>
             </w:tcMar>
           </w:tcPr>
           <w:p>
@@ -5529,10 +5233,9 @@
               <w:rPr>
                 <w:rFonts w:ascii="Calibri" w:hAnsi="Calibri"/>
                 <w:b w:val="0"/>
-                <w:i w:val="0"/>
                 <w:sz w:val="20"/>
               </w:rPr>
-              <w:t>Swagger UI (Swashbuckle)</w:t>
+              <w:t xml:space="preserve">Swagger UI (Swashbuckle)</w:t>
             </w:r>
           </w:p>
         </w:tc>
@@ -5542,8 +5245,8 @@
             <w:tcMar>
               <w:top w:w="60" w:type="dxa"/>
               <w:bottom w:w="60" w:type="dxa"/>
-              <w:left w:w="100" w:type="dxa"/>
-              <w:right w:w="100" w:type="dxa"/>
+              <w:left w:w="80" w:type="dxa"/>
+              <w:right w:w="80" w:type="dxa"/>
             </w:tcMar>
           </w:tcPr>
           <w:p>
@@ -5554,21 +5257,20 @@
               <w:rPr>
                 <w:rFonts w:ascii="Calibri" w:hAnsi="Calibri"/>
                 <w:b w:val="0"/>
-                <w:i w:val="0"/>
                 <w:sz w:val="20"/>
               </w:rPr>
-              <w:t>Testes de sistema manuais; documentação automática da API</w:t>
+              <w:t xml:space="preserve">Testes de sistema manuais; documentação automática da API</w:t>
             </w:r>
           </w:p>
         </w:tc>
         <w:tc>
           <w:tcPr>
-            <w:tcW w:type="dxa" w:w="2967"/>
+            <w:tcW w:type="dxa" w:w="2968"/>
             <w:tcMar>
               <w:top w:w="60" w:type="dxa"/>
               <w:bottom w:w="60" w:type="dxa"/>
-              <w:left w:w="100" w:type="dxa"/>
-              <w:right w:w="100" w:type="dxa"/>
+              <w:left w:w="80" w:type="dxa"/>
+              <w:right w:w="80" w:type="dxa"/>
             </w:tcMar>
           </w:tcPr>
           <w:p>
@@ -5579,10 +5281,9 @@
               <w:rPr>
                 <w:rFonts w:ascii="Calibri" w:hAnsi="Calibri"/>
                 <w:b w:val="0"/>
-                <w:i w:val="0"/>
                 <w:sz w:val="20"/>
               </w:rPr>
-              <w:t>Cezar Hiraki</w:t>
+              <w:t xml:space="preserve">Cezar Hiraki</w:t>
             </w:r>
           </w:p>
         </w:tc>
@@ -5597,10 +5298,10 @@
             <w:tcMar>
               <w:top w:w="60" w:type="dxa"/>
               <w:bottom w:w="60" w:type="dxa"/>
-              <w:left w:w="100" w:type="dxa"/>
-              <w:right w:w="100" w:type="dxa"/>
+              <w:left w:w="80" w:type="dxa"/>
+              <w:right w:w="80" w:type="dxa"/>
             </w:tcMar>
-            <w:shd w:val="clear" w:color="auto" w:fill="EBF5FB"/>
+            <w:shd w:val="clear" w:color="auto" w:fill="D6E4F0"/>
           </w:tcPr>
           <w:p>
             <w:pPr>
@@ -5610,10 +5311,9 @@
               <w:rPr>
                 <w:rFonts w:ascii="Calibri" w:hAnsi="Calibri"/>
                 <w:b w:val="0"/>
-                <w:i w:val="0"/>
                 <w:sz w:val="20"/>
               </w:rPr>
-              <w:t>Postman</w:t>
+              <w:t xml:space="preserve">Postman</w:t>
             </w:r>
           </w:p>
         </w:tc>
@@ -5623,10 +5323,10 @@
             <w:tcMar>
               <w:top w:w="60" w:type="dxa"/>
               <w:bottom w:w="60" w:type="dxa"/>
-              <w:left w:w="100" w:type="dxa"/>
-              <w:right w:w="100" w:type="dxa"/>
+              <w:left w:w="80" w:type="dxa"/>
+              <w:right w:w="80" w:type="dxa"/>
             </w:tcMar>
-            <w:shd w:val="clear" w:color="auto" w:fill="EBF5FB"/>
+            <w:shd w:val="clear" w:color="auto" w:fill="D6E4F0"/>
           </w:tcPr>
           <w:p>
             <w:pPr>
@@ -5636,23 +5336,22 @@
               <w:rPr>
                 <w:rFonts w:ascii="Calibri" w:hAnsi="Calibri"/>
                 <w:b w:val="0"/>
-                <w:i w:val="0"/>
                 <w:sz w:val="20"/>
               </w:rPr>
-              <w:t>Testes de sistema e contratuais; coleção de endpoints exportavel</w:t>
+              <w:t xml:space="preserve">Testes de sistema e contratuais; coleção de endpoints exportável</w:t>
             </w:r>
           </w:p>
         </w:tc>
         <w:tc>
           <w:tcPr>
-            <w:tcW w:type="dxa" w:w="2967"/>
+            <w:tcW w:type="dxa" w:w="2968"/>
             <w:tcMar>
               <w:top w:w="60" w:type="dxa"/>
               <w:bottom w:w="60" w:type="dxa"/>
-              <w:left w:w="100" w:type="dxa"/>
-              <w:right w:w="100" w:type="dxa"/>
+              <w:left w:w="80" w:type="dxa"/>
+              <w:right w:w="80" w:type="dxa"/>
             </w:tcMar>
-            <w:shd w:val="clear" w:color="auto" w:fill="EBF5FB"/>
+            <w:shd w:val="clear" w:color="auto" w:fill="D6E4F0"/>
           </w:tcPr>
           <w:p>
             <w:pPr>
@@ -5662,10 +5361,9 @@
               <w:rPr>
                 <w:rFonts w:ascii="Calibri" w:hAnsi="Calibri"/>
                 <w:b w:val="0"/>
-                <w:i w:val="0"/>
                 <w:sz w:val="20"/>
               </w:rPr>
-              <w:t>Cezar Hiraki</w:t>
+              <w:t xml:space="preserve">Cezar Hiraki</w:t>
             </w:r>
           </w:p>
         </w:tc>
@@ -5680,8 +5378,8 @@
             <w:tcMar>
               <w:top w:w="60" w:type="dxa"/>
               <w:bottom w:w="60" w:type="dxa"/>
-              <w:left w:w="100" w:type="dxa"/>
-              <w:right w:w="100" w:type="dxa"/>
+              <w:left w:w="80" w:type="dxa"/>
+              <w:right w:w="80" w:type="dxa"/>
             </w:tcMar>
           </w:tcPr>
           <w:p>
@@ -5692,10 +5390,9 @@
               <w:rPr>
                 <w:rFonts w:ascii="Calibri" w:hAnsi="Calibri"/>
                 <w:b w:val="0"/>
-                <w:i w:val="0"/>
                 <w:sz w:val="20"/>
               </w:rPr>
-              <w:t>GitLab Merge Requests</w:t>
+              <w:t xml:space="preserve">GitLab Merge Requests</w:t>
             </w:r>
           </w:p>
         </w:tc>
@@ -5705,8 +5402,8 @@
             <w:tcMar>
               <w:top w:w="60" w:type="dxa"/>
               <w:bottom w:w="60" w:type="dxa"/>
-              <w:left w:w="100" w:type="dxa"/>
-              <w:right w:w="100" w:type="dxa"/>
+              <w:left w:w="80" w:type="dxa"/>
+              <w:right w:w="80" w:type="dxa"/>
             </w:tcMar>
           </w:tcPr>
           <w:p>
@@ -5717,21 +5414,20 @@
               <w:rPr>
                 <w:rFonts w:ascii="Calibri" w:hAnsi="Calibri"/>
                 <w:b w:val="0"/>
-                <w:i w:val="0"/>
                 <w:sz w:val="20"/>
               </w:rPr>
-              <w:t>Code review, gate de qualidade, rastreabilidade de mudanças</w:t>
+              <w:t xml:space="preserve">Code review, gate de qualidade, rastreabilidade de mudanças</w:t>
             </w:r>
           </w:p>
         </w:tc>
         <w:tc>
           <w:tcPr>
-            <w:tcW w:type="dxa" w:w="2967"/>
+            <w:tcW w:type="dxa" w:w="2968"/>
             <w:tcMar>
               <w:top w:w="60" w:type="dxa"/>
               <w:bottom w:w="60" w:type="dxa"/>
-              <w:left w:w="100" w:type="dxa"/>
-              <w:right w:w="100" w:type="dxa"/>
+              <w:left w:w="80" w:type="dxa"/>
+              <w:right w:w="80" w:type="dxa"/>
             </w:tcMar>
           </w:tcPr>
           <w:p>
@@ -5742,10 +5438,9 @@
               <w:rPr>
                 <w:rFonts w:ascii="Calibri" w:hAnsi="Calibri"/>
                 <w:b w:val="0"/>
-                <w:i w:val="0"/>
                 <w:sz w:val="20"/>
               </w:rPr>
-              <w:t>Cezar Hiraki</w:t>
+              <w:t xml:space="preserve">Cezar Hiraki</w:t>
             </w:r>
           </w:p>
         </w:tc>
@@ -5760,10 +5455,10 @@
             <w:tcMar>
               <w:top w:w="60" w:type="dxa"/>
               <w:bottom w:w="60" w:type="dxa"/>
-              <w:left w:w="100" w:type="dxa"/>
-              <w:right w:w="100" w:type="dxa"/>
+              <w:left w:w="80" w:type="dxa"/>
+              <w:right w:w="80" w:type="dxa"/>
             </w:tcMar>
-            <w:shd w:val="clear" w:color="auto" w:fill="EBF5FB"/>
+            <w:shd w:val="clear" w:color="auto" w:fill="D6E4F0"/>
           </w:tcPr>
           <w:p>
             <w:pPr>
@@ -5773,10 +5468,9 @@
               <w:rPr>
                 <w:rFonts w:ascii="Calibri" w:hAnsi="Calibri"/>
                 <w:b w:val="0"/>
-                <w:i w:val="0"/>
                 <w:sz w:val="20"/>
               </w:rPr>
-              <w:t>SQL Server (ambiente dev local)</w:t>
+              <w:t xml:space="preserve">SQL Server (ambiente dev local)</w:t>
             </w:r>
           </w:p>
         </w:tc>
@@ -5786,10 +5480,10 @@
             <w:tcMar>
               <w:top w:w="60" w:type="dxa"/>
               <w:bottom w:w="60" w:type="dxa"/>
-              <w:left w:w="100" w:type="dxa"/>
-              <w:right w:w="100" w:type="dxa"/>
+              <w:left w:w="80" w:type="dxa"/>
+              <w:right w:w="80" w:type="dxa"/>
             </w:tcMar>
-            <w:shd w:val="clear" w:color="auto" w:fill="EBF5FB"/>
+            <w:shd w:val="clear" w:color="auto" w:fill="D6E4F0"/>
           </w:tcPr>
           <w:p>
             <w:pPr>
@@ -5799,23 +5493,22 @@
               <w:rPr>
                 <w:rFonts w:ascii="Calibri" w:hAnsi="Calibri"/>
                 <w:b w:val="0"/>
-                <w:i w:val="0"/>
                 <w:sz w:val="20"/>
               </w:rPr>
-              <w:t>Banco de dados para testes unitarios e de integração em ambiente local</w:t>
+              <w:t xml:space="preserve">Banco de dados utilizado durante o desenvolvimento</w:t>
             </w:r>
           </w:p>
         </w:tc>
         <w:tc>
           <w:tcPr>
-            <w:tcW w:type="dxa" w:w="2967"/>
+            <w:tcW w:type="dxa" w:w="2968"/>
             <w:tcMar>
               <w:top w:w="60" w:type="dxa"/>
               <w:bottom w:w="60" w:type="dxa"/>
-              <w:left w:w="100" w:type="dxa"/>
-              <w:right w:w="100" w:type="dxa"/>
+              <w:left w:w="80" w:type="dxa"/>
+              <w:right w:w="80" w:type="dxa"/>
             </w:tcMar>
-            <w:shd w:val="clear" w:color="auto" w:fill="EBF5FB"/>
+            <w:shd w:val="clear" w:color="auto" w:fill="D6E4F0"/>
           </w:tcPr>
           <w:p>
             <w:pPr>
@@ -5825,10 +5518,9 @@
               <w:rPr>
                 <w:rFonts w:ascii="Calibri" w:hAnsi="Calibri"/>
                 <w:b w:val="0"/>
-                <w:i w:val="0"/>
                 <w:sz w:val="20"/>
               </w:rPr>
-              <w:t>Renan Kiyoshi, Henry Komatsu e Mateus Veloso</w:t>
+              <w:t xml:space="preserve">Renan Kiyoshi, Henry Komatsu e Mateus Veloso</w:t>
             </w:r>
           </w:p>
         </w:tc>
@@ -5843,8 +5535,8 @@
             <w:tcMar>
               <w:top w:w="60" w:type="dxa"/>
               <w:bottom w:w="60" w:type="dxa"/>
-              <w:left w:w="100" w:type="dxa"/>
-              <w:right w:w="100" w:type="dxa"/>
+              <w:left w:w="80" w:type="dxa"/>
+              <w:right w:w="80" w:type="dxa"/>
             </w:tcMar>
           </w:tcPr>
           <w:p>
@@ -5855,10 +5547,9 @@
               <w:rPr>
                 <w:rFonts w:ascii="Calibri" w:hAnsi="Calibri"/>
                 <w:b w:val="0"/>
-                <w:i w:val="0"/>
                 <w:sz w:val="20"/>
               </w:rPr>
-              <w:t>Ambiente de homologação AASP (banco + servidor)</w:t>
+              <w:t xml:space="preserve">Ambiente de homologação AASP (banco + servidor)</w:t>
             </w:r>
           </w:p>
         </w:tc>
@@ -5868,8 +5559,8 @@
             <w:tcMar>
               <w:top w:w="60" w:type="dxa"/>
               <w:bottom w:w="60" w:type="dxa"/>
-              <w:left w:w="100" w:type="dxa"/>
-              <w:right w:w="100" w:type="dxa"/>
+              <w:left w:w="80" w:type="dxa"/>
+              <w:right w:w="80" w:type="dxa"/>
             </w:tcMar>
           </w:tcPr>
           <w:p>
@@ -5880,21 +5571,20 @@
               <w:rPr>
                 <w:rFonts w:ascii="Calibri" w:hAnsi="Calibri"/>
                 <w:b w:val="0"/>
-                <w:i w:val="0"/>
                 <w:sz w:val="20"/>
               </w:rPr>
-              <w:t>UAT e aceite formal por sprint; ambiente espelhado da produção</w:t>
+              <w:t xml:space="preserve">UAT e aceite formal por sprint; ambiente espelhado da produção</w:t>
             </w:r>
           </w:p>
         </w:tc>
         <w:tc>
           <w:tcPr>
-            <w:tcW w:type="dxa" w:w="2967"/>
+            <w:tcW w:type="dxa" w:w="2968"/>
             <w:tcMar>
               <w:top w:w="60" w:type="dxa"/>
               <w:bottom w:w="60" w:type="dxa"/>
-              <w:left w:w="100" w:type="dxa"/>
-              <w:right w:w="100" w:type="dxa"/>
+              <w:left w:w="80" w:type="dxa"/>
+              <w:right w:w="80" w:type="dxa"/>
             </w:tcMar>
           </w:tcPr>
           <w:p>
@@ -5905,10 +5595,9 @@
               <w:rPr>
                 <w:rFonts w:ascii="Calibri" w:hAnsi="Calibri"/>
                 <w:b w:val="0"/>
-                <w:i w:val="0"/>
                 <w:sz w:val="20"/>
               </w:rPr>
-              <w:t>Leonardo Francisco Pereira (AASP)</w:t>
+              <w:t xml:space="preserve">Leonardo Francisco Pereira (AASP)</w:t>
             </w:r>
           </w:p>
         </w:tc>
@@ -5916,26 +5605,95 @@
     </w:tbl>
     <w:p>
       <w:pPr>
-        <w:spacing w:before="0" w:after="160"/>
+        <w:pStyle w:val="Heading2"/>
+      </w:pPr>
+      <w:r>
+        <w:rPr>
+          <w:rFonts w:ascii="Calibri" w:hAnsi="Calibri"/>
+        </w:rPr>
+        <w:t>8. Evidências</w:t>
+      </w:r>
+    </w:p>
+    <w:p>
+      <w:pPr>
+        <w:spacing w:before="120" w:after="80"/>
+        <w:jc w:val="center"/>
+      </w:pPr>
+      <w:r>
+        <w:drawing>
+          <wp:inline xmlns:wp="http://schemas.openxmlformats.org/drawingml/2006/wordprocessingDrawing" distT="0" distB="0" distL="0" distR="0">
+            <wp:extent cx="5715000" cy="2554906"/>
+            <wp:effectExtent l="0" t="0" r="0" b="0"/>
+            <wp:docPr id="1" name="pipeline_grafico" descr="pipeline_grafico"/>
+            <wp:cNvGraphicFramePr>
+              <a:graphicFrameLocks xmlns:a="http://schemas.openxmlformats.org/drawingml/2006/main" noChangeAspect="1"/>
+            </wp:cNvGraphicFramePr>
+            <a:graphic xmlns:a="http://schemas.openxmlformats.org/drawingml/2006/main">
+              <a:graphicData uri="http://schemas.openxmlformats.org/drawingml/2006/picture">
+                <pic:pic xmlns:pic="http://schemas.openxmlformats.org/drawingml/2006/picture">
+                  <pic:nvPicPr>
+                    <pic:cNvPr id="1" name="pipeline_grafico" descr="pipeline_grafico"/>
+                    <pic:cNvPicPr>
+                      <a:picLocks noChangeAspect="1" noChangeArrowheads="1"/>
+                    </pic:cNvPicPr>
+                  </pic:nvPicPr>
+                  <pic:blipFill>
+                    <a:blip xmlns:r="http://schemas.openxmlformats.org/officeDocument/2006/relationships" r:embed="rId_img_1"/>
+                    <a:stretch>
+                      <a:fillRect/>
+                    </a:stretch>
+                  </pic:blipFill>
+                  <pic:spPr bwMode="auto">
+                    <a:xfrm>
+                      <a:off x="0" y="0"/>
+                      <a:ext cx="5715000" cy="2554906"/>
+                    </a:xfrm>
+                    <a:prstGeom prst="rect">
+                      <a:avLst/>
+                    </a:prstGeom>
+                    <a:noFill/>
+                  </pic:spPr>
+                </pic:pic>
+              </a:graphicData>
+            </a:graphic>
+          </wp:inline>
+        </w:drawing>
+      </w:r>
+    </w:p>
+    <w:p>
+      <w:pPr>
+        <w:spacing w:before="40" w:after="200"/>
+        <w:jc w:val="center"/>
+      </w:pPr>
+      <w:r>
+        <w:rPr>
+          <w:rFonts w:ascii="Calibri" w:hAnsi="Calibri"/>
+          <w:i/>
+          <w:color w:val="555555"/>
+          <w:sz w:val="18"/>
+        </w:rPr>
+        <w:t>Figura 1 — Pipeline CI/CD GitLab — build verde no branch develop</w:t>
+      </w:r>
+    </w:p>
+    <w:p>
+      <w:pPr>
+        <w:spacing w:before="120" w:after="120"/>
       </w:pPr>
     </w:p>
     <w:p>
       <w:pPr>
-        <w:pStyle w:val="Heading1"/>
-        <w:keepNext/>
-        <w:keepLines/>
-        <w:pBdr>
-          <w:bottom w:val="single" w:sz="4" w:space="2" w:color="D6E4F0"/>
-        </w:pBdr>
+        <w:pStyle w:val="Heading2"/>
       </w:pPr>
       <w:r>
+        <w:rPr>
+          <w:rFonts w:ascii="Calibri" w:hAnsi="Calibri"/>
+        </w:rPr>
         <w:t>Histórico de Revisões</w:t>
       </w:r>
     </w:p>
     <w:tbl>
       <w:tblPr>
         <w:tblW w:type="auto" w:w="0"/>
-        <w:tblLook w:firstColumn="1" w:firstRow="1" w:lastColumn="0" w:lastRow="0" w:noHBand="0" w:noVBand="1" w:val="04A0"/>
         <w:tblBorders>
           <w:top w:val="single" w:sz="4" w:space="0" w:color="AAAAAA"/>
           <w:left w:val="single" w:sz="4" w:space="0" w:color="AAAAAA"/>
@@ -5946,23 +5704,133 @@
         </w:tblBorders>
       </w:tblPr>
       <w:tblGrid>
-        <w:gridCol w:w="2225"/>
-        <w:gridCol w:w="2225"/>
-        <w:gridCol w:w="2225"/>
-        <w:gridCol w:w="2225"/>
+        <w:gridCol w:w="1200"/>
+        <w:gridCol w:w="1400"/>
+        <w:gridCol w:w="1800"/>
+        <w:gridCol w:w="4502"/>
       </w:tblGrid>
+      <w:tr>
+        <w:trPr>
+          <w:tblHeader/>
+          <w:cantSplit w:val="1"/>
+        </w:trPr>
+        <w:tc>
+          <w:tcPr>
+            <w:tcW w:type="dxa" w:w="1200"/>
+            <w:tcMar>
+              <w:top w:w="60" w:type="dxa"/>
+              <w:bottom w:w="60" w:type="dxa"/>
+              <w:left w:w="80" w:type="dxa"/>
+              <w:right w:w="80" w:type="dxa"/>
+            </w:tcMar>
+            <w:shd w:val="clear" w:color="auto" w:fill="1F3864"/>
+          </w:tcPr>
+          <w:p>
+            <w:pPr>
+              <w:spacing w:before="40" w:after="40"/>
+            </w:pPr>
+            <w:r>
+              <w:rPr>
+                <w:rFonts w:ascii="Calibri" w:hAnsi="Calibri"/>
+                <w:b/>
+                <w:color w:val="FFFFFF"/>
+                <w:sz w:val="20"/>
+              </w:rPr>
+              <w:t xml:space="preserve">Versão</w:t>
+            </w:r>
+          </w:p>
+        </w:tc>
+        <w:tc>
+          <w:tcPr>
+            <w:tcW w:type="dxa" w:w="1400"/>
+            <w:tcMar>
+              <w:top w:w="60" w:type="dxa"/>
+              <w:bottom w:w="60" w:type="dxa"/>
+              <w:left w:w="80" w:type="dxa"/>
+              <w:right w:w="80" w:type="dxa"/>
+            </w:tcMar>
+            <w:shd w:val="clear" w:color="auto" w:fill="1F3864"/>
+          </w:tcPr>
+          <w:p>
+            <w:pPr>
+              <w:spacing w:before="40" w:after="40"/>
+            </w:pPr>
+            <w:r>
+              <w:rPr>
+                <w:rFonts w:ascii="Calibri" w:hAnsi="Calibri"/>
+                <w:b/>
+                <w:color w:val="FFFFFF"/>
+                <w:sz w:val="20"/>
+              </w:rPr>
+              <w:t xml:space="preserve">Data</w:t>
+            </w:r>
+          </w:p>
+        </w:tc>
+        <w:tc>
+          <w:tcPr>
+            <w:tcW w:type="dxa" w:w="1800"/>
+            <w:tcMar>
+              <w:top w:w="60" w:type="dxa"/>
+              <w:bottom w:w="60" w:type="dxa"/>
+              <w:left w:w="80" w:type="dxa"/>
+              <w:right w:w="80" w:type="dxa"/>
+            </w:tcMar>
+            <w:shd w:val="clear" w:color="auto" w:fill="1F3864"/>
+          </w:tcPr>
+          <w:p>
+            <w:pPr>
+              <w:spacing w:before="40" w:after="40"/>
+            </w:pPr>
+            <w:r>
+              <w:rPr>
+                <w:rFonts w:ascii="Calibri" w:hAnsi="Calibri"/>
+                <w:b/>
+                <w:color w:val="FFFFFF"/>
+                <w:sz w:val="20"/>
+              </w:rPr>
+              <w:t xml:space="preserve">Autor</w:t>
+            </w:r>
+          </w:p>
+        </w:tc>
+        <w:tc>
+          <w:tcPr>
+            <w:tcW w:type="dxa" w:w="4502"/>
+            <w:tcMar>
+              <w:top w:w="60" w:type="dxa"/>
+              <w:bottom w:w="60" w:type="dxa"/>
+              <w:left w:w="80" w:type="dxa"/>
+              <w:right w:w="80" w:type="dxa"/>
+            </w:tcMar>
+            <w:shd w:val="clear" w:color="auto" w:fill="1F3864"/>
+          </w:tcPr>
+          <w:p>
+            <w:pPr>
+              <w:spacing w:before="40" w:after="40"/>
+            </w:pPr>
+            <w:r>
+              <w:rPr>
+                <w:rFonts w:ascii="Calibri" w:hAnsi="Calibri"/>
+                <w:b/>
+                <w:color w:val="FFFFFF"/>
+                <w:sz w:val="20"/>
+              </w:rPr>
+              <w:t xml:space="preserve">Descrição</w:t>
+            </w:r>
+          </w:p>
+        </w:tc>
+      </w:tr>
       <w:tr>
         <w:trPr>
           <w:cantSplit w:val="1"/>
         </w:trPr>
         <w:tc>
           <w:tcPr>
-            <w:tcW w:type="dxa" w:w="2225"/>
+            <w:tcW w:type="dxa" w:w="1200"/>
             <w:tcMar>
               <w:top w:w="60" w:type="dxa"/>
               <w:bottom w:w="60" w:type="dxa"/>
-              <w:left w:w="100" w:type="dxa"/>
-              <w:right w:w="100" w:type="dxa"/>
+              <w:left w:w="80" w:type="dxa"/>
+              <w:right w:w="80" w:type="dxa"/>
             </w:tcMar>
             <w:shd w:val="clear" w:color="auto" w:fill="D6E4F0"/>
           </w:tcPr>
@@ -5973,22 +5841,21 @@
             <w:r>
               <w:rPr>
                 <w:rFonts w:ascii="Calibri" w:hAnsi="Calibri"/>
-                <w:b/>
-                <w:i w:val="0"/>
+                <w:b w:val="0"/>
                 <w:sz w:val="20"/>
               </w:rPr>
-              <w:t>Versão</w:t>
+              <w:t xml:space="preserve">1.0</w:t>
             </w:r>
           </w:p>
         </w:tc>
         <w:tc>
           <w:tcPr>
-            <w:tcW w:type="dxa" w:w="2225"/>
+            <w:tcW w:type="dxa" w:w="1400"/>
             <w:tcMar>
               <w:top w:w="60" w:type="dxa"/>
               <w:bottom w:w="60" w:type="dxa"/>
-              <w:left w:w="100" w:type="dxa"/>
-              <w:right w:w="100" w:type="dxa"/>
+              <w:left w:w="80" w:type="dxa"/>
+              <w:right w:w="80" w:type="dxa"/>
             </w:tcMar>
             <w:shd w:val="clear" w:color="auto" w:fill="D6E4F0"/>
           </w:tcPr>
@@ -5999,22 +5866,21 @@
             <w:r>
               <w:rPr>
                 <w:rFonts w:ascii="Calibri" w:hAnsi="Calibri"/>
-                <w:b/>
-                <w:i w:val="0"/>
+                <w:b w:val="0"/>
                 <w:sz w:val="20"/>
               </w:rPr>
-              <w:t>Data</w:t>
+              <w:t xml:space="preserve">26/05/2026</w:t>
             </w:r>
           </w:p>
         </w:tc>
         <w:tc>
           <w:tcPr>
-            <w:tcW w:type="dxa" w:w="2225"/>
+            <w:tcW w:type="dxa" w:w="1800"/>
             <w:tcMar>
               <w:top w:w="60" w:type="dxa"/>
               <w:bottom w:w="60" w:type="dxa"/>
-              <w:left w:w="100" w:type="dxa"/>
-              <w:right w:w="100" w:type="dxa"/>
+              <w:left w:w="80" w:type="dxa"/>
+              <w:right w:w="80" w:type="dxa"/>
             </w:tcMar>
             <w:shd w:val="clear" w:color="auto" w:fill="D6E4F0"/>
           </w:tcPr>
@@ -6025,22 +5891,21 @@
             <w:r>
               <w:rPr>
                 <w:rFonts w:ascii="Calibri" w:hAnsi="Calibri"/>
-                <w:b/>
-                <w:i w:val="0"/>
+                <w:b w:val="0"/>
                 <w:sz w:val="20"/>
               </w:rPr>
-              <w:t>Autor</w:t>
+              <w:t xml:space="preserve">Abraão</w:t>
             </w:r>
           </w:p>
         </w:tc>
         <w:tc>
           <w:tcPr>
-            <w:tcW w:type="dxa" w:w="2225"/>
+            <w:tcW w:type="dxa" w:w="4502"/>
             <w:tcMar>
               <w:top w:w="60" w:type="dxa"/>
               <w:bottom w:w="60" w:type="dxa"/>
-              <w:left w:w="100" w:type="dxa"/>
-              <w:right w:w="100" w:type="dxa"/>
+              <w:left w:w="80" w:type="dxa"/>
+              <w:right w:w="80" w:type="dxa"/>
             </w:tcMar>
             <w:shd w:val="clear" w:color="auto" w:fill="D6E4F0"/>
           </w:tcPr>
@@ -6051,11 +5916,10 @@
             <w:r>
               <w:rPr>
                 <w:rFonts w:ascii="Calibri" w:hAnsi="Calibri"/>
-                <w:b/>
-                <w:i w:val="0"/>
+                <w:b w:val="0"/>
                 <w:sz w:val="20"/>
               </w:rPr>
-              <w:t>Descrição</w:t>
+              <w:t xml:space="preserve">Versão inicial — plano de V&amp;V elaborado no início da Sprint 1</w:t>
             </w:r>
           </w:p>
         </w:tc>
@@ -6066,38 +5930,12 @@
         </w:trPr>
         <w:tc>
           <w:tcPr>
-            <w:tcW w:type="dxa" w:w="2225"/>
+            <w:tcW w:type="dxa" w:w="1200"/>
             <w:tcMar>
               <w:top w:w="60" w:type="dxa"/>
               <w:bottom w:w="60" w:type="dxa"/>
-              <w:left w:w="100" w:type="dxa"/>
-              <w:right w:w="100" w:type="dxa"/>
-            </w:tcMar>
-            <w:shd w:val="clear" w:color="auto" w:fill="F0F4F8"/>
-          </w:tcPr>
-          <w:p>
-            <w:pPr>
-              <w:spacing w:before="40" w:after="40"/>
-            </w:pPr>
-            <w:r>
-              <w:rPr>
-                <w:rFonts w:ascii="Calibri" w:hAnsi="Calibri"/>
-                <w:b/>
-                <w:i w:val="0"/>
-                <w:sz w:val="20"/>
-              </w:rPr>
-              <w:t>1.0</w:t>
-            </w:r>
-          </w:p>
-        </w:tc>
-        <w:tc>
-          <w:tcPr>
-            <w:tcW w:type="dxa" w:w="2225"/>
-            <w:tcMar>
-              <w:top w:w="60" w:type="dxa"/>
-              <w:bottom w:w="60" w:type="dxa"/>
-              <w:left w:w="100" w:type="dxa"/>
-              <w:right w:w="100" w:type="dxa"/>
+              <w:left w:w="80" w:type="dxa"/>
+              <w:right w:w="80" w:type="dxa"/>
             </w:tcMar>
           </w:tcPr>
           <w:p>
@@ -6108,21 +5946,20 @@
               <w:rPr>
                 <w:rFonts w:ascii="Calibri" w:hAnsi="Calibri"/>
                 <w:b w:val="0"/>
-                <w:i w:val="0"/>
                 <w:sz w:val="20"/>
               </w:rPr>
-              <w:t>26/05/2026</w:t>
+              <w:t xml:space="preserve">1.1</w:t>
             </w:r>
           </w:p>
         </w:tc>
         <w:tc>
           <w:tcPr>
-            <w:tcW w:type="dxa" w:w="2225"/>
+            <w:tcW w:type="dxa" w:w="1400"/>
             <w:tcMar>
               <w:top w:w="60" w:type="dxa"/>
               <w:bottom w:w="60" w:type="dxa"/>
-              <w:left w:w="100" w:type="dxa"/>
-              <w:right w:w="100" w:type="dxa"/>
+              <w:left w:w="80" w:type="dxa"/>
+              <w:right w:w="80" w:type="dxa"/>
             </w:tcMar>
           </w:tcPr>
           <w:p>
@@ -6133,21 +5970,20 @@
               <w:rPr>
                 <w:rFonts w:ascii="Calibri" w:hAnsi="Calibri"/>
                 <w:b w:val="0"/>
-                <w:i w:val="0"/>
                 <w:sz w:val="20"/>
               </w:rPr>
-              <w:t>Abraão</w:t>
+              <w:t xml:space="preserve">15/06/2026</w:t>
             </w:r>
           </w:p>
         </w:tc>
         <w:tc>
           <w:tcPr>
-            <w:tcW w:type="dxa" w:w="2225"/>
+            <w:tcW w:type="dxa" w:w="1800"/>
             <w:tcMar>
               <w:top w:w="60" w:type="dxa"/>
               <w:bottom w:w="60" w:type="dxa"/>
-              <w:left w:w="100" w:type="dxa"/>
-              <w:right w:w="100" w:type="dxa"/>
+              <w:left w:w="80" w:type="dxa"/>
+              <w:right w:w="80" w:type="dxa"/>
             </w:tcMar>
           </w:tcPr>
           <w:p>
@@ -6158,10 +5994,33 @@
               <w:rPr>
                 <w:rFonts w:ascii="Calibri" w:hAnsi="Calibri"/>
                 <w:b w:val="0"/>
-                <w:i w:val="0"/>
                 <w:sz w:val="20"/>
               </w:rPr>
-              <w:t>Versão inicial — plano de V&amp;V elaborado no inicio da Sprint 1</w:t>
+              <w:t xml:space="preserve">Abraão</w:t>
+            </w:r>
+          </w:p>
+        </w:tc>
+        <w:tc>
+          <w:tcPr>
+            <w:tcW w:type="dxa" w:w="4502"/>
+            <w:tcMar>
+              <w:top w:w="60" w:type="dxa"/>
+              <w:bottom w:w="60" w:type="dxa"/>
+              <w:left w:w="80" w:type="dxa"/>
+              <w:right w:w="80" w:type="dxa"/>
+            </w:tcMar>
+          </w:tcPr>
+          <w:p>
+            <w:pPr>
+              <w:spacing w:before="40" w:after="40"/>
+            </w:pPr>
+            <w:r>
+              <w:rPr>
+                <w:rFonts w:ascii="Calibri" w:hAnsi="Calibri"/>
+                <w:b w:val="0"/>
+                <w:sz w:val="20"/>
+              </w:rPr>
+              <w:t xml:space="preserve">Alinhado à API real (endpoints GET/POST 200/400; função do usuário), 3 sprints, nomes reais de service/repositório</w:t>
             </w:r>
           </w:p>
         </w:tc>
@@ -6172,39 +6031,14 @@
         </w:trPr>
         <w:tc>
           <w:tcPr>
-            <w:tcW w:type="dxa" w:w="2225"/>
+            <w:tcW w:type="dxa" w:w="1200"/>
             <w:tcMar>
               <w:top w:w="60" w:type="dxa"/>
               <w:bottom w:w="60" w:type="dxa"/>
-              <w:left w:w="100" w:type="dxa"/>
-              <w:right w:w="100" w:type="dxa"/>
+              <w:left w:w="80" w:type="dxa"/>
+              <w:right w:w="80" w:type="dxa"/>
             </w:tcMar>
-            <w:shd w:val="clear" w:color="auto" w:fill="F0F4F8"/>
-          </w:tcPr>
-          <w:p>
-            <w:pPr>
-              <w:spacing w:before="40" w:after="40"/>
-            </w:pPr>
-            <w:r>
-              <w:rPr>
-                <w:rFonts w:ascii="Calibri" w:hAnsi="Calibri"/>
-                <w:b/>
-                <w:i w:val="0"/>
-                <w:sz w:val="20"/>
-              </w:rPr>
-              <w:t>1.1</w:t>
-            </w:r>
-          </w:p>
-        </w:tc>
-        <w:tc>
-          <w:tcPr>
-            <w:tcW w:type="dxa" w:w="2225"/>
-            <w:tcMar>
-              <w:top w:w="60" w:type="dxa"/>
-              <w:bottom w:w="60" w:type="dxa"/>
-              <w:left w:w="100" w:type="dxa"/>
-              <w:right w:w="100" w:type="dxa"/>
-            </w:tcMar>
+            <w:shd w:val="clear" w:color="auto" w:fill="D6E4F0"/>
           </w:tcPr>
           <w:p>
             <w:pPr>
@@ -6214,22 +6048,22 @@
               <w:rPr>
                 <w:rFonts w:ascii="Calibri" w:hAnsi="Calibri"/>
                 <w:b w:val="0"/>
-                <w:i w:val="0"/>
                 <w:sz w:val="20"/>
               </w:rPr>
-              <w:t>15/06/2026</w:t>
+              <w:t xml:space="preserve">1.2</w:t>
             </w:r>
           </w:p>
         </w:tc>
         <w:tc>
           <w:tcPr>
-            <w:tcW w:type="dxa" w:w="2225"/>
+            <w:tcW w:type="dxa" w:w="1400"/>
             <w:tcMar>
               <w:top w:w="60" w:type="dxa"/>
               <w:bottom w:w="60" w:type="dxa"/>
-              <w:left w:w="100" w:type="dxa"/>
-              <w:right w:w="100" w:type="dxa"/>
+              <w:left w:w="80" w:type="dxa"/>
+              <w:right w:w="80" w:type="dxa"/>
             </w:tcMar>
+            <w:shd w:val="clear" w:color="auto" w:fill="D6E4F0"/>
           </w:tcPr>
           <w:p>
             <w:pPr>
@@ -6239,22 +6073,22 @@
               <w:rPr>
                 <w:rFonts w:ascii="Calibri" w:hAnsi="Calibri"/>
                 <w:b w:val="0"/>
-                <w:i w:val="0"/>
                 <w:sz w:val="20"/>
               </w:rPr>
-              <w:t>Abraão</w:t>
+              <w:t xml:space="preserve">23/06/2026</w:t>
             </w:r>
           </w:p>
         </w:tc>
         <w:tc>
           <w:tcPr>
-            <w:tcW w:type="dxa" w:w="2225"/>
+            <w:tcW w:type="dxa" w:w="1800"/>
             <w:tcMar>
               <w:top w:w="60" w:type="dxa"/>
               <w:bottom w:w="60" w:type="dxa"/>
-              <w:left w:w="100" w:type="dxa"/>
-              <w:right w:w="100" w:type="dxa"/>
+              <w:left w:w="80" w:type="dxa"/>
+              <w:right w:w="80" w:type="dxa"/>
             </w:tcMar>
+            <w:shd w:val="clear" w:color="auto" w:fill="D6E4F0"/>
           </w:tcPr>
           <w:p>
             <w:pPr>
@@ -6264,20 +6098,39 @@
               <w:rPr>
                 <w:rFonts w:ascii="Calibri" w:hAnsi="Calibri"/>
                 <w:b w:val="0"/>
-                <w:i w:val="0"/>
                 <w:sz w:val="20"/>
               </w:rPr>
-              <w:t>Alinhado a API real (endpoints GET/POST 200/400; função do usuário), 3 sprints, nomes reais de service/repositorio</w:t>
+              <w:t xml:space="preserve">Abraão</w:t>
+            </w:r>
+          </w:p>
+        </w:tc>
+        <w:tc>
+          <w:tcPr>
+            <w:tcW w:type="dxa" w:w="4502"/>
+            <w:tcMar>
+              <w:top w:w="60" w:type="dxa"/>
+              <w:bottom w:w="60" w:type="dxa"/>
+              <w:left w:w="80" w:type="dxa"/>
+              <w:right w:w="80" w:type="dxa"/>
+            </w:tcMar>
+            <w:shd w:val="clear" w:color="auto" w:fill="D6E4F0"/>
+          </w:tcPr>
+          <w:p>
+            <w:pPr>
+              <w:spacing w:before="40" w:after="40"/>
+            </w:pPr>
+            <w:r>
+              <w:rPr>
+                <w:rFonts w:ascii="Calibri" w:hAnsi="Calibri"/>
+                <w:b w:val="0"/>
+                <w:sz w:val="20"/>
+              </w:rPr>
+              <w:t xml:space="preserve">Testes unitários e de integração marcados como Não se aplica (projeto sem testes automatizados)</w:t>
             </w:r>
           </w:p>
         </w:tc>
       </w:tr>
     </w:tbl>
-    <w:p>
-      <w:pPr>
-        <w:spacing w:before="0" w:after="160"/>
-      </w:pPr>
-    </w:p>
     <w:sectPr>
       <w:headerReference w:type="default" r:id="rId9"/>
       <w:headerReference w:type="first" r:id="rId10"/>
@@ -6312,7 +6165,7 @@
         <w:color w:val="555555"/>
         <w:sz w:val="16"/>
       </w:rPr>
-      <w:t>v1.1  ·  26/05/2026</w:t>
+      <w:t>v1.2  ·  23/06/2026</w:t>
     </w:r>
     <w:r>
       <w:tab/>
@@ -6374,7 +6227,7 @@
         <w:color w:val="555555"/>
         <w:sz w:val="16"/>
       </w:rPr>
-      <w:t>v1.1  ·  26/05/2026</w:t>
+      <w:t>v1.2  ·  23/06/2026</w:t>
     </w:r>
     <w:r>
       <w:tab/>

--- a/mps-nivel-c/oficial/04_registros/AASP_Gerenciador/AASP01_Grupos-Usuarios/VV-AASP01-001_Plano-de-VV.docx
+++ b/mps-nivel-c/oficial/04_registros/AASP_Gerenciador/AASP01_Grupos-Usuarios/VV-AASP01-001_Plano-de-VV.docx
@@ -328,17 +328,8 @@
             </w:tcMar>
           </w:tcPr>
           <w:p>
-            <w:pPr>
-              <w:spacing w:before="40" w:after="40"/>
-            </w:pPr>
             <w:r>
-              <w:rPr>
-                <w:rFonts w:ascii="Calibri" w:hAnsi="Calibri"/>
-                <w:b w:val="0"/>
-                <w:i w:val="0"/>
-                <w:sz w:val="20"/>
-              </w:rPr>
-              <w:t>1.1</w:t>
+              <w:t>1.2</w:t>
             </w:r>
           </w:p>
         </w:tc>
@@ -384,17 +375,8 @@
             </w:tcMar>
           </w:tcPr>
           <w:p>
-            <w:pPr>
-              <w:spacing w:before="40" w:after="40"/>
-            </w:pPr>
             <w:r>
-              <w:rPr>
-                <w:rFonts w:ascii="Calibri" w:hAnsi="Calibri"/>
-                <w:b w:val="0"/>
-                <w:i w:val="0"/>
-                <w:sz w:val="20"/>
-              </w:rPr>
-              <w:t>26/05/2026</w:t>
+              <w:t>24/06/2026</w:t>
             </w:r>
           </w:p>
         </w:tc>
@@ -551,7 +533,7 @@
           <w:color w:val="333333"/>
           <w:sz w:val="20"/>
         </w:rPr>
-        <w:t>ms.auxo.gruposusuarios</w:t>
+        <w:t>ms.auxo.usuarios</w:t>
       </w:r>
       <w:r>
         <w:rPr>
@@ -608,7 +590,7 @@
           <w:i w:val="0"/>
           <w:sz w:val="22"/>
         </w:rPr>
-        <w:t>: atende as necessidades reais do negocio AASP, conforme acordado com o Product Owner Marcos Turnes e validado por Leonardo Francisco Pereira</w:t>
+        <w:t>: atende as necessidades reais do negocio AASP, conforme acordado com o Product Owner Marcos Turnes e validado por Caroline Sousa</w:t>
       </w:r>
     </w:p>
     <w:p>
@@ -743,7 +725,7 @@
           <w:i w:val="0"/>
           <w:sz w:val="22"/>
         </w:rPr>
-        <w:t>Testes de homologação (UAT) executados por Leonardo Francisco Pereira em ambiente AASP</w:t>
+        <w:t>Testes de homologação (UAT) executados por Caroline Sousa em ambiente AASP</w:t>
       </w:r>
     </w:p>
     <w:p>
@@ -1090,7 +1072,7 @@
                 <w:i w:val="0"/>
                 <w:sz w:val="20"/>
               </w:rPr>
-              <w:t>xUnit (.NET FW 4.7.2) + Moq</w:t>
+              <w:t>xUnit (.NET 5.0) + Moq</w:t>
             </w:r>
           </w:p>
         </w:tc>
@@ -1734,7 +1716,7 @@
                 <w:i w:val="0"/>
                 <w:sz w:val="20"/>
               </w:rPr>
-              <w:t>Leonardo Francisco Pereira (AASP) + Cezar Hiraki (suporte)</w:t>
+              <w:t>Caroline Sousa (AASP) + Cezar Hiraki (suporte)</w:t>
             </w:r>
           </w:p>
         </w:tc>
@@ -2940,7 +2922,7 @@
                 <w:i w:val="0"/>
                 <w:sz w:val="20"/>
               </w:rPr>
-              <w:t>); UAT Leonardo Francisco Pereira (10 cenários CTQ); aceite formal Marcos Turnes</w:t>
+              <w:t>); UAT Caroline Sousa (10 cenários CTQ); aceite formal Marcos Turnes</w:t>
             </w:r>
           </w:p>
         </w:tc>
@@ -2966,7 +2948,7 @@
                 <w:i w:val="0"/>
                 <w:sz w:val="20"/>
               </w:rPr>
-              <w:t>Renan Kiyoshi, Henry Komatsu e Mateus Veloso + Leonardo Francisco Pereira + Marcos Turnes</w:t>
+              <w:t>Renan Kiyoshi, Henry Komatsu e Mateus Veloso + Caroline Sousa + Marcos Turnes</w:t>
             </w:r>
           </w:p>
         </w:tc>
@@ -3072,7 +3054,7 @@
                 <w:i w:val="0"/>
                 <w:sz w:val="20"/>
               </w:rPr>
-              <w:t>Testes unitarios AG-23, AG-24; testes de integração ms.temis.vinculos (mock + real); code review MRs !6, !7 (previstos); testes de sistema em ambiente dev; UAT Leonardo Francisco Pereira; aceite formal Marcos Turnes</w:t>
+              <w:t>Testes unitarios AG-23, AG-24; testes de integração ms.temis.vinculos (mock + real); code review MRs !6, !7 (previstos); testes de sistema em ambiente dev; UAT Caroline Sousa; aceite formal Marcos Turnes</w:t>
             </w:r>
           </w:p>
         </w:tc>
@@ -3097,7 +3079,7 @@
                 <w:i w:val="0"/>
                 <w:sz w:val="20"/>
               </w:rPr>
-              <w:t>Renan Kiyoshi, Henry Komatsu e Mateus Veloso + Leonardo Francisco Pereira + Marcos Turnes</w:t>
+              <w:t>Renan Kiyoshi, Henry Komatsu e Mateus Veloso + Caroline Sousa + Marcos Turnes</w:t>
             </w:r>
           </w:p>
         </w:tc>
@@ -3205,7 +3187,7 @@
                 <w:i w:val="0"/>
                 <w:sz w:val="20"/>
               </w:rPr>
-              <w:t>Testes unitarios AG-25; testes de sistema (Swagger + Postman); UAT (Leonardo Francisco Pereira) com regressão de AG-20 a AG-25; preparação para aceite final</w:t>
+              <w:t>Testes unitarios AG-25; testes de sistema (Swagger + Postman); UAT (Caroline Sousa) com regressão de AG-20 a AG-25; preparação para aceite final</w:t>
             </w:r>
           </w:p>
         </w:tc>
@@ -3231,7 +3213,7 @@
                 <w:i w:val="0"/>
                 <w:sz w:val="20"/>
               </w:rPr>
-              <w:t>Renan Kiyoshi, Henry Komatsu e Mateus Veloso + Leonardo Francisco Pereira</w:t>
+              <w:t>Renan Kiyoshi, Henry Komatsu e Mateus Veloso + Caroline Sousa</w:t>
             </w:r>
           </w:p>
         </w:tc>
@@ -3433,7 +3415,7 @@
           <w:i w:val="0"/>
           <w:sz w:val="22"/>
         </w:rPr>
-        <w:t>UAT executado por Leonardo Francisco Pereira com &gt;= 95% de aprovação (100% dos cenários P1)</w:t>
+        <w:t>UAT executado por Caroline Sousa com &gt;= 95% de aprovação (100% dos cenários P1)</w:t>
       </w:r>
     </w:p>
     <w:p>
@@ -4077,7 +4059,7 @@
           <w:i w:val="0"/>
           <w:sz w:val="22"/>
         </w:rPr>
-        <w:t>Defeito identificado em UAT: registrado por Leonardo Francisco Pereira no GitLab Issues com ID, descrição, severidade e evidência</w:t>
+        <w:t>Defeito identificado em UAT: registrado por Caroline Sousa no GitLab Issues com ID, descrição, severidade e evidência</w:t>
       </w:r>
     </w:p>
     <w:p>
@@ -5450,7 +5432,7 @@
                 <w:i w:val="0"/>
                 <w:sz w:val="20"/>
               </w:rPr>
-              <w:t>xUnit (.NET FW 4.7.2) + Moq</w:t>
+              <w:t>xUnit (.NET 5.0) + Moq</w:t>
             </w:r>
           </w:p>
         </w:tc>
@@ -5908,7 +5890,7 @@
                 <w:i w:val="0"/>
                 <w:sz w:val="20"/>
               </w:rPr>
-              <w:t>Leonardo Francisco Pereira (AASP)</w:t>
+              <w:t>Caroline Sousa (AASP)</w:t>
             </w:r>
           </w:p>
         </w:tc>
@@ -6272,6 +6254,48 @@
           </w:p>
         </w:tc>
       </w:tr>
+      <w:tr>
+        <w:tc>
+          <w:tcPr>
+            <w:tcW w:type="dxa" w:w="2225"/>
+          </w:tcPr>
+          <w:p>
+            <w:r>
+              <w:t>1.2</w:t>
+            </w:r>
+          </w:p>
+        </w:tc>
+        <w:tc>
+          <w:tcPr>
+            <w:tcW w:type="dxa" w:w="2225"/>
+          </w:tcPr>
+          <w:p>
+            <w:r>
+              <w:t>24/06/2026</w:t>
+            </w:r>
+          </w:p>
+        </w:tc>
+        <w:tc>
+          <w:tcPr>
+            <w:tcW w:type="dxa" w:w="2225"/>
+          </w:tcPr>
+          <w:p>
+            <w:r>
+              <w:t>Time de Melhoria Contínua</w:t>
+            </w:r>
+          </w:p>
+        </w:tc>
+        <w:tc>
+          <w:tcPr>
+            <w:tcW w:type="dxa" w:w="2225"/>
+          </w:tcPr>
+          <w:p>
+            <w:r>
+              <w:t>Reconciliação com o estado real do GitLab (produto/repositório ms.auxo.usuarios; framework net5.0 onde aplicável; entregas da Sprint 1 integradas em develop com baseline pela tag sprint-1-aceite).</w:t>
+            </w:r>
+          </w:p>
+        </w:tc>
+      </w:tr>
     </w:tbl>
     <w:p>
       <w:pPr>

--- a/mps-nivel-c/oficial/04_registros/AASP_Gerenciador/AASP01_Grupos-Usuarios/VV-AASP01-001_Plano-de-VV.docx
+++ b/mps-nivel-c/oficial/04_registros/AASP_Gerenciador/AASP01_Grupos-Usuarios/VV-AASP01-001_Plano-de-VV.docx
@@ -590,7 +590,7 @@
           <w:i w:val="0"/>
           <w:sz w:val="22"/>
         </w:rPr>
-        <w:t>: atende as necessidades reais do negocio AASP, conforme acordado com o Product Owner Marcos Turnes e validado por Caroline Sousa</w:t>
+        <w:t>: atende as necessidades reais do negocio AASP, conforme acordado com o Product Owner Marcos Turnes e validado por Leonardo Francisco Pereira</w:t>
       </w:r>
     </w:p>
     <w:p>
@@ -725,7 +725,7 @@
           <w:i w:val="0"/>
           <w:sz w:val="22"/>
         </w:rPr>
-        <w:t>Testes de homologação (UAT) executados por Caroline Sousa em ambiente AASP</w:t>
+        <w:t>Testes de homologação (UAT) executados por Leonardo Francisco Pereira em ambiente AASP</w:t>
       </w:r>
     </w:p>
     <w:p>
@@ -1716,7 +1716,7 @@
                 <w:i w:val="0"/>
                 <w:sz w:val="20"/>
               </w:rPr>
-              <w:t>Caroline Sousa (AASP) + Cezar Hiraki (suporte)</w:t>
+              <w:t>Leonardo Francisco Pereira (AASP) + Cezar Hiraki (suporte)</w:t>
             </w:r>
           </w:p>
         </w:tc>
@@ -2922,7 +2922,7 @@
                 <w:i w:val="0"/>
                 <w:sz w:val="20"/>
               </w:rPr>
-              <w:t>); UAT Caroline Sousa (10 cenários CTQ); aceite formal Marcos Turnes</w:t>
+              <w:t>); UAT Leonardo Francisco Pereira (10 cenários CTQ); aceite formal Marcos Turnes</w:t>
             </w:r>
           </w:p>
         </w:tc>
@@ -2948,7 +2948,7 @@
                 <w:i w:val="0"/>
                 <w:sz w:val="20"/>
               </w:rPr>
-              <w:t>Renan Kiyoshi, Henry Komatsu e Mateus Veloso + Caroline Sousa + Marcos Turnes</w:t>
+              <w:t>Renan Kiyoshi, Henry Komatsu e Mateus Veloso + Leonardo Francisco Pereira + Marcos Turnes</w:t>
             </w:r>
           </w:p>
         </w:tc>
@@ -3054,7 +3054,7 @@
                 <w:i w:val="0"/>
                 <w:sz w:val="20"/>
               </w:rPr>
-              <w:t>Testes unitarios AG-23, AG-24; testes de integração ms.temis.vinculos (mock + real); code review MRs !6, !7 (previstos); testes de sistema em ambiente dev; UAT Caroline Sousa; aceite formal Marcos Turnes</w:t>
+              <w:t>Testes unitarios AG-23, AG-24; testes de integração ms.temis.vinculos (mock + real); code review MRs !6, !7 (previstos); testes de sistema em ambiente dev; UAT Leonardo Francisco Pereira; aceite formal Marcos Turnes</w:t>
             </w:r>
           </w:p>
         </w:tc>
@@ -3079,7 +3079,7 @@
                 <w:i w:val="0"/>
                 <w:sz w:val="20"/>
               </w:rPr>
-              <w:t>Renan Kiyoshi, Henry Komatsu e Mateus Veloso + Caroline Sousa + Marcos Turnes</w:t>
+              <w:t>Renan Kiyoshi, Henry Komatsu e Mateus Veloso + Leonardo Francisco Pereira + Marcos Turnes</w:t>
             </w:r>
           </w:p>
         </w:tc>
@@ -3187,7 +3187,7 @@
                 <w:i w:val="0"/>
                 <w:sz w:val="20"/>
               </w:rPr>
-              <w:t>Testes unitarios AG-25; testes de sistema (Swagger + Postman); UAT (Caroline Sousa) com regressão de AG-20 a AG-25; preparação para aceite final</w:t>
+              <w:t>Testes unitarios AG-25; testes de sistema (Swagger + Postman); UAT (Leonardo Francisco Pereira) com regressão de AG-20 a AG-25; preparação para aceite final</w:t>
             </w:r>
           </w:p>
         </w:tc>
@@ -3213,7 +3213,7 @@
                 <w:i w:val="0"/>
                 <w:sz w:val="20"/>
               </w:rPr>
-              <w:t>Renan Kiyoshi, Henry Komatsu e Mateus Veloso + Caroline Sousa</w:t>
+              <w:t>Renan Kiyoshi, Henry Komatsu e Mateus Veloso + Leonardo Francisco Pereira</w:t>
             </w:r>
           </w:p>
         </w:tc>
@@ -3415,7 +3415,7 @@
           <w:i w:val="0"/>
           <w:sz w:val="22"/>
         </w:rPr>
-        <w:t>UAT executado por Caroline Sousa com &gt;= 95% de aprovação (100% dos cenários P1)</w:t>
+        <w:t>UAT executado por Leonardo Francisco Pereira com &gt;= 95% de aprovação (100% dos cenários P1)</w:t>
       </w:r>
     </w:p>
     <w:p>
@@ -4059,7 +4059,7 @@
           <w:i w:val="0"/>
           <w:sz w:val="22"/>
         </w:rPr>
-        <w:t>Defeito identificado em UAT: registrado por Caroline Sousa no GitLab Issues com ID, descrição, severidade e evidência</w:t>
+        <w:t>Defeito identificado em UAT: registrado por Leonardo Francisco Pereira no GitLab Issues com ID, descrição, severidade e evidência</w:t>
       </w:r>
     </w:p>
     <w:p>
@@ -5890,7 +5890,7 @@
                 <w:i w:val="0"/>
                 <w:sz w:val="20"/>
               </w:rPr>
-              <w:t>Caroline Sousa (AASP)</w:t>
+              <w:t>Leonardo Francisco Pereira (AASP)</w:t>
             </w:r>
           </w:p>
         </w:tc>
